--- a/briefkopf/briefkopf-master.docx
+++ b/briefkopf/briefkopf-master.docx
@@ -2,6 +2,92 @@
 <file path=word/document.xml><?xml version="1.0" encoding="utf-8"?>
 <w:document xmlns:wpc="http://schemas.microsoft.com/office/word/2010/wordprocessingCanvas" xmlns:cx="http://schemas.microsoft.com/office/drawing/2014/chartex" xmlns:cx1="http://schemas.microsoft.com/office/drawing/2015/9/8/chartex" xmlns:cx2="http://schemas.microsoft.com/office/drawing/2015/10/21/chartex" xmlns:cx3="http://schemas.microsoft.com/office/drawing/2016/5/9/chartex" xmlns:cx4="http://schemas.microsoft.com/office/drawing/2016/5/10/chartex" xmlns:cx5="http://schemas.microsoft.com/office/drawing/2016/5/11/chartex" xmlns:cx6="http://schemas.microsoft.com/office/drawing/2016/5/12/chartex" xmlns:cx7="http://schemas.microsoft.com/office/drawing/2016/5/13/chartex" xmlns:cx8="http://schemas.microsoft.com/office/drawing/2016/5/14/chartex" xmlns:mc="http://schemas.openxmlformats.org/markup-compatibility/2006" xmlns:aink="http://schemas.microsoft.com/office/drawing/2016/ink" xmlns:am3d="http://schemas.microsoft.com/office/drawing/2017/model3d" xmlns:o="urn:schemas-microsoft-com:office:office" xmlns:oel="http://schemas.microsoft.com/office/2019/extlst" xmlns:r="http://schemas.openxmlformats.org/officeDocument/2006/relationships" xmlns:m="http://schemas.openxmlformats.org/officeDocument/2006/math" xmlns:v="urn:schemas-microsoft-com:vml" xmlns:wp14="http://schemas.microsoft.com/office/word/2010/wordprocessingDrawing" xmlns:wp="http://schemas.openxmlformats.org/drawingml/2006/wordprocessingDrawing" xmlns:w10="urn:schemas-microsoft-com:office:word" xmlns:w="http://schemas.openxmlformats.org/wordprocessingml/2006/main" xmlns:w14="http://schemas.microsoft.com/office/word/2010/wordml" xmlns:w15="http://schemas.microsoft.com/office/word/2012/wordml" xmlns:w16cex="http://schemas.microsoft.com/office/word/2018/wordml/cex" xmlns:w16cid="http://schemas.microsoft.com/office/word/2016/wordml/cid" xmlns:w16="http://schemas.microsoft.com/office/word/2018/wordml" xmlns:w16du="http://schemas.microsoft.com/office/word/2023/wordml/word16du" xmlns:w16sdtdh="http://schemas.microsoft.com/office/word/2020/wordml/sdtdatahash" xmlns:w16sdtfl="http://schemas.microsoft.com/office/word/2024/wordml/sdtformatlock" xmlns:w16se="http://schemas.microsoft.com/office/word/2015/wordml/symex" xmlns:wpg="http://schemas.microsoft.com/office/word/2010/wordprocessingGroup" xmlns:wpi="http://schemas.microsoft.com/office/word/2010/wordprocessingInk" xmlns:wne="http://schemas.microsoft.com/office/word/2006/wordml" xmlns:wps="http://schemas.microsoft.com/office/word/2010/wordprocessingShape" mc:Ignorable="w14 w15 w16se w16cid w16 w16cex w16sdtdh w16sdtfl w16du wp14">
   <w:body>
+    <w:sdt>
+      <w:sdtPr>
+        <w:tag w:val="briefkopf-empfaenger"/>
+      </w:sdtPr>
+      <w:sdtContent>
+        <w:p>
+          <w:pPr>
+            <w:framePr w:w="5103" w:h="2279" w:hRule="exact" w:wrap="notBeside" w:vAnchor="page" w:hAnchor="page" w:x="1135" w:y="2966" w:anchorLock="1"/>
+            <w:shd w:val="solid" w:color="FFFFFF" w:fill="FFFFFF"/>
+            <w:spacing w:line="240" w:lineRule="auto"/>
+            <w:jc w:val="left"/>
+          </w:pPr>
+        </w:p>
+        <w:p>
+          <w:pPr>
+            <w:framePr w:w="5103" w:h="2279" w:hRule="exact" w:wrap="notBeside" w:vAnchor="page" w:hAnchor="page" w:x="1135" w:y="2966" w:anchorLock="1"/>
+            <w:shd w:val="solid" w:color="FFFFFF" w:fill="FFFFFF"/>
+            <w:spacing w:line="240" w:lineRule="auto"/>
+            <w:jc w:val="left"/>
+          </w:pPr>
+        </w:p>
+        <w:p>
+          <w:pPr>
+            <w:framePr w:w="5103" w:h="2279" w:hRule="exact" w:wrap="notBeside" w:vAnchor="page" w:hAnchor="page" w:x="1135" w:y="2966" w:anchorLock="1"/>
+            <w:shd w:val="solid" w:color="FFFFFF" w:fill="FFFFFF"/>
+            <w:spacing w:line="240" w:lineRule="auto"/>
+            <w:jc w:val="left"/>
+          </w:pPr>
+          <w:r>
+            <w:t>Amtsgericht Trier</w:t>
+          </w:r>
+        </w:p>
+        <w:p>
+          <w:pPr>
+            <w:framePr w:w="5103" w:h="2279" w:hRule="exact" w:wrap="notBeside" w:vAnchor="page" w:hAnchor="page" w:x="1135" w:y="2966" w:anchorLock="1"/>
+            <w:shd w:val="solid" w:color="FFFFFF" w:fill="FFFFFF"/>
+            <w:spacing w:line="240" w:lineRule="auto"/>
+            <w:jc w:val="left"/>
+          </w:pPr>
+          <w:r>
+            <w:t>-Insolvenzgericht-</w:t>
+          </w:r>
+        </w:p>
+        <w:p>
+          <w:pPr>
+            <w:framePr w:w="5103" w:h="2279" w:hRule="exact" w:wrap="notBeside" w:vAnchor="page" w:hAnchor="page" w:x="1135" w:y="2966" w:anchorLock="1"/>
+            <w:shd w:val="solid" w:color="FFFFFF" w:fill="FFFFFF"/>
+            <w:spacing w:line="240" w:lineRule="auto"/>
+            <w:jc w:val="left"/>
+          </w:pPr>
+          <w:r>
+            <w:t>Justizstraße 2-6</w:t>
+          </w:r>
+        </w:p>
+        <w:p>
+          <w:pPr>
+            <w:framePr w:w="5103" w:h="2279" w:hRule="exact" w:wrap="notBeside" w:vAnchor="page" w:hAnchor="page" w:x="1135" w:y="2966" w:anchorLock="1"/>
+            <w:shd w:val="solid" w:color="FFFFFF" w:fill="FFFFFF"/>
+            <w:spacing w:line="240" w:lineRule="auto"/>
+            <w:jc w:val="left"/>
+          </w:pPr>
+        </w:p>
+        <w:p>
+          <w:pPr>
+            <w:framePr w:w="5103" w:h="2279" w:hRule="exact" w:wrap="notBeside" w:vAnchor="page" w:hAnchor="page" w:x="1135" w:y="2966" w:anchorLock="1"/>
+            <w:shd w:val="solid" w:color="FFFFFF" w:fill="FFFFFF"/>
+            <w:spacing w:line="240" w:lineRule="auto"/>
+            <w:jc w:val="left"/>
+          </w:pPr>
+          <w:r>
+            <w:t>54290 Trier</w:t>
+          </w:r>
+          <w:r>
+            <w:t xml:space="preserve"> </w:t>
+          </w:r>
+        </w:p>
+        <w:p>
+          <w:pPr>
+            <w:framePr w:w="5103" w:h="2279" w:hRule="exact" w:wrap="notBeside" w:vAnchor="page" w:hAnchor="page" w:x="1135" w:y="2966" w:anchorLock="1"/>
+            <w:shd w:val="solid" w:color="FFFFFF" w:fill="FFFFFF"/>
+            <w:spacing w:line="240" w:lineRule="auto"/>
+            <w:jc w:val="left"/>
+          </w:pPr>
+        </w:p>
+      </w:sdtContent>
+    </w:sdt>
     <w:sdt>
       <w:sdtPr>
         <w:tag w:val="briefkopf-sachbearbeiter"/>

--- a/briefkopf/briefkopf-master.docx
+++ b/briefkopf/briefkopf-master.docx
@@ -4,42 +4,59 @@
   <w:body>
     <w:sdt>
       <w:sdtPr>
-        <w:tag w:val="briefkopf-empfaenger"/>
+        <w:tag w:val="briefkopf-block"/>
       </w:sdtPr>
       <w:sdtContent>
         <w:p>
           <w:pPr>
             <w:framePr w:w="5103" w:h="2279" w:hRule="exact" w:wrap="notBeside" w:vAnchor="page" w:hAnchor="page" w:x="1135" w:y="2966" w:anchorLock="1"/>
             <w:shd w:val="solid" w:color="FFFFFF" w:fill="FFFFFF"/>
-            <w:spacing w:line="240" w:lineRule="auto"/>
+            <w:spacing w:line="360" w:lineRule="auto"/>
             <w:jc w:val="left"/>
+            <w:rPr>
+              <w:sz w:val="22"/>
+            </w:rPr>
           </w:pPr>
         </w:p>
         <w:p>
           <w:pPr>
             <w:framePr w:w="5103" w:h="2279" w:hRule="exact" w:wrap="notBeside" w:vAnchor="page" w:hAnchor="page" w:x="1135" w:y="2966" w:anchorLock="1"/>
             <w:shd w:val="solid" w:color="FFFFFF" w:fill="FFFFFF"/>
-            <w:spacing w:line="240" w:lineRule="auto"/>
+            <w:spacing w:line="360" w:lineRule="auto"/>
             <w:jc w:val="left"/>
+            <w:rPr>
+              <w:sz w:val="22"/>
+            </w:rPr>
           </w:pPr>
         </w:p>
         <w:p>
           <w:pPr>
             <w:framePr w:w="5103" w:h="2279" w:hRule="exact" w:wrap="notBeside" w:vAnchor="page" w:hAnchor="page" w:x="1135" w:y="2966" w:anchorLock="1"/>
             <w:shd w:val="solid" w:color="FFFFFF" w:fill="FFFFFF"/>
-            <w:spacing w:line="240" w:lineRule="auto"/>
+            <w:spacing w:line="360" w:lineRule="auto"/>
             <w:jc w:val="left"/>
+            <w:rPr>
+              <w:sz w:val="22"/>
+            </w:rPr>
           </w:pPr>
           <w:r>
-            <w:t>Amtsgericht Trier</w:t>
+            <w:t xml:space="preserve">Amtsgericht </w:t>
           </w:r>
+          <w:proofErr w:type="spellStart"/>
+          <w:r>
+            <w:t>FELD_Gericht_Ort</w:t>
+          </w:r>
+          <w:proofErr w:type="spellEnd"/>
         </w:p>
         <w:p>
           <w:pPr>
             <w:framePr w:w="5103" w:h="2279" w:hRule="exact" w:wrap="notBeside" w:vAnchor="page" w:hAnchor="page" w:x="1135" w:y="2966" w:anchorLock="1"/>
             <w:shd w:val="solid" w:color="FFFFFF" w:fill="FFFFFF"/>
-            <w:spacing w:line="240" w:lineRule="auto"/>
+            <w:spacing w:line="360" w:lineRule="auto"/>
             <w:jc w:val="left"/>
+            <w:rPr>
+              <w:sz w:val="22"/>
+            </w:rPr>
           </w:pPr>
           <w:r>
             <w:t>-Insolvenzgericht-</w:t>
@@ -49,58 +66,64 @@
           <w:pPr>
             <w:framePr w:w="5103" w:h="2279" w:hRule="exact" w:wrap="notBeside" w:vAnchor="page" w:hAnchor="page" w:x="1135" w:y="2966" w:anchorLock="1"/>
             <w:shd w:val="solid" w:color="FFFFFF" w:fill="FFFFFF"/>
-            <w:spacing w:line="240" w:lineRule="auto"/>
+            <w:spacing w:line="360" w:lineRule="auto"/>
             <w:jc w:val="left"/>
+            <w:rPr>
+              <w:sz w:val="22"/>
+            </w:rPr>
           </w:pPr>
+          <w:proofErr w:type="spellStart"/>
           <w:r>
-            <w:t>Justizstraße 2-6</w:t>
+            <w:t>FELD_Gericht_Adresse</w:t>
           </w:r>
+          <w:proofErr w:type="spellEnd"/>
         </w:p>
         <w:p>
           <w:pPr>
             <w:framePr w:w="5103" w:h="2279" w:hRule="exact" w:wrap="notBeside" w:vAnchor="page" w:hAnchor="page" w:x="1135" w:y="2966" w:anchorLock="1"/>
             <w:shd w:val="solid" w:color="FFFFFF" w:fill="FFFFFF"/>
-            <w:spacing w:line="240" w:lineRule="auto"/>
+            <w:spacing w:line="360" w:lineRule="auto"/>
             <w:jc w:val="left"/>
+            <w:rPr>
+              <w:sz w:val="22"/>
+            </w:rPr>
           </w:pPr>
         </w:p>
         <w:p>
           <w:pPr>
             <w:framePr w:w="5103" w:h="2279" w:hRule="exact" w:wrap="notBeside" w:vAnchor="page" w:hAnchor="page" w:x="1135" w:y="2966" w:anchorLock="1"/>
             <w:shd w:val="solid" w:color="FFFFFF" w:fill="FFFFFF"/>
-            <w:spacing w:line="240" w:lineRule="auto"/>
+            <w:spacing w:line="360" w:lineRule="auto"/>
             <w:jc w:val="left"/>
+            <w:rPr>
+              <w:sz w:val="22"/>
+            </w:rPr>
           </w:pPr>
+          <w:proofErr w:type="spellStart"/>
           <w:r>
-            <w:t>54290 Trier</w:t>
+            <w:t>FELD_Gericht_PLZ_Ort</w:t>
           </w:r>
-          <w:r>
-            <w:t xml:space="preserve"> </w:t>
-          </w:r>
+          <w:proofErr w:type="spellEnd"/>
         </w:p>
         <w:p>
           <w:pPr>
             <w:framePr w:w="5103" w:h="2279" w:hRule="exact" w:wrap="notBeside" w:vAnchor="page" w:hAnchor="page" w:x="1135" w:y="2966" w:anchorLock="1"/>
             <w:shd w:val="solid" w:color="FFFFFF" w:fill="FFFFFF"/>
-            <w:spacing w:line="240" w:lineRule="auto"/>
+            <w:spacing w:line="360" w:lineRule="auto"/>
             <w:jc w:val="left"/>
+            <w:rPr>
+              <w:sz w:val="22"/>
+            </w:rPr>
           </w:pPr>
         </w:p>
-      </w:sdtContent>
-    </w:sdt>
-    <w:sdt>
-      <w:sdtPr>
-        <w:tag w:val="briefkopf-sachbearbeiter"/>
-      </w:sdtPr>
-      <w:sdtContent>
         <w:p>
           <w:pPr>
             <w:framePr w:w="5525" w:h="387" w:hRule="exact" w:wrap="notBeside" w:vAnchor="page" w:hAnchor="page" w:x="1135" w:y="3063" w:anchorLock="1"/>
             <w:shd w:val="solid" w:color="FFFFFF" w:fill="FFFFFF"/>
-            <w:spacing w:line="240" w:lineRule="auto"/>
+            <w:spacing w:line="360" w:lineRule="auto"/>
             <w:jc w:val="left"/>
             <w:rPr>
-              <w:sz w:val="12"/>
+              <w:sz w:val="22"/>
               <w:szCs w:val="12"/>
             </w:rPr>
           </w:pPr>
@@ -116,10 +139,10 @@
           <w:pPr>
             <w:framePr w:w="5525" w:h="387" w:hRule="exact" w:wrap="notBeside" w:vAnchor="page" w:hAnchor="page" w:x="1135" w:y="3063" w:anchorLock="1"/>
             <w:shd w:val="solid" w:color="FFFFFF" w:fill="FFFFFF"/>
-            <w:spacing w:line="240" w:lineRule="auto"/>
+            <w:spacing w:line="360" w:lineRule="auto"/>
             <w:jc w:val="left"/>
             <w:rPr>
-              <w:sz w:val="12"/>
+              <w:sz w:val="22"/>
               <w:szCs w:val="12"/>
             </w:rPr>
           </w:pPr>
@@ -196,15 +219,22 @@
             <w:t xml:space="preserve"> </w:t>
           </w:r>
         </w:p>
-        <w:p/>
+        <w:p>
+          <w:pPr>
+            <w:spacing w:line="360" w:lineRule="auto"/>
+            <w:rPr>
+              <w:sz w:val="22"/>
+            </w:rPr>
+          </w:pPr>
+        </w:p>
         <w:p>
           <w:pPr>
             <w:framePr w:w="4537" w:h="2656" w:hRule="exact" w:wrap="notBeside" w:vAnchor="page" w:hAnchor="page" w:x="6961" w:y="3466"/>
             <w:shd w:val="solid" w:color="FFFFFF" w:fill="FFFFFF"/>
-            <w:spacing w:line="240" w:lineRule="auto"/>
+            <w:spacing w:line="360" w:lineRule="auto"/>
             <w:jc w:val="right"/>
             <w:rPr>
-              <w:sz w:val="14"/>
+              <w:sz w:val="22"/>
               <w:szCs w:val="14"/>
             </w:rPr>
           </w:pPr>
@@ -220,39 +250,33 @@
           <w:pPr>
             <w:framePr w:w="4537" w:h="2656" w:hRule="exact" w:wrap="notBeside" w:vAnchor="page" w:hAnchor="page" w:x="6961" w:y="3466"/>
             <w:shd w:val="solid" w:color="FFFFFF" w:fill="FFFFFF"/>
-            <w:spacing w:line="240" w:lineRule="auto"/>
+            <w:spacing w:line="360" w:lineRule="auto"/>
             <w:jc w:val="right"/>
             <w:rPr>
               <w:b/>
-              <w:sz w:val="16"/>
+              <w:sz w:val="22"/>
               <w:szCs w:val="16"/>
             </w:rPr>
           </w:pPr>
+          <w:proofErr w:type="spellStart"/>
           <w:r>
             <w:rPr>
               <w:b/>
               <w:sz w:val="16"/>
               <w:szCs w:val="16"/>
             </w:rPr>
-            <w:t>RA Ingo Grünewald</w:t>
+            <w:t>FELD_Sachbearbeiter_Name</w:t>
           </w:r>
-          <w:r>
-            <w:rPr>
-              <w:b/>
-              <w:sz w:val="16"/>
-              <w:szCs w:val="16"/>
-            </w:rPr>
-            <w:t xml:space="preserve"> </w:t>
-          </w:r>
+          <w:proofErr w:type="spellEnd"/>
         </w:p>
         <w:p>
           <w:pPr>
             <w:framePr w:w="4537" w:h="2656" w:hRule="exact" w:wrap="notBeside" w:vAnchor="page" w:hAnchor="page" w:x="6961" w:y="3466"/>
             <w:shd w:val="solid" w:color="FFFFFF" w:fill="FFFFFF"/>
-            <w:spacing w:line="240" w:lineRule="auto"/>
+            <w:spacing w:line="360" w:lineRule="auto"/>
             <w:jc w:val="right"/>
             <w:rPr>
-              <w:sz w:val="14"/>
+              <w:sz w:val="22"/>
               <w:szCs w:val="14"/>
             </w:rPr>
           </w:pPr>
@@ -268,39 +292,33 @@
           <w:pPr>
             <w:framePr w:w="4537" w:h="2656" w:hRule="exact" w:wrap="notBeside" w:vAnchor="page" w:hAnchor="page" w:x="6961" w:y="3466"/>
             <w:shd w:val="solid" w:color="FFFFFF" w:fill="FFFFFF"/>
-            <w:spacing w:line="240" w:lineRule="auto"/>
+            <w:spacing w:line="360" w:lineRule="auto"/>
             <w:jc w:val="right"/>
             <w:rPr>
               <w:b/>
-              <w:sz w:val="16"/>
+              <w:sz w:val="22"/>
               <w:szCs w:val="16"/>
             </w:rPr>
           </w:pPr>
+          <w:proofErr w:type="spellStart"/>
           <w:r>
             <w:rPr>
               <w:b/>
               <w:sz w:val="16"/>
               <w:szCs w:val="16"/>
             </w:rPr>
-            <w:t>0651 / 170 830 - 131</w:t>
+            <w:t>FELD_Sachbearbeiter_Durchwahl</w:t>
           </w:r>
-          <w:r>
-            <w:rPr>
-              <w:b/>
-              <w:sz w:val="16"/>
-              <w:szCs w:val="16"/>
-            </w:rPr>
-            <w:t xml:space="preserve"> </w:t>
-          </w:r>
+          <w:proofErr w:type="spellEnd"/>
         </w:p>
         <w:p>
           <w:pPr>
             <w:framePr w:w="4537" w:h="2656" w:hRule="exact" w:wrap="notBeside" w:vAnchor="page" w:hAnchor="page" w:x="6961" w:y="3466"/>
             <w:shd w:val="solid" w:color="FFFFFF" w:fill="FFFFFF"/>
-            <w:spacing w:line="240" w:lineRule="auto"/>
+            <w:spacing w:line="360" w:lineRule="auto"/>
             <w:jc w:val="right"/>
             <w:rPr>
-              <w:sz w:val="14"/>
+              <w:sz w:val="22"/>
               <w:szCs w:val="14"/>
             </w:rPr>
           </w:pPr>
@@ -316,39 +334,33 @@
           <w:pPr>
             <w:framePr w:w="4537" w:h="2656" w:hRule="exact" w:wrap="notBeside" w:vAnchor="page" w:hAnchor="page" w:x="6961" w:y="3466"/>
             <w:shd w:val="solid" w:color="FFFFFF" w:fill="FFFFFF"/>
-            <w:spacing w:line="240" w:lineRule="auto"/>
+            <w:spacing w:line="360" w:lineRule="auto"/>
             <w:jc w:val="right"/>
             <w:rPr>
               <w:b/>
-              <w:sz w:val="16"/>
+              <w:sz w:val="22"/>
               <w:szCs w:val="16"/>
             </w:rPr>
           </w:pPr>
+          <w:proofErr w:type="spellStart"/>
           <w:r>
             <w:rPr>
               <w:b/>
               <w:sz w:val="16"/>
               <w:szCs w:val="16"/>
             </w:rPr>
-            <w:t>0651 / 170 830 - 0</w:t>
+            <w:t>FELD_Standort_Telefon</w:t>
           </w:r>
-          <w:r>
-            <w:rPr>
-              <w:b/>
-              <w:sz w:val="16"/>
-              <w:szCs w:val="16"/>
-            </w:rPr>
-            <w:t xml:space="preserve"> </w:t>
-          </w:r>
+          <w:proofErr w:type="spellEnd"/>
         </w:p>
         <w:p>
           <w:pPr>
             <w:framePr w:w="4537" w:h="2656" w:hRule="exact" w:wrap="notBeside" w:vAnchor="page" w:hAnchor="page" w:x="6961" w:y="3466"/>
             <w:shd w:val="solid" w:color="FFFFFF" w:fill="FFFFFF"/>
-            <w:spacing w:line="240" w:lineRule="auto"/>
+            <w:spacing w:line="360" w:lineRule="auto"/>
             <w:jc w:val="right"/>
             <w:rPr>
-              <w:sz w:val="14"/>
+              <w:sz w:val="22"/>
               <w:szCs w:val="14"/>
             </w:rPr>
           </w:pPr>
@@ -364,47 +376,43 @@
           <w:pPr>
             <w:framePr w:w="4537" w:h="2656" w:hRule="exact" w:wrap="notBeside" w:vAnchor="page" w:hAnchor="page" w:x="6961" w:y="3466"/>
             <w:shd w:val="solid" w:color="FFFFFF" w:fill="FFFFFF"/>
-            <w:spacing w:line="240" w:lineRule="auto"/>
+            <w:spacing w:line="360" w:lineRule="auto"/>
             <w:jc w:val="right"/>
             <w:rPr>
               <w:b/>
-              <w:sz w:val="16"/>
+              <w:sz w:val="22"/>
               <w:szCs w:val="16"/>
             </w:rPr>
           </w:pPr>
+          <w:proofErr w:type="spellStart"/>
           <w:r>
             <w:rPr>
               <w:b/>
               <w:sz w:val="16"/>
               <w:szCs w:val="16"/>
             </w:rPr>
-            <w:t>Ingo.Gruenewald</w:t>
+            <w:t>FELD_Sachbearbeiter_</w:t>
           </w:r>
+          <w:proofErr w:type="gramStart"/>
           <w:r>
             <w:rPr>
               <w:b/>
               <w:sz w:val="16"/>
               <w:szCs w:val="16"/>
             </w:rPr>
-            <w:t>@tbs-insolvenzverwalter.de</w:t>
+            <w:t>Email</w:t>
           </w:r>
-          <w:r>
-            <w:rPr>
-              <w:b/>
-              <w:sz w:val="16"/>
-              <w:szCs w:val="16"/>
-            </w:rPr>
-            <w:t xml:space="preserve"> </w:t>
-          </w:r>
+          <w:proofErr w:type="spellEnd"/>
+          <w:proofErr w:type="gramEnd"/>
         </w:p>
         <w:p>
           <w:pPr>
             <w:framePr w:w="4537" w:h="2656" w:hRule="exact" w:wrap="notBeside" w:vAnchor="page" w:hAnchor="page" w:x="6961" w:y="3466"/>
             <w:shd w:val="solid" w:color="FFFFFF" w:fill="FFFFFF"/>
-            <w:spacing w:line="240" w:lineRule="auto"/>
+            <w:spacing w:line="360" w:lineRule="auto"/>
             <w:jc w:val="right"/>
             <w:rPr>
-              <w:sz w:val="14"/>
+              <w:sz w:val="22"/>
               <w:szCs w:val="14"/>
             </w:rPr>
           </w:pPr>
@@ -420,55 +428,33 @@
           <w:pPr>
             <w:framePr w:w="4537" w:h="2656" w:hRule="exact" w:wrap="notBeside" w:vAnchor="page" w:hAnchor="page" w:x="6961" w:y="3466"/>
             <w:shd w:val="solid" w:color="FFFFFF" w:fill="FFFFFF"/>
-            <w:spacing w:line="240" w:lineRule="auto"/>
+            <w:spacing w:line="360" w:lineRule="auto"/>
             <w:jc w:val="right"/>
             <w:rPr>
               <w:b/>
-              <w:sz w:val="16"/>
+              <w:sz w:val="22"/>
               <w:szCs w:val="16"/>
             </w:rPr>
           </w:pPr>
+          <w:proofErr w:type="spellStart"/>
           <w:r>
             <w:rPr>
               <w:b/>
               <w:sz w:val="16"/>
               <w:szCs w:val="16"/>
             </w:rPr>
-            <w:t>Amtsgericht Trier</w:t>
+            <w:t>FELD_Mein_Zeichen</w:t>
           </w:r>
-          <w:r>
-            <w:rPr>
-              <w:b/>
-              <w:sz w:val="16"/>
-              <w:szCs w:val="16"/>
-            </w:rPr>
-            <w:t xml:space="preserve">, Az. </w:t>
-          </w:r>
-          <w:r>
-            <w:rPr>
-              <w:b/>
-              <w:sz w:val="16"/>
-              <w:szCs w:val="16"/>
-            </w:rPr>
-            <w:t>23 IN 156/25</w:t>
-          </w:r>
-          <w:r>
-            <w:rPr>
-              <w:b/>
-              <w:sz w:val="16"/>
-              <w:szCs w:val="16"/>
-            </w:rPr>
-            <w:t xml:space="preserve"> </w:t>
-          </w:r>
+          <w:proofErr w:type="spellEnd"/>
         </w:p>
         <w:p>
           <w:pPr>
             <w:framePr w:w="4537" w:h="2656" w:hRule="exact" w:wrap="notBeside" w:vAnchor="page" w:hAnchor="page" w:x="6961" w:y="3466"/>
             <w:shd w:val="solid" w:color="FFFFFF" w:fill="FFFFFF"/>
-            <w:spacing w:line="240" w:lineRule="auto"/>
+            <w:spacing w:line="360" w:lineRule="auto"/>
             <w:jc w:val="right"/>
             <w:rPr>
-              <w:sz w:val="14"/>
+              <w:sz w:val="22"/>
               <w:szCs w:val="14"/>
             </w:rPr>
           </w:pPr>
@@ -480,60 +466,75 @@
             <w:t>Ihr Zeichen</w:t>
           </w:r>
         </w:p>
-      </w:sdtContent>
-    </w:sdt>
-    <w:p>
-      <w:pPr>
-        <w:framePr w:w="4537" w:h="2656" w:hRule="exact" w:wrap="notBeside" w:vAnchor="page" w:hAnchor="page" w:x="6961" w:y="3466"/>
-        <w:shd w:val="solid" w:color="FFFFFF" w:fill="FFFFFF"/>
-        <w:spacing w:line="240" w:lineRule="auto"/>
-        <w:jc w:val="right"/>
-        <w:rPr>
-          <w:b/>
-          <w:sz w:val="16"/>
-          <w:szCs w:val="16"/>
-        </w:rPr>
-      </w:pPr>
-      <w:r>
-        <w:rPr>
-          <w:b/>
-          <w:sz w:val="16"/>
-          <w:szCs w:val="16"/>
-        </w:rPr>
-        <w:t>23 IN 156/25</w:t>
-      </w:r>
-    </w:p>
-    <w:p>
-      <w:pPr>
-        <w:framePr w:w="4537" w:h="2656" w:hRule="exact" w:wrap="notBeside" w:vAnchor="page" w:hAnchor="page" w:x="6961" w:y="3466"/>
-        <w:shd w:val="solid" w:color="FFFFFF" w:fill="FFFFFF"/>
-        <w:spacing w:line="240" w:lineRule="auto"/>
-        <w:jc w:val="right"/>
-        <w:rPr>
-          <w:b/>
-          <w:sz w:val="14"/>
-          <w:szCs w:val="14"/>
-        </w:rPr>
-      </w:pPr>
-    </w:p>
-    <w:p/>
-    <w:p/>
-    <w:p>
-      <w:pPr>
-        <w:jc w:val="left"/>
-      </w:pPr>
-    </w:p>
-    <w:sdt>
-      <w:sdtPr>
-        <w:tag w:val="briefkopf-sidebar"/>
-      </w:sdtPr>
-      <w:sdtContent>
+        <w:p>
+          <w:pPr>
+            <w:framePr w:w="4537" w:h="2656" w:hRule="exact" w:wrap="notBeside" w:vAnchor="page" w:hAnchor="page" w:x="6961" w:y="3466"/>
+            <w:shd w:val="solid" w:color="FFFFFF" w:fill="FFFFFF"/>
+            <w:spacing w:line="360" w:lineRule="auto"/>
+            <w:jc w:val="right"/>
+            <w:rPr>
+              <w:b/>
+              <w:sz w:val="22"/>
+              <w:szCs w:val="14"/>
+            </w:rPr>
+          </w:pPr>
+          <w:proofErr w:type="spellStart"/>
+          <w:r>
+            <w:rPr>
+              <w:b/>
+              <w:sz w:val="16"/>
+              <w:szCs w:val="16"/>
+            </w:rPr>
+            <w:t>FELD_Ihr_Zeichen</w:t>
+          </w:r>
+          <w:proofErr w:type="spellEnd"/>
+        </w:p>
+        <w:p>
+          <w:pPr>
+            <w:framePr w:w="4537" w:h="2656" w:hRule="exact" w:wrap="notBeside" w:vAnchor="page" w:hAnchor="page" w:x="6961" w:y="3466"/>
+            <w:shd w:val="solid" w:color="FFFFFF" w:fill="FFFFFF"/>
+            <w:spacing w:line="360" w:lineRule="auto"/>
+            <w:jc w:val="right"/>
+            <w:rPr>
+              <w:b/>
+              <w:sz w:val="22"/>
+              <w:szCs w:val="14"/>
+            </w:rPr>
+          </w:pPr>
+        </w:p>
+        <w:p>
+          <w:pPr>
+            <w:spacing w:line="360" w:lineRule="auto"/>
+            <w:rPr>
+              <w:sz w:val="22"/>
+            </w:rPr>
+          </w:pPr>
+        </w:p>
+        <w:p>
+          <w:pPr>
+            <w:spacing w:line="360" w:lineRule="auto"/>
+            <w:rPr>
+              <w:sz w:val="22"/>
+            </w:rPr>
+          </w:pPr>
+        </w:p>
+        <w:p>
+          <w:pPr>
+            <w:jc w:val="left"/>
+            <w:spacing w:line="360" w:lineRule="auto"/>
+            <w:rPr>
+              <w:sz w:val="22"/>
+            </w:rPr>
+          </w:pPr>
+        </w:p>
         <w:p>
           <w:pPr>
             <w:jc w:val="left"/>
             <w:rPr>
               <w:b/>
+              <w:sz w:val="22"/>
             </w:rPr>
+            <w:spacing w:line="360" w:lineRule="auto"/>
           </w:pPr>
           <w:r>
             <w:rPr>
@@ -553,7 +554,7 @@
                     <wp:extent cx="1990725" cy="6410325"/>
                     <wp:effectExtent l="0" t="0" r="9525" b="9525"/>
                     <wp:wrapSquare wrapText="bothSides"/>
-                    <wp:docPr id="2" name="Textfeld 2"/>
+                    <wp:docPr id="1" name="Textfeld 2"/>
                     <wp:cNvGraphicFramePr/>
                     <a:graphic xmlns:a="http://schemas.openxmlformats.org/drawingml/2006/main">
                       <a:graphicData uri="http://schemas.microsoft.com/office/word/2010/wordprocessingShape">
@@ -585,10 +586,11 @@
                                   <w:rPr>
                                     <w:rFonts w:eastAsia="Calibri" w:cs="CorporateSPro-Demi"/>
                                     <w:b/>
-                                    <w:sz w:val="13"/>
+                                    <w:sz w:val="22"/>
                                     <w:szCs w:val="13"/>
                                     <w:lang w:eastAsia="de-DE"/>
                                   </w:rPr>
+                                  <w:spacing w:line="360" w:lineRule="auto"/>
                                 </w:pPr>
                                 <w:r>
                                   <w:rPr>
@@ -606,11 +608,11 @@
                                   <w:autoSpaceDE w:val="0"/>
                                   <w:autoSpaceDN w:val="0"/>
                                   <w:adjustRightInd w:val="0"/>
-                                  <w:spacing w:line="276" w:lineRule="auto"/>
+                                  <w:spacing w:line="360" w:lineRule="auto"/>
                                   <w:jc w:val="left"/>
                                   <w:rPr>
                                     <w:rFonts w:eastAsia="Calibri" w:cs="CorporateSPro-Light"/>
-                                    <w:sz w:val="13"/>
+                                    <w:sz w:val="22"/>
                                     <w:szCs w:val="13"/>
                                     <w:lang w:eastAsia="de-DE"/>
                                   </w:rPr>
@@ -633,11 +635,11 @@
                                   <w:autoSpaceDE w:val="0"/>
                                   <w:autoSpaceDN w:val="0"/>
                                   <w:adjustRightInd w:val="0"/>
-                                  <w:spacing w:line="276" w:lineRule="auto"/>
+                                  <w:spacing w:line="360" w:lineRule="auto"/>
                                   <w:jc w:val="left"/>
                                   <w:rPr>
                                     <w:rFonts w:eastAsia="Calibri" w:cs="CorporateSPro-Light"/>
-                                    <w:sz w:val="13"/>
+                                    <w:sz w:val="22"/>
                                     <w:szCs w:val="13"/>
                                     <w:lang w:eastAsia="de-DE"/>
                                   </w:rPr>
@@ -660,11 +662,11 @@
                                   <w:autoSpaceDE w:val="0"/>
                                   <w:autoSpaceDN w:val="0"/>
                                   <w:adjustRightInd w:val="0"/>
-                                  <w:spacing w:line="276" w:lineRule="auto"/>
+                                  <w:spacing w:line="360" w:lineRule="auto"/>
                                   <w:jc w:val="center"/>
                                   <w:rPr>
                                     <w:rFonts w:eastAsia="Calibri" w:cs="CorporateSPro-Light"/>
-                                    <w:sz w:val="13"/>
+                                    <w:sz w:val="22"/>
                                     <w:szCs w:val="13"/>
                                     <w:lang w:eastAsia="de-DE"/>
                                   </w:rPr>
@@ -678,11 +680,11 @@
                                   <w:autoSpaceDE w:val="0"/>
                                   <w:autoSpaceDN w:val="0"/>
                                   <w:adjustRightInd w:val="0"/>
-                                  <w:spacing w:line="276" w:lineRule="auto"/>
+                                  <w:spacing w:line="360" w:lineRule="auto"/>
                                   <w:jc w:val="center"/>
                                   <w:rPr>
                                     <w:rFonts w:eastAsia="Calibri" w:cs="CorporateSPro-Light"/>
-                                    <w:sz w:val="13"/>
+                                    <w:sz w:val="22"/>
                                     <w:szCs w:val="13"/>
                                     <w:lang w:eastAsia="de-DE"/>
                                   </w:rPr>
@@ -696,11 +698,11 @@
                                   <w:autoSpaceDE w:val="0"/>
                                   <w:autoSpaceDN w:val="0"/>
                                   <w:adjustRightInd w:val="0"/>
-                                  <w:spacing w:line="276" w:lineRule="auto"/>
+                                  <w:spacing w:line="360" w:lineRule="auto"/>
                                   <w:jc w:val="center"/>
                                   <w:rPr>
                                     <w:rFonts w:eastAsia="Calibri" w:cs="CorporateSPro-Light"/>
-                                    <w:sz w:val="13"/>
+                                    <w:sz w:val="22"/>
                                     <w:szCs w:val="13"/>
                                     <w:lang w:eastAsia="de-DE"/>
                                   </w:rPr>
@@ -714,11 +716,11 @@
                                   <w:autoSpaceDE w:val="0"/>
                                   <w:autoSpaceDN w:val="0"/>
                                   <w:adjustRightInd w:val="0"/>
-                                  <w:spacing w:line="276" w:lineRule="auto"/>
+                                  <w:spacing w:line="360" w:lineRule="auto"/>
                                   <w:jc w:val="center"/>
                                   <w:rPr>
                                     <w:rFonts w:eastAsia="Calibri" w:cs="CorporateSPro-Light"/>
-                                    <w:sz w:val="13"/>
+                                    <w:sz w:val="22"/>
                                     <w:szCs w:val="13"/>
                                     <w:lang w:eastAsia="de-DE"/>
                                   </w:rPr>
@@ -732,11 +734,11 @@
                                   <w:autoSpaceDE w:val="0"/>
                                   <w:autoSpaceDN w:val="0"/>
                                   <w:adjustRightInd w:val="0"/>
-                                  <w:spacing w:line="276" w:lineRule="auto"/>
+                                  <w:spacing w:line="360" w:lineRule="auto"/>
                                   <w:jc w:val="center"/>
                                   <w:rPr>
                                     <w:rFonts w:eastAsia="Calibri" w:cs="CorporateSPro-Light"/>
-                                    <w:sz w:val="13"/>
+                                    <w:sz w:val="22"/>
                                     <w:szCs w:val="13"/>
                                     <w:lang w:eastAsia="de-DE"/>
                                   </w:rPr>
@@ -750,11 +752,11 @@
                                   <w:autoSpaceDE w:val="0"/>
                                   <w:autoSpaceDN w:val="0"/>
                                   <w:adjustRightInd w:val="0"/>
-                                  <w:spacing w:line="276" w:lineRule="auto"/>
+                                  <w:spacing w:line="360" w:lineRule="auto"/>
                                   <w:jc w:val="center"/>
                                   <w:rPr>
                                     <w:rFonts w:eastAsia="Calibri" w:cs="CorporateSPro-Light"/>
-                                    <w:sz w:val="13"/>
+                                    <w:sz w:val="22"/>
                                     <w:szCs w:val="13"/>
                                     <w:lang w:eastAsia="de-DE"/>
                                   </w:rPr>
@@ -768,11 +770,11 @@
                                   <w:autoSpaceDE w:val="0"/>
                                   <w:autoSpaceDN w:val="0"/>
                                   <w:adjustRightInd w:val="0"/>
-                                  <w:spacing w:line="276" w:lineRule="auto"/>
+                                  <w:spacing w:line="360" w:lineRule="auto"/>
                                   <w:jc w:val="center"/>
                                   <w:rPr>
                                     <w:rFonts w:eastAsia="Calibri" w:cs="CorporateSPro-Light"/>
-                                    <w:sz w:val="13"/>
+                                    <w:sz w:val="22"/>
                                     <w:szCs w:val="13"/>
                                     <w:lang w:eastAsia="de-DE"/>
                                   </w:rPr>
@@ -783,11 +785,11 @@
                                   <w:autoSpaceDE w:val="0"/>
                                   <w:autoSpaceDN w:val="0"/>
                                   <w:adjustRightInd w:val="0"/>
-                                  <w:spacing w:line="276" w:lineRule="auto"/>
+                                  <w:spacing w:line="360" w:lineRule="auto"/>
                                   <w:jc w:val="left"/>
                                   <w:rPr>
                                     <w:rFonts w:eastAsia="Calibri" w:cs="CorporateSPro-Light"/>
-                                    <w:sz w:val="13"/>
+                                    <w:sz w:val="22"/>
                                     <w:szCs w:val="13"/>
                                     <w:lang w:eastAsia="de-DE"/>
                                   </w:rPr>
@@ -801,10 +803,11 @@
                                   <w:jc w:val="left"/>
                                   <w:rPr>
                                     <w:rFonts w:eastAsia="Calibri" w:cs="CorporateSPro-Regular"/>
-                                    <w:sz w:val="13"/>
+                                    <w:sz w:val="22"/>
                                     <w:szCs w:val="13"/>
                                     <w:lang w:eastAsia="de-DE"/>
                                   </w:rPr>
+                                  <w:spacing w:line="360" w:lineRule="auto"/>
                                 </w:pPr>
                                 <w:bookmarkStart w:id="0" w:name="_Hlk217368252"/>
                                 <w:bookmarkStart w:id="1" w:name="_Hlk217368253"/>
@@ -831,12 +834,12 @@
                                   <w:autoSpaceDE w:val="0"/>
                                   <w:autoSpaceDN w:val="0"/>
                                   <w:adjustRightInd w:val="0"/>
-                                  <w:spacing w:line="240" w:lineRule="auto"/>
+                                  <w:spacing w:line="360" w:lineRule="auto"/>
                                   <w:jc w:val="left"/>
                                   <w:rPr>
                                     <w:rFonts w:eastAsia="Calibri" w:cs="CorporateSPro-Demi"/>
                                     <w:b/>
-                                    <w:sz w:val="13"/>
+                                    <w:sz w:val="22"/>
                                     <w:szCs w:val="13"/>
                                     <w:lang w:eastAsia="de-DE"/>
                                   </w:rPr>
@@ -857,11 +860,11 @@
                                   <w:autoSpaceDE w:val="0"/>
                                   <w:autoSpaceDN w:val="0"/>
                                   <w:adjustRightInd w:val="0"/>
-                                  <w:spacing w:line="240" w:lineRule="auto"/>
+                                  <w:spacing w:line="360" w:lineRule="auto"/>
                                   <w:jc w:val="left"/>
                                   <w:rPr>
                                     <w:rFonts w:eastAsia="Calibri" w:cs="CorporateSPro-Light"/>
-                                    <w:sz w:val="13"/>
+                                    <w:sz w:val="22"/>
                                     <w:szCs w:val="13"/>
                                     <w:lang w:eastAsia="de-DE"/>
                                   </w:rPr>
@@ -881,11 +884,11 @@
                                   <w:autoSpaceDE w:val="0"/>
                                   <w:autoSpaceDN w:val="0"/>
                                   <w:adjustRightInd w:val="0"/>
-                                  <w:spacing w:line="240" w:lineRule="auto"/>
+                                  <w:spacing w:line="360" w:lineRule="auto"/>
                                   <w:jc w:val="left"/>
                                   <w:rPr>
                                     <w:rFonts w:eastAsia="Calibri" w:cs="CorporateSPro-Light"/>
-                                    <w:sz w:val="13"/>
+                                    <w:sz w:val="22"/>
                                     <w:szCs w:val="13"/>
                                     <w:lang w:eastAsia="de-DE"/>
                                   </w:rPr>
@@ -905,12 +908,12 @@
                                   <w:autoSpaceDE w:val="0"/>
                                   <w:autoSpaceDN w:val="0"/>
                                   <w:adjustRightInd w:val="0"/>
-                                  <w:spacing w:line="240" w:lineRule="auto"/>
+                                  <w:spacing w:line="360" w:lineRule="auto"/>
                                   <w:jc w:val="left"/>
                                   <w:rPr>
                                     <w:rFonts w:eastAsia="Calibri" w:cs="CorporateSPro-Demi"/>
                                     <w:b/>
-                                    <w:sz w:val="13"/>
+                                    <w:sz w:val="22"/>
                                     <w:szCs w:val="13"/>
                                     <w:lang w:eastAsia="de-DE"/>
                                   </w:rPr>
@@ -921,12 +924,12 @@
                                   <w:autoSpaceDE w:val="0"/>
                                   <w:autoSpaceDN w:val="0"/>
                                   <w:adjustRightInd w:val="0"/>
-                                  <w:spacing w:line="240" w:lineRule="auto"/>
+                                  <w:spacing w:line="360" w:lineRule="auto"/>
                                   <w:jc w:val="left"/>
                                   <w:rPr>
                                     <w:rFonts w:eastAsia="Calibri" w:cs="CorporateSPro-Demi"/>
                                     <w:b/>
-                                    <w:sz w:val="13"/>
+                                    <w:sz w:val="22"/>
                                     <w:szCs w:val="13"/>
                                     <w:lang w:val="en-GB" w:eastAsia="de-DE"/>
                                   </w:rPr>
@@ -947,11 +950,11 @@
                                   <w:autoSpaceDE w:val="0"/>
                                   <w:autoSpaceDN w:val="0"/>
                                   <w:adjustRightInd w:val="0"/>
-                                  <w:spacing w:line="240" w:lineRule="auto"/>
+                                  <w:spacing w:line="360" w:lineRule="auto"/>
                                   <w:jc w:val="left"/>
                                   <w:rPr>
                                     <w:rFonts w:eastAsia="Calibri" w:cs="CorporateSPro-Light"/>
-                                    <w:sz w:val="13"/>
+                                    <w:sz w:val="22"/>
                                     <w:szCs w:val="13"/>
                                     <w:lang w:eastAsia="de-DE"/>
                                   </w:rPr>
@@ -971,12 +974,12 @@
                                   <w:autoSpaceDE w:val="0"/>
                                   <w:autoSpaceDN w:val="0"/>
                                   <w:adjustRightInd w:val="0"/>
-                                  <w:spacing w:line="240" w:lineRule="auto"/>
+                                  <w:spacing w:line="360" w:lineRule="auto"/>
                                   <w:jc w:val="left"/>
                                   <w:rPr>
                                     <w:rFonts w:eastAsia="Calibri" w:cs="CorporateSPro-Demi"/>
                                     <w:b/>
-                                    <w:sz w:val="13"/>
+                                    <w:sz w:val="22"/>
                                     <w:szCs w:val="13"/>
                                     <w:lang w:eastAsia="de-DE"/>
                                   </w:rPr>
@@ -987,12 +990,12 @@
                                   <w:autoSpaceDE w:val="0"/>
                                   <w:autoSpaceDN w:val="0"/>
                                   <w:adjustRightInd w:val="0"/>
-                                  <w:spacing w:line="240" w:lineRule="auto"/>
+                                  <w:spacing w:line="360" w:lineRule="auto"/>
                                   <w:jc w:val="left"/>
                                   <w:rPr>
                                     <w:rFonts w:eastAsia="Calibri" w:cs="CorporateSPro-Demi"/>
                                     <w:b/>
-                                    <w:sz w:val="13"/>
+                                    <w:sz w:val="22"/>
                                     <w:szCs w:val="13"/>
                                     <w:lang w:eastAsia="de-DE"/>
                                   </w:rPr>
@@ -1013,11 +1016,11 @@
                                   <w:autoSpaceDE w:val="0"/>
                                   <w:autoSpaceDN w:val="0"/>
                                   <w:adjustRightInd w:val="0"/>
-                                  <w:spacing w:line="240" w:lineRule="auto"/>
+                                  <w:spacing w:line="360" w:lineRule="auto"/>
                                   <w:jc w:val="left"/>
                                   <w:rPr>
                                     <w:rFonts w:eastAsia="Calibri" w:cs="CorporateSPro-Light"/>
-                                    <w:sz w:val="13"/>
+                                    <w:sz w:val="22"/>
                                     <w:szCs w:val="13"/>
                                     <w:lang w:eastAsia="de-DE"/>
                                   </w:rPr>
@@ -1037,11 +1040,11 @@
                                   <w:autoSpaceDE w:val="0"/>
                                   <w:autoSpaceDN w:val="0"/>
                                   <w:adjustRightInd w:val="0"/>
-                                  <w:spacing w:line="240" w:lineRule="auto"/>
+                                  <w:spacing w:line="360" w:lineRule="auto"/>
                                   <w:jc w:val="left"/>
                                   <w:rPr>
                                     <w:rFonts w:eastAsia="Calibri" w:cs="CorporateSPro-Light"/>
-                                    <w:sz w:val="13"/>
+                                    <w:sz w:val="22"/>
                                     <w:szCs w:val="13"/>
                                     <w:lang w:eastAsia="de-DE"/>
                                   </w:rPr>
@@ -1061,11 +1064,11 @@
                                   <w:autoSpaceDE w:val="0"/>
                                   <w:autoSpaceDN w:val="0"/>
                                   <w:adjustRightInd w:val="0"/>
-                                  <w:spacing w:line="240" w:lineRule="auto"/>
+                                  <w:spacing w:line="360" w:lineRule="auto"/>
                                   <w:jc w:val="left"/>
                                   <w:rPr>
                                     <w:rFonts w:eastAsia="Calibri" w:cs="CorporateSPro-Light"/>
-                                    <w:sz w:val="13"/>
+                                    <w:sz w:val="22"/>
                                     <w:szCs w:val="13"/>
                                     <w:lang w:eastAsia="de-DE"/>
                                   </w:rPr>
@@ -1076,12 +1079,12 @@
                                   <w:autoSpaceDE w:val="0"/>
                                   <w:autoSpaceDN w:val="0"/>
                                   <w:adjustRightInd w:val="0"/>
-                                  <w:spacing w:line="240" w:lineRule="auto"/>
+                                  <w:spacing w:line="360" w:lineRule="auto"/>
                                   <w:jc w:val="left"/>
                                   <w:rPr>
                                     <w:rFonts w:eastAsia="Calibri" w:cs="CorporateSPro-Demi"/>
                                     <w:b/>
-                                    <w:sz w:val="13"/>
+                                    <w:sz w:val="22"/>
                                     <w:szCs w:val="13"/>
                                     <w:lang w:eastAsia="de-DE"/>
                                   </w:rPr>
@@ -1102,11 +1105,11 @@
                                   <w:autoSpaceDE w:val="0"/>
                                   <w:autoSpaceDN w:val="0"/>
                                   <w:adjustRightInd w:val="0"/>
-                                  <w:spacing w:line="240" w:lineRule="auto"/>
+                                  <w:spacing w:line="360" w:lineRule="auto"/>
                                   <w:jc w:val="left"/>
                                   <w:rPr>
                                     <w:rFonts w:eastAsia="Calibri" w:cs="CorporateSPro-Light"/>
-                                    <w:sz w:val="13"/>
+                                    <w:sz w:val="22"/>
                                     <w:szCs w:val="13"/>
                                     <w:lang w:eastAsia="de-DE"/>
                                   </w:rPr>
@@ -1126,11 +1129,11 @@
                                   <w:autoSpaceDE w:val="0"/>
                                   <w:autoSpaceDN w:val="0"/>
                                   <w:adjustRightInd w:val="0"/>
-                                  <w:spacing w:line="240" w:lineRule="auto"/>
+                                  <w:spacing w:line="360" w:lineRule="auto"/>
                                   <w:jc w:val="left"/>
                                   <w:rPr>
                                     <w:rFonts w:eastAsia="Calibri" w:cs="CorporateSPro-Light"/>
-                                    <w:sz w:val="13"/>
+                                    <w:sz w:val="22"/>
                                     <w:szCs w:val="13"/>
                                     <w:lang w:eastAsia="de-DE"/>
                                   </w:rPr>
@@ -1150,11 +1153,11 @@
                                   <w:autoSpaceDE w:val="0"/>
                                   <w:autoSpaceDN w:val="0"/>
                                   <w:adjustRightInd w:val="0"/>
-                                  <w:spacing w:line="240" w:lineRule="auto"/>
+                                  <w:spacing w:line="360" w:lineRule="auto"/>
                                   <w:jc w:val="left"/>
                                   <w:rPr>
                                     <w:rFonts w:eastAsia="Calibri" w:cs="CorporateSPro-Light"/>
-                                    <w:sz w:val="13"/>
+                                    <w:sz w:val="22"/>
                                     <w:szCs w:val="13"/>
                                     <w:lang w:eastAsia="de-DE"/>
                                   </w:rPr>
@@ -1165,12 +1168,12 @@
                                   <w:autoSpaceDE w:val="0"/>
                                   <w:autoSpaceDN w:val="0"/>
                                   <w:adjustRightInd w:val="0"/>
-                                  <w:spacing w:line="240" w:lineRule="auto"/>
+                                  <w:spacing w:line="360" w:lineRule="auto"/>
                                   <w:jc w:val="left"/>
                                   <w:rPr>
                                     <w:rFonts w:eastAsia="Calibri" w:cs="CorporateSPro-Demi"/>
                                     <w:b/>
-                                    <w:sz w:val="13"/>
+                                    <w:sz w:val="22"/>
                                     <w:szCs w:val="13"/>
                                     <w:lang w:eastAsia="de-DE"/>
                                   </w:rPr>
@@ -1191,11 +1194,11 @@
                                   <w:autoSpaceDE w:val="0"/>
                                   <w:autoSpaceDN w:val="0"/>
                                   <w:adjustRightInd w:val="0"/>
-                                  <w:spacing w:line="240" w:lineRule="auto"/>
+                                  <w:spacing w:line="360" w:lineRule="auto"/>
                                   <w:jc w:val="left"/>
                                   <w:rPr>
                                     <w:rFonts w:eastAsia="Calibri" w:cs="CorporateSPro-Light"/>
-                                    <w:sz w:val="13"/>
+                                    <w:sz w:val="22"/>
                                     <w:szCs w:val="13"/>
                                     <w:lang w:eastAsia="de-DE"/>
                                   </w:rPr>
@@ -1215,11 +1218,11 @@
                                   <w:autoSpaceDE w:val="0"/>
                                   <w:autoSpaceDN w:val="0"/>
                                   <w:adjustRightInd w:val="0"/>
-                                  <w:spacing w:line="240" w:lineRule="auto"/>
+                                  <w:spacing w:line="360" w:lineRule="auto"/>
                                   <w:jc w:val="left"/>
                                   <w:rPr>
                                     <w:rFonts w:eastAsia="Calibri" w:cs="CorporateSPro-Light"/>
-                                    <w:sz w:val="13"/>
+                                    <w:sz w:val="22"/>
                                     <w:szCs w:val="13"/>
                                     <w:lang w:eastAsia="de-DE"/>
                                   </w:rPr>
@@ -1239,11 +1242,11 @@
                                   <w:autoSpaceDE w:val="0"/>
                                   <w:autoSpaceDN w:val="0"/>
                                   <w:adjustRightInd w:val="0"/>
-                                  <w:spacing w:line="240" w:lineRule="auto"/>
+                                  <w:spacing w:line="360" w:lineRule="auto"/>
                                   <w:jc w:val="left"/>
                                   <w:rPr>
                                     <w:rFonts w:eastAsia="Calibri" w:cs="CorporateSPro-Light"/>
-                                    <w:sz w:val="13"/>
+                                    <w:sz w:val="22"/>
                                     <w:szCs w:val="13"/>
                                     <w:lang w:eastAsia="de-DE"/>
                                   </w:rPr>
@@ -1266,11 +1269,11 @@
                                   <w:autoSpaceDE w:val="0"/>
                                   <w:autoSpaceDN w:val="0"/>
                                   <w:adjustRightInd w:val="0"/>
-                                  <w:spacing w:line="276" w:lineRule="auto"/>
+                                  <w:spacing w:line="360" w:lineRule="auto"/>
                                   <w:jc w:val="left"/>
                                   <w:rPr>
                                     <w:rFonts w:eastAsia="Calibri" w:cs="CorporateSPro-Light"/>
-                                    <w:sz w:val="13"/>
+                                    <w:sz w:val="22"/>
                                     <w:szCs w:val="13"/>
                                     <w:lang w:eastAsia="de-DE"/>
                                   </w:rPr>
@@ -1281,11 +1284,11 @@
                                   <w:autoSpaceDE w:val="0"/>
                                   <w:autoSpaceDN w:val="0"/>
                                   <w:adjustRightInd w:val="0"/>
-                                  <w:spacing w:line="276" w:lineRule="auto"/>
+                                  <w:spacing w:line="360" w:lineRule="auto"/>
                                   <w:jc w:val="left"/>
                                   <w:rPr>
                                     <w:rFonts w:eastAsia="Calibri" w:cs="CorporateSPro-Light"/>
-                                    <w:sz w:val="13"/>
+                                    <w:sz w:val="22"/>
                                     <w:szCs w:val="13"/>
                                     <w:lang w:eastAsia="de-DE"/>
                                   </w:rPr>
@@ -1299,10 +1302,11 @@
                                   <w:jc w:val="left"/>
                                   <w:rPr>
                                     <w:rFonts w:eastAsia="Calibri" w:cs="CorporateSPro-Regular"/>
-                                    <w:sz w:val="13"/>
+                                    <w:sz w:val="22"/>
                                     <w:szCs w:val="13"/>
                                     <w:lang w:eastAsia="de-DE"/>
                                   </w:rPr>
+                                  <w:spacing w:line="360" w:lineRule="auto"/>
                                 </w:pPr>
                                 <w:r>
                                   <w:rPr>
@@ -1319,12 +1323,12 @@
                                   <w:autoSpaceDE w:val="0"/>
                                   <w:autoSpaceDN w:val="0"/>
                                   <w:adjustRightInd w:val="0"/>
-                                  <w:spacing w:line="240" w:lineRule="auto"/>
+                                  <w:spacing w:line="360" w:lineRule="auto"/>
                                   <w:jc w:val="left"/>
                                   <w:rPr>
                                     <w:rFonts w:eastAsia="Calibri" w:cs="CorporateSPro-Demi"/>
                                     <w:b/>
-                                    <w:sz w:val="13"/>
+                                    <w:sz w:val="22"/>
                                     <w:szCs w:val="13"/>
                                     <w:lang w:eastAsia="de-DE"/>
                                   </w:rPr>
@@ -1345,11 +1349,11 @@
                                   <w:autoSpaceDE w:val="0"/>
                                   <w:autoSpaceDN w:val="0"/>
                                   <w:adjustRightInd w:val="0"/>
-                                  <w:spacing w:line="240" w:lineRule="auto"/>
+                                  <w:spacing w:line="360" w:lineRule="auto"/>
                                   <w:jc w:val="left"/>
                                   <w:rPr>
                                     <w:rFonts w:eastAsia="Calibri" w:cs="CorporateSPro-Demi"/>
-                                    <w:sz w:val="13"/>
+                                    <w:sz w:val="22"/>
                                     <w:szCs w:val="13"/>
                                     <w:lang w:eastAsia="de-DE"/>
                                   </w:rPr>
@@ -1369,11 +1373,11 @@
                                   <w:autoSpaceDE w:val="0"/>
                                   <w:autoSpaceDN w:val="0"/>
                                   <w:adjustRightInd w:val="0"/>
-                                  <w:spacing w:line="240" w:lineRule="auto"/>
+                                  <w:spacing w:line="360" w:lineRule="auto"/>
                                   <w:jc w:val="left"/>
                                   <w:rPr>
                                     <w:rFonts w:eastAsia="Calibri" w:cs="CorporateSPro-Light"/>
-                                    <w:sz w:val="13"/>
+                                    <w:sz w:val="22"/>
                                     <w:szCs w:val="13"/>
                                     <w:lang w:eastAsia="de-DE"/>
                                   </w:rPr>
@@ -1384,12 +1388,12 @@
                                   <w:autoSpaceDE w:val="0"/>
                                   <w:autoSpaceDN w:val="0"/>
                                   <w:adjustRightInd w:val="0"/>
-                                  <w:spacing w:line="240" w:lineRule="auto"/>
+                                  <w:spacing w:line="360" w:lineRule="auto"/>
                                   <w:jc w:val="left"/>
                                   <w:rPr>
                                     <w:rFonts w:eastAsia="Calibri" w:cs="CorporateSPro-Demi"/>
                                     <w:b/>
-                                    <w:sz w:val="13"/>
+                                    <w:sz w:val="22"/>
                                     <w:szCs w:val="13"/>
                                     <w:lang w:eastAsia="de-DE"/>
                                   </w:rPr>
@@ -1410,11 +1414,11 @@
                                   <w:autoSpaceDE w:val="0"/>
                                   <w:autoSpaceDN w:val="0"/>
                                   <w:adjustRightInd w:val="0"/>
-                                  <w:spacing w:line="240" w:lineRule="auto"/>
+                                  <w:spacing w:line="360" w:lineRule="auto"/>
                                   <w:jc w:val="left"/>
                                   <w:rPr>
                                     <w:rFonts w:eastAsia="Calibri" w:cs="CorporateSPro-Light"/>
-                                    <w:sz w:val="13"/>
+                                    <w:sz w:val="22"/>
                                     <w:szCs w:val="13"/>
                                     <w:lang w:eastAsia="de-DE"/>
                                   </w:rPr>
@@ -1434,12 +1438,12 @@
                                   <w:autoSpaceDE w:val="0"/>
                                   <w:autoSpaceDN w:val="0"/>
                                   <w:adjustRightInd w:val="0"/>
-                                  <w:spacing w:line="240" w:lineRule="auto"/>
+                                  <w:spacing w:line="360" w:lineRule="auto"/>
                                   <w:jc w:val="left"/>
                                   <w:rPr>
                                     <w:rFonts w:eastAsia="Calibri" w:cs="CorporateSPro-Demi"/>
                                     <w:b/>
-                                    <w:sz w:val="13"/>
+                                    <w:sz w:val="22"/>
                                     <w:szCs w:val="13"/>
                                     <w:lang w:eastAsia="de-DE"/>
                                   </w:rPr>
@@ -1450,12 +1454,12 @@
                                   <w:autoSpaceDE w:val="0"/>
                                   <w:autoSpaceDN w:val="0"/>
                                   <w:adjustRightInd w:val="0"/>
-                                  <w:spacing w:line="240" w:lineRule="auto"/>
+                                  <w:spacing w:line="360" w:lineRule="auto"/>
                                   <w:jc w:val="left"/>
                                   <w:rPr>
                                     <w:rFonts w:eastAsia="Calibri" w:cs="CorporateSPro-Demi"/>
                                     <w:b/>
-                                    <w:sz w:val="13"/>
+                                    <w:sz w:val="22"/>
                                     <w:szCs w:val="13"/>
                                     <w:lang w:eastAsia="de-DE"/>
                                   </w:rPr>
@@ -1476,11 +1480,11 @@
                                   <w:autoSpaceDE w:val="0"/>
                                   <w:autoSpaceDN w:val="0"/>
                                   <w:adjustRightInd w:val="0"/>
-                                  <w:spacing w:line="240" w:lineRule="auto"/>
+                                  <w:spacing w:line="360" w:lineRule="auto"/>
                                   <w:jc w:val="left"/>
                                   <w:rPr>
                                     <w:rFonts w:eastAsia="Calibri" w:cs="CorporateSPro-Light"/>
-                                    <w:sz w:val="13"/>
+                                    <w:sz w:val="22"/>
                                     <w:szCs w:val="13"/>
                                     <w:lang w:eastAsia="de-DE"/>
                                   </w:rPr>
@@ -1500,11 +1504,11 @@
                                   <w:autoSpaceDE w:val="0"/>
                                   <w:autoSpaceDN w:val="0"/>
                                   <w:adjustRightInd w:val="0"/>
-                                  <w:spacing w:line="240" w:lineRule="auto"/>
+                                  <w:spacing w:line="360" w:lineRule="auto"/>
                                   <w:jc w:val="left"/>
                                   <w:rPr>
                                     <w:rFonts w:eastAsia="Calibri" w:cs="CorporateSPro-Light"/>
-                                    <w:sz w:val="13"/>
+                                    <w:sz w:val="22"/>
                                     <w:szCs w:val="13"/>
                                     <w:lang w:eastAsia="de-DE"/>
                                   </w:rPr>
@@ -1515,12 +1519,12 @@
                                   <w:autoSpaceDE w:val="0"/>
                                   <w:autoSpaceDN w:val="0"/>
                                   <w:adjustRightInd w:val="0"/>
-                                  <w:spacing w:line="240" w:lineRule="auto"/>
+                                  <w:spacing w:line="360" w:lineRule="auto"/>
                                   <w:jc w:val="left"/>
                                   <w:rPr>
                                     <w:rFonts w:eastAsia="Calibri" w:cs="CorporateSPro-Demi"/>
                                     <w:b/>
-                                    <w:sz w:val="13"/>
+                                    <w:sz w:val="22"/>
                                     <w:szCs w:val="13"/>
                                     <w:lang w:eastAsia="de-DE"/>
                                   </w:rPr>
@@ -1541,11 +1545,11 @@
                                   <w:autoSpaceDE w:val="0"/>
                                   <w:autoSpaceDN w:val="0"/>
                                   <w:adjustRightInd w:val="0"/>
-                                  <w:spacing w:line="240" w:lineRule="auto"/>
+                                  <w:spacing w:line="360" w:lineRule="auto"/>
                                   <w:jc w:val="left"/>
                                   <w:rPr>
                                     <w:rFonts w:eastAsia="Calibri" w:cs="CorporateSPro-Light"/>
-                                    <w:sz w:val="13"/>
+                                    <w:sz w:val="22"/>
                                     <w:szCs w:val="13"/>
                                     <w:lang w:eastAsia="de-DE"/>
                                   </w:rPr>
@@ -1568,11 +1572,11 @@
                                   <w:autoSpaceDE w:val="0"/>
                                   <w:autoSpaceDN w:val="0"/>
                                   <w:adjustRightInd w:val="0"/>
-                                  <w:spacing w:line="276" w:lineRule="auto"/>
+                                  <w:spacing w:line="360" w:lineRule="auto"/>
                                   <w:jc w:val="left"/>
                                   <w:rPr>
                                     <w:rFonts w:eastAsia="Calibri" w:cs="CorporateSPro-Light"/>
-                                    <w:sz w:val="13"/>
+                                    <w:sz w:val="22"/>
                                     <w:szCs w:val="13"/>
                                     <w:lang w:eastAsia="de-DE"/>
                                   </w:rPr>
@@ -1583,11 +1587,11 @@
                                   <w:autoSpaceDE w:val="0"/>
                                   <w:autoSpaceDN w:val="0"/>
                                   <w:adjustRightInd w:val="0"/>
-                                  <w:spacing w:line="276" w:lineRule="auto"/>
+                                  <w:spacing w:line="360" w:lineRule="auto"/>
                                   <w:jc w:val="left"/>
                                   <w:rPr>
                                     <w:rFonts w:eastAsia="Calibri" w:cs="CorporateSPro-Light"/>
-                                    <w:sz w:val="13"/>
+                                    <w:sz w:val="22"/>
                                     <w:szCs w:val="13"/>
                                     <w:lang w:eastAsia="de-DE"/>
                                   </w:rPr>
@@ -1601,10 +1605,11 @@
                                   <w:jc w:val="left"/>
                                   <w:rPr>
                                     <w:rFonts w:eastAsia="Calibri" w:cs="CorporateSPro-Regular"/>
-                                    <w:sz w:val="13"/>
+                                    <w:sz w:val="22"/>
                                     <w:szCs w:val="13"/>
                                     <w:lang w:eastAsia="de-DE"/>
                                   </w:rPr>
+                                  <w:spacing w:line="360" w:lineRule="auto"/>
                                 </w:pPr>
                                 <w:r>
                                   <w:rPr>
@@ -1621,12 +1626,12 @@
                                   <w:autoSpaceDE w:val="0"/>
                                   <w:autoSpaceDN w:val="0"/>
                                   <w:adjustRightInd w:val="0"/>
-                                  <w:spacing w:line="240" w:lineRule="auto"/>
+                                  <w:spacing w:line="360" w:lineRule="auto"/>
                                   <w:jc w:val="left"/>
                                   <w:rPr>
                                     <w:rFonts w:eastAsia="Calibri" w:cs="CorporateSPro-Demi"/>
                                     <w:b/>
-                                    <w:sz w:val="13"/>
+                                    <w:sz w:val="22"/>
                                     <w:szCs w:val="13"/>
                                     <w:lang w:eastAsia="de-DE"/>
                                   </w:rPr>
@@ -1647,11 +1652,11 @@
                                   <w:autoSpaceDE w:val="0"/>
                                   <w:autoSpaceDN w:val="0"/>
                                   <w:adjustRightInd w:val="0"/>
-                                  <w:spacing w:line="240" w:lineRule="auto"/>
+                                  <w:spacing w:line="360" w:lineRule="auto"/>
                                   <w:jc w:val="left"/>
                                   <w:rPr>
                                     <w:rFonts w:eastAsia="Calibri" w:cs="CorporateSPro-Light"/>
-                                    <w:sz w:val="13"/>
+                                    <w:sz w:val="22"/>
                                     <w:szCs w:val="13"/>
                                     <w:lang w:eastAsia="de-DE"/>
                                   </w:rPr>
@@ -1674,11 +1679,11 @@
                                   <w:autoSpaceDE w:val="0"/>
                                   <w:autoSpaceDN w:val="0"/>
                                   <w:adjustRightInd w:val="0"/>
-                                  <w:spacing w:line="276" w:lineRule="auto"/>
+                                  <w:spacing w:line="360" w:lineRule="auto"/>
                                   <w:jc w:val="left"/>
                                   <w:rPr>
                                     <w:rFonts w:eastAsia="Calibri" w:cs="CorporateSPro-Light"/>
-                                    <w:sz w:val="13"/>
+                                    <w:sz w:val="22"/>
                                     <w:szCs w:val="13"/>
                                     <w:lang w:eastAsia="de-DE"/>
                                   </w:rPr>
@@ -1689,11 +1694,11 @@
                                   <w:autoSpaceDE w:val="0"/>
                                   <w:autoSpaceDN w:val="0"/>
                                   <w:adjustRightInd w:val="0"/>
-                                  <w:spacing w:line="276" w:lineRule="auto"/>
+                                  <w:spacing w:line="360" w:lineRule="auto"/>
                                   <w:jc w:val="left"/>
                                   <w:rPr>
                                     <w:rFonts w:eastAsia="Calibri" w:cs="CorporateSPro-Light"/>
-                                    <w:sz w:val="13"/>
+                                    <w:sz w:val="22"/>
                                     <w:szCs w:val="13"/>
                                     <w:lang w:eastAsia="de-DE"/>
                                   </w:rPr>
@@ -1707,10 +1712,11 @@
                                   <w:jc w:val="left"/>
                                   <w:rPr>
                                     <w:rFonts w:eastAsia="Calibri" w:cs="CorporateSPro-Regular"/>
-                                    <w:sz w:val="13"/>
+                                    <w:sz w:val="22"/>
                                     <w:szCs w:val="13"/>
                                     <w:lang w:eastAsia="de-DE"/>
                                   </w:rPr>
+                                  <w:spacing w:line="360" w:lineRule="auto"/>
                                 </w:pPr>
                                 <w:r>
                                   <w:rPr>
@@ -1727,10 +1733,10 @@
                                   <w:autoSpaceDE w:val="0"/>
                                   <w:autoSpaceDN w:val="0"/>
                                   <w:adjustRightInd w:val="0"/>
-                                  <w:spacing w:line="240" w:lineRule="auto"/>
+                                  <w:spacing w:line="360" w:lineRule="auto"/>
                                   <w:rPr>
                                     <w:rFonts w:eastAsia="Calibri" w:cs="CorporateSPro-Demi"/>
-                                    <w:sz w:val="13"/>
+                                    <w:sz w:val="22"/>
                                     <w:szCs w:val="13"/>
                                     <w:lang w:eastAsia="de-DE"/>
                                   </w:rPr>
@@ -1769,10 +1775,10 @@
                                   <w:autoSpaceDE w:val="0"/>
                                   <w:autoSpaceDN w:val="0"/>
                                   <w:adjustRightInd w:val="0"/>
-                                  <w:spacing w:line="240" w:lineRule="auto"/>
+                                  <w:spacing w:line="360" w:lineRule="auto"/>
                                   <w:rPr>
                                     <w:rFonts w:eastAsia="Calibri" w:cs="CorporateSPro-Demi"/>
-                                    <w:sz w:val="13"/>
+                                    <w:sz w:val="22"/>
                                     <w:szCs w:val="13"/>
                                     <w:lang w:eastAsia="de-DE"/>
                                   </w:rPr>
@@ -1802,10 +1808,10 @@
                                   <w:autoSpaceDE w:val="0"/>
                                   <w:autoSpaceDN w:val="0"/>
                                   <w:adjustRightInd w:val="0"/>
-                                  <w:spacing w:line="240" w:lineRule="auto"/>
+                                  <w:spacing w:line="360" w:lineRule="auto"/>
                                   <w:rPr>
                                     <w:rFonts w:eastAsia="Calibri" w:cs="CorporateSPro-Demi"/>
-                                    <w:sz w:val="13"/>
+                                    <w:sz w:val="22"/>
                                     <w:szCs w:val="13"/>
                                     <w:lang w:eastAsia="de-DE"/>
                                   </w:rPr>
@@ -1835,10 +1841,10 @@
                                   <w:autoSpaceDE w:val="0"/>
                                   <w:autoSpaceDN w:val="0"/>
                                   <w:adjustRightInd w:val="0"/>
-                                  <w:spacing w:line="240" w:lineRule="auto"/>
+                                  <w:spacing w:line="360" w:lineRule="auto"/>
                                   <w:rPr>
                                     <w:rFonts w:eastAsia="Calibri" w:cs="CorporateSPro-Demi"/>
-                                    <w:sz w:val="13"/>
+                                    <w:sz w:val="22"/>
                                     <w:szCs w:val="13"/>
                                     <w:lang w:eastAsia="de-DE"/>
                                   </w:rPr>
@@ -1877,10 +1883,10 @@
                                   <w:autoSpaceDE w:val="0"/>
                                   <w:autoSpaceDN w:val="0"/>
                                   <w:adjustRightInd w:val="0"/>
-                                  <w:spacing w:line="240" w:lineRule="auto"/>
+                                  <w:spacing w:line="360" w:lineRule="auto"/>
                                   <w:rPr>
                                     <w:rFonts w:eastAsia="Calibri" w:cs="CorporateSPro-Demi"/>
-                                    <w:sz w:val="9"/>
+                                    <w:sz w:val="22"/>
                                     <w:szCs w:val="9"/>
                                     <w:lang w:eastAsia="de-DE"/>
                                   </w:rPr>
@@ -1962,10 +1968,11 @@
                             <w:rPr>
                               <w:rFonts w:eastAsia="Calibri" w:cs="CorporateSPro-Demi"/>
                               <w:b/>
-                              <w:sz w:val="13"/>
+                              <w:sz w:val="22"/>
                               <w:szCs w:val="13"/>
                               <w:lang w:eastAsia="de-DE"/>
                             </w:rPr>
+                            <w:spacing w:line="360" w:lineRule="auto"/>
                           </w:pPr>
                           <w:r>
                             <w:rPr>
@@ -1983,11 +1990,11 @@
                             <w:autoSpaceDE w:val="0"/>
                             <w:autoSpaceDN w:val="0"/>
                             <w:adjustRightInd w:val="0"/>
-                            <w:spacing w:line="276" w:lineRule="auto"/>
+                            <w:spacing w:line="360" w:lineRule="auto"/>
                             <w:jc w:val="left"/>
                             <w:rPr>
                               <w:rFonts w:eastAsia="Calibri" w:cs="CorporateSPro-Light"/>
-                              <w:sz w:val="13"/>
+                              <w:sz w:val="22"/>
                               <w:szCs w:val="13"/>
                               <w:lang w:eastAsia="de-DE"/>
                             </w:rPr>
@@ -2010,11 +2017,11 @@
                             <w:autoSpaceDE w:val="0"/>
                             <w:autoSpaceDN w:val="0"/>
                             <w:adjustRightInd w:val="0"/>
-                            <w:spacing w:line="276" w:lineRule="auto"/>
+                            <w:spacing w:line="360" w:lineRule="auto"/>
                             <w:jc w:val="left"/>
                             <w:rPr>
                               <w:rFonts w:eastAsia="Calibri" w:cs="CorporateSPro-Light"/>
-                              <w:sz w:val="13"/>
+                              <w:sz w:val="22"/>
                               <w:szCs w:val="13"/>
                               <w:lang w:eastAsia="de-DE"/>
                             </w:rPr>
@@ -2037,11 +2044,11 @@
                             <w:autoSpaceDE w:val="0"/>
                             <w:autoSpaceDN w:val="0"/>
                             <w:adjustRightInd w:val="0"/>
-                            <w:spacing w:line="276" w:lineRule="auto"/>
+                            <w:spacing w:line="360" w:lineRule="auto"/>
                             <w:jc w:val="center"/>
                             <w:rPr>
                               <w:rFonts w:eastAsia="Calibri" w:cs="CorporateSPro-Light"/>
-                              <w:sz w:val="13"/>
+                              <w:sz w:val="22"/>
                               <w:szCs w:val="13"/>
                               <w:lang w:eastAsia="de-DE"/>
                             </w:rPr>
@@ -2055,11 +2062,11 @@
                             <w:autoSpaceDE w:val="0"/>
                             <w:autoSpaceDN w:val="0"/>
                             <w:adjustRightInd w:val="0"/>
-                            <w:spacing w:line="276" w:lineRule="auto"/>
+                            <w:spacing w:line="360" w:lineRule="auto"/>
                             <w:jc w:val="center"/>
                             <w:rPr>
                               <w:rFonts w:eastAsia="Calibri" w:cs="CorporateSPro-Light"/>
-                              <w:sz w:val="13"/>
+                              <w:sz w:val="22"/>
                               <w:szCs w:val="13"/>
                               <w:lang w:eastAsia="de-DE"/>
                             </w:rPr>
@@ -2073,11 +2080,11 @@
                             <w:autoSpaceDE w:val="0"/>
                             <w:autoSpaceDN w:val="0"/>
                             <w:adjustRightInd w:val="0"/>
-                            <w:spacing w:line="276" w:lineRule="auto"/>
+                            <w:spacing w:line="360" w:lineRule="auto"/>
                             <w:jc w:val="center"/>
                             <w:rPr>
                               <w:rFonts w:eastAsia="Calibri" w:cs="CorporateSPro-Light"/>
-                              <w:sz w:val="13"/>
+                              <w:sz w:val="22"/>
                               <w:szCs w:val="13"/>
                               <w:lang w:eastAsia="de-DE"/>
                             </w:rPr>
@@ -2091,11 +2098,11 @@
                             <w:autoSpaceDE w:val="0"/>
                             <w:autoSpaceDN w:val="0"/>
                             <w:adjustRightInd w:val="0"/>
-                            <w:spacing w:line="276" w:lineRule="auto"/>
+                            <w:spacing w:line="360" w:lineRule="auto"/>
                             <w:jc w:val="center"/>
                             <w:rPr>
                               <w:rFonts w:eastAsia="Calibri" w:cs="CorporateSPro-Light"/>
-                              <w:sz w:val="13"/>
+                              <w:sz w:val="22"/>
                               <w:szCs w:val="13"/>
                               <w:lang w:eastAsia="de-DE"/>
                             </w:rPr>
@@ -2109,11 +2116,11 @@
                             <w:autoSpaceDE w:val="0"/>
                             <w:autoSpaceDN w:val="0"/>
                             <w:adjustRightInd w:val="0"/>
-                            <w:spacing w:line="276" w:lineRule="auto"/>
+                            <w:spacing w:line="360" w:lineRule="auto"/>
                             <w:jc w:val="center"/>
                             <w:rPr>
                               <w:rFonts w:eastAsia="Calibri" w:cs="CorporateSPro-Light"/>
-                              <w:sz w:val="13"/>
+                              <w:sz w:val="22"/>
                               <w:szCs w:val="13"/>
                               <w:lang w:eastAsia="de-DE"/>
                             </w:rPr>
@@ -2127,11 +2134,11 @@
                             <w:autoSpaceDE w:val="0"/>
                             <w:autoSpaceDN w:val="0"/>
                             <w:adjustRightInd w:val="0"/>
-                            <w:spacing w:line="276" w:lineRule="auto"/>
+                            <w:spacing w:line="360" w:lineRule="auto"/>
                             <w:jc w:val="center"/>
                             <w:rPr>
                               <w:rFonts w:eastAsia="Calibri" w:cs="CorporateSPro-Light"/>
-                              <w:sz w:val="13"/>
+                              <w:sz w:val="22"/>
                               <w:szCs w:val="13"/>
                               <w:lang w:eastAsia="de-DE"/>
                             </w:rPr>
@@ -2145,11 +2152,11 @@
                             <w:autoSpaceDE w:val="0"/>
                             <w:autoSpaceDN w:val="0"/>
                             <w:adjustRightInd w:val="0"/>
-                            <w:spacing w:line="276" w:lineRule="auto"/>
+                            <w:spacing w:line="360" w:lineRule="auto"/>
                             <w:jc w:val="center"/>
                             <w:rPr>
                               <w:rFonts w:eastAsia="Calibri" w:cs="CorporateSPro-Light"/>
-                              <w:sz w:val="13"/>
+                              <w:sz w:val="22"/>
                               <w:szCs w:val="13"/>
                               <w:lang w:eastAsia="de-DE"/>
                             </w:rPr>
@@ -2160,11 +2167,11 @@
                             <w:autoSpaceDE w:val="0"/>
                             <w:autoSpaceDN w:val="0"/>
                             <w:adjustRightInd w:val="0"/>
-                            <w:spacing w:line="276" w:lineRule="auto"/>
+                            <w:spacing w:line="360" w:lineRule="auto"/>
                             <w:jc w:val="left"/>
                             <w:rPr>
                               <w:rFonts w:eastAsia="Calibri" w:cs="CorporateSPro-Light"/>
-                              <w:sz w:val="13"/>
+                              <w:sz w:val="22"/>
                               <w:szCs w:val="13"/>
                               <w:lang w:eastAsia="de-DE"/>
                             </w:rPr>
@@ -2178,10 +2185,11 @@
                             <w:jc w:val="left"/>
                             <w:rPr>
                               <w:rFonts w:eastAsia="Calibri" w:cs="CorporateSPro-Regular"/>
-                              <w:sz w:val="13"/>
+                              <w:sz w:val="22"/>
                               <w:szCs w:val="13"/>
                               <w:lang w:eastAsia="de-DE"/>
                             </w:rPr>
+                            <w:spacing w:line="360" w:lineRule="auto"/>
                           </w:pPr>
                           <w:bookmarkStart w:id="10" w:name="_Hlk217368252"/>
                           <w:bookmarkStart w:id="11" w:name="_Hlk217368253"/>
@@ -2208,12 +2216,12 @@
                             <w:autoSpaceDE w:val="0"/>
                             <w:autoSpaceDN w:val="0"/>
                             <w:adjustRightInd w:val="0"/>
-                            <w:spacing w:line="240" w:lineRule="auto"/>
+                            <w:spacing w:line="360" w:lineRule="auto"/>
                             <w:jc w:val="left"/>
                             <w:rPr>
                               <w:rFonts w:eastAsia="Calibri" w:cs="CorporateSPro-Demi"/>
                               <w:b/>
-                              <w:sz w:val="13"/>
+                              <w:sz w:val="22"/>
                               <w:szCs w:val="13"/>
                               <w:lang w:eastAsia="de-DE"/>
                             </w:rPr>
@@ -2234,11 +2242,11 @@
                             <w:autoSpaceDE w:val="0"/>
                             <w:autoSpaceDN w:val="0"/>
                             <w:adjustRightInd w:val="0"/>
-                            <w:spacing w:line="240" w:lineRule="auto"/>
+                            <w:spacing w:line="360" w:lineRule="auto"/>
                             <w:jc w:val="left"/>
                             <w:rPr>
                               <w:rFonts w:eastAsia="Calibri" w:cs="CorporateSPro-Light"/>
-                              <w:sz w:val="13"/>
+                              <w:sz w:val="22"/>
                               <w:szCs w:val="13"/>
                               <w:lang w:eastAsia="de-DE"/>
                             </w:rPr>
@@ -2258,11 +2266,11 @@
                             <w:autoSpaceDE w:val="0"/>
                             <w:autoSpaceDN w:val="0"/>
                             <w:adjustRightInd w:val="0"/>
-                            <w:spacing w:line="240" w:lineRule="auto"/>
+                            <w:spacing w:line="360" w:lineRule="auto"/>
                             <w:jc w:val="left"/>
                             <w:rPr>
                               <w:rFonts w:eastAsia="Calibri" w:cs="CorporateSPro-Light"/>
-                              <w:sz w:val="13"/>
+                              <w:sz w:val="22"/>
                               <w:szCs w:val="13"/>
                               <w:lang w:eastAsia="de-DE"/>
                             </w:rPr>
@@ -2282,12 +2290,12 @@
                             <w:autoSpaceDE w:val="0"/>
                             <w:autoSpaceDN w:val="0"/>
                             <w:adjustRightInd w:val="0"/>
-                            <w:spacing w:line="240" w:lineRule="auto"/>
+                            <w:spacing w:line="360" w:lineRule="auto"/>
                             <w:jc w:val="left"/>
                             <w:rPr>
                               <w:rFonts w:eastAsia="Calibri" w:cs="CorporateSPro-Demi"/>
                               <w:b/>
-                              <w:sz w:val="13"/>
+                              <w:sz w:val="22"/>
                               <w:szCs w:val="13"/>
                               <w:lang w:eastAsia="de-DE"/>
                             </w:rPr>
@@ -2298,12 +2306,12 @@
                             <w:autoSpaceDE w:val="0"/>
                             <w:autoSpaceDN w:val="0"/>
                             <w:adjustRightInd w:val="0"/>
-                            <w:spacing w:line="240" w:lineRule="auto"/>
+                            <w:spacing w:line="360" w:lineRule="auto"/>
                             <w:jc w:val="left"/>
                             <w:rPr>
                               <w:rFonts w:eastAsia="Calibri" w:cs="CorporateSPro-Demi"/>
                               <w:b/>
-                              <w:sz w:val="13"/>
+                              <w:sz w:val="22"/>
                               <w:szCs w:val="13"/>
                               <w:lang w:val="en-GB" w:eastAsia="de-DE"/>
                             </w:rPr>
@@ -2324,11 +2332,11 @@
                             <w:autoSpaceDE w:val="0"/>
                             <w:autoSpaceDN w:val="0"/>
                             <w:adjustRightInd w:val="0"/>
-                            <w:spacing w:line="240" w:lineRule="auto"/>
+                            <w:spacing w:line="360" w:lineRule="auto"/>
                             <w:jc w:val="left"/>
                             <w:rPr>
                               <w:rFonts w:eastAsia="Calibri" w:cs="CorporateSPro-Light"/>
-                              <w:sz w:val="13"/>
+                              <w:sz w:val="22"/>
                               <w:szCs w:val="13"/>
                               <w:lang w:eastAsia="de-DE"/>
                             </w:rPr>
@@ -2348,12 +2356,12 @@
                             <w:autoSpaceDE w:val="0"/>
                             <w:autoSpaceDN w:val="0"/>
                             <w:adjustRightInd w:val="0"/>
-                            <w:spacing w:line="240" w:lineRule="auto"/>
+                            <w:spacing w:line="360" w:lineRule="auto"/>
                             <w:jc w:val="left"/>
                             <w:rPr>
                               <w:rFonts w:eastAsia="Calibri" w:cs="CorporateSPro-Demi"/>
                               <w:b/>
-                              <w:sz w:val="13"/>
+                              <w:sz w:val="22"/>
                               <w:szCs w:val="13"/>
                               <w:lang w:eastAsia="de-DE"/>
                             </w:rPr>
@@ -2364,12 +2372,12 @@
                             <w:autoSpaceDE w:val="0"/>
                             <w:autoSpaceDN w:val="0"/>
                             <w:adjustRightInd w:val="0"/>
-                            <w:spacing w:line="240" w:lineRule="auto"/>
+                            <w:spacing w:line="360" w:lineRule="auto"/>
                             <w:jc w:val="left"/>
                             <w:rPr>
                               <w:rFonts w:eastAsia="Calibri" w:cs="CorporateSPro-Demi"/>
                               <w:b/>
-                              <w:sz w:val="13"/>
+                              <w:sz w:val="22"/>
                               <w:szCs w:val="13"/>
                               <w:lang w:eastAsia="de-DE"/>
                             </w:rPr>
@@ -2390,11 +2398,11 @@
                             <w:autoSpaceDE w:val="0"/>
                             <w:autoSpaceDN w:val="0"/>
                             <w:adjustRightInd w:val="0"/>
-                            <w:spacing w:line="240" w:lineRule="auto"/>
+                            <w:spacing w:line="360" w:lineRule="auto"/>
                             <w:jc w:val="left"/>
                             <w:rPr>
                               <w:rFonts w:eastAsia="Calibri" w:cs="CorporateSPro-Light"/>
-                              <w:sz w:val="13"/>
+                              <w:sz w:val="22"/>
                               <w:szCs w:val="13"/>
                               <w:lang w:eastAsia="de-DE"/>
                             </w:rPr>
@@ -2414,11 +2422,11 @@
                             <w:autoSpaceDE w:val="0"/>
                             <w:autoSpaceDN w:val="0"/>
                             <w:adjustRightInd w:val="0"/>
-                            <w:spacing w:line="240" w:lineRule="auto"/>
+                            <w:spacing w:line="360" w:lineRule="auto"/>
                             <w:jc w:val="left"/>
                             <w:rPr>
                               <w:rFonts w:eastAsia="Calibri" w:cs="CorporateSPro-Light"/>
-                              <w:sz w:val="13"/>
+                              <w:sz w:val="22"/>
                               <w:szCs w:val="13"/>
                               <w:lang w:eastAsia="de-DE"/>
                             </w:rPr>
@@ -2438,11 +2446,11 @@
                             <w:autoSpaceDE w:val="0"/>
                             <w:autoSpaceDN w:val="0"/>
                             <w:adjustRightInd w:val="0"/>
-                            <w:spacing w:line="240" w:lineRule="auto"/>
+                            <w:spacing w:line="360" w:lineRule="auto"/>
                             <w:jc w:val="left"/>
                             <w:rPr>
                               <w:rFonts w:eastAsia="Calibri" w:cs="CorporateSPro-Light"/>
-                              <w:sz w:val="13"/>
+                              <w:sz w:val="22"/>
                               <w:szCs w:val="13"/>
                               <w:lang w:eastAsia="de-DE"/>
                             </w:rPr>
@@ -2453,12 +2461,12 @@
                             <w:autoSpaceDE w:val="0"/>
                             <w:autoSpaceDN w:val="0"/>
                             <w:adjustRightInd w:val="0"/>
-                            <w:spacing w:line="240" w:lineRule="auto"/>
+                            <w:spacing w:line="360" w:lineRule="auto"/>
                             <w:jc w:val="left"/>
                             <w:rPr>
                               <w:rFonts w:eastAsia="Calibri" w:cs="CorporateSPro-Demi"/>
                               <w:b/>
-                              <w:sz w:val="13"/>
+                              <w:sz w:val="22"/>
                               <w:szCs w:val="13"/>
                               <w:lang w:eastAsia="de-DE"/>
                             </w:rPr>
@@ -2479,11 +2487,11 @@
                             <w:autoSpaceDE w:val="0"/>
                             <w:autoSpaceDN w:val="0"/>
                             <w:adjustRightInd w:val="0"/>
-                            <w:spacing w:line="240" w:lineRule="auto"/>
+                            <w:spacing w:line="360" w:lineRule="auto"/>
                             <w:jc w:val="left"/>
                             <w:rPr>
                               <w:rFonts w:eastAsia="Calibri" w:cs="CorporateSPro-Light"/>
-                              <w:sz w:val="13"/>
+                              <w:sz w:val="22"/>
                               <w:szCs w:val="13"/>
                               <w:lang w:eastAsia="de-DE"/>
                             </w:rPr>
@@ -2503,11 +2511,11 @@
                             <w:autoSpaceDE w:val="0"/>
                             <w:autoSpaceDN w:val="0"/>
                             <w:adjustRightInd w:val="0"/>
-                            <w:spacing w:line="240" w:lineRule="auto"/>
+                            <w:spacing w:line="360" w:lineRule="auto"/>
                             <w:jc w:val="left"/>
                             <w:rPr>
                               <w:rFonts w:eastAsia="Calibri" w:cs="CorporateSPro-Light"/>
-                              <w:sz w:val="13"/>
+                              <w:sz w:val="22"/>
                               <w:szCs w:val="13"/>
                               <w:lang w:eastAsia="de-DE"/>
                             </w:rPr>
@@ -2527,11 +2535,11 @@
                             <w:autoSpaceDE w:val="0"/>
                             <w:autoSpaceDN w:val="0"/>
                             <w:adjustRightInd w:val="0"/>
-                            <w:spacing w:line="240" w:lineRule="auto"/>
+                            <w:spacing w:line="360" w:lineRule="auto"/>
                             <w:jc w:val="left"/>
                             <w:rPr>
                               <w:rFonts w:eastAsia="Calibri" w:cs="CorporateSPro-Light"/>
-                              <w:sz w:val="13"/>
+                              <w:sz w:val="22"/>
                               <w:szCs w:val="13"/>
                               <w:lang w:eastAsia="de-DE"/>
                             </w:rPr>
@@ -2542,12 +2550,12 @@
                             <w:autoSpaceDE w:val="0"/>
                             <w:autoSpaceDN w:val="0"/>
                             <w:adjustRightInd w:val="0"/>
-                            <w:spacing w:line="240" w:lineRule="auto"/>
+                            <w:spacing w:line="360" w:lineRule="auto"/>
                             <w:jc w:val="left"/>
                             <w:rPr>
                               <w:rFonts w:eastAsia="Calibri" w:cs="CorporateSPro-Demi"/>
                               <w:b/>
-                              <w:sz w:val="13"/>
+                              <w:sz w:val="22"/>
                               <w:szCs w:val="13"/>
                               <w:lang w:eastAsia="de-DE"/>
                             </w:rPr>
@@ -2568,11 +2576,11 @@
                             <w:autoSpaceDE w:val="0"/>
                             <w:autoSpaceDN w:val="0"/>
                             <w:adjustRightInd w:val="0"/>
-                            <w:spacing w:line="240" w:lineRule="auto"/>
+                            <w:spacing w:line="360" w:lineRule="auto"/>
                             <w:jc w:val="left"/>
                             <w:rPr>
                               <w:rFonts w:eastAsia="Calibri" w:cs="CorporateSPro-Light"/>
-                              <w:sz w:val="13"/>
+                              <w:sz w:val="22"/>
                               <w:szCs w:val="13"/>
                               <w:lang w:eastAsia="de-DE"/>
                             </w:rPr>
@@ -2592,11 +2600,11 @@
                             <w:autoSpaceDE w:val="0"/>
                             <w:autoSpaceDN w:val="0"/>
                             <w:adjustRightInd w:val="0"/>
-                            <w:spacing w:line="240" w:lineRule="auto"/>
+                            <w:spacing w:line="360" w:lineRule="auto"/>
                             <w:jc w:val="left"/>
                             <w:rPr>
                               <w:rFonts w:eastAsia="Calibri" w:cs="CorporateSPro-Light"/>
-                              <w:sz w:val="13"/>
+                              <w:sz w:val="22"/>
                               <w:szCs w:val="13"/>
                               <w:lang w:eastAsia="de-DE"/>
                             </w:rPr>
@@ -2616,11 +2624,11 @@
                             <w:autoSpaceDE w:val="0"/>
                             <w:autoSpaceDN w:val="0"/>
                             <w:adjustRightInd w:val="0"/>
-                            <w:spacing w:line="240" w:lineRule="auto"/>
+                            <w:spacing w:line="360" w:lineRule="auto"/>
                             <w:jc w:val="left"/>
                             <w:rPr>
                               <w:rFonts w:eastAsia="Calibri" w:cs="CorporateSPro-Light"/>
-                              <w:sz w:val="13"/>
+                              <w:sz w:val="22"/>
                               <w:szCs w:val="13"/>
                               <w:lang w:eastAsia="de-DE"/>
                             </w:rPr>
@@ -2643,11 +2651,11 @@
                             <w:autoSpaceDE w:val="0"/>
                             <w:autoSpaceDN w:val="0"/>
                             <w:adjustRightInd w:val="0"/>
-                            <w:spacing w:line="276" w:lineRule="auto"/>
+                            <w:spacing w:line="360" w:lineRule="auto"/>
                             <w:jc w:val="left"/>
                             <w:rPr>
                               <w:rFonts w:eastAsia="Calibri" w:cs="CorporateSPro-Light"/>
-                              <w:sz w:val="13"/>
+                              <w:sz w:val="22"/>
                               <w:szCs w:val="13"/>
                               <w:lang w:eastAsia="de-DE"/>
                             </w:rPr>
@@ -2658,11 +2666,11 @@
                             <w:autoSpaceDE w:val="0"/>
                             <w:autoSpaceDN w:val="0"/>
                             <w:adjustRightInd w:val="0"/>
-                            <w:spacing w:line="276" w:lineRule="auto"/>
+                            <w:spacing w:line="360" w:lineRule="auto"/>
                             <w:jc w:val="left"/>
                             <w:rPr>
                               <w:rFonts w:eastAsia="Calibri" w:cs="CorporateSPro-Light"/>
-                              <w:sz w:val="13"/>
+                              <w:sz w:val="22"/>
                               <w:szCs w:val="13"/>
                               <w:lang w:eastAsia="de-DE"/>
                             </w:rPr>
@@ -2676,10 +2684,11 @@
                             <w:jc w:val="left"/>
                             <w:rPr>
                               <w:rFonts w:eastAsia="Calibri" w:cs="CorporateSPro-Regular"/>
-                              <w:sz w:val="13"/>
+                              <w:sz w:val="22"/>
                               <w:szCs w:val="13"/>
                               <w:lang w:eastAsia="de-DE"/>
                             </w:rPr>
+                            <w:spacing w:line="360" w:lineRule="auto"/>
                           </w:pPr>
                           <w:r>
                             <w:rPr>
@@ -2696,12 +2705,12 @@
                             <w:autoSpaceDE w:val="0"/>
                             <w:autoSpaceDN w:val="0"/>
                             <w:adjustRightInd w:val="0"/>
-                            <w:spacing w:line="240" w:lineRule="auto"/>
+                            <w:spacing w:line="360" w:lineRule="auto"/>
                             <w:jc w:val="left"/>
                             <w:rPr>
                               <w:rFonts w:eastAsia="Calibri" w:cs="CorporateSPro-Demi"/>
                               <w:b/>
-                              <w:sz w:val="13"/>
+                              <w:sz w:val="22"/>
                               <w:szCs w:val="13"/>
                               <w:lang w:eastAsia="de-DE"/>
                             </w:rPr>
@@ -2722,11 +2731,11 @@
                             <w:autoSpaceDE w:val="0"/>
                             <w:autoSpaceDN w:val="0"/>
                             <w:adjustRightInd w:val="0"/>
-                            <w:spacing w:line="240" w:lineRule="auto"/>
+                            <w:spacing w:line="360" w:lineRule="auto"/>
                             <w:jc w:val="left"/>
                             <w:rPr>
                               <w:rFonts w:eastAsia="Calibri" w:cs="CorporateSPro-Demi"/>
-                              <w:sz w:val="13"/>
+                              <w:sz w:val="22"/>
                               <w:szCs w:val="13"/>
                               <w:lang w:eastAsia="de-DE"/>
                             </w:rPr>
@@ -2746,11 +2755,11 @@
                             <w:autoSpaceDE w:val="0"/>
                             <w:autoSpaceDN w:val="0"/>
                             <w:adjustRightInd w:val="0"/>
-                            <w:spacing w:line="240" w:lineRule="auto"/>
+                            <w:spacing w:line="360" w:lineRule="auto"/>
                             <w:jc w:val="left"/>
                             <w:rPr>
                               <w:rFonts w:eastAsia="Calibri" w:cs="CorporateSPro-Light"/>
-                              <w:sz w:val="13"/>
+                              <w:sz w:val="22"/>
                               <w:szCs w:val="13"/>
                               <w:lang w:eastAsia="de-DE"/>
                             </w:rPr>
@@ -2761,12 +2770,12 @@
                             <w:autoSpaceDE w:val="0"/>
                             <w:autoSpaceDN w:val="0"/>
                             <w:adjustRightInd w:val="0"/>
-                            <w:spacing w:line="240" w:lineRule="auto"/>
+                            <w:spacing w:line="360" w:lineRule="auto"/>
                             <w:jc w:val="left"/>
                             <w:rPr>
                               <w:rFonts w:eastAsia="Calibri" w:cs="CorporateSPro-Demi"/>
                               <w:b/>
-                              <w:sz w:val="13"/>
+                              <w:sz w:val="22"/>
                               <w:szCs w:val="13"/>
                               <w:lang w:eastAsia="de-DE"/>
                             </w:rPr>
@@ -2787,11 +2796,11 @@
                             <w:autoSpaceDE w:val="0"/>
                             <w:autoSpaceDN w:val="0"/>
                             <w:adjustRightInd w:val="0"/>
-                            <w:spacing w:line="240" w:lineRule="auto"/>
+                            <w:spacing w:line="360" w:lineRule="auto"/>
                             <w:jc w:val="left"/>
                             <w:rPr>
                               <w:rFonts w:eastAsia="Calibri" w:cs="CorporateSPro-Light"/>
-                              <w:sz w:val="13"/>
+                              <w:sz w:val="22"/>
                               <w:szCs w:val="13"/>
                               <w:lang w:eastAsia="de-DE"/>
                             </w:rPr>
@@ -2811,12 +2820,12 @@
                             <w:autoSpaceDE w:val="0"/>
                             <w:autoSpaceDN w:val="0"/>
                             <w:adjustRightInd w:val="0"/>
-                            <w:spacing w:line="240" w:lineRule="auto"/>
+                            <w:spacing w:line="360" w:lineRule="auto"/>
                             <w:jc w:val="left"/>
                             <w:rPr>
                               <w:rFonts w:eastAsia="Calibri" w:cs="CorporateSPro-Demi"/>
                               <w:b/>
-                              <w:sz w:val="13"/>
+                              <w:sz w:val="22"/>
                               <w:szCs w:val="13"/>
                               <w:lang w:eastAsia="de-DE"/>
                             </w:rPr>
@@ -2827,12 +2836,12 @@
                             <w:autoSpaceDE w:val="0"/>
                             <w:autoSpaceDN w:val="0"/>
                             <w:adjustRightInd w:val="0"/>
-                            <w:spacing w:line="240" w:lineRule="auto"/>
+                            <w:spacing w:line="360" w:lineRule="auto"/>
                             <w:jc w:val="left"/>
                             <w:rPr>
                               <w:rFonts w:eastAsia="Calibri" w:cs="CorporateSPro-Demi"/>
                               <w:b/>
-                              <w:sz w:val="13"/>
+                              <w:sz w:val="22"/>
                               <w:szCs w:val="13"/>
                               <w:lang w:eastAsia="de-DE"/>
                             </w:rPr>
@@ -2853,11 +2862,11 @@
                             <w:autoSpaceDE w:val="0"/>
                             <w:autoSpaceDN w:val="0"/>
                             <w:adjustRightInd w:val="0"/>
-                            <w:spacing w:line="240" w:lineRule="auto"/>
+                            <w:spacing w:line="360" w:lineRule="auto"/>
                             <w:jc w:val="left"/>
                             <w:rPr>
                               <w:rFonts w:eastAsia="Calibri" w:cs="CorporateSPro-Light"/>
-                              <w:sz w:val="13"/>
+                              <w:sz w:val="22"/>
                               <w:szCs w:val="13"/>
                               <w:lang w:eastAsia="de-DE"/>
                             </w:rPr>
@@ -2877,11 +2886,11 @@
                             <w:autoSpaceDE w:val="0"/>
                             <w:autoSpaceDN w:val="0"/>
                             <w:adjustRightInd w:val="0"/>
-                            <w:spacing w:line="240" w:lineRule="auto"/>
+                            <w:spacing w:line="360" w:lineRule="auto"/>
                             <w:jc w:val="left"/>
                             <w:rPr>
                               <w:rFonts w:eastAsia="Calibri" w:cs="CorporateSPro-Light"/>
-                              <w:sz w:val="13"/>
+                              <w:sz w:val="22"/>
                               <w:szCs w:val="13"/>
                               <w:lang w:eastAsia="de-DE"/>
                             </w:rPr>
@@ -2892,12 +2901,12 @@
                             <w:autoSpaceDE w:val="0"/>
                             <w:autoSpaceDN w:val="0"/>
                             <w:adjustRightInd w:val="0"/>
-                            <w:spacing w:line="240" w:lineRule="auto"/>
+                            <w:spacing w:line="360" w:lineRule="auto"/>
                             <w:jc w:val="left"/>
                             <w:rPr>
                               <w:rFonts w:eastAsia="Calibri" w:cs="CorporateSPro-Demi"/>
                               <w:b/>
-                              <w:sz w:val="13"/>
+                              <w:sz w:val="22"/>
                               <w:szCs w:val="13"/>
                               <w:lang w:eastAsia="de-DE"/>
                             </w:rPr>
@@ -2918,11 +2927,11 @@
                             <w:autoSpaceDE w:val="0"/>
                             <w:autoSpaceDN w:val="0"/>
                             <w:adjustRightInd w:val="0"/>
-                            <w:spacing w:line="240" w:lineRule="auto"/>
+                            <w:spacing w:line="360" w:lineRule="auto"/>
                             <w:jc w:val="left"/>
                             <w:rPr>
                               <w:rFonts w:eastAsia="Calibri" w:cs="CorporateSPro-Light"/>
-                              <w:sz w:val="13"/>
+                              <w:sz w:val="22"/>
                               <w:szCs w:val="13"/>
                               <w:lang w:eastAsia="de-DE"/>
                             </w:rPr>
@@ -2945,11 +2954,11 @@
                             <w:autoSpaceDE w:val="0"/>
                             <w:autoSpaceDN w:val="0"/>
                             <w:adjustRightInd w:val="0"/>
-                            <w:spacing w:line="276" w:lineRule="auto"/>
+                            <w:spacing w:line="360" w:lineRule="auto"/>
                             <w:jc w:val="left"/>
                             <w:rPr>
                               <w:rFonts w:eastAsia="Calibri" w:cs="CorporateSPro-Light"/>
-                              <w:sz w:val="13"/>
+                              <w:sz w:val="22"/>
                               <w:szCs w:val="13"/>
                               <w:lang w:eastAsia="de-DE"/>
                             </w:rPr>
@@ -2960,11 +2969,11 @@
                             <w:autoSpaceDE w:val="0"/>
                             <w:autoSpaceDN w:val="0"/>
                             <w:adjustRightInd w:val="0"/>
-                            <w:spacing w:line="276" w:lineRule="auto"/>
+                            <w:spacing w:line="360" w:lineRule="auto"/>
                             <w:jc w:val="left"/>
                             <w:rPr>
                               <w:rFonts w:eastAsia="Calibri" w:cs="CorporateSPro-Light"/>
-                              <w:sz w:val="13"/>
+                              <w:sz w:val="22"/>
                               <w:szCs w:val="13"/>
                               <w:lang w:eastAsia="de-DE"/>
                             </w:rPr>
@@ -2978,10 +2987,11 @@
                             <w:jc w:val="left"/>
                             <w:rPr>
                               <w:rFonts w:eastAsia="Calibri" w:cs="CorporateSPro-Regular"/>
-                              <w:sz w:val="13"/>
+                              <w:sz w:val="22"/>
                               <w:szCs w:val="13"/>
                               <w:lang w:eastAsia="de-DE"/>
                             </w:rPr>
+                            <w:spacing w:line="360" w:lineRule="auto"/>
                           </w:pPr>
                           <w:r>
                             <w:rPr>
@@ -2998,12 +3008,12 @@
                             <w:autoSpaceDE w:val="0"/>
                             <w:autoSpaceDN w:val="0"/>
                             <w:adjustRightInd w:val="0"/>
-                            <w:spacing w:line="240" w:lineRule="auto"/>
+                            <w:spacing w:line="360" w:lineRule="auto"/>
                             <w:jc w:val="left"/>
                             <w:rPr>
                               <w:rFonts w:eastAsia="Calibri" w:cs="CorporateSPro-Demi"/>
                               <w:b/>
-                              <w:sz w:val="13"/>
+                              <w:sz w:val="22"/>
                               <w:szCs w:val="13"/>
                               <w:lang w:eastAsia="de-DE"/>
                             </w:rPr>
@@ -3024,11 +3034,11 @@
                             <w:autoSpaceDE w:val="0"/>
                             <w:autoSpaceDN w:val="0"/>
                             <w:adjustRightInd w:val="0"/>
-                            <w:spacing w:line="240" w:lineRule="auto"/>
+                            <w:spacing w:line="360" w:lineRule="auto"/>
                             <w:jc w:val="left"/>
                             <w:rPr>
                               <w:rFonts w:eastAsia="Calibri" w:cs="CorporateSPro-Light"/>
-                              <w:sz w:val="13"/>
+                              <w:sz w:val="22"/>
                               <w:szCs w:val="13"/>
                               <w:lang w:eastAsia="de-DE"/>
                             </w:rPr>
@@ -3051,11 +3061,11 @@
                             <w:autoSpaceDE w:val="0"/>
                             <w:autoSpaceDN w:val="0"/>
                             <w:adjustRightInd w:val="0"/>
-                            <w:spacing w:line="276" w:lineRule="auto"/>
+                            <w:spacing w:line="360" w:lineRule="auto"/>
                             <w:jc w:val="left"/>
                             <w:rPr>
                               <w:rFonts w:eastAsia="Calibri" w:cs="CorporateSPro-Light"/>
-                              <w:sz w:val="13"/>
+                              <w:sz w:val="22"/>
                               <w:szCs w:val="13"/>
                               <w:lang w:eastAsia="de-DE"/>
                             </w:rPr>
@@ -3066,11 +3076,11 @@
                             <w:autoSpaceDE w:val="0"/>
                             <w:autoSpaceDN w:val="0"/>
                             <w:adjustRightInd w:val="0"/>
-                            <w:spacing w:line="276" w:lineRule="auto"/>
+                            <w:spacing w:line="360" w:lineRule="auto"/>
                             <w:jc w:val="left"/>
                             <w:rPr>
                               <w:rFonts w:eastAsia="Calibri" w:cs="CorporateSPro-Light"/>
-                              <w:sz w:val="13"/>
+                              <w:sz w:val="22"/>
                               <w:szCs w:val="13"/>
                               <w:lang w:eastAsia="de-DE"/>
                             </w:rPr>
@@ -3084,10 +3094,11 @@
                             <w:jc w:val="left"/>
                             <w:rPr>
                               <w:rFonts w:eastAsia="Calibri" w:cs="CorporateSPro-Regular"/>
-                              <w:sz w:val="13"/>
+                              <w:sz w:val="22"/>
                               <w:szCs w:val="13"/>
                               <w:lang w:eastAsia="de-DE"/>
                             </w:rPr>
+                            <w:spacing w:line="360" w:lineRule="auto"/>
                           </w:pPr>
                           <w:r>
                             <w:rPr>
@@ -3104,10 +3115,10 @@
                             <w:autoSpaceDE w:val="0"/>
                             <w:autoSpaceDN w:val="0"/>
                             <w:adjustRightInd w:val="0"/>
-                            <w:spacing w:line="240" w:lineRule="auto"/>
+                            <w:spacing w:line="360" w:lineRule="auto"/>
                             <w:rPr>
                               <w:rFonts w:eastAsia="Calibri" w:cs="CorporateSPro-Demi"/>
-                              <w:sz w:val="13"/>
+                              <w:sz w:val="22"/>
                               <w:szCs w:val="13"/>
                               <w:lang w:eastAsia="de-DE"/>
                             </w:rPr>
@@ -3146,10 +3157,10 @@
                             <w:autoSpaceDE w:val="0"/>
                             <w:autoSpaceDN w:val="0"/>
                             <w:adjustRightInd w:val="0"/>
-                            <w:spacing w:line="240" w:lineRule="auto"/>
+                            <w:spacing w:line="360" w:lineRule="auto"/>
                             <w:rPr>
                               <w:rFonts w:eastAsia="Calibri" w:cs="CorporateSPro-Demi"/>
-                              <w:sz w:val="13"/>
+                              <w:sz w:val="22"/>
                               <w:szCs w:val="13"/>
                               <w:lang w:eastAsia="de-DE"/>
                             </w:rPr>
@@ -3179,10 +3190,10 @@
                             <w:autoSpaceDE w:val="0"/>
                             <w:autoSpaceDN w:val="0"/>
                             <w:adjustRightInd w:val="0"/>
-                            <w:spacing w:line="240" w:lineRule="auto"/>
+                            <w:spacing w:line="360" w:lineRule="auto"/>
                             <w:rPr>
                               <w:rFonts w:eastAsia="Calibri" w:cs="CorporateSPro-Demi"/>
-                              <w:sz w:val="13"/>
+                              <w:sz w:val="22"/>
                               <w:szCs w:val="13"/>
                               <w:lang w:eastAsia="de-DE"/>
                             </w:rPr>
@@ -3212,10 +3223,10 @@
                             <w:autoSpaceDE w:val="0"/>
                             <w:autoSpaceDN w:val="0"/>
                             <w:adjustRightInd w:val="0"/>
-                            <w:spacing w:line="240" w:lineRule="auto"/>
+                            <w:spacing w:line="360" w:lineRule="auto"/>
                             <w:rPr>
                               <w:rFonts w:eastAsia="Calibri" w:cs="CorporateSPro-Demi"/>
-                              <w:sz w:val="13"/>
+                              <w:sz w:val="22"/>
                               <w:szCs w:val="13"/>
                               <w:lang w:eastAsia="de-DE"/>
                             </w:rPr>
@@ -3254,10 +3265,10 @@
                             <w:autoSpaceDE w:val="0"/>
                             <w:autoSpaceDN w:val="0"/>
                             <w:adjustRightInd w:val="0"/>
-                            <w:spacing w:line="240" w:lineRule="auto"/>
+                            <w:spacing w:line="360" w:lineRule="auto"/>
                             <w:rPr>
                               <w:rFonts w:eastAsia="Calibri" w:cs="CorporateSPro-Demi"/>
-                              <w:sz w:val="9"/>
+                              <w:sz w:val="22"/>
                               <w:szCs w:val="9"/>
                               <w:lang w:eastAsia="de-DE"/>
                             </w:rPr>
@@ -3324,377 +3335,198 @@
           </w:r>
           <w:proofErr w:type="spellEnd"/>
         </w:p>
+        <w:p>
+          <w:pPr>
+            <w:jc w:val="left"/>
+            <w:rPr>
+              <w:b/>
+              <w:sz w:val="22"/>
+            </w:rPr>
+            <w:spacing w:line="360" w:lineRule="auto"/>
+          </w:pPr>
+          <w:r>
+            <w:rPr>
+              <w:noProof/>
+            </w:rPr>
+            <w:drawing>
+              <wp:anchor distT="0" distB="0" distL="114300" distR="114300" simplePos="0" relativeHeight="251661312" behindDoc="0" locked="1" layoutInCell="1" allowOverlap="1" wp14:anchorId="6AABFA21" wp14:editId="412D2ABC">
+                <wp:simplePos x="0" y="0"/>
+                <wp:positionH relativeFrom="column">
+                  <wp:posOffset>5670550</wp:posOffset>
+                </wp:positionH>
+                <wp:positionV relativeFrom="page">
+                  <wp:posOffset>4544695</wp:posOffset>
+                </wp:positionV>
+                <wp:extent cx="427355" cy="597535"/>
+                <wp:effectExtent l="0" t="0" r="0" b="0"/>
+                <wp:wrapNone/>
+                <wp:docPr id="2" name="Grafik 1" descr="Kein Aktenzeichen Audit _ QMISO- Siegel  bis 2025"/>
+                <wp:cNvGraphicFramePr>
+                  <a:graphicFrameLocks xmlns:a="http://schemas.openxmlformats.org/drawingml/2006/main" noChangeAspect="1"/>
+                </wp:cNvGraphicFramePr>
+                <a:graphic xmlns:a="http://schemas.openxmlformats.org/drawingml/2006/main">
+                  <a:graphicData uri="http://schemas.openxmlformats.org/drawingml/2006/picture">
+                    <pic:pic xmlns:pic="http://schemas.openxmlformats.org/drawingml/2006/picture">
+                      <pic:nvPicPr>
+                        <pic:cNvPr id="1" name="Grafik 1" descr="Kein Aktenzeichen Audit _ QMISO- Siegel  bis 2025"/>
+                        <pic:cNvPicPr>
+                          <a:picLocks noChangeAspect="1" noChangeArrowheads="1"/>
+                        </pic:cNvPicPr>
+                      </pic:nvPicPr>
+                      <pic:blipFill>
+                        <a:blip r:embed="rId8" cstate="print">
+                          <a:extLst>
+                            <a:ext uri="{28A0092B-C50C-407E-A947-70E740481C1C}">
+                              <a14:useLocalDpi xmlns:a14="http://schemas.microsoft.com/office/drawing/2010/main" val="0"/>
+                            </a:ext>
+                          </a:extLst>
+                        </a:blip>
+                        <a:srcRect/>
+                        <a:stretch>
+                          <a:fillRect/>
+                        </a:stretch>
+                      </pic:blipFill>
+                      <pic:spPr bwMode="auto">
+                        <a:xfrm>
+                          <a:off x="0" y="0"/>
+                          <a:ext cx="427355" cy="597535"/>
+                        </a:xfrm>
+                        <a:prstGeom prst="rect">
+                          <a:avLst/>
+                        </a:prstGeom>
+                        <a:noFill/>
+                      </pic:spPr>
+                    </pic:pic>
+                  </a:graphicData>
+                </a:graphic>
+                <wp14:sizeRelH relativeFrom="margin">
+                  <wp14:pctWidth>0</wp14:pctWidth>
+                </wp14:sizeRelH>
+                <wp14:sizeRelV relativeFrom="margin">
+                  <wp14:pctHeight>0</wp14:pctHeight>
+                </wp14:sizeRelV>
+              </wp:anchor>
+            </w:drawing>
+          </w:r>
+          <w:r>
+            <w:rPr>
+              <w:noProof/>
+            </w:rPr>
+            <w:drawing>
+              <wp:anchor distT="0" distB="0" distL="114300" distR="114300" simplePos="0" relativeHeight="251660288" behindDoc="0" locked="1" layoutInCell="1" allowOverlap="1" wp14:anchorId="58E7BFEE" wp14:editId="1FD6858E">
+                <wp:simplePos x="0" y="0"/>
+                <wp:positionH relativeFrom="column">
+                  <wp:posOffset>4864735</wp:posOffset>
+                </wp:positionH>
+                <wp:positionV relativeFrom="page">
+                  <wp:posOffset>4545965</wp:posOffset>
+                </wp:positionV>
+                <wp:extent cx="579120" cy="597535"/>
+                <wp:effectExtent l="0" t="0" r="0" b="0"/>
+                <wp:wrapNone/>
+                <wp:docPr id="3" name="Grafik 4"/>
+                <wp:cNvGraphicFramePr>
+                  <a:graphicFrameLocks xmlns:a="http://schemas.openxmlformats.org/drawingml/2006/main" noChangeAspect="1"/>
+                </wp:cNvGraphicFramePr>
+                <a:graphic xmlns:a="http://schemas.openxmlformats.org/drawingml/2006/main">
+                  <a:graphicData uri="http://schemas.openxmlformats.org/drawingml/2006/picture">
+                    <pic:pic xmlns:pic="http://schemas.openxmlformats.org/drawingml/2006/picture">
+                      <pic:nvPicPr>
+                        <pic:cNvPr id="2" name="Grafik 4"/>
+                        <pic:cNvPicPr>
+                          <a:picLocks noChangeAspect="1" noChangeArrowheads="1"/>
+                        </pic:cNvPicPr>
+                      </pic:nvPicPr>
+                      <pic:blipFill>
+                        <a:blip r:embed="rId9">
+                          <a:extLst>
+                            <a:ext uri="{28A0092B-C50C-407E-A947-70E740481C1C}">
+                              <a14:useLocalDpi xmlns:a14="http://schemas.microsoft.com/office/drawing/2010/main" val="0"/>
+                            </a:ext>
+                          </a:extLst>
+                        </a:blip>
+                        <a:srcRect/>
+                        <a:stretch>
+                          <a:fillRect/>
+                        </a:stretch>
+                      </pic:blipFill>
+                      <pic:spPr bwMode="auto">
+                        <a:xfrm>
+                          <a:off x="0" y="0"/>
+                          <a:ext cx="579120" cy="597535"/>
+                        </a:xfrm>
+                        <a:prstGeom prst="rect">
+                          <a:avLst/>
+                        </a:prstGeom>
+                        <a:noFill/>
+                      </pic:spPr>
+                    </pic:pic>
+                  </a:graphicData>
+                </a:graphic>
+                <wp14:sizeRelH relativeFrom="page">
+                  <wp14:pctWidth>0</wp14:pctWidth>
+                </wp14:sizeRelH>
+                <wp14:sizeRelV relativeFrom="page">
+                  <wp14:pctHeight>0</wp14:pctHeight>
+                </wp14:sizeRelV>
+              </wp:anchor>
+            </w:drawing>
+          </w:r>
+        </w:p>
+        <w:p>
+          <w:pPr>
+            <w:jc w:val="left"/>
+            <w:rPr>
+              <w:b/>
+              <w:sz w:val="22"/>
+            </w:rPr>
+            <w:spacing w:line="360" w:lineRule="auto"/>
+          </w:pPr>
+        </w:p>
+        <w:p>
+          <w:pPr>
+            <w:spacing w:line="360" w:lineRule="auto"/>
+            <w:rPr>
+              <w:sz w:val="22"/>
+            </w:rPr>
+          </w:pPr>
+          <w:proofErr w:type="spellStart"/>
+          <w:r>
+            <w:t>FELD_Briefkopf_Ort</w:t>
+          </w:r>
+          <w:proofErr w:type="spellEnd"/>
+          <w:r>
+            <w:t xml:space="preserve">, den </w:t>
+          </w:r>
+          <w:proofErr w:type="spellStart"/>
+          <w:r>
+            <w:t>FELD_Briefkopf_Datum</w:t>
+          </w:r>
+          <w:proofErr w:type="spellEnd"/>
+        </w:p>
+        <w:p>
+          <w:pPr>
+            <w:spacing w:line="360" w:lineRule="auto"/>
+            <w:rPr>
+              <w:sz w:val="22"/>
+            </w:rPr>
+          </w:pPr>
+        </w:p>
+        <w:p>
+          <w:pPr>
+            <w:spacing w:line="360" w:lineRule="auto"/>
+            <w:rPr>
+              <w:sz w:val="22"/>
+            </w:rPr>
+          </w:pPr>
+        </w:p>
       </w:sdtContent>
     </w:sdt>
-    <w:sdt>
-      <w:sdtPr>
-        <w:tag w:val="briefkopf-siegel-dekra"/>
-      </w:sdtPr>
-      <w:sdtContent>
-        <w:sdt>
-          <w:sdtPr>
-            <w:tag w:val="briefkopf-siegel-vid"/>
-          </w:sdtPr>
-          <w:sdtContent>
-            <w:p>
-              <w:pPr>
-                <w:jc w:val="left"/>
-                <w:rPr>
-                  <w:b/>
-                </w:rPr>
-              </w:pPr>
-              <w:r>
-                <w:rPr>
-                  <w:noProof/>
-                </w:rPr>
-                <w:drawing>
-                  <wp:anchor distT="0" distB="0" distL="114300" distR="114300" simplePos="0" relativeHeight="251661312" behindDoc="0" locked="1" layoutInCell="1" allowOverlap="1" wp14:anchorId="6AABFA21" wp14:editId="67882B81">
-                    <wp:simplePos x="0" y="0"/>
-                    <wp:positionH relativeFrom="column">
-                      <wp:posOffset>5670550</wp:posOffset>
-                    </wp:positionH>
-                    <wp:positionV relativeFrom="page">
-                      <wp:posOffset>4544695</wp:posOffset>
-                    </wp:positionV>
-                    <wp:extent cx="427355" cy="597535"/>
-                    <wp:effectExtent l="0" t="0" r="0" b="0"/>
-                    <wp:wrapNone/>
-                    <wp:docPr id="4" name="Grafik 1" descr="Kein Aktenzeichen Audit _ QMISO- Siegel  bis 2025"/>
-                    <wp:cNvGraphicFramePr>
-                      <a:graphicFrameLocks xmlns:a="http://schemas.openxmlformats.org/drawingml/2006/main" noChangeAspect="1"/>
-                    </wp:cNvGraphicFramePr>
-                    <a:graphic xmlns:a="http://schemas.openxmlformats.org/drawingml/2006/main">
-                      <a:graphicData uri="http://schemas.openxmlformats.org/drawingml/2006/picture">
-                        <pic:pic xmlns:pic="http://schemas.openxmlformats.org/drawingml/2006/picture">
-                          <pic:nvPicPr>
-                            <pic:cNvPr id="0" name="Grafik 1" descr="Kein Aktenzeichen Audit _ QMISO- Siegel  bis 2025"/>
-                            <pic:cNvPicPr>
-                              <a:picLocks noChangeAspect="1" noChangeArrowheads="1"/>
-                            </pic:cNvPicPr>
-                          </pic:nvPicPr>
-                          <pic:blipFill>
-                            <a:blip r:embed="rId8" cstate="print">
-                              <a:extLst>
-                                <a:ext uri="{28A0092B-C50C-407E-A947-70E740481C1C}">
-                                  <a14:useLocalDpi xmlns:a14="http://schemas.microsoft.com/office/drawing/2010/main" val="0"/>
-                                </a:ext>
-                              </a:extLst>
-                            </a:blip>
-                            <a:srcRect/>
-                            <a:stretch>
-                              <a:fillRect/>
-                            </a:stretch>
-                          </pic:blipFill>
-                          <pic:spPr bwMode="auto">
-                            <a:xfrm>
-                              <a:off x="0" y="0"/>
-                              <a:ext cx="427355" cy="597535"/>
-                            </a:xfrm>
-                            <a:prstGeom prst="rect">
-                              <a:avLst/>
-                            </a:prstGeom>
-                            <a:noFill/>
-                          </pic:spPr>
-                        </pic:pic>
-                      </a:graphicData>
-                    </a:graphic>
-                    <wp14:sizeRelH relativeFrom="margin">
-                      <wp14:pctWidth>0</wp14:pctWidth>
-                    </wp14:sizeRelH>
-                    <wp14:sizeRelV relativeFrom="margin">
-                      <wp14:pctHeight>0</wp14:pctHeight>
-                    </wp14:sizeRelV>
-                  </wp:anchor>
-                </w:drawing>
-              </w:r>
-              <w:r>
-                <w:rPr>
-                  <w:noProof/>
-                </w:rPr>
-                <w:drawing>
-                  <wp:anchor distT="0" distB="0" distL="114300" distR="114300" simplePos="0" relativeHeight="251660288" behindDoc="0" locked="1" layoutInCell="1" allowOverlap="1" wp14:anchorId="58E7BFEE" wp14:editId="1FD6858E">
-                    <wp:simplePos x="0" y="0"/>
-                    <wp:positionH relativeFrom="column">
-                      <wp:posOffset>4864735</wp:posOffset>
-                    </wp:positionH>
-                    <wp:positionV relativeFrom="page">
-                      <wp:posOffset>4545965</wp:posOffset>
-                    </wp:positionV>
-                    <wp:extent cx="579120" cy="597535"/>
-                    <wp:effectExtent l="0" t="0" r="0" b="0"/>
-                    <wp:wrapNone/>
-                    <wp:docPr id="3" name="Grafik 4"/>
-                    <wp:cNvGraphicFramePr>
-                      <a:graphicFrameLocks xmlns:a="http://schemas.openxmlformats.org/drawingml/2006/main" noChangeAspect="1"/>
-                    </wp:cNvGraphicFramePr>
-                    <a:graphic xmlns:a="http://schemas.openxmlformats.org/drawingml/2006/main">
-                      <a:graphicData uri="http://schemas.openxmlformats.org/drawingml/2006/picture">
-                        <pic:pic xmlns:pic="http://schemas.openxmlformats.org/drawingml/2006/picture">
-                          <pic:nvPicPr>
-                            <pic:cNvPr id="0" name="Grafik 4"/>
-                            <pic:cNvPicPr>
-                              <a:picLocks noChangeAspect="1" noChangeArrowheads="1"/>
-                            </pic:cNvPicPr>
-                          </pic:nvPicPr>
-                          <pic:blipFill>
-                            <a:blip r:embed="rId9">
-                              <a:extLst>
-                                <a:ext uri="{28A0092B-C50C-407E-A947-70E740481C1C}">
-                                  <a14:useLocalDpi xmlns:a14="http://schemas.microsoft.com/office/drawing/2010/main" val="0"/>
-                                </a:ext>
-                              </a:extLst>
-                            </a:blip>
-                            <a:srcRect/>
-                            <a:stretch>
-                              <a:fillRect/>
-                            </a:stretch>
-                          </pic:blipFill>
-                          <pic:spPr bwMode="auto">
-                            <a:xfrm>
-                              <a:off x="0" y="0"/>
-                              <a:ext cx="579120" cy="597535"/>
-                            </a:xfrm>
-                            <a:prstGeom prst="rect">
-                              <a:avLst/>
-                            </a:prstGeom>
-                            <a:noFill/>
-                          </pic:spPr>
-                        </pic:pic>
-                      </a:graphicData>
-                    </a:graphic>
-                    <wp14:sizeRelH relativeFrom="page">
-                      <wp14:pctWidth>0</wp14:pctWidth>
-                    </wp14:sizeRelH>
-                    <wp14:sizeRelV relativeFrom="page">
-                      <wp14:pctHeight>0</wp14:pctHeight>
-                    </wp14:sizeRelV>
-                  </wp:anchor>
-                </w:drawing>
-              </w:r>
-            </w:p>
-          </w:sdtContent>
-        </w:sdt>
-      </w:sdtContent>
-    </w:sdt>
-    <w:p>
-      <w:pPr>
-        <w:jc w:val="left"/>
-        <w:rPr>
-          <w:b/>
-        </w:rPr>
-      </w:pPr>
-    </w:p>
-    <w:p>
-      <w:pPr>
-        <w:jc w:val="left"/>
-      </w:pPr>
-      <w:r>
-        <w:t>Trier</w:t>
-      </w:r>
-      <w:r>
-        <w:t xml:space="preserve">, den </w:t>
-      </w:r>
-      <w:r>
-        <w:t>1</w:t>
-      </w:r>
-      <w:r>
-        <w:t>4</w:t>
-      </w:r>
-      <w:r>
-        <w:t>.0</w:t>
-      </w:r>
-      <w:r>
-        <w:t>4</w:t>
-      </w:r>
-      <w:r>
-        <w:t>.2026</w:t>
-      </w:r>
-    </w:p>
-    <w:p/>
-    <w:p/>
-    <w:p>
-      <w:pPr>
-        <w:jc w:val="center"/>
-        <w:rPr>
-          <w:b/>
-          <w:sz w:val="36"/>
-          <w:szCs w:val="36"/>
-        </w:rPr>
-      </w:pPr>
-      <w:r>
-        <w:rPr>
-          <w:b/>
-          <w:sz w:val="36"/>
-          <w:szCs w:val="36"/>
-        </w:rPr>
-        <w:t>Gutachten</w:t>
-      </w:r>
-    </w:p>
-    <w:p/>
-    <w:p>
-      <w:pPr>
-        <w:jc w:val="center"/>
-      </w:pPr>
-      <w:r>
-        <w:t xml:space="preserve">in dem Insolvenzantragsverfahren über das Vermögen </w:t>
-      </w:r>
-      <w:r>
-        <w:t>des</w:t>
-      </w:r>
-      <w:r>
-        <w:t xml:space="preserve"> </w:t>
-      </w:r>
-    </w:p>
-    <w:p/>
-    <w:p>
-      <w:pPr>
-        <w:jc w:val="center"/>
-        <w:rPr>
-          <w:b/>
-        </w:rPr>
-      </w:pPr>
-      <w:r>
-        <w:rPr>
-          <w:b/>
-        </w:rPr>
-        <w:t>"</w:t>
-      </w:r>
-      <w:r>
-        <w:rPr>
-          <w:b/>
-        </w:rPr>
-        <w:t>freiRaum3</w:t>
-      </w:r>
-      <w:r>
-        <w:rPr>
-          <w:b/>
-        </w:rPr>
-        <w:t xml:space="preserve">" </w:t>
-      </w:r>
-      <w:proofErr w:type="spellStart"/>
-      <w:r>
-        <w:rPr>
-          <w:b/>
-        </w:rPr>
-        <w:t>Südlingen</w:t>
-      </w:r>
-      <w:proofErr w:type="spellEnd"/>
-      <w:r>
-        <w:rPr>
-          <w:b/>
-        </w:rPr>
-        <w:t xml:space="preserve"> 12 GmbH</w:t>
-      </w:r>
-      <w:r>
-        <w:rPr>
-          <w:b/>
-        </w:rPr>
-        <w:t xml:space="preserve"> </w:t>
-      </w:r>
-    </w:p>
-    <w:p>
-      <w:pPr>
-        <w:jc w:val="center"/>
-        <w:rPr>
-          <w:b/>
-        </w:rPr>
-      </w:pPr>
-      <w:r>
-        <w:rPr>
-          <w:b/>
-        </w:rPr>
-        <w:t>Bahnhofstraße 16-18, 67742 Lauterecken</w:t>
-      </w:r>
-      <w:r>
-        <w:rPr>
-          <w:b/>
-        </w:rPr>
-        <w:t xml:space="preserve"> </w:t>
-      </w:r>
-    </w:p>
-    <w:p>
-      <w:pPr>
-        <w:jc w:val="center"/>
-        <w:rPr>
-          <w:b/>
-        </w:rPr>
-      </w:pPr>
-    </w:p>
-    <w:p>
-      <w:pPr>
-        <w:jc w:val="center"/>
-      </w:pPr>
-      <w:r>
-        <w:t>vertreten durch</w:t>
-      </w:r>
-    </w:p>
-    <w:p>
-      <w:pPr>
-        <w:jc w:val="center"/>
-        <w:rPr>
-          <w:b/>
-        </w:rPr>
-      </w:pPr>
-    </w:p>
-    <w:p>
-      <w:pPr>
-        <w:jc w:val="center"/>
-        <w:rPr>
-          <w:b/>
-        </w:rPr>
-      </w:pPr>
-      <w:r>
-        <w:rPr>
-          <w:b/>
-        </w:rPr>
-        <w:t>den Geschäftsführer</w:t>
-      </w:r>
-    </w:p>
-    <w:p>
-      <w:pPr>
-        <w:jc w:val="center"/>
-        <w:rPr>
-          <w:b/>
-        </w:rPr>
-      </w:pPr>
-      <w:r>
-        <w:rPr>
-          <w:b/>
-        </w:rPr>
-        <w:t xml:space="preserve">Sven Heinrich </w:t>
-      </w:r>
-      <w:proofErr w:type="spellStart"/>
-      <w:r>
-        <w:rPr>
-          <w:b/>
-        </w:rPr>
-        <w:t>Kehrein-Seckler</w:t>
-      </w:r>
-      <w:proofErr w:type="spellEnd"/>
-      <w:r>
-        <w:rPr>
-          <w:b/>
-        </w:rPr>
-        <w:t xml:space="preserve"> </w:t>
-      </w:r>
-    </w:p>
-    <w:p>
-      <w:pPr>
-        <w:jc w:val="center"/>
-      </w:pPr>
-      <w:r>
-        <w:rPr>
-          <w:b/>
-        </w:rPr>
-        <w:t>Am Brückenberg 4, 67744 Lohnweiler</w:t>
-      </w:r>
-    </w:p>
-    <w:p/>
     <w:sectPr>
-      <w:headerReference w:type="default" r:id="rId10"/>
-      <w:footerReference w:type="default" r:id="rId11"/>
-      <w:headerReference w:type="first" r:id="rId12"/>
-      <w:footerReference w:type="first" r:id="rId13"/>
+      <w:headerReference w:type="default" r:id="rId11"/>
+      <w:footerReference w:type="default" r:id="rId12"/>
+      <w:headerReference w:type="first" r:id="rId13"/>
+      <w:footerReference w:type="first" r:id="rId14"/>
       <w:pgSz w:w="11906" w:h="16838" w:code="9"/>
       <w:pgMar w:top="1418" w:right="1276" w:bottom="1276" w:left="1134" w:header="0" w:footer="0" w:gutter="0"/>
       <w:paperSrc w:first="2" w:other="2"/>
@@ -3898,7 +3730,7 @@
           <wp:extent cx="7253605" cy="341630"/>
           <wp:effectExtent l="0" t="0" r="0" b="1270"/>
           <wp:wrapNone/>
-          <wp:docPr id="1" name="Grafik 1"/>
+          <wp:docPr id="8" name="Grafik 1"/>
           <wp:cNvGraphicFramePr>
             <a:graphicFrameLocks xmlns:a="http://schemas.openxmlformats.org/drawingml/2006/main" noChangeAspect="1"/>
           </wp:cNvGraphicFramePr>
@@ -3906,7 +3738,7 @@
             <a:graphicData uri="http://schemas.openxmlformats.org/drawingml/2006/picture">
               <pic:pic xmlns:pic="http://schemas.openxmlformats.org/drawingml/2006/picture">
                 <pic:nvPicPr>
-                  <pic:cNvPr id="1" name=""/>
+                  <pic:cNvPr id="6" name=""/>
                   <pic:cNvPicPr/>
                 </pic:nvPicPr>
                 <pic:blipFill>
@@ -3963,7 +3795,7 @@
           <wp:extent cx="7253605" cy="341630"/>
           <wp:effectExtent l="0" t="0" r="0" b="1270"/>
           <wp:wrapNone/>
-          <wp:docPr id="7" name="Grafik 7"/>
+          <wp:docPr id="5" name="Grafik 7"/>
           <wp:cNvGraphicFramePr>
             <a:graphicFrameLocks xmlns:a="http://schemas.openxmlformats.org/drawingml/2006/main" noChangeAspect="1"/>
           </wp:cNvGraphicFramePr>
@@ -3971,7 +3803,7 @@
             <a:graphicData uri="http://schemas.openxmlformats.org/drawingml/2006/picture">
               <pic:pic xmlns:pic="http://schemas.openxmlformats.org/drawingml/2006/picture">
                 <pic:nvPicPr>
-                  <pic:cNvPr id="1" name=""/>
+                  <pic:cNvPr id="4" name=""/>
                   <pic:cNvPicPr/>
                 </pic:nvPicPr>
                 <pic:blipFill>
@@ -4075,7 +3907,7 @@
             <a:graphicData uri="http://schemas.openxmlformats.org/drawingml/2006/picture">
               <pic:pic xmlns:pic="http://schemas.openxmlformats.org/drawingml/2006/picture">
                 <pic:nvPicPr>
-                  <pic:cNvPr id="1" name=""/>
+                  <pic:cNvPr id="5" name=""/>
                   <pic:cNvPicPr/>
                 </pic:nvPicPr>
                 <pic:blipFill>
@@ -4127,7 +3959,7 @@
               <wp:extent cx="504825" cy="2470785"/>
               <wp:effectExtent l="0" t="0" r="9525" b="5715"/>
               <wp:wrapNone/>
-              <wp:docPr id="10" name="Textfeld 10"/>
+              <wp:docPr id="7" name="Textfeld 10"/>
               <wp:cNvGraphicFramePr>
                 <a:graphicFrameLocks xmlns:a="http://schemas.openxmlformats.org/drawingml/2006/main"/>
               </wp:cNvGraphicFramePr>
@@ -4258,7 +4090,7 @@
               <v:stroke joinstyle="miter"/>
               <v:path gradientshapeok="t" o:connecttype="rect"/>
             </v:shapetype>
-            <v:shape id="Textfeld 10" o:spid="_x0000_s1027" type="#_x0000_t202" style="position:absolute;left:0;text-align:left;margin-left:-52.95pt;margin-top:614.25pt;width:39.75pt;height:194.55pt;z-index:251661824;visibility:visible;mso-wrap-style:square;mso-width-percent:0;mso-height-percent:0;mso-wrap-distance-left:9pt;mso-wrap-distance-top:0;mso-wrap-distance-right:9pt;mso-wrap-distance-bottom:0;mso-position-horizontal:absolute;mso-position-horizontal-relative:text;mso-position-vertical:absolute;mso-position-vertical-relative:text;mso-width-percent:0;mso-height-percent:0;mso-width-relative:page;mso-height-relative:page;v-text-anchor:middle" o:gfxdata="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" stroked="f">
+            <v:shape id="Textfeld 10" o:spid="_x0000_s1027" type="#_x0000_t202" style="position:absolute;left:0;text-align:left;margin-left:-52.95pt;margin-top:614.25pt;width:39.75pt;height:194.55pt;z-index:251661824;visibility:visible;mso-wrap-style:square;mso-width-percent:0;mso-height-percent:0;mso-wrap-distance-left:9pt;mso-wrap-distance-top:0;mso-wrap-distance-right:9pt;mso-wrap-distance-bottom:0;mso-position-horizontal:absolute;mso-position-horizontal-relative:text;mso-position-vertical:absolute;mso-position-vertical-relative:text;mso-width-percent:0;mso-height-percent:0;mso-width-relative:page;mso-height-relative:page;v-text-anchor:middle" o:gfxdata="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" stroked="f">
               <v:textbox style="layout-flow:vertical;mso-layout-flow-alt:bottom-to-top">
                 <w:txbxContent>
                   <w:p>
@@ -4345,6 +4177,629 @@
 <file path=word/numbering.xml><?xml version="1.0" encoding="utf-8"?>
 <w:numbering xmlns:wpc="http://schemas.microsoft.com/office/word/2010/wordprocessingCanvas" xmlns:cx="http://schemas.microsoft.com/office/drawing/2014/chartex" xmlns:cx1="http://schemas.microsoft.com/office/drawing/2015/9/8/chartex" xmlns:cx2="http://schemas.microsoft.com/office/drawing/2015/10/21/chartex" xmlns:cx3="http://schemas.microsoft.com/office/drawing/2016/5/9/chartex" xmlns:cx4="http://schemas.microsoft.com/office/drawing/2016/5/10/chartex" xmlns:cx5="http://schemas.microsoft.com/office/drawing/2016/5/11/chartex" xmlns:cx6="http://schemas.microsoft.com/office/drawing/2016/5/12/chartex" xmlns:cx7="http://schemas.microsoft.com/office/drawing/2016/5/13/chartex" xmlns:cx8="http://schemas.microsoft.com/office/drawing/2016/5/14/chartex" xmlns:mc="http://schemas.openxmlformats.org/markup-compatibility/2006" xmlns:aink="http://schemas.microsoft.com/office/drawing/2016/ink" xmlns:am3d="http://schemas.microsoft.com/office/drawing/2017/model3d" xmlns:o="urn:schemas-microsoft-com:office:office" xmlns:oel="http://schemas.microsoft.com/office/2019/extlst" xmlns:r="http://schemas.openxmlformats.org/officeDocument/2006/relationships" xmlns:m="http://schemas.openxmlformats.org/officeDocument/2006/math" xmlns:v="urn:schemas-microsoft-com:vml" xmlns:wp14="http://schemas.microsoft.com/office/word/2010/wordprocessingDrawing" xmlns:wp="http://schemas.openxmlformats.org/drawingml/2006/wordprocessingDrawing" xmlns:w10="urn:schemas-microsoft-com:office:word" xmlns:w="http://schemas.openxmlformats.org/wordprocessingml/2006/main" xmlns:w14="http://schemas.microsoft.com/office/word/2010/wordml" xmlns:w15="http://schemas.microsoft.com/office/word/2012/wordml" xmlns:w16cex="http://schemas.microsoft.com/office/word/2018/wordml/cex" xmlns:w16cid="http://schemas.microsoft.com/office/word/2016/wordml/cid" xmlns:w16="http://schemas.microsoft.com/office/word/2018/wordml" xmlns:w16du="http://schemas.microsoft.com/office/word/2023/wordml/word16du" xmlns:w16sdtdh="http://schemas.microsoft.com/office/word/2020/wordml/sdtdatahash" xmlns:w16sdtfl="http://schemas.microsoft.com/office/word/2024/wordml/sdtformatlock" xmlns:w16se="http://schemas.microsoft.com/office/word/2015/wordml/symex" xmlns:wpg="http://schemas.microsoft.com/office/word/2010/wordprocessingGroup" xmlns:wpi="http://schemas.microsoft.com/office/word/2010/wordprocessingInk" xmlns:wne="http://schemas.microsoft.com/office/word/2006/wordml" xmlns:wps="http://schemas.microsoft.com/office/word/2010/wordprocessingShape" mc:Ignorable="w14 w15 w16se w16cid w16 w16cex w16sdtdh w16sdtfl w16du wp14">
   <w:abstractNum w:abstractNumId="0" w15:restartNumberingAfterBreak="0">
+    <w:nsid w:val="0062FA35"/>
+    <w:multiLevelType w:val="hybridMultilevel"/>
+    <w:tmpl w:val="C34AA4E6"/>
+    <w:lvl w:ilvl="0" w:tplc="13308F16">
+      <w:start w:val="1"/>
+      <w:numFmt w:val="upperRoman"/>
+      <w:lvlText w:val="%1."/>
+      <w:lvlJc w:val="left"/>
+      <w:pPr>
+        <w:ind w:left="720" w:hanging="720"/>
+      </w:pPr>
+      <w:rPr>
+        <w:rFonts w:hint="default"/>
+      </w:rPr>
+    </w:lvl>
+    <w:lvl w:ilvl="1" w:tplc="04070019" w:tentative="1">
+      <w:start w:val="1"/>
+      <w:numFmt w:val="lowerLetter"/>
+      <w:lvlText w:val="%2."/>
+      <w:lvlJc w:val="left"/>
+      <w:pPr>
+        <w:ind w:left="1440" w:hanging="360"/>
+      </w:pPr>
+    </w:lvl>
+    <w:lvl w:ilvl="2" w:tplc="0407001B" w:tentative="1">
+      <w:start w:val="1"/>
+      <w:numFmt w:val="lowerRoman"/>
+      <w:lvlText w:val="%3."/>
+      <w:lvlJc w:val="right"/>
+      <w:pPr>
+        <w:ind w:left="2160" w:hanging="180"/>
+      </w:pPr>
+    </w:lvl>
+    <w:lvl w:ilvl="3" w:tplc="0407000F" w:tentative="1">
+      <w:start w:val="1"/>
+      <w:numFmt w:val="decimal"/>
+      <w:lvlText w:val="%4."/>
+      <w:lvlJc w:val="left"/>
+      <w:pPr>
+        <w:ind w:left="2880" w:hanging="360"/>
+      </w:pPr>
+    </w:lvl>
+    <w:lvl w:ilvl="4" w:tplc="04070019" w:tentative="1">
+      <w:start w:val="1"/>
+      <w:numFmt w:val="lowerLetter"/>
+      <w:lvlText w:val="%5."/>
+      <w:lvlJc w:val="left"/>
+      <w:pPr>
+        <w:ind w:left="3600" w:hanging="360"/>
+      </w:pPr>
+    </w:lvl>
+    <w:lvl w:ilvl="5" w:tplc="0407001B" w:tentative="1">
+      <w:start w:val="1"/>
+      <w:numFmt w:val="lowerRoman"/>
+      <w:lvlText w:val="%6."/>
+      <w:lvlJc w:val="right"/>
+      <w:pPr>
+        <w:ind w:left="4320" w:hanging="180"/>
+      </w:pPr>
+    </w:lvl>
+    <w:lvl w:ilvl="6" w:tplc="0407000F" w:tentative="1">
+      <w:start w:val="1"/>
+      <w:numFmt w:val="decimal"/>
+      <w:lvlText w:val="%7."/>
+      <w:lvlJc w:val="left"/>
+      <w:pPr>
+        <w:ind w:left="5040" w:hanging="360"/>
+      </w:pPr>
+    </w:lvl>
+    <w:lvl w:ilvl="7" w:tplc="04070019" w:tentative="1">
+      <w:start w:val="1"/>
+      <w:numFmt w:val="lowerLetter"/>
+      <w:lvlText w:val="%8."/>
+      <w:lvlJc w:val="left"/>
+      <w:pPr>
+        <w:ind w:left="5760" w:hanging="360"/>
+      </w:pPr>
+    </w:lvl>
+    <w:lvl w:ilvl="8" w:tplc="0407001B" w:tentative="1">
+      <w:start w:val="1"/>
+      <w:numFmt w:val="lowerRoman"/>
+      <w:lvlText w:val="%9."/>
+      <w:lvlJc w:val="right"/>
+      <w:pPr>
+        <w:ind w:left="6480" w:hanging="180"/>
+      </w:pPr>
+    </w:lvl>
+  </w:abstractNum>
+  <w:abstractNum w:abstractNumId="1" w15:restartNumberingAfterBreak="0">
+    <w:nsid w:val="006632A6"/>
+    <w:multiLevelType w:val="hybridMultilevel"/>
+    <w:tmpl w:val="AEA2EBB6"/>
+    <w:lvl w:ilvl="0" w:tplc="5AF0FDEA">
+      <w:start w:val="1"/>
+      <w:numFmt w:val="decimal"/>
+      <w:lvlText w:val="%1."/>
+      <w:lvlJc w:val="left"/>
+      <w:pPr>
+        <w:ind w:left="720" w:hanging="720"/>
+      </w:pPr>
+      <w:rPr>
+        <w:rFonts w:hint="default"/>
+      </w:rPr>
+    </w:lvl>
+    <w:lvl w:ilvl="1" w:tplc="04070019" w:tentative="1">
+      <w:start w:val="1"/>
+      <w:numFmt w:val="lowerLetter"/>
+      <w:lvlText w:val="%2."/>
+      <w:lvlJc w:val="left"/>
+      <w:pPr>
+        <w:ind w:left="1440" w:hanging="360"/>
+      </w:pPr>
+    </w:lvl>
+    <w:lvl w:ilvl="2" w:tplc="0407001B" w:tentative="1">
+      <w:start w:val="1"/>
+      <w:numFmt w:val="lowerRoman"/>
+      <w:lvlText w:val="%3."/>
+      <w:lvlJc w:val="right"/>
+      <w:pPr>
+        <w:ind w:left="2160" w:hanging="180"/>
+      </w:pPr>
+    </w:lvl>
+    <w:lvl w:ilvl="3" w:tplc="0407000F" w:tentative="1">
+      <w:start w:val="1"/>
+      <w:numFmt w:val="decimal"/>
+      <w:lvlText w:val="%4."/>
+      <w:lvlJc w:val="left"/>
+      <w:pPr>
+        <w:ind w:left="2880" w:hanging="360"/>
+      </w:pPr>
+    </w:lvl>
+    <w:lvl w:ilvl="4" w:tplc="04070019" w:tentative="1">
+      <w:start w:val="1"/>
+      <w:numFmt w:val="lowerLetter"/>
+      <w:lvlText w:val="%5."/>
+      <w:lvlJc w:val="left"/>
+      <w:pPr>
+        <w:ind w:left="3600" w:hanging="360"/>
+      </w:pPr>
+    </w:lvl>
+    <w:lvl w:ilvl="5" w:tplc="0407001B" w:tentative="1">
+      <w:start w:val="1"/>
+      <w:numFmt w:val="lowerRoman"/>
+      <w:lvlText w:val="%6."/>
+      <w:lvlJc w:val="right"/>
+      <w:pPr>
+        <w:ind w:left="4320" w:hanging="180"/>
+      </w:pPr>
+    </w:lvl>
+    <w:lvl w:ilvl="6" w:tplc="0407000F" w:tentative="1">
+      <w:start w:val="1"/>
+      <w:numFmt w:val="decimal"/>
+      <w:lvlText w:val="%7."/>
+      <w:lvlJc w:val="left"/>
+      <w:pPr>
+        <w:ind w:left="5040" w:hanging="360"/>
+      </w:pPr>
+    </w:lvl>
+    <w:lvl w:ilvl="7" w:tplc="04070019" w:tentative="1">
+      <w:start w:val="1"/>
+      <w:numFmt w:val="lowerLetter"/>
+      <w:lvlText w:val="%8."/>
+      <w:lvlJc w:val="left"/>
+      <w:pPr>
+        <w:ind w:left="5760" w:hanging="360"/>
+      </w:pPr>
+    </w:lvl>
+    <w:lvl w:ilvl="8" w:tplc="0407001B" w:tentative="1">
+      <w:start w:val="1"/>
+      <w:numFmt w:val="lowerRoman"/>
+      <w:lvlText w:val="%9."/>
+      <w:lvlJc w:val="right"/>
+      <w:pPr>
+        <w:ind w:left="6480" w:hanging="180"/>
+      </w:pPr>
+    </w:lvl>
+  </w:abstractNum>
+  <w:abstractNum w:abstractNumId="2" w15:restartNumberingAfterBreak="0">
+    <w:nsid w:val="00F7B150"/>
+    <w:multiLevelType w:val="hybridMultilevel"/>
+    <w:tmpl w:val="94841320"/>
+    <w:lvl w:ilvl="0" w:tplc="F704F278">
+      <w:start w:val="1"/>
+      <w:numFmt w:val="lowerLetter"/>
+      <w:lvlText w:val="%1)"/>
+      <w:lvlJc w:val="left"/>
+      <w:pPr>
+        <w:ind w:left="720" w:hanging="720"/>
+      </w:pPr>
+      <w:rPr>
+        <w:rFonts w:hint="default"/>
+      </w:rPr>
+    </w:lvl>
+    <w:lvl w:ilvl="1" w:tplc="04070019" w:tentative="1">
+      <w:start w:val="1"/>
+      <w:numFmt w:val="lowerLetter"/>
+      <w:lvlText w:val="%2."/>
+      <w:lvlJc w:val="left"/>
+      <w:pPr>
+        <w:ind w:left="1440" w:hanging="360"/>
+      </w:pPr>
+    </w:lvl>
+    <w:lvl w:ilvl="2" w:tplc="0407001B" w:tentative="1">
+      <w:start w:val="1"/>
+      <w:numFmt w:val="lowerRoman"/>
+      <w:lvlText w:val="%3."/>
+      <w:lvlJc w:val="right"/>
+      <w:pPr>
+        <w:ind w:left="2160" w:hanging="180"/>
+      </w:pPr>
+    </w:lvl>
+    <w:lvl w:ilvl="3" w:tplc="0407000F" w:tentative="1">
+      <w:start w:val="1"/>
+      <w:numFmt w:val="decimal"/>
+      <w:lvlText w:val="%4."/>
+      <w:lvlJc w:val="left"/>
+      <w:pPr>
+        <w:ind w:left="2880" w:hanging="360"/>
+      </w:pPr>
+    </w:lvl>
+    <w:lvl w:ilvl="4" w:tplc="04070019" w:tentative="1">
+      <w:start w:val="1"/>
+      <w:numFmt w:val="lowerLetter"/>
+      <w:lvlText w:val="%5."/>
+      <w:lvlJc w:val="left"/>
+      <w:pPr>
+        <w:ind w:left="3600" w:hanging="360"/>
+      </w:pPr>
+    </w:lvl>
+    <w:lvl w:ilvl="5" w:tplc="0407001B" w:tentative="1">
+      <w:start w:val="1"/>
+      <w:numFmt w:val="lowerRoman"/>
+      <w:lvlText w:val="%6."/>
+      <w:lvlJc w:val="right"/>
+      <w:pPr>
+        <w:ind w:left="4320" w:hanging="180"/>
+      </w:pPr>
+    </w:lvl>
+    <w:lvl w:ilvl="6" w:tplc="0407000F" w:tentative="1">
+      <w:start w:val="1"/>
+      <w:numFmt w:val="decimal"/>
+      <w:lvlText w:val="%7."/>
+      <w:lvlJc w:val="left"/>
+      <w:pPr>
+        <w:ind w:left="5040" w:hanging="360"/>
+      </w:pPr>
+    </w:lvl>
+    <w:lvl w:ilvl="7" w:tplc="04070019" w:tentative="1">
+      <w:start w:val="1"/>
+      <w:numFmt w:val="lowerLetter"/>
+      <w:lvlText w:val="%8."/>
+      <w:lvlJc w:val="left"/>
+      <w:pPr>
+        <w:ind w:left="5760" w:hanging="360"/>
+      </w:pPr>
+    </w:lvl>
+    <w:lvl w:ilvl="8" w:tplc="0407001B" w:tentative="1">
+      <w:start w:val="1"/>
+      <w:numFmt w:val="lowerRoman"/>
+      <w:lvlText w:val="%9."/>
+      <w:lvlJc w:val="right"/>
+      <w:pPr>
+        <w:ind w:left="6480" w:hanging="180"/>
+      </w:pPr>
+    </w:lvl>
+  </w:abstractNum>
+  <w:abstractNum w:abstractNumId="3" w15:restartNumberingAfterBreak="0">
+    <w:nsid w:val="012C988C"/>
+    <w:multiLevelType w:val="hybridMultilevel"/>
+    <w:tmpl w:val="FDFA114C"/>
+    <w:lvl w:ilvl="0" w:tplc="F7D43686">
+      <w:start w:val="1"/>
+      <w:numFmt w:val="decimal"/>
+      <w:lvlText w:val="%1."/>
+      <w:lvlJc w:val="left"/>
+      <w:pPr>
+        <w:ind w:left="720" w:hanging="720"/>
+      </w:pPr>
+      <w:rPr>
+        <w:rFonts w:hint="default"/>
+      </w:rPr>
+    </w:lvl>
+    <w:lvl w:ilvl="1" w:tplc="04070019" w:tentative="1">
+      <w:start w:val="1"/>
+      <w:numFmt w:val="lowerLetter"/>
+      <w:lvlText w:val="%2."/>
+      <w:lvlJc w:val="left"/>
+      <w:pPr>
+        <w:ind w:left="1440" w:hanging="360"/>
+      </w:pPr>
+    </w:lvl>
+    <w:lvl w:ilvl="2" w:tplc="0407001B" w:tentative="1">
+      <w:start w:val="1"/>
+      <w:numFmt w:val="lowerRoman"/>
+      <w:lvlText w:val="%3."/>
+      <w:lvlJc w:val="right"/>
+      <w:pPr>
+        <w:ind w:left="2160" w:hanging="180"/>
+      </w:pPr>
+    </w:lvl>
+    <w:lvl w:ilvl="3" w:tplc="0407000F" w:tentative="1">
+      <w:start w:val="1"/>
+      <w:numFmt w:val="decimal"/>
+      <w:lvlText w:val="%4."/>
+      <w:lvlJc w:val="left"/>
+      <w:pPr>
+        <w:ind w:left="2880" w:hanging="360"/>
+      </w:pPr>
+    </w:lvl>
+    <w:lvl w:ilvl="4" w:tplc="04070019" w:tentative="1">
+      <w:start w:val="1"/>
+      <w:numFmt w:val="lowerLetter"/>
+      <w:lvlText w:val="%5."/>
+      <w:lvlJc w:val="left"/>
+      <w:pPr>
+        <w:ind w:left="3600" w:hanging="360"/>
+      </w:pPr>
+    </w:lvl>
+    <w:lvl w:ilvl="5" w:tplc="0407001B" w:tentative="1">
+      <w:start w:val="1"/>
+      <w:numFmt w:val="lowerRoman"/>
+      <w:lvlText w:val="%6."/>
+      <w:lvlJc w:val="right"/>
+      <w:pPr>
+        <w:ind w:left="4320" w:hanging="180"/>
+      </w:pPr>
+    </w:lvl>
+    <w:lvl w:ilvl="6" w:tplc="0407000F" w:tentative="1">
+      <w:start w:val="1"/>
+      <w:numFmt w:val="decimal"/>
+      <w:lvlText w:val="%7."/>
+      <w:lvlJc w:val="left"/>
+      <w:pPr>
+        <w:ind w:left="5040" w:hanging="360"/>
+      </w:pPr>
+    </w:lvl>
+    <w:lvl w:ilvl="7" w:tplc="04070019" w:tentative="1">
+      <w:start w:val="1"/>
+      <w:numFmt w:val="lowerLetter"/>
+      <w:lvlText w:val="%8."/>
+      <w:lvlJc w:val="left"/>
+      <w:pPr>
+        <w:ind w:left="5760" w:hanging="360"/>
+      </w:pPr>
+    </w:lvl>
+    <w:lvl w:ilvl="8" w:tplc="0407001B" w:tentative="1">
+      <w:start w:val="1"/>
+      <w:numFmt w:val="lowerRoman"/>
+      <w:lvlText w:val="%9."/>
+      <w:lvlJc w:val="right"/>
+      <w:pPr>
+        <w:ind w:left="6480" w:hanging="180"/>
+      </w:pPr>
+    </w:lvl>
+  </w:abstractNum>
+  <w:abstractNum w:abstractNumId="4" w15:restartNumberingAfterBreak="0">
+    <w:nsid w:val="0131AE51"/>
+    <w:multiLevelType w:val="hybridMultilevel"/>
+    <w:tmpl w:val="0B60B880"/>
+    <w:lvl w:ilvl="0" w:tplc="C096B7B4">
+      <w:start w:val="1"/>
+      <w:numFmt w:val="decimal"/>
+      <w:lvlText w:val="%1."/>
+      <w:lvlJc w:val="left"/>
+      <w:pPr>
+        <w:ind w:left="720" w:hanging="720"/>
+      </w:pPr>
+      <w:rPr>
+        <w:rFonts w:hint="default"/>
+      </w:rPr>
+    </w:lvl>
+    <w:lvl w:ilvl="1" w:tplc="04070019" w:tentative="1">
+      <w:start w:val="1"/>
+      <w:numFmt w:val="lowerLetter"/>
+      <w:lvlText w:val="%2."/>
+      <w:lvlJc w:val="left"/>
+      <w:pPr>
+        <w:ind w:left="1440" w:hanging="360"/>
+      </w:pPr>
+    </w:lvl>
+    <w:lvl w:ilvl="2" w:tplc="0407001B" w:tentative="1">
+      <w:start w:val="1"/>
+      <w:numFmt w:val="lowerRoman"/>
+      <w:lvlText w:val="%3."/>
+      <w:lvlJc w:val="right"/>
+      <w:pPr>
+        <w:ind w:left="2160" w:hanging="180"/>
+      </w:pPr>
+    </w:lvl>
+    <w:lvl w:ilvl="3" w:tplc="0407000F" w:tentative="1">
+      <w:start w:val="1"/>
+      <w:numFmt w:val="decimal"/>
+      <w:lvlText w:val="%4."/>
+      <w:lvlJc w:val="left"/>
+      <w:pPr>
+        <w:ind w:left="2880" w:hanging="360"/>
+      </w:pPr>
+    </w:lvl>
+    <w:lvl w:ilvl="4" w:tplc="04070019" w:tentative="1">
+      <w:start w:val="1"/>
+      <w:numFmt w:val="lowerLetter"/>
+      <w:lvlText w:val="%5."/>
+      <w:lvlJc w:val="left"/>
+      <w:pPr>
+        <w:ind w:left="3600" w:hanging="360"/>
+      </w:pPr>
+    </w:lvl>
+    <w:lvl w:ilvl="5" w:tplc="0407001B" w:tentative="1">
+      <w:start w:val="1"/>
+      <w:numFmt w:val="lowerRoman"/>
+      <w:lvlText w:val="%6."/>
+      <w:lvlJc w:val="right"/>
+      <w:pPr>
+        <w:ind w:left="4320" w:hanging="180"/>
+      </w:pPr>
+    </w:lvl>
+    <w:lvl w:ilvl="6" w:tplc="0407000F" w:tentative="1">
+      <w:start w:val="1"/>
+      <w:numFmt w:val="decimal"/>
+      <w:lvlText w:val="%7."/>
+      <w:lvlJc w:val="left"/>
+      <w:pPr>
+        <w:ind w:left="5040" w:hanging="360"/>
+      </w:pPr>
+    </w:lvl>
+    <w:lvl w:ilvl="7" w:tplc="04070019" w:tentative="1">
+      <w:start w:val="1"/>
+      <w:numFmt w:val="lowerLetter"/>
+      <w:lvlText w:val="%8."/>
+      <w:lvlJc w:val="left"/>
+      <w:pPr>
+        <w:ind w:left="5760" w:hanging="360"/>
+      </w:pPr>
+    </w:lvl>
+    <w:lvl w:ilvl="8" w:tplc="0407001B" w:tentative="1">
+      <w:start w:val="1"/>
+      <w:numFmt w:val="lowerRoman"/>
+      <w:lvlText w:val="%9."/>
+      <w:lvlJc w:val="right"/>
+      <w:pPr>
+        <w:ind w:left="6480" w:hanging="180"/>
+      </w:pPr>
+    </w:lvl>
+  </w:abstractNum>
+  <w:abstractNum w:abstractNumId="5" w15:restartNumberingAfterBreak="0">
+    <w:nsid w:val="015A3660"/>
+    <w:multiLevelType w:val="hybridMultilevel"/>
+    <w:tmpl w:val="5C7EABFC"/>
+    <w:lvl w:ilvl="0" w:tplc="731C8ED0">
+      <w:start w:val="1"/>
+      <w:numFmt w:val="lowerLetter"/>
+      <w:lvlText w:val="%1)"/>
+      <w:lvlJc w:val="left"/>
+      <w:pPr>
+        <w:ind w:left="720" w:hanging="720"/>
+      </w:pPr>
+      <w:rPr>
+        <w:rFonts w:hint="default"/>
+      </w:rPr>
+    </w:lvl>
+    <w:lvl w:ilvl="1" w:tplc="04070019" w:tentative="1">
+      <w:start w:val="1"/>
+      <w:numFmt w:val="lowerLetter"/>
+      <w:lvlText w:val="%2."/>
+      <w:lvlJc w:val="left"/>
+      <w:pPr>
+        <w:ind w:left="1440" w:hanging="360"/>
+      </w:pPr>
+    </w:lvl>
+    <w:lvl w:ilvl="2" w:tplc="0407001B" w:tentative="1">
+      <w:start w:val="1"/>
+      <w:numFmt w:val="lowerRoman"/>
+      <w:lvlText w:val="%3."/>
+      <w:lvlJc w:val="right"/>
+      <w:pPr>
+        <w:ind w:left="2160" w:hanging="180"/>
+      </w:pPr>
+    </w:lvl>
+    <w:lvl w:ilvl="3" w:tplc="0407000F" w:tentative="1">
+      <w:start w:val="1"/>
+      <w:numFmt w:val="decimal"/>
+      <w:lvlText w:val="%4."/>
+      <w:lvlJc w:val="left"/>
+      <w:pPr>
+        <w:ind w:left="2880" w:hanging="360"/>
+      </w:pPr>
+    </w:lvl>
+    <w:lvl w:ilvl="4" w:tplc="04070019" w:tentative="1">
+      <w:start w:val="1"/>
+      <w:numFmt w:val="lowerLetter"/>
+      <w:lvlText w:val="%5."/>
+      <w:lvlJc w:val="left"/>
+      <w:pPr>
+        <w:ind w:left="3600" w:hanging="360"/>
+      </w:pPr>
+    </w:lvl>
+    <w:lvl w:ilvl="5" w:tplc="0407001B" w:tentative="1">
+      <w:start w:val="1"/>
+      <w:numFmt w:val="lowerRoman"/>
+      <w:lvlText w:val="%6."/>
+      <w:lvlJc w:val="right"/>
+      <w:pPr>
+        <w:ind w:left="4320" w:hanging="180"/>
+      </w:pPr>
+    </w:lvl>
+    <w:lvl w:ilvl="6" w:tplc="0407000F" w:tentative="1">
+      <w:start w:val="1"/>
+      <w:numFmt w:val="decimal"/>
+      <w:lvlText w:val="%7."/>
+      <w:lvlJc w:val="left"/>
+      <w:pPr>
+        <w:ind w:left="5040" w:hanging="360"/>
+      </w:pPr>
+    </w:lvl>
+    <w:lvl w:ilvl="7" w:tplc="04070019" w:tentative="1">
+      <w:start w:val="1"/>
+      <w:numFmt w:val="lowerLetter"/>
+      <w:lvlText w:val="%8."/>
+      <w:lvlJc w:val="left"/>
+      <w:pPr>
+        <w:ind w:left="5760" w:hanging="360"/>
+      </w:pPr>
+    </w:lvl>
+    <w:lvl w:ilvl="8" w:tplc="0407001B" w:tentative="1">
+      <w:start w:val="1"/>
+      <w:numFmt w:val="lowerRoman"/>
+      <w:lvlText w:val="%9."/>
+      <w:lvlJc w:val="right"/>
+      <w:pPr>
+        <w:ind w:left="6480" w:hanging="180"/>
+      </w:pPr>
+    </w:lvl>
+  </w:abstractNum>
+  <w:abstractNum w:abstractNumId="6" w15:restartNumberingAfterBreak="0">
+    <w:nsid w:val="01674904"/>
+    <w:multiLevelType w:val="hybridMultilevel"/>
+    <w:tmpl w:val="D1BA486A"/>
+    <w:lvl w:ilvl="0" w:tplc="59A0A030">
+      <w:start w:val="1"/>
+      <w:numFmt w:val="decimal"/>
+      <w:lvlText w:val="%1."/>
+      <w:lvlJc w:val="left"/>
+      <w:pPr>
+        <w:ind w:left="720" w:hanging="360"/>
+      </w:pPr>
+      <w:rPr>
+        <w:b/>
+      </w:rPr>
+    </w:lvl>
+    <w:lvl w:ilvl="1" w:tplc="04070019">
+      <w:start w:val="1"/>
+      <w:numFmt w:val="lowerLetter"/>
+      <w:lvlText w:val="%2."/>
+      <w:lvlJc w:val="left"/>
+      <w:pPr>
+        <w:ind w:left="1440" w:hanging="360"/>
+      </w:pPr>
+    </w:lvl>
+    <w:lvl w:ilvl="2" w:tplc="0407001B">
+      <w:start w:val="1"/>
+      <w:numFmt w:val="lowerRoman"/>
+      <w:lvlText w:val="%3."/>
+      <w:lvlJc w:val="right"/>
+      <w:pPr>
+        <w:ind w:left="2160" w:hanging="180"/>
+      </w:pPr>
+    </w:lvl>
+    <w:lvl w:ilvl="3" w:tplc="0407000F">
+      <w:start w:val="1"/>
+      <w:numFmt w:val="decimal"/>
+      <w:lvlText w:val="%4."/>
+      <w:lvlJc w:val="left"/>
+      <w:pPr>
+        <w:ind w:left="2880" w:hanging="360"/>
+      </w:pPr>
+    </w:lvl>
+    <w:lvl w:ilvl="4" w:tplc="04070019">
+      <w:start w:val="1"/>
+      <w:numFmt w:val="lowerLetter"/>
+      <w:lvlText w:val="%5."/>
+      <w:lvlJc w:val="left"/>
+      <w:pPr>
+        <w:ind w:left="3600" w:hanging="360"/>
+      </w:pPr>
+    </w:lvl>
+    <w:lvl w:ilvl="5" w:tplc="0407001B">
+      <w:start w:val="1"/>
+      <w:numFmt w:val="lowerRoman"/>
+      <w:lvlText w:val="%6."/>
+      <w:lvlJc w:val="right"/>
+      <w:pPr>
+        <w:ind w:left="4320" w:hanging="180"/>
+      </w:pPr>
+    </w:lvl>
+    <w:lvl w:ilvl="6" w:tplc="0407000F">
+      <w:start w:val="1"/>
+      <w:numFmt w:val="decimal"/>
+      <w:lvlText w:val="%7."/>
+      <w:lvlJc w:val="left"/>
+      <w:pPr>
+        <w:ind w:left="5040" w:hanging="360"/>
+      </w:pPr>
+    </w:lvl>
+    <w:lvl w:ilvl="7" w:tplc="04070019">
+      <w:start w:val="1"/>
+      <w:numFmt w:val="lowerLetter"/>
+      <w:lvlText w:val="%8."/>
+      <w:lvlJc w:val="left"/>
+      <w:pPr>
+        <w:ind w:left="5760" w:hanging="360"/>
+      </w:pPr>
+    </w:lvl>
+    <w:lvl w:ilvl="8" w:tplc="0407001B">
+      <w:start w:val="1"/>
+      <w:numFmt w:val="lowerRoman"/>
+      <w:lvlText w:val="%9."/>
+      <w:lvlJc w:val="right"/>
+      <w:pPr>
+        <w:ind w:left="6480" w:hanging="180"/>
+      </w:pPr>
+    </w:lvl>
+  </w:abstractNum>
+  <w:abstractNum w:abstractNumId="7" w15:restartNumberingAfterBreak="0">
     <w:nsid w:val="018F7B78"/>
     <w:multiLevelType w:val="hybridMultilevel"/>
     <w:tmpl w:val="6764E008"/>
@@ -4433,7 +4888,1164 @@
       </w:pPr>
     </w:lvl>
   </w:abstractNum>
-  <w:abstractNum w:abstractNumId="1" w15:restartNumberingAfterBreak="0">
+  <w:abstractNum w:abstractNumId="8" w15:restartNumberingAfterBreak="0">
+    <w:nsid w:val="01D725B5"/>
+    <w:multiLevelType w:val="hybridMultilevel"/>
+    <w:tmpl w:val="D020EBD6"/>
+    <w:lvl w:ilvl="0" w:tplc="EE9A2304">
+      <w:start w:val="1"/>
+      <w:numFmt w:val="upperRoman"/>
+      <w:lvlText w:val="%1."/>
+      <w:lvlJc w:val="left"/>
+      <w:pPr>
+        <w:ind w:left="720" w:hanging="720"/>
+      </w:pPr>
+      <w:rPr>
+        <w:rFonts w:hint="default"/>
+      </w:rPr>
+    </w:lvl>
+    <w:lvl w:ilvl="1" w:tplc="04070019" w:tentative="1">
+      <w:start w:val="1"/>
+      <w:numFmt w:val="lowerLetter"/>
+      <w:lvlText w:val="%2."/>
+      <w:lvlJc w:val="left"/>
+      <w:pPr>
+        <w:ind w:left="1440" w:hanging="360"/>
+      </w:pPr>
+    </w:lvl>
+    <w:lvl w:ilvl="2" w:tplc="0407001B" w:tentative="1">
+      <w:start w:val="1"/>
+      <w:numFmt w:val="lowerRoman"/>
+      <w:lvlText w:val="%3."/>
+      <w:lvlJc w:val="right"/>
+      <w:pPr>
+        <w:ind w:left="2160" w:hanging="180"/>
+      </w:pPr>
+    </w:lvl>
+    <w:lvl w:ilvl="3" w:tplc="0407000F" w:tentative="1">
+      <w:start w:val="1"/>
+      <w:numFmt w:val="decimal"/>
+      <w:lvlText w:val="%4."/>
+      <w:lvlJc w:val="left"/>
+      <w:pPr>
+        <w:ind w:left="2880" w:hanging="360"/>
+      </w:pPr>
+    </w:lvl>
+    <w:lvl w:ilvl="4" w:tplc="04070019" w:tentative="1">
+      <w:start w:val="1"/>
+      <w:numFmt w:val="lowerLetter"/>
+      <w:lvlText w:val="%5."/>
+      <w:lvlJc w:val="left"/>
+      <w:pPr>
+        <w:ind w:left="3600" w:hanging="360"/>
+      </w:pPr>
+    </w:lvl>
+    <w:lvl w:ilvl="5" w:tplc="0407001B" w:tentative="1">
+      <w:start w:val="1"/>
+      <w:numFmt w:val="lowerRoman"/>
+      <w:lvlText w:val="%6."/>
+      <w:lvlJc w:val="right"/>
+      <w:pPr>
+        <w:ind w:left="4320" w:hanging="180"/>
+      </w:pPr>
+    </w:lvl>
+    <w:lvl w:ilvl="6" w:tplc="0407000F" w:tentative="1">
+      <w:start w:val="1"/>
+      <w:numFmt w:val="decimal"/>
+      <w:lvlText w:val="%7."/>
+      <w:lvlJc w:val="left"/>
+      <w:pPr>
+        <w:ind w:left="5040" w:hanging="360"/>
+      </w:pPr>
+    </w:lvl>
+    <w:lvl w:ilvl="7" w:tplc="04070019" w:tentative="1">
+      <w:start w:val="1"/>
+      <w:numFmt w:val="lowerLetter"/>
+      <w:lvlText w:val="%8."/>
+      <w:lvlJc w:val="left"/>
+      <w:pPr>
+        <w:ind w:left="5760" w:hanging="360"/>
+      </w:pPr>
+    </w:lvl>
+    <w:lvl w:ilvl="8" w:tplc="0407001B" w:tentative="1">
+      <w:start w:val="1"/>
+      <w:numFmt w:val="lowerRoman"/>
+      <w:lvlText w:val="%9."/>
+      <w:lvlJc w:val="right"/>
+      <w:pPr>
+        <w:ind w:left="6480" w:hanging="180"/>
+      </w:pPr>
+    </w:lvl>
+  </w:abstractNum>
+  <w:abstractNum w:abstractNumId="9" w15:restartNumberingAfterBreak="0">
+    <w:nsid w:val="0207ED45"/>
+    <w:multiLevelType w:val="hybridMultilevel"/>
+    <w:tmpl w:val="5EAC4024"/>
+    <w:lvl w:ilvl="0" w:tplc="6B784108">
+      <w:start w:val="1"/>
+      <w:numFmt w:val="decimal"/>
+      <w:lvlText w:val="%1."/>
+      <w:lvlJc w:val="left"/>
+      <w:pPr>
+        <w:ind w:left="720" w:hanging="720"/>
+      </w:pPr>
+      <w:rPr>
+        <w:rFonts w:hint="default"/>
+      </w:rPr>
+    </w:lvl>
+    <w:lvl w:ilvl="1" w:tplc="04070019" w:tentative="1">
+      <w:start w:val="1"/>
+      <w:numFmt w:val="lowerLetter"/>
+      <w:lvlText w:val="%2."/>
+      <w:lvlJc w:val="left"/>
+      <w:pPr>
+        <w:ind w:left="1440" w:hanging="360"/>
+      </w:pPr>
+    </w:lvl>
+    <w:lvl w:ilvl="2" w:tplc="0407001B" w:tentative="1">
+      <w:start w:val="1"/>
+      <w:numFmt w:val="lowerRoman"/>
+      <w:lvlText w:val="%3."/>
+      <w:lvlJc w:val="right"/>
+      <w:pPr>
+        <w:ind w:left="2160" w:hanging="180"/>
+      </w:pPr>
+    </w:lvl>
+    <w:lvl w:ilvl="3" w:tplc="0407000F" w:tentative="1">
+      <w:start w:val="1"/>
+      <w:numFmt w:val="decimal"/>
+      <w:lvlText w:val="%4."/>
+      <w:lvlJc w:val="left"/>
+      <w:pPr>
+        <w:ind w:left="2880" w:hanging="360"/>
+      </w:pPr>
+    </w:lvl>
+    <w:lvl w:ilvl="4" w:tplc="04070019" w:tentative="1">
+      <w:start w:val="1"/>
+      <w:numFmt w:val="lowerLetter"/>
+      <w:lvlText w:val="%5."/>
+      <w:lvlJc w:val="left"/>
+      <w:pPr>
+        <w:ind w:left="3600" w:hanging="360"/>
+      </w:pPr>
+    </w:lvl>
+    <w:lvl w:ilvl="5" w:tplc="0407001B" w:tentative="1">
+      <w:start w:val="1"/>
+      <w:numFmt w:val="lowerRoman"/>
+      <w:lvlText w:val="%6."/>
+      <w:lvlJc w:val="right"/>
+      <w:pPr>
+        <w:ind w:left="4320" w:hanging="180"/>
+      </w:pPr>
+    </w:lvl>
+    <w:lvl w:ilvl="6" w:tplc="0407000F" w:tentative="1">
+      <w:start w:val="1"/>
+      <w:numFmt w:val="decimal"/>
+      <w:lvlText w:val="%7."/>
+      <w:lvlJc w:val="left"/>
+      <w:pPr>
+        <w:ind w:left="5040" w:hanging="360"/>
+      </w:pPr>
+    </w:lvl>
+    <w:lvl w:ilvl="7" w:tplc="04070019" w:tentative="1">
+      <w:start w:val="1"/>
+      <w:numFmt w:val="lowerLetter"/>
+      <w:lvlText w:val="%8."/>
+      <w:lvlJc w:val="left"/>
+      <w:pPr>
+        <w:ind w:left="5760" w:hanging="360"/>
+      </w:pPr>
+    </w:lvl>
+    <w:lvl w:ilvl="8" w:tplc="0407001B" w:tentative="1">
+      <w:start w:val="1"/>
+      <w:numFmt w:val="lowerRoman"/>
+      <w:lvlText w:val="%9."/>
+      <w:lvlJc w:val="right"/>
+      <w:pPr>
+        <w:ind w:left="6480" w:hanging="180"/>
+      </w:pPr>
+    </w:lvl>
+  </w:abstractNum>
+  <w:abstractNum w:abstractNumId="10" w15:restartNumberingAfterBreak="0">
+    <w:nsid w:val="02AA7C84"/>
+    <w:multiLevelType w:val="hybridMultilevel"/>
+    <w:tmpl w:val="17767B3A"/>
+    <w:lvl w:ilvl="0" w:tplc="B692A568">
+      <w:start w:val="1"/>
+      <w:numFmt w:val="upperRoman"/>
+      <w:lvlText w:val="%1."/>
+      <w:lvlJc w:val="left"/>
+      <w:pPr>
+        <w:ind w:left="720" w:hanging="720"/>
+      </w:pPr>
+      <w:rPr>
+        <w:rFonts w:hint="default"/>
+      </w:rPr>
+    </w:lvl>
+    <w:lvl w:ilvl="1" w:tplc="04070019" w:tentative="1">
+      <w:start w:val="1"/>
+      <w:numFmt w:val="lowerLetter"/>
+      <w:lvlText w:val="%2."/>
+      <w:lvlJc w:val="left"/>
+      <w:pPr>
+        <w:ind w:left="1440" w:hanging="360"/>
+      </w:pPr>
+    </w:lvl>
+    <w:lvl w:ilvl="2" w:tplc="0407001B" w:tentative="1">
+      <w:start w:val="1"/>
+      <w:numFmt w:val="lowerRoman"/>
+      <w:lvlText w:val="%3."/>
+      <w:lvlJc w:val="right"/>
+      <w:pPr>
+        <w:ind w:left="2160" w:hanging="180"/>
+      </w:pPr>
+    </w:lvl>
+    <w:lvl w:ilvl="3" w:tplc="0407000F" w:tentative="1">
+      <w:start w:val="1"/>
+      <w:numFmt w:val="decimal"/>
+      <w:lvlText w:val="%4."/>
+      <w:lvlJc w:val="left"/>
+      <w:pPr>
+        <w:ind w:left="2880" w:hanging="360"/>
+      </w:pPr>
+    </w:lvl>
+    <w:lvl w:ilvl="4" w:tplc="04070019" w:tentative="1">
+      <w:start w:val="1"/>
+      <w:numFmt w:val="lowerLetter"/>
+      <w:lvlText w:val="%5."/>
+      <w:lvlJc w:val="left"/>
+      <w:pPr>
+        <w:ind w:left="3600" w:hanging="360"/>
+      </w:pPr>
+    </w:lvl>
+    <w:lvl w:ilvl="5" w:tplc="0407001B" w:tentative="1">
+      <w:start w:val="1"/>
+      <w:numFmt w:val="lowerRoman"/>
+      <w:lvlText w:val="%6."/>
+      <w:lvlJc w:val="right"/>
+      <w:pPr>
+        <w:ind w:left="4320" w:hanging="180"/>
+      </w:pPr>
+    </w:lvl>
+    <w:lvl w:ilvl="6" w:tplc="0407000F" w:tentative="1">
+      <w:start w:val="1"/>
+      <w:numFmt w:val="decimal"/>
+      <w:lvlText w:val="%7."/>
+      <w:lvlJc w:val="left"/>
+      <w:pPr>
+        <w:ind w:left="5040" w:hanging="360"/>
+      </w:pPr>
+    </w:lvl>
+    <w:lvl w:ilvl="7" w:tplc="04070019" w:tentative="1">
+      <w:start w:val="1"/>
+      <w:numFmt w:val="lowerLetter"/>
+      <w:lvlText w:val="%8."/>
+      <w:lvlJc w:val="left"/>
+      <w:pPr>
+        <w:ind w:left="5760" w:hanging="360"/>
+      </w:pPr>
+    </w:lvl>
+    <w:lvl w:ilvl="8" w:tplc="0407001B" w:tentative="1">
+      <w:start w:val="1"/>
+      <w:numFmt w:val="lowerRoman"/>
+      <w:lvlText w:val="%9."/>
+      <w:lvlJc w:val="right"/>
+      <w:pPr>
+        <w:ind w:left="6480" w:hanging="180"/>
+      </w:pPr>
+    </w:lvl>
+  </w:abstractNum>
+  <w:abstractNum w:abstractNumId="11" w15:restartNumberingAfterBreak="0">
+    <w:nsid w:val="03261C48"/>
+    <w:multiLevelType w:val="hybridMultilevel"/>
+    <w:tmpl w:val="F6629386"/>
+    <w:lvl w:ilvl="0" w:tplc="D1B6E294">
+      <w:start w:val="1"/>
+      <w:numFmt w:val="upperRoman"/>
+      <w:lvlText w:val="%1."/>
+      <w:lvlJc w:val="left"/>
+      <w:pPr>
+        <w:ind w:left="720" w:hanging="720"/>
+      </w:pPr>
+      <w:rPr>
+        <w:rFonts w:hint="default"/>
+      </w:rPr>
+    </w:lvl>
+    <w:lvl w:ilvl="1" w:tplc="04070019" w:tentative="1">
+      <w:start w:val="1"/>
+      <w:numFmt w:val="lowerLetter"/>
+      <w:lvlText w:val="%2."/>
+      <w:lvlJc w:val="left"/>
+      <w:pPr>
+        <w:ind w:left="1440" w:hanging="360"/>
+      </w:pPr>
+    </w:lvl>
+    <w:lvl w:ilvl="2" w:tplc="0407001B" w:tentative="1">
+      <w:start w:val="1"/>
+      <w:numFmt w:val="lowerRoman"/>
+      <w:lvlText w:val="%3."/>
+      <w:lvlJc w:val="right"/>
+      <w:pPr>
+        <w:ind w:left="2160" w:hanging="180"/>
+      </w:pPr>
+    </w:lvl>
+    <w:lvl w:ilvl="3" w:tplc="0407000F" w:tentative="1">
+      <w:start w:val="1"/>
+      <w:numFmt w:val="decimal"/>
+      <w:lvlText w:val="%4."/>
+      <w:lvlJc w:val="left"/>
+      <w:pPr>
+        <w:ind w:left="2880" w:hanging="360"/>
+      </w:pPr>
+    </w:lvl>
+    <w:lvl w:ilvl="4" w:tplc="04070019" w:tentative="1">
+      <w:start w:val="1"/>
+      <w:numFmt w:val="lowerLetter"/>
+      <w:lvlText w:val="%5."/>
+      <w:lvlJc w:val="left"/>
+      <w:pPr>
+        <w:ind w:left="3600" w:hanging="360"/>
+      </w:pPr>
+    </w:lvl>
+    <w:lvl w:ilvl="5" w:tplc="0407001B" w:tentative="1">
+      <w:start w:val="1"/>
+      <w:numFmt w:val="lowerRoman"/>
+      <w:lvlText w:val="%6."/>
+      <w:lvlJc w:val="right"/>
+      <w:pPr>
+        <w:ind w:left="4320" w:hanging="180"/>
+      </w:pPr>
+    </w:lvl>
+    <w:lvl w:ilvl="6" w:tplc="0407000F" w:tentative="1">
+      <w:start w:val="1"/>
+      <w:numFmt w:val="decimal"/>
+      <w:lvlText w:val="%7."/>
+      <w:lvlJc w:val="left"/>
+      <w:pPr>
+        <w:ind w:left="5040" w:hanging="360"/>
+      </w:pPr>
+    </w:lvl>
+    <w:lvl w:ilvl="7" w:tplc="04070019" w:tentative="1">
+      <w:start w:val="1"/>
+      <w:numFmt w:val="lowerLetter"/>
+      <w:lvlText w:val="%8."/>
+      <w:lvlJc w:val="left"/>
+      <w:pPr>
+        <w:ind w:left="5760" w:hanging="360"/>
+      </w:pPr>
+    </w:lvl>
+    <w:lvl w:ilvl="8" w:tplc="0407001B" w:tentative="1">
+      <w:start w:val="1"/>
+      <w:numFmt w:val="lowerRoman"/>
+      <w:lvlText w:val="%9."/>
+      <w:lvlJc w:val="right"/>
+      <w:pPr>
+        <w:ind w:left="6480" w:hanging="180"/>
+      </w:pPr>
+    </w:lvl>
+  </w:abstractNum>
+  <w:abstractNum w:abstractNumId="12" w15:restartNumberingAfterBreak="0">
+    <w:nsid w:val="034C1EDF"/>
+    <w:multiLevelType w:val="hybridMultilevel"/>
+    <w:tmpl w:val="C248CB40"/>
+    <w:lvl w:ilvl="0" w:tplc="40544282">
+      <w:start w:val="1"/>
+      <w:numFmt w:val="lowerLetter"/>
+      <w:lvlText w:val="%1)"/>
+      <w:lvlJc w:val="left"/>
+      <w:pPr>
+        <w:ind w:left="720" w:hanging="720"/>
+      </w:pPr>
+      <w:rPr>
+        <w:rFonts w:hint="default"/>
+      </w:rPr>
+    </w:lvl>
+    <w:lvl w:ilvl="1" w:tplc="04070019" w:tentative="1">
+      <w:start w:val="1"/>
+      <w:numFmt w:val="lowerLetter"/>
+      <w:lvlText w:val="%2."/>
+      <w:lvlJc w:val="left"/>
+      <w:pPr>
+        <w:ind w:left="1440" w:hanging="360"/>
+      </w:pPr>
+    </w:lvl>
+    <w:lvl w:ilvl="2" w:tplc="0407001B" w:tentative="1">
+      <w:start w:val="1"/>
+      <w:numFmt w:val="lowerRoman"/>
+      <w:lvlText w:val="%3."/>
+      <w:lvlJc w:val="right"/>
+      <w:pPr>
+        <w:ind w:left="2160" w:hanging="180"/>
+      </w:pPr>
+    </w:lvl>
+    <w:lvl w:ilvl="3" w:tplc="0407000F" w:tentative="1">
+      <w:start w:val="1"/>
+      <w:numFmt w:val="decimal"/>
+      <w:lvlText w:val="%4."/>
+      <w:lvlJc w:val="left"/>
+      <w:pPr>
+        <w:ind w:left="2880" w:hanging="360"/>
+      </w:pPr>
+    </w:lvl>
+    <w:lvl w:ilvl="4" w:tplc="04070019" w:tentative="1">
+      <w:start w:val="1"/>
+      <w:numFmt w:val="lowerLetter"/>
+      <w:lvlText w:val="%5."/>
+      <w:lvlJc w:val="left"/>
+      <w:pPr>
+        <w:ind w:left="3600" w:hanging="360"/>
+      </w:pPr>
+    </w:lvl>
+    <w:lvl w:ilvl="5" w:tplc="0407001B" w:tentative="1">
+      <w:start w:val="1"/>
+      <w:numFmt w:val="lowerRoman"/>
+      <w:lvlText w:val="%6."/>
+      <w:lvlJc w:val="right"/>
+      <w:pPr>
+        <w:ind w:left="4320" w:hanging="180"/>
+      </w:pPr>
+    </w:lvl>
+    <w:lvl w:ilvl="6" w:tplc="0407000F" w:tentative="1">
+      <w:start w:val="1"/>
+      <w:numFmt w:val="decimal"/>
+      <w:lvlText w:val="%7."/>
+      <w:lvlJc w:val="left"/>
+      <w:pPr>
+        <w:ind w:left="5040" w:hanging="360"/>
+      </w:pPr>
+    </w:lvl>
+    <w:lvl w:ilvl="7" w:tplc="04070019" w:tentative="1">
+      <w:start w:val="1"/>
+      <w:numFmt w:val="lowerLetter"/>
+      <w:lvlText w:val="%8."/>
+      <w:lvlJc w:val="left"/>
+      <w:pPr>
+        <w:ind w:left="5760" w:hanging="360"/>
+      </w:pPr>
+    </w:lvl>
+    <w:lvl w:ilvl="8" w:tplc="0407001B" w:tentative="1">
+      <w:start w:val="1"/>
+      <w:numFmt w:val="lowerRoman"/>
+      <w:lvlText w:val="%9."/>
+      <w:lvlJc w:val="right"/>
+      <w:pPr>
+        <w:ind w:left="6480" w:hanging="180"/>
+      </w:pPr>
+    </w:lvl>
+  </w:abstractNum>
+  <w:abstractNum w:abstractNumId="13" w15:restartNumberingAfterBreak="0">
+    <w:nsid w:val="0362968E"/>
+    <w:multiLevelType w:val="hybridMultilevel"/>
+    <w:tmpl w:val="F8B26672"/>
+    <w:lvl w:ilvl="0" w:tplc="BB02CCD0">
+      <w:start w:val="1"/>
+      <w:numFmt w:val="decimal"/>
+      <w:lvlText w:val="%1."/>
+      <w:lvlJc w:val="left"/>
+      <w:pPr>
+        <w:ind w:left="720" w:hanging="720"/>
+      </w:pPr>
+      <w:rPr>
+        <w:rFonts w:hint="default"/>
+      </w:rPr>
+    </w:lvl>
+    <w:lvl w:ilvl="1" w:tplc="04070019" w:tentative="1">
+      <w:start w:val="1"/>
+      <w:numFmt w:val="lowerLetter"/>
+      <w:lvlText w:val="%2."/>
+      <w:lvlJc w:val="left"/>
+      <w:pPr>
+        <w:ind w:left="1440" w:hanging="360"/>
+      </w:pPr>
+    </w:lvl>
+    <w:lvl w:ilvl="2" w:tplc="0407001B" w:tentative="1">
+      <w:start w:val="1"/>
+      <w:numFmt w:val="lowerRoman"/>
+      <w:lvlText w:val="%3."/>
+      <w:lvlJc w:val="right"/>
+      <w:pPr>
+        <w:ind w:left="2160" w:hanging="180"/>
+      </w:pPr>
+    </w:lvl>
+    <w:lvl w:ilvl="3" w:tplc="0407000F" w:tentative="1">
+      <w:start w:val="1"/>
+      <w:numFmt w:val="decimal"/>
+      <w:lvlText w:val="%4."/>
+      <w:lvlJc w:val="left"/>
+      <w:pPr>
+        <w:ind w:left="2880" w:hanging="360"/>
+      </w:pPr>
+    </w:lvl>
+    <w:lvl w:ilvl="4" w:tplc="04070019" w:tentative="1">
+      <w:start w:val="1"/>
+      <w:numFmt w:val="lowerLetter"/>
+      <w:lvlText w:val="%5."/>
+      <w:lvlJc w:val="left"/>
+      <w:pPr>
+        <w:ind w:left="3600" w:hanging="360"/>
+      </w:pPr>
+    </w:lvl>
+    <w:lvl w:ilvl="5" w:tplc="0407001B" w:tentative="1">
+      <w:start w:val="1"/>
+      <w:numFmt w:val="lowerRoman"/>
+      <w:lvlText w:val="%6."/>
+      <w:lvlJc w:val="right"/>
+      <w:pPr>
+        <w:ind w:left="4320" w:hanging="180"/>
+      </w:pPr>
+    </w:lvl>
+    <w:lvl w:ilvl="6" w:tplc="0407000F" w:tentative="1">
+      <w:start w:val="1"/>
+      <w:numFmt w:val="decimal"/>
+      <w:lvlText w:val="%7."/>
+      <w:lvlJc w:val="left"/>
+      <w:pPr>
+        <w:ind w:left="5040" w:hanging="360"/>
+      </w:pPr>
+    </w:lvl>
+    <w:lvl w:ilvl="7" w:tplc="04070019" w:tentative="1">
+      <w:start w:val="1"/>
+      <w:numFmt w:val="lowerLetter"/>
+      <w:lvlText w:val="%8."/>
+      <w:lvlJc w:val="left"/>
+      <w:pPr>
+        <w:ind w:left="5760" w:hanging="360"/>
+      </w:pPr>
+    </w:lvl>
+    <w:lvl w:ilvl="8" w:tplc="0407001B" w:tentative="1">
+      <w:start w:val="1"/>
+      <w:numFmt w:val="lowerRoman"/>
+      <w:lvlText w:val="%9."/>
+      <w:lvlJc w:val="right"/>
+      <w:pPr>
+        <w:ind w:left="6480" w:hanging="180"/>
+      </w:pPr>
+    </w:lvl>
+  </w:abstractNum>
+  <w:abstractNum w:abstractNumId="14" w15:restartNumberingAfterBreak="0">
+    <w:nsid w:val="038BFEFC"/>
+    <w:multiLevelType w:val="hybridMultilevel"/>
+    <w:tmpl w:val="33BC3618"/>
+    <w:lvl w:ilvl="0" w:tplc="48DA402C">
+      <w:start w:val="1"/>
+      <w:numFmt w:val="upperLetter"/>
+      <w:lvlText w:val="%1."/>
+      <w:lvlJc w:val="left"/>
+      <w:pPr>
+        <w:ind w:left="720" w:hanging="720"/>
+      </w:pPr>
+      <w:rPr>
+        <w:rFonts w:hint="default"/>
+      </w:rPr>
+    </w:lvl>
+    <w:lvl w:ilvl="1" w:tplc="04070019" w:tentative="1">
+      <w:start w:val="1"/>
+      <w:numFmt w:val="lowerLetter"/>
+      <w:lvlText w:val="%2."/>
+      <w:lvlJc w:val="left"/>
+      <w:pPr>
+        <w:ind w:left="1440" w:hanging="360"/>
+      </w:pPr>
+    </w:lvl>
+    <w:lvl w:ilvl="2" w:tplc="0407001B" w:tentative="1">
+      <w:start w:val="1"/>
+      <w:numFmt w:val="lowerRoman"/>
+      <w:lvlText w:val="%3."/>
+      <w:lvlJc w:val="right"/>
+      <w:pPr>
+        <w:ind w:left="2160" w:hanging="180"/>
+      </w:pPr>
+    </w:lvl>
+    <w:lvl w:ilvl="3" w:tplc="0407000F" w:tentative="1">
+      <w:start w:val="1"/>
+      <w:numFmt w:val="decimal"/>
+      <w:lvlText w:val="%4."/>
+      <w:lvlJc w:val="left"/>
+      <w:pPr>
+        <w:ind w:left="2880" w:hanging="360"/>
+      </w:pPr>
+    </w:lvl>
+    <w:lvl w:ilvl="4" w:tplc="04070019" w:tentative="1">
+      <w:start w:val="1"/>
+      <w:numFmt w:val="lowerLetter"/>
+      <w:lvlText w:val="%5."/>
+      <w:lvlJc w:val="left"/>
+      <w:pPr>
+        <w:ind w:left="3600" w:hanging="360"/>
+      </w:pPr>
+    </w:lvl>
+    <w:lvl w:ilvl="5" w:tplc="0407001B" w:tentative="1">
+      <w:start w:val="1"/>
+      <w:numFmt w:val="lowerRoman"/>
+      <w:lvlText w:val="%6."/>
+      <w:lvlJc w:val="right"/>
+      <w:pPr>
+        <w:ind w:left="4320" w:hanging="180"/>
+      </w:pPr>
+    </w:lvl>
+    <w:lvl w:ilvl="6" w:tplc="0407000F" w:tentative="1">
+      <w:start w:val="1"/>
+      <w:numFmt w:val="decimal"/>
+      <w:lvlText w:val="%7."/>
+      <w:lvlJc w:val="left"/>
+      <w:pPr>
+        <w:ind w:left="5040" w:hanging="360"/>
+      </w:pPr>
+    </w:lvl>
+    <w:lvl w:ilvl="7" w:tplc="04070019" w:tentative="1">
+      <w:start w:val="1"/>
+      <w:numFmt w:val="lowerLetter"/>
+      <w:lvlText w:val="%8."/>
+      <w:lvlJc w:val="left"/>
+      <w:pPr>
+        <w:ind w:left="5760" w:hanging="360"/>
+      </w:pPr>
+    </w:lvl>
+    <w:lvl w:ilvl="8" w:tplc="0407001B" w:tentative="1">
+      <w:start w:val="1"/>
+      <w:numFmt w:val="lowerRoman"/>
+      <w:lvlText w:val="%9."/>
+      <w:lvlJc w:val="right"/>
+      <w:pPr>
+        <w:ind w:left="6480" w:hanging="180"/>
+      </w:pPr>
+    </w:lvl>
+  </w:abstractNum>
+  <w:abstractNum w:abstractNumId="15" w15:restartNumberingAfterBreak="0">
+    <w:nsid w:val="03D59FDB"/>
+    <w:multiLevelType w:val="hybridMultilevel"/>
+    <w:tmpl w:val="1C121F84"/>
+    <w:lvl w:ilvl="0" w:tplc="1F44DED4">
+      <w:start w:val="1"/>
+      <w:numFmt w:val="upperRoman"/>
+      <w:lvlText w:val="%1."/>
+      <w:lvlJc w:val="left"/>
+      <w:pPr>
+        <w:ind w:left="720" w:hanging="720"/>
+      </w:pPr>
+      <w:rPr>
+        <w:rFonts w:hint="default"/>
+      </w:rPr>
+    </w:lvl>
+    <w:lvl w:ilvl="1" w:tplc="04070019" w:tentative="1">
+      <w:start w:val="1"/>
+      <w:numFmt w:val="lowerLetter"/>
+      <w:lvlText w:val="%2."/>
+      <w:lvlJc w:val="left"/>
+      <w:pPr>
+        <w:ind w:left="1440" w:hanging="360"/>
+      </w:pPr>
+    </w:lvl>
+    <w:lvl w:ilvl="2" w:tplc="0407001B" w:tentative="1">
+      <w:start w:val="1"/>
+      <w:numFmt w:val="lowerRoman"/>
+      <w:lvlText w:val="%3."/>
+      <w:lvlJc w:val="right"/>
+      <w:pPr>
+        <w:ind w:left="2160" w:hanging="180"/>
+      </w:pPr>
+    </w:lvl>
+    <w:lvl w:ilvl="3" w:tplc="0407000F" w:tentative="1">
+      <w:start w:val="1"/>
+      <w:numFmt w:val="decimal"/>
+      <w:lvlText w:val="%4."/>
+      <w:lvlJc w:val="left"/>
+      <w:pPr>
+        <w:ind w:left="2880" w:hanging="360"/>
+      </w:pPr>
+    </w:lvl>
+    <w:lvl w:ilvl="4" w:tplc="04070019" w:tentative="1">
+      <w:start w:val="1"/>
+      <w:numFmt w:val="lowerLetter"/>
+      <w:lvlText w:val="%5."/>
+      <w:lvlJc w:val="left"/>
+      <w:pPr>
+        <w:ind w:left="3600" w:hanging="360"/>
+      </w:pPr>
+    </w:lvl>
+    <w:lvl w:ilvl="5" w:tplc="0407001B" w:tentative="1">
+      <w:start w:val="1"/>
+      <w:numFmt w:val="lowerRoman"/>
+      <w:lvlText w:val="%6."/>
+      <w:lvlJc w:val="right"/>
+      <w:pPr>
+        <w:ind w:left="4320" w:hanging="180"/>
+      </w:pPr>
+    </w:lvl>
+    <w:lvl w:ilvl="6" w:tplc="0407000F" w:tentative="1">
+      <w:start w:val="1"/>
+      <w:numFmt w:val="decimal"/>
+      <w:lvlText w:val="%7."/>
+      <w:lvlJc w:val="left"/>
+      <w:pPr>
+        <w:ind w:left="5040" w:hanging="360"/>
+      </w:pPr>
+    </w:lvl>
+    <w:lvl w:ilvl="7" w:tplc="04070019" w:tentative="1">
+      <w:start w:val="1"/>
+      <w:numFmt w:val="lowerLetter"/>
+      <w:lvlText w:val="%8."/>
+      <w:lvlJc w:val="left"/>
+      <w:pPr>
+        <w:ind w:left="5760" w:hanging="360"/>
+      </w:pPr>
+    </w:lvl>
+    <w:lvl w:ilvl="8" w:tplc="0407001B" w:tentative="1">
+      <w:start w:val="1"/>
+      <w:numFmt w:val="lowerRoman"/>
+      <w:lvlText w:val="%9."/>
+      <w:lvlJc w:val="right"/>
+      <w:pPr>
+        <w:ind w:left="6480" w:hanging="180"/>
+      </w:pPr>
+    </w:lvl>
+  </w:abstractNum>
+  <w:abstractNum w:abstractNumId="16" w15:restartNumberingAfterBreak="0">
+    <w:nsid w:val="03F7DED6"/>
+    <w:multiLevelType w:val="hybridMultilevel"/>
+    <w:tmpl w:val="C59C9AFE"/>
+    <w:lvl w:ilvl="0" w:tplc="E590594A">
+      <w:start w:val="1"/>
+      <w:numFmt w:val="lowerLetter"/>
+      <w:lvlText w:val="%1)"/>
+      <w:lvlJc w:val="left"/>
+      <w:pPr>
+        <w:ind w:left="720" w:hanging="720"/>
+      </w:pPr>
+      <w:rPr>
+        <w:rFonts w:hint="default"/>
+      </w:rPr>
+    </w:lvl>
+    <w:lvl w:ilvl="1" w:tplc="04070019" w:tentative="1">
+      <w:start w:val="1"/>
+      <w:numFmt w:val="lowerLetter"/>
+      <w:lvlText w:val="%2."/>
+      <w:lvlJc w:val="left"/>
+      <w:pPr>
+        <w:ind w:left="1440" w:hanging="360"/>
+      </w:pPr>
+    </w:lvl>
+    <w:lvl w:ilvl="2" w:tplc="0407001B" w:tentative="1">
+      <w:start w:val="1"/>
+      <w:numFmt w:val="lowerRoman"/>
+      <w:lvlText w:val="%3."/>
+      <w:lvlJc w:val="right"/>
+      <w:pPr>
+        <w:ind w:left="2160" w:hanging="180"/>
+      </w:pPr>
+    </w:lvl>
+    <w:lvl w:ilvl="3" w:tplc="0407000F" w:tentative="1">
+      <w:start w:val="1"/>
+      <w:numFmt w:val="decimal"/>
+      <w:lvlText w:val="%4."/>
+      <w:lvlJc w:val="left"/>
+      <w:pPr>
+        <w:ind w:left="2880" w:hanging="360"/>
+      </w:pPr>
+    </w:lvl>
+    <w:lvl w:ilvl="4" w:tplc="04070019" w:tentative="1">
+      <w:start w:val="1"/>
+      <w:numFmt w:val="lowerLetter"/>
+      <w:lvlText w:val="%5."/>
+      <w:lvlJc w:val="left"/>
+      <w:pPr>
+        <w:ind w:left="3600" w:hanging="360"/>
+      </w:pPr>
+    </w:lvl>
+    <w:lvl w:ilvl="5" w:tplc="0407001B" w:tentative="1">
+      <w:start w:val="1"/>
+      <w:numFmt w:val="lowerRoman"/>
+      <w:lvlText w:val="%6."/>
+      <w:lvlJc w:val="right"/>
+      <w:pPr>
+        <w:ind w:left="4320" w:hanging="180"/>
+      </w:pPr>
+    </w:lvl>
+    <w:lvl w:ilvl="6" w:tplc="0407000F" w:tentative="1">
+      <w:start w:val="1"/>
+      <w:numFmt w:val="decimal"/>
+      <w:lvlText w:val="%7."/>
+      <w:lvlJc w:val="left"/>
+      <w:pPr>
+        <w:ind w:left="5040" w:hanging="360"/>
+      </w:pPr>
+    </w:lvl>
+    <w:lvl w:ilvl="7" w:tplc="04070019" w:tentative="1">
+      <w:start w:val="1"/>
+      <w:numFmt w:val="lowerLetter"/>
+      <w:lvlText w:val="%8."/>
+      <w:lvlJc w:val="left"/>
+      <w:pPr>
+        <w:ind w:left="5760" w:hanging="360"/>
+      </w:pPr>
+    </w:lvl>
+    <w:lvl w:ilvl="8" w:tplc="0407001B" w:tentative="1">
+      <w:start w:val="1"/>
+      <w:numFmt w:val="lowerRoman"/>
+      <w:lvlText w:val="%9."/>
+      <w:lvlJc w:val="right"/>
+      <w:pPr>
+        <w:ind w:left="6480" w:hanging="180"/>
+      </w:pPr>
+    </w:lvl>
+  </w:abstractNum>
+  <w:abstractNum w:abstractNumId="17" w15:restartNumberingAfterBreak="0">
+    <w:nsid w:val="04C3B9B2"/>
+    <w:multiLevelType w:val="hybridMultilevel"/>
+    <w:tmpl w:val="06DA59A6"/>
+    <w:lvl w:ilvl="0" w:tplc="1AB61806">
+      <w:start w:val="1"/>
+      <w:numFmt w:val="decimal"/>
+      <w:lvlText w:val="%1."/>
+      <w:lvlJc w:val="left"/>
+      <w:pPr>
+        <w:ind w:left="720" w:hanging="720"/>
+      </w:pPr>
+      <w:rPr>
+        <w:rFonts w:hint="default"/>
+      </w:rPr>
+    </w:lvl>
+    <w:lvl w:ilvl="1" w:tplc="04070019" w:tentative="1">
+      <w:start w:val="1"/>
+      <w:numFmt w:val="lowerLetter"/>
+      <w:lvlText w:val="%2."/>
+      <w:lvlJc w:val="left"/>
+      <w:pPr>
+        <w:ind w:left="1440" w:hanging="360"/>
+      </w:pPr>
+    </w:lvl>
+    <w:lvl w:ilvl="2" w:tplc="0407001B" w:tentative="1">
+      <w:start w:val="1"/>
+      <w:numFmt w:val="lowerRoman"/>
+      <w:lvlText w:val="%3."/>
+      <w:lvlJc w:val="right"/>
+      <w:pPr>
+        <w:ind w:left="2160" w:hanging="180"/>
+      </w:pPr>
+    </w:lvl>
+    <w:lvl w:ilvl="3" w:tplc="0407000F" w:tentative="1">
+      <w:start w:val="1"/>
+      <w:numFmt w:val="decimal"/>
+      <w:lvlText w:val="%4."/>
+      <w:lvlJc w:val="left"/>
+      <w:pPr>
+        <w:ind w:left="2880" w:hanging="360"/>
+      </w:pPr>
+    </w:lvl>
+    <w:lvl w:ilvl="4" w:tplc="04070019" w:tentative="1">
+      <w:start w:val="1"/>
+      <w:numFmt w:val="lowerLetter"/>
+      <w:lvlText w:val="%5."/>
+      <w:lvlJc w:val="left"/>
+      <w:pPr>
+        <w:ind w:left="3600" w:hanging="360"/>
+      </w:pPr>
+    </w:lvl>
+    <w:lvl w:ilvl="5" w:tplc="0407001B" w:tentative="1">
+      <w:start w:val="1"/>
+      <w:numFmt w:val="lowerRoman"/>
+      <w:lvlText w:val="%6."/>
+      <w:lvlJc w:val="right"/>
+      <w:pPr>
+        <w:ind w:left="4320" w:hanging="180"/>
+      </w:pPr>
+    </w:lvl>
+    <w:lvl w:ilvl="6" w:tplc="0407000F" w:tentative="1">
+      <w:start w:val="1"/>
+      <w:numFmt w:val="decimal"/>
+      <w:lvlText w:val="%7."/>
+      <w:lvlJc w:val="left"/>
+      <w:pPr>
+        <w:ind w:left="5040" w:hanging="360"/>
+      </w:pPr>
+    </w:lvl>
+    <w:lvl w:ilvl="7" w:tplc="04070019" w:tentative="1">
+      <w:start w:val="1"/>
+      <w:numFmt w:val="lowerLetter"/>
+      <w:lvlText w:val="%8."/>
+      <w:lvlJc w:val="left"/>
+      <w:pPr>
+        <w:ind w:left="5760" w:hanging="360"/>
+      </w:pPr>
+    </w:lvl>
+    <w:lvl w:ilvl="8" w:tplc="0407001B" w:tentative="1">
+      <w:start w:val="1"/>
+      <w:numFmt w:val="lowerRoman"/>
+      <w:lvlText w:val="%9."/>
+      <w:lvlJc w:val="right"/>
+      <w:pPr>
+        <w:ind w:left="6480" w:hanging="180"/>
+      </w:pPr>
+    </w:lvl>
+  </w:abstractNum>
+  <w:abstractNum w:abstractNumId="18" w15:restartNumberingAfterBreak="0">
+    <w:nsid w:val="05A04EC0"/>
+    <w:multiLevelType w:val="hybridMultilevel"/>
+    <w:tmpl w:val="54A222F2"/>
+    <w:lvl w:ilvl="0" w:tplc="10A02C6A">
+      <w:start w:val="1"/>
+      <w:numFmt w:val="upperRoman"/>
+      <w:lvlText w:val="%1."/>
+      <w:lvlJc w:val="left"/>
+      <w:pPr>
+        <w:ind w:left="720" w:hanging="720"/>
+      </w:pPr>
+      <w:rPr>
+        <w:rFonts w:hint="default"/>
+      </w:rPr>
+    </w:lvl>
+    <w:lvl w:ilvl="1" w:tplc="04070019" w:tentative="1">
+      <w:start w:val="1"/>
+      <w:numFmt w:val="lowerLetter"/>
+      <w:lvlText w:val="%2."/>
+      <w:lvlJc w:val="left"/>
+      <w:pPr>
+        <w:ind w:left="1440" w:hanging="360"/>
+      </w:pPr>
+    </w:lvl>
+    <w:lvl w:ilvl="2" w:tplc="0407001B" w:tentative="1">
+      <w:start w:val="1"/>
+      <w:numFmt w:val="lowerRoman"/>
+      <w:lvlText w:val="%3."/>
+      <w:lvlJc w:val="right"/>
+      <w:pPr>
+        <w:ind w:left="2160" w:hanging="180"/>
+      </w:pPr>
+    </w:lvl>
+    <w:lvl w:ilvl="3" w:tplc="0407000F" w:tentative="1">
+      <w:start w:val="1"/>
+      <w:numFmt w:val="decimal"/>
+      <w:lvlText w:val="%4."/>
+      <w:lvlJc w:val="left"/>
+      <w:pPr>
+        <w:ind w:left="2880" w:hanging="360"/>
+      </w:pPr>
+    </w:lvl>
+    <w:lvl w:ilvl="4" w:tplc="04070019" w:tentative="1">
+      <w:start w:val="1"/>
+      <w:numFmt w:val="lowerLetter"/>
+      <w:lvlText w:val="%5."/>
+      <w:lvlJc w:val="left"/>
+      <w:pPr>
+        <w:ind w:left="3600" w:hanging="360"/>
+      </w:pPr>
+    </w:lvl>
+    <w:lvl w:ilvl="5" w:tplc="0407001B" w:tentative="1">
+      <w:start w:val="1"/>
+      <w:numFmt w:val="lowerRoman"/>
+      <w:lvlText w:val="%6."/>
+      <w:lvlJc w:val="right"/>
+      <w:pPr>
+        <w:ind w:left="4320" w:hanging="180"/>
+      </w:pPr>
+    </w:lvl>
+    <w:lvl w:ilvl="6" w:tplc="0407000F" w:tentative="1">
+      <w:start w:val="1"/>
+      <w:numFmt w:val="decimal"/>
+      <w:lvlText w:val="%7."/>
+      <w:lvlJc w:val="left"/>
+      <w:pPr>
+        <w:ind w:left="5040" w:hanging="360"/>
+      </w:pPr>
+    </w:lvl>
+    <w:lvl w:ilvl="7" w:tplc="04070019" w:tentative="1">
+      <w:start w:val="1"/>
+      <w:numFmt w:val="lowerLetter"/>
+      <w:lvlText w:val="%8."/>
+      <w:lvlJc w:val="left"/>
+      <w:pPr>
+        <w:ind w:left="5760" w:hanging="360"/>
+      </w:pPr>
+    </w:lvl>
+    <w:lvl w:ilvl="8" w:tplc="0407001B" w:tentative="1">
+      <w:start w:val="1"/>
+      <w:numFmt w:val="lowerRoman"/>
+      <w:lvlText w:val="%9."/>
+      <w:lvlJc w:val="right"/>
+      <w:pPr>
+        <w:ind w:left="6480" w:hanging="180"/>
+      </w:pPr>
+    </w:lvl>
+  </w:abstractNum>
+  <w:abstractNum w:abstractNumId="19" w15:restartNumberingAfterBreak="0">
+    <w:nsid w:val="05A43E5E"/>
+    <w:multiLevelType w:val="hybridMultilevel"/>
+    <w:tmpl w:val="0EF665D8"/>
+    <w:lvl w:ilvl="0" w:tplc="566CBFE4">
+      <w:start w:val="1"/>
+      <w:numFmt w:val="decimal"/>
+      <w:lvlText w:val="%1."/>
+      <w:lvlJc w:val="left"/>
+      <w:pPr>
+        <w:ind w:left="720" w:hanging="720"/>
+      </w:pPr>
+      <w:rPr>
+        <w:rFonts w:hint="default"/>
+      </w:rPr>
+    </w:lvl>
+    <w:lvl w:ilvl="1" w:tplc="04070019" w:tentative="1">
+      <w:start w:val="1"/>
+      <w:numFmt w:val="lowerLetter"/>
+      <w:lvlText w:val="%2."/>
+      <w:lvlJc w:val="left"/>
+      <w:pPr>
+        <w:ind w:left="1440" w:hanging="360"/>
+      </w:pPr>
+    </w:lvl>
+    <w:lvl w:ilvl="2" w:tplc="0407001B" w:tentative="1">
+      <w:start w:val="1"/>
+      <w:numFmt w:val="lowerRoman"/>
+      <w:lvlText w:val="%3."/>
+      <w:lvlJc w:val="right"/>
+      <w:pPr>
+        <w:ind w:left="2160" w:hanging="180"/>
+      </w:pPr>
+    </w:lvl>
+    <w:lvl w:ilvl="3" w:tplc="0407000F" w:tentative="1">
+      <w:start w:val="1"/>
+      <w:numFmt w:val="decimal"/>
+      <w:lvlText w:val="%4."/>
+      <w:lvlJc w:val="left"/>
+      <w:pPr>
+        <w:ind w:left="2880" w:hanging="360"/>
+      </w:pPr>
+    </w:lvl>
+    <w:lvl w:ilvl="4" w:tplc="04070019" w:tentative="1">
+      <w:start w:val="1"/>
+      <w:numFmt w:val="lowerLetter"/>
+      <w:lvlText w:val="%5."/>
+      <w:lvlJc w:val="left"/>
+      <w:pPr>
+        <w:ind w:left="3600" w:hanging="360"/>
+      </w:pPr>
+    </w:lvl>
+    <w:lvl w:ilvl="5" w:tplc="0407001B" w:tentative="1">
+      <w:start w:val="1"/>
+      <w:numFmt w:val="lowerRoman"/>
+      <w:lvlText w:val="%6."/>
+      <w:lvlJc w:val="right"/>
+      <w:pPr>
+        <w:ind w:left="4320" w:hanging="180"/>
+      </w:pPr>
+    </w:lvl>
+    <w:lvl w:ilvl="6" w:tplc="0407000F" w:tentative="1">
+      <w:start w:val="1"/>
+      <w:numFmt w:val="decimal"/>
+      <w:lvlText w:val="%7."/>
+      <w:lvlJc w:val="left"/>
+      <w:pPr>
+        <w:ind w:left="5040" w:hanging="360"/>
+      </w:pPr>
+    </w:lvl>
+    <w:lvl w:ilvl="7" w:tplc="04070019" w:tentative="1">
+      <w:start w:val="1"/>
+      <w:numFmt w:val="lowerLetter"/>
+      <w:lvlText w:val="%8."/>
+      <w:lvlJc w:val="left"/>
+      <w:pPr>
+        <w:ind w:left="5760" w:hanging="360"/>
+      </w:pPr>
+    </w:lvl>
+    <w:lvl w:ilvl="8" w:tplc="0407001B" w:tentative="1">
+      <w:start w:val="1"/>
+      <w:numFmt w:val="lowerRoman"/>
+      <w:lvlText w:val="%9."/>
+      <w:lvlJc w:val="right"/>
+      <w:pPr>
+        <w:ind w:left="6480" w:hanging="180"/>
+      </w:pPr>
+    </w:lvl>
+  </w:abstractNum>
+  <w:abstractNum w:abstractNumId="20" w15:restartNumberingAfterBreak="0">
+    <w:nsid w:val="05CB3300"/>
+    <w:multiLevelType w:val="hybridMultilevel"/>
+    <w:tmpl w:val="A31869EA"/>
+    <w:lvl w:ilvl="0" w:tplc="D53A9DF8">
+      <w:start w:val="1"/>
+      <w:numFmt w:val="decimal"/>
+      <w:lvlText w:val="%1."/>
+      <w:lvlJc w:val="left"/>
+      <w:pPr>
+        <w:ind w:left="720" w:hanging="720"/>
+      </w:pPr>
+      <w:rPr>
+        <w:rFonts w:hint="default"/>
+      </w:rPr>
+    </w:lvl>
+    <w:lvl w:ilvl="1" w:tplc="04070019" w:tentative="1">
+      <w:start w:val="1"/>
+      <w:numFmt w:val="lowerLetter"/>
+      <w:lvlText w:val="%2."/>
+      <w:lvlJc w:val="left"/>
+      <w:pPr>
+        <w:ind w:left="1440" w:hanging="360"/>
+      </w:pPr>
+    </w:lvl>
+    <w:lvl w:ilvl="2" w:tplc="0407001B" w:tentative="1">
+      <w:start w:val="1"/>
+      <w:numFmt w:val="lowerRoman"/>
+      <w:lvlText w:val="%3."/>
+      <w:lvlJc w:val="right"/>
+      <w:pPr>
+        <w:ind w:left="2160" w:hanging="180"/>
+      </w:pPr>
+    </w:lvl>
+    <w:lvl w:ilvl="3" w:tplc="0407000F" w:tentative="1">
+      <w:start w:val="1"/>
+      <w:numFmt w:val="decimal"/>
+      <w:lvlText w:val="%4."/>
+      <w:lvlJc w:val="left"/>
+      <w:pPr>
+        <w:ind w:left="2880" w:hanging="360"/>
+      </w:pPr>
+    </w:lvl>
+    <w:lvl w:ilvl="4" w:tplc="04070019" w:tentative="1">
+      <w:start w:val="1"/>
+      <w:numFmt w:val="lowerLetter"/>
+      <w:lvlText w:val="%5."/>
+      <w:lvlJc w:val="left"/>
+      <w:pPr>
+        <w:ind w:left="3600" w:hanging="360"/>
+      </w:pPr>
+    </w:lvl>
+    <w:lvl w:ilvl="5" w:tplc="0407001B" w:tentative="1">
+      <w:start w:val="1"/>
+      <w:numFmt w:val="lowerRoman"/>
+      <w:lvlText w:val="%6."/>
+      <w:lvlJc w:val="right"/>
+      <w:pPr>
+        <w:ind w:left="4320" w:hanging="180"/>
+      </w:pPr>
+    </w:lvl>
+    <w:lvl w:ilvl="6" w:tplc="0407000F" w:tentative="1">
+      <w:start w:val="1"/>
+      <w:numFmt w:val="decimal"/>
+      <w:lvlText w:val="%7."/>
+      <w:lvlJc w:val="left"/>
+      <w:pPr>
+        <w:ind w:left="5040" w:hanging="360"/>
+      </w:pPr>
+    </w:lvl>
+    <w:lvl w:ilvl="7" w:tplc="04070019" w:tentative="1">
+      <w:start w:val="1"/>
+      <w:numFmt w:val="lowerLetter"/>
+      <w:lvlText w:val="%8."/>
+      <w:lvlJc w:val="left"/>
+      <w:pPr>
+        <w:ind w:left="5760" w:hanging="360"/>
+      </w:pPr>
+    </w:lvl>
+    <w:lvl w:ilvl="8" w:tplc="0407001B" w:tentative="1">
+      <w:start w:val="1"/>
+      <w:numFmt w:val="lowerRoman"/>
+      <w:lvlText w:val="%9."/>
+      <w:lvlJc w:val="right"/>
+      <w:pPr>
+        <w:ind w:left="6480" w:hanging="180"/>
+      </w:pPr>
+    </w:lvl>
+  </w:abstractNum>
+  <w:abstractNum w:abstractNumId="21" w15:restartNumberingAfterBreak="0">
     <w:nsid w:val="07EC1AB4"/>
     <w:multiLevelType w:val="hybridMultilevel"/>
     <w:tmpl w:val="7AD6FB48"/>
@@ -4522,7 +6134,7 @@
       </w:pPr>
     </w:lvl>
   </w:abstractNum>
-  <w:abstractNum w:abstractNumId="2" w15:restartNumberingAfterBreak="0">
+  <w:abstractNum w:abstractNumId="22" w15:restartNumberingAfterBreak="0">
     <w:nsid w:val="08B00582"/>
     <w:multiLevelType w:val="hybridMultilevel"/>
     <w:tmpl w:val="EE5CD394"/>
@@ -4611,7 +6223,7 @@
       </w:pPr>
     </w:lvl>
   </w:abstractNum>
-  <w:abstractNum w:abstractNumId="3" w15:restartNumberingAfterBreak="0">
+  <w:abstractNum w:abstractNumId="23" w15:restartNumberingAfterBreak="0">
     <w:nsid w:val="09314F3A"/>
     <w:multiLevelType w:val="hybridMultilevel"/>
     <w:tmpl w:val="B10A47CC"/>
@@ -4700,7 +6312,7 @@
       </w:pPr>
     </w:lvl>
   </w:abstractNum>
-  <w:abstractNum w:abstractNumId="4" w15:restartNumberingAfterBreak="0">
+  <w:abstractNum w:abstractNumId="24" w15:restartNumberingAfterBreak="0">
     <w:nsid w:val="0B991A7F"/>
     <w:multiLevelType w:val="hybridMultilevel"/>
     <w:tmpl w:val="58AE7830"/>
@@ -4813,7 +6425,7 @@
       </w:rPr>
     </w:lvl>
   </w:abstractNum>
-  <w:abstractNum w:abstractNumId="5" w15:restartNumberingAfterBreak="0">
+  <w:abstractNum w:abstractNumId="25" w15:restartNumberingAfterBreak="0">
     <w:nsid w:val="10F7753D"/>
     <w:multiLevelType w:val="hybridMultilevel"/>
     <w:tmpl w:val="C79070E0"/>
@@ -4926,7 +6538,7 @@
       </w:rPr>
     </w:lvl>
   </w:abstractNum>
-  <w:abstractNum w:abstractNumId="6" w15:restartNumberingAfterBreak="0">
+  <w:abstractNum w:abstractNumId="26" w15:restartNumberingAfterBreak="0">
     <w:nsid w:val="219A38E1"/>
     <w:multiLevelType w:val="multilevel"/>
     <w:tmpl w:val="7BFC154C"/>
@@ -5013,7 +6625,7 @@
       </w:pPr>
     </w:lvl>
   </w:abstractNum>
-  <w:abstractNum w:abstractNumId="7" w15:restartNumberingAfterBreak="0">
+  <w:abstractNum w:abstractNumId="27" w15:restartNumberingAfterBreak="0">
     <w:nsid w:val="225C6275"/>
     <w:multiLevelType w:val="multilevel"/>
     <w:tmpl w:val="B6EE69D4"/>
@@ -5162,7 +6774,7 @@
       </w:rPr>
     </w:lvl>
   </w:abstractNum>
-  <w:abstractNum w:abstractNumId="8" w15:restartNumberingAfterBreak="0">
+  <w:abstractNum w:abstractNumId="28" w15:restartNumberingAfterBreak="0">
     <w:nsid w:val="232D338B"/>
     <w:multiLevelType w:val="multilevel"/>
     <w:tmpl w:val="F5346F8C"/>
@@ -5275,7 +6887,7 @@
       </w:rPr>
     </w:lvl>
   </w:abstractNum>
-  <w:abstractNum w:abstractNumId="9" w15:restartNumberingAfterBreak="0">
+  <w:abstractNum w:abstractNumId="29" w15:restartNumberingAfterBreak="0">
     <w:nsid w:val="26553349"/>
     <w:multiLevelType w:val="hybridMultilevel"/>
     <w:tmpl w:val="3E1E6F1C"/>
@@ -5388,7 +7000,7 @@
       </w:rPr>
     </w:lvl>
   </w:abstractNum>
-  <w:abstractNum w:abstractNumId="10" w15:restartNumberingAfterBreak="0">
+  <w:abstractNum w:abstractNumId="30" w15:restartNumberingAfterBreak="0">
     <w:nsid w:val="284F1E6B"/>
     <w:multiLevelType w:val="hybridMultilevel"/>
     <w:tmpl w:val="6A2454EA"/>
@@ -5477,7 +7089,7 @@
       </w:pPr>
     </w:lvl>
   </w:abstractNum>
-  <w:abstractNum w:abstractNumId="11" w15:restartNumberingAfterBreak="0">
+  <w:abstractNum w:abstractNumId="31" w15:restartNumberingAfterBreak="0">
     <w:nsid w:val="2D444DAD"/>
     <w:multiLevelType w:val="hybridMultilevel"/>
     <w:tmpl w:val="40963E7C"/>
@@ -5566,7 +7178,7 @@
       </w:pPr>
     </w:lvl>
   </w:abstractNum>
-  <w:abstractNum w:abstractNumId="12" w15:restartNumberingAfterBreak="0">
+  <w:abstractNum w:abstractNumId="32" w15:restartNumberingAfterBreak="0">
     <w:nsid w:val="34BE0CF2"/>
     <w:multiLevelType w:val="hybridMultilevel"/>
     <w:tmpl w:val="84344F08"/>
@@ -5679,7 +7291,7 @@
       </w:rPr>
     </w:lvl>
   </w:abstractNum>
-  <w:abstractNum w:abstractNumId="13" w15:restartNumberingAfterBreak="0">
+  <w:abstractNum w:abstractNumId="33" w15:restartNumberingAfterBreak="0">
     <w:nsid w:val="35AB1ED3"/>
     <w:multiLevelType w:val="hybridMultilevel"/>
     <w:tmpl w:val="D1BA486A"/>
@@ -5768,7 +7380,7 @@
       </w:pPr>
     </w:lvl>
   </w:abstractNum>
-  <w:abstractNum w:abstractNumId="14" w15:restartNumberingAfterBreak="0">
+  <w:abstractNum w:abstractNumId="34" w15:restartNumberingAfterBreak="0">
     <w:nsid w:val="37742DD5"/>
     <w:multiLevelType w:val="hybridMultilevel"/>
     <w:tmpl w:val="E7E2523E"/>
@@ -5857,7 +7469,7 @@
       </w:pPr>
     </w:lvl>
   </w:abstractNum>
-  <w:abstractNum w:abstractNumId="15" w15:restartNumberingAfterBreak="0">
+  <w:abstractNum w:abstractNumId="35" w15:restartNumberingAfterBreak="0">
     <w:nsid w:val="39BF07A7"/>
     <w:multiLevelType w:val="hybridMultilevel"/>
     <w:tmpl w:val="65BC44A0"/>
@@ -5946,7 +7558,7 @@
       </w:pPr>
     </w:lvl>
   </w:abstractNum>
-  <w:abstractNum w:abstractNumId="16" w15:restartNumberingAfterBreak="0">
+  <w:abstractNum w:abstractNumId="36" w15:restartNumberingAfterBreak="0">
     <w:nsid w:val="3C122F3A"/>
     <w:multiLevelType w:val="multilevel"/>
     <w:tmpl w:val="E59C0FD2"/>
@@ -6033,7 +7645,7 @@
       </w:pPr>
     </w:lvl>
   </w:abstractNum>
-  <w:abstractNum w:abstractNumId="17" w15:restartNumberingAfterBreak="0">
+  <w:abstractNum w:abstractNumId="37" w15:restartNumberingAfterBreak="0">
     <w:nsid w:val="40BE06F3"/>
     <w:multiLevelType w:val="hybridMultilevel"/>
     <w:tmpl w:val="3C72684A"/>
@@ -6122,7 +7734,7 @@
       </w:pPr>
     </w:lvl>
   </w:abstractNum>
-  <w:abstractNum w:abstractNumId="18" w15:restartNumberingAfterBreak="0">
+  <w:abstractNum w:abstractNumId="38" w15:restartNumberingAfterBreak="0">
     <w:nsid w:val="41F054AB"/>
     <w:multiLevelType w:val="hybridMultilevel"/>
     <w:tmpl w:val="2408A0D8"/>
@@ -6211,7 +7823,7 @@
       </w:pPr>
     </w:lvl>
   </w:abstractNum>
-  <w:abstractNum w:abstractNumId="19" w15:restartNumberingAfterBreak="0">
+  <w:abstractNum w:abstractNumId="39" w15:restartNumberingAfterBreak="0">
     <w:nsid w:val="42167F7B"/>
     <w:multiLevelType w:val="multilevel"/>
     <w:tmpl w:val="C8A893C4"/>
@@ -6298,7 +7910,7 @@
       </w:pPr>
     </w:lvl>
   </w:abstractNum>
-  <w:abstractNum w:abstractNumId="20" w15:restartNumberingAfterBreak="0">
+  <w:abstractNum w:abstractNumId="40" w15:restartNumberingAfterBreak="0">
     <w:nsid w:val="433B71D9"/>
     <w:multiLevelType w:val="hybridMultilevel"/>
     <w:tmpl w:val="42F2BA28"/>
@@ -6387,7 +7999,7 @@
       </w:pPr>
     </w:lvl>
   </w:abstractNum>
-  <w:abstractNum w:abstractNumId="21" w15:restartNumberingAfterBreak="0">
+  <w:abstractNum w:abstractNumId="41" w15:restartNumberingAfterBreak="0">
     <w:nsid w:val="444C6872"/>
     <w:multiLevelType w:val="hybridMultilevel"/>
     <w:tmpl w:val="CC0C8ECE"/>
@@ -6476,7 +8088,7 @@
       </w:pPr>
     </w:lvl>
   </w:abstractNum>
-  <w:abstractNum w:abstractNumId="22" w15:restartNumberingAfterBreak="0">
+  <w:abstractNum w:abstractNumId="42" w15:restartNumberingAfterBreak="0">
     <w:nsid w:val="45103645"/>
     <w:multiLevelType w:val="hybridMultilevel"/>
     <w:tmpl w:val="77E2BB56"/>
@@ -6589,7 +8201,7 @@
       </w:rPr>
     </w:lvl>
   </w:abstractNum>
-  <w:abstractNum w:abstractNumId="23" w15:restartNumberingAfterBreak="0">
+  <w:abstractNum w:abstractNumId="43" w15:restartNumberingAfterBreak="0">
     <w:nsid w:val="45760CAC"/>
     <w:multiLevelType w:val="multilevel"/>
     <w:tmpl w:val="CC72C9B2"/>
@@ -6738,7 +8350,7 @@
       </w:rPr>
     </w:lvl>
   </w:abstractNum>
-  <w:abstractNum w:abstractNumId="24" w15:restartNumberingAfterBreak="0">
+  <w:abstractNum w:abstractNumId="44" w15:restartNumberingAfterBreak="0">
     <w:nsid w:val="47C22B42"/>
     <w:multiLevelType w:val="hybridMultilevel"/>
     <w:tmpl w:val="14C4E790"/>
@@ -6827,7 +8439,7 @@
       </w:pPr>
     </w:lvl>
   </w:abstractNum>
-  <w:abstractNum w:abstractNumId="25" w15:restartNumberingAfterBreak="0">
+  <w:abstractNum w:abstractNumId="45" w15:restartNumberingAfterBreak="0">
     <w:nsid w:val="4C7F5F2F"/>
     <w:multiLevelType w:val="hybridMultilevel"/>
     <w:tmpl w:val="C3AC54C0"/>
@@ -6940,7 +8552,7 @@
       </w:rPr>
     </w:lvl>
   </w:abstractNum>
-  <w:abstractNum w:abstractNumId="26" w15:restartNumberingAfterBreak="0">
+  <w:abstractNum w:abstractNumId="46" w15:restartNumberingAfterBreak="0">
     <w:nsid w:val="4EC36359"/>
     <w:multiLevelType w:val="hybridMultilevel"/>
     <w:tmpl w:val="C1E61678"/>
@@ -7029,7 +8641,7 @@
       </w:pPr>
     </w:lvl>
   </w:abstractNum>
-  <w:abstractNum w:abstractNumId="27" w15:restartNumberingAfterBreak="0">
+  <w:abstractNum w:abstractNumId="47" w15:restartNumberingAfterBreak="0">
     <w:nsid w:val="53E82F82"/>
     <w:multiLevelType w:val="hybridMultilevel"/>
     <w:tmpl w:val="4BD83090"/>
@@ -7118,7 +8730,7 @@
       </w:pPr>
     </w:lvl>
   </w:abstractNum>
-  <w:abstractNum w:abstractNumId="28" w15:restartNumberingAfterBreak="0">
+  <w:abstractNum w:abstractNumId="48" w15:restartNumberingAfterBreak="0">
     <w:nsid w:val="57D1321E"/>
     <w:multiLevelType w:val="hybridMultilevel"/>
     <w:tmpl w:val="23C0E7F8"/>
@@ -7207,7 +8819,7 @@
       </w:pPr>
     </w:lvl>
   </w:abstractNum>
-  <w:abstractNum w:abstractNumId="29" w15:restartNumberingAfterBreak="0">
+  <w:abstractNum w:abstractNumId="49" w15:restartNumberingAfterBreak="0">
     <w:nsid w:val="581C7824"/>
     <w:multiLevelType w:val="hybridMultilevel"/>
     <w:tmpl w:val="F2C2A856"/>
@@ -7296,7 +8908,7 @@
       </w:pPr>
     </w:lvl>
   </w:abstractNum>
-  <w:abstractNum w:abstractNumId="30" w15:restartNumberingAfterBreak="0">
+  <w:abstractNum w:abstractNumId="50" w15:restartNumberingAfterBreak="0">
     <w:nsid w:val="5A361701"/>
     <w:multiLevelType w:val="hybridMultilevel"/>
     <w:tmpl w:val="B466215C"/>
@@ -7385,7 +8997,7 @@
       </w:pPr>
     </w:lvl>
   </w:abstractNum>
-  <w:abstractNum w:abstractNumId="31" w15:restartNumberingAfterBreak="0">
+  <w:abstractNum w:abstractNumId="51" w15:restartNumberingAfterBreak="0">
     <w:nsid w:val="5E4A7DB7"/>
     <w:multiLevelType w:val="multilevel"/>
     <w:tmpl w:val="65CEE68A"/>
@@ -7534,7 +9146,7 @@
       </w:rPr>
     </w:lvl>
   </w:abstractNum>
-  <w:abstractNum w:abstractNumId="32" w15:restartNumberingAfterBreak="0">
+  <w:abstractNum w:abstractNumId="52" w15:restartNumberingAfterBreak="0">
     <w:nsid w:val="60903C4E"/>
     <w:multiLevelType w:val="hybridMultilevel"/>
     <w:tmpl w:val="15C6B39E"/>
@@ -7623,7 +9235,7 @@
       </w:pPr>
     </w:lvl>
   </w:abstractNum>
-  <w:abstractNum w:abstractNumId="33" w15:restartNumberingAfterBreak="0">
+  <w:abstractNum w:abstractNumId="53" w15:restartNumberingAfterBreak="0">
     <w:nsid w:val="609C1E41"/>
     <w:multiLevelType w:val="hybridMultilevel"/>
     <w:tmpl w:val="D1BA486A"/>
@@ -7712,7 +9324,7 @@
       </w:pPr>
     </w:lvl>
   </w:abstractNum>
-  <w:abstractNum w:abstractNumId="34" w15:restartNumberingAfterBreak="0">
+  <w:abstractNum w:abstractNumId="54" w15:restartNumberingAfterBreak="0">
     <w:nsid w:val="61984492"/>
     <w:multiLevelType w:val="multilevel"/>
     <w:tmpl w:val="CB16A518"/>
@@ -7861,7 +9473,7 @@
       </w:rPr>
     </w:lvl>
   </w:abstractNum>
-  <w:abstractNum w:abstractNumId="35" w15:restartNumberingAfterBreak="0">
+  <w:abstractNum w:abstractNumId="55" w15:restartNumberingAfterBreak="0">
     <w:nsid w:val="61985C12"/>
     <w:multiLevelType w:val="hybridMultilevel"/>
     <w:tmpl w:val="B8D68D72"/>
@@ -7950,7 +9562,7 @@
       </w:pPr>
     </w:lvl>
   </w:abstractNum>
-  <w:abstractNum w:abstractNumId="36" w15:restartNumberingAfterBreak="0">
+  <w:abstractNum w:abstractNumId="56" w15:restartNumberingAfterBreak="0">
     <w:nsid w:val="6E336C27"/>
     <w:multiLevelType w:val="hybridMultilevel"/>
     <w:tmpl w:val="99863A18"/>
@@ -8039,7 +9651,7 @@
       </w:pPr>
     </w:lvl>
   </w:abstractNum>
-  <w:abstractNum w:abstractNumId="37" w15:restartNumberingAfterBreak="0">
+  <w:abstractNum w:abstractNumId="57" w15:restartNumberingAfterBreak="0">
     <w:nsid w:val="79DE1B59"/>
     <w:multiLevelType w:val="hybridMultilevel"/>
     <w:tmpl w:val="ABCE70D2"/>
@@ -8152,7 +9764,7 @@
       </w:rPr>
     </w:lvl>
   </w:abstractNum>
-  <w:abstractNum w:abstractNumId="38" w15:restartNumberingAfterBreak="0">
+  <w:abstractNum w:abstractNumId="58" w15:restartNumberingAfterBreak="0">
     <w:nsid w:val="7CB3352D"/>
     <w:multiLevelType w:val="hybridMultilevel"/>
     <w:tmpl w:val="7FDEE85E"/>
@@ -8242,25 +9854,25 @@
     </w:lvl>
   </w:abstractNum>
   <w:num w:numId="1" w16cid:durableId="1666006245">
-    <w:abstractNumId w:val="19"/>
+    <w:abstractNumId w:val="39"/>
   </w:num>
   <w:num w:numId="2" w16cid:durableId="50353169">
-    <w:abstractNumId w:val="6"/>
+    <w:abstractNumId w:val="26"/>
   </w:num>
   <w:num w:numId="3" w16cid:durableId="1365325703">
-    <w:abstractNumId w:val="16"/>
+    <w:abstractNumId w:val="36"/>
   </w:num>
   <w:num w:numId="4" w16cid:durableId="1268390378">
-    <w:abstractNumId w:val="8"/>
+    <w:abstractNumId w:val="28"/>
   </w:num>
   <w:num w:numId="5" w16cid:durableId="5253529">
-    <w:abstractNumId w:val="30"/>
+    <w:abstractNumId w:val="50"/>
   </w:num>
   <w:num w:numId="6" w16cid:durableId="512569736">
-    <w:abstractNumId w:val="17"/>
+    <w:abstractNumId w:val="37"/>
   </w:num>
   <w:num w:numId="7" w16cid:durableId="1193231496">
-    <w:abstractNumId w:val="13"/>
+    <w:abstractNumId w:val="33"/>
     <w:lvlOverride w:ilvl="0">
       <w:startOverride w:val="1"/>
     </w:lvlOverride>
@@ -8290,103 +9902,202 @@
     </w:lvlOverride>
   </w:num>
   <w:num w:numId="8" w16cid:durableId="2072847239">
+    <w:abstractNumId w:val="30"/>
+  </w:num>
+  <w:num w:numId="9" w16cid:durableId="666908619">
+    <w:abstractNumId w:val="44"/>
+  </w:num>
+  <w:num w:numId="10" w16cid:durableId="1506555265">
+    <w:abstractNumId w:val="35"/>
+  </w:num>
+  <w:num w:numId="11" w16cid:durableId="1139299018">
+    <w:abstractNumId w:val="23"/>
+  </w:num>
+  <w:num w:numId="12" w16cid:durableId="122895423">
+    <w:abstractNumId w:val="47"/>
+  </w:num>
+  <w:num w:numId="13" w16cid:durableId="1198660341">
+    <w:abstractNumId w:val="22"/>
+  </w:num>
+  <w:num w:numId="14" w16cid:durableId="963316913">
+    <w:abstractNumId w:val="40"/>
+  </w:num>
+  <w:num w:numId="15" w16cid:durableId="1648169514">
+    <w:abstractNumId w:val="7"/>
+  </w:num>
+  <w:num w:numId="16" w16cid:durableId="959265370">
+    <w:abstractNumId w:val="52"/>
+  </w:num>
+  <w:num w:numId="17" w16cid:durableId="2133017237">
+    <w:abstractNumId w:val="34"/>
+  </w:num>
+  <w:num w:numId="18" w16cid:durableId="476068796">
+    <w:abstractNumId w:val="41"/>
+  </w:num>
+  <w:num w:numId="19" w16cid:durableId="793525739">
+    <w:abstractNumId w:val="48"/>
+  </w:num>
+  <w:num w:numId="20" w16cid:durableId="1947926991">
+    <w:abstractNumId w:val="46"/>
+  </w:num>
+  <w:num w:numId="21" w16cid:durableId="2089426252">
+    <w:abstractNumId w:val="21"/>
+  </w:num>
+  <w:num w:numId="22" w16cid:durableId="1662733574">
+    <w:abstractNumId w:val="33"/>
+  </w:num>
+  <w:num w:numId="23" w16cid:durableId="396829494">
+    <w:abstractNumId w:val="53"/>
+  </w:num>
+  <w:num w:numId="24" w16cid:durableId="1426730497">
+    <w:abstractNumId w:val="49"/>
+  </w:num>
+  <w:num w:numId="25" w16cid:durableId="615674386">
+    <w:abstractNumId w:val="24"/>
+  </w:num>
+  <w:num w:numId="26" w16cid:durableId="102112580">
+    <w:abstractNumId w:val="31"/>
+  </w:num>
+  <w:num w:numId="27" w16cid:durableId="27727528">
+    <w:abstractNumId w:val="54"/>
+  </w:num>
+  <w:num w:numId="28" w16cid:durableId="429084164">
+    <w:abstractNumId w:val="51"/>
+  </w:num>
+  <w:num w:numId="29" w16cid:durableId="1279332054">
+    <w:abstractNumId w:val="27"/>
+  </w:num>
+  <w:num w:numId="30" w16cid:durableId="635070454">
+    <w:abstractNumId w:val="38"/>
+  </w:num>
+  <w:num w:numId="31" w16cid:durableId="485702519">
+    <w:abstractNumId w:val="56"/>
+  </w:num>
+  <w:num w:numId="32" w16cid:durableId="1398237649">
+    <w:abstractNumId w:val="55"/>
+  </w:num>
+  <w:num w:numId="33" w16cid:durableId="181944119">
+    <w:abstractNumId w:val="25"/>
+  </w:num>
+  <w:num w:numId="34" w16cid:durableId="898370672">
+    <w:abstractNumId w:val="42"/>
+  </w:num>
+  <w:num w:numId="35" w16cid:durableId="23988210">
+    <w:abstractNumId w:val="32"/>
+  </w:num>
+  <w:num w:numId="36" w16cid:durableId="1039356235">
+    <w:abstractNumId w:val="57"/>
+  </w:num>
+  <w:num w:numId="37" w16cid:durableId="2029679588">
+    <w:abstractNumId w:val="43"/>
+  </w:num>
+  <w:num w:numId="38" w16cid:durableId="1288465332">
+    <w:abstractNumId w:val="45"/>
+  </w:num>
+  <w:num w:numId="39" w16cid:durableId="1666974207">
+    <w:abstractNumId w:val="29"/>
+  </w:num>
+  <w:num w:numId="40" w16cid:durableId="1662346840">
+    <w:abstractNumId w:val="6"/>
+    <w:lvlOverride w:ilvl="0">
+      <w:startOverride w:val="1"/>
+    </w:lvlOverride>
+    <w:lvlOverride w:ilvl="1">
+      <w:startOverride w:val="1"/>
+    </w:lvlOverride>
+    <w:lvlOverride w:ilvl="2">
+      <w:startOverride w:val="1"/>
+    </w:lvlOverride>
+    <w:lvlOverride w:ilvl="3">
+      <w:startOverride w:val="1"/>
+    </w:lvlOverride>
+    <w:lvlOverride w:ilvl="4">
+      <w:startOverride w:val="1"/>
+    </w:lvlOverride>
+    <w:lvlOverride w:ilvl="5">
+      <w:startOverride w:val="1"/>
+    </w:lvlOverride>
+    <w:lvlOverride w:ilvl="6">
+      <w:startOverride w:val="1"/>
+    </w:lvlOverride>
+    <w:lvlOverride w:ilvl="7">
+      <w:startOverride w:val="1"/>
+    </w:lvlOverride>
+    <w:lvlOverride w:ilvl="8">
+      <w:startOverride w:val="1"/>
+    </w:lvlOverride>
+  </w:num>
+  <w:num w:numId="41" w16cid:durableId="1096367008">
+    <w:abstractNumId w:val="14"/>
+  </w:num>
+  <w:num w:numId="42" w16cid:durableId="1967394622">
+    <w:abstractNumId w:val="8"/>
+  </w:num>
+  <w:num w:numId="43" w16cid:durableId="872810611">
+    <w:abstractNumId w:val="9"/>
+  </w:num>
+  <w:num w:numId="44" w16cid:durableId="1892501641">
+    <w:abstractNumId w:val="18"/>
+  </w:num>
+  <w:num w:numId="45" w16cid:durableId="2035690483">
+    <w:abstractNumId w:val="19"/>
+  </w:num>
+  <w:num w:numId="46" w16cid:durableId="1489010365">
+    <w:abstractNumId w:val="17"/>
+  </w:num>
+  <w:num w:numId="47" w16cid:durableId="1054887992">
     <w:abstractNumId w:val="10"/>
   </w:num>
-  <w:num w:numId="9" w16cid:durableId="666908619">
-    <w:abstractNumId w:val="24"/>
+  <w:num w:numId="48" w16cid:durableId="1186988567">
+    <w:abstractNumId w:val="13"/>
   </w:num>
-  <w:num w:numId="10" w16cid:durableId="1506555265">
+  <w:num w:numId="49" w16cid:durableId="1851530064">
+    <w:abstractNumId w:val="20"/>
+  </w:num>
+  <w:num w:numId="50" w16cid:durableId="855770408">
+    <w:abstractNumId w:val="1"/>
+  </w:num>
+  <w:num w:numId="51" w16cid:durableId="829061108">
+    <w:abstractNumId w:val="2"/>
+  </w:num>
+  <w:num w:numId="52" w16cid:durableId="1460566296">
+    <w:abstractNumId w:val="2"/>
+    <w:lvlOverride w:ilvl="0">
+      <w:startOverride w:val="1"/>
+    </w:lvlOverride>
+  </w:num>
+  <w:num w:numId="53" w16cid:durableId="616376249">
+    <w:abstractNumId w:val="2"/>
+    <w:lvlOverride w:ilvl="0">
+      <w:startOverride w:val="1"/>
+    </w:lvlOverride>
+  </w:num>
+  <w:num w:numId="54" w16cid:durableId="1897086732">
+    <w:abstractNumId w:val="0"/>
+  </w:num>
+  <w:num w:numId="55" w16cid:durableId="1129398911">
+    <w:abstractNumId w:val="4"/>
+  </w:num>
+  <w:num w:numId="56" w16cid:durableId="820852193">
+    <w:abstractNumId w:val="16"/>
+  </w:num>
+  <w:num w:numId="57" w16cid:durableId="1498961032">
+    <w:abstractNumId w:val="5"/>
+  </w:num>
+  <w:num w:numId="58" w16cid:durableId="1472863775">
+    <w:abstractNumId w:val="12"/>
+  </w:num>
+  <w:num w:numId="59" w16cid:durableId="961418541">
+    <w:abstractNumId w:val="11"/>
+  </w:num>
+  <w:num w:numId="60" w16cid:durableId="1447583486">
+    <w:abstractNumId w:val="3"/>
+  </w:num>
+  <w:num w:numId="61" w16cid:durableId="35785515">
     <w:abstractNumId w:val="15"/>
   </w:num>
-  <w:num w:numId="11" w16cid:durableId="1139299018">
-    <w:abstractNumId w:val="3"/>
-  </w:num>
-  <w:num w:numId="12" w16cid:durableId="122895423">
-    <w:abstractNumId w:val="27"/>
-  </w:num>
-  <w:num w:numId="13" w16cid:durableId="1198660341">
-    <w:abstractNumId w:val="2"/>
-  </w:num>
-  <w:num w:numId="14" w16cid:durableId="963316913">
-    <w:abstractNumId w:val="20"/>
-  </w:num>
-  <w:num w:numId="15" w16cid:durableId="1648169514">
-    <w:abstractNumId w:val="0"/>
-  </w:num>
-  <w:num w:numId="16" w16cid:durableId="959265370">
-    <w:abstractNumId w:val="32"/>
-  </w:num>
-  <w:num w:numId="17" w16cid:durableId="2133017237">
-    <w:abstractNumId w:val="14"/>
-  </w:num>
-  <w:num w:numId="18" w16cid:durableId="476068796">
-    <w:abstractNumId w:val="21"/>
-  </w:num>
-  <w:num w:numId="19" w16cid:durableId="793525739">
-    <w:abstractNumId w:val="28"/>
-  </w:num>
-  <w:num w:numId="20" w16cid:durableId="1947926991">
-    <w:abstractNumId w:val="26"/>
-  </w:num>
-  <w:num w:numId="21" w16cid:durableId="2089426252">
-    <w:abstractNumId w:val="1"/>
-  </w:num>
-  <w:num w:numId="22" w16cid:durableId="1662733574">
-    <w:abstractNumId w:val="13"/>
-  </w:num>
-  <w:num w:numId="23" w16cid:durableId="396829494">
-    <w:abstractNumId w:val="33"/>
-  </w:num>
-  <w:num w:numId="24" w16cid:durableId="1426730497">
-    <w:abstractNumId w:val="29"/>
-  </w:num>
-  <w:num w:numId="25" w16cid:durableId="615674386">
-    <w:abstractNumId w:val="4"/>
-  </w:num>
-  <w:num w:numId="26" w16cid:durableId="102112580">
-    <w:abstractNumId w:val="11"/>
-  </w:num>
-  <w:num w:numId="27" w16cid:durableId="27727528">
-    <w:abstractNumId w:val="34"/>
-  </w:num>
-  <w:num w:numId="28" w16cid:durableId="429084164">
-    <w:abstractNumId w:val="31"/>
-  </w:num>
-  <w:num w:numId="29" w16cid:durableId="1279332054">
-    <w:abstractNumId w:val="7"/>
-  </w:num>
-  <w:num w:numId="30" w16cid:durableId="635070454">
-    <w:abstractNumId w:val="18"/>
-  </w:num>
-  <w:num w:numId="31" w16cid:durableId="485702519">
-    <w:abstractNumId w:val="36"/>
-  </w:num>
-  <w:num w:numId="32" w16cid:durableId="1398237649">
-    <w:abstractNumId w:val="35"/>
-  </w:num>
-  <w:num w:numId="33" w16cid:durableId="181944119">
-    <w:abstractNumId w:val="5"/>
-  </w:num>
-  <w:num w:numId="34" w16cid:durableId="898370672">
-    <w:abstractNumId w:val="22"/>
-  </w:num>
-  <w:num w:numId="35" w16cid:durableId="23988210">
-    <w:abstractNumId w:val="12"/>
-  </w:num>
-  <w:num w:numId="36" w16cid:durableId="1039356235">
-    <w:abstractNumId w:val="37"/>
-  </w:num>
-  <w:num w:numId="37" w16cid:durableId="2029679588">
-    <w:abstractNumId w:val="23"/>
-  </w:num>
-  <w:num w:numId="38" w16cid:durableId="1288465332">
-    <w:abstractNumId w:val="25"/>
-  </w:num>
-  <w:num w:numId="39" w16cid:durableId="1666974207">
-    <w:abstractNumId w:val="9"/>
-  </w:num>
-  <w:num w:numId="40" w16cid:durableId="767964945">
-    <w:abstractNumId w:val="38"/>
+  <w:num w:numId="62" w16cid:durableId="767964945">
+    <w:abstractNumId w:val="58"/>
   </w:num>
   <w:numIdMacAtCleanup w:val="21"/>
 </w:numbering>
@@ -8784,7 +10495,7 @@
   <w:style w:type="paragraph" w:default="1" w:styleId="Normal">
     <w:name w:val="Normal"/>
     <w:qFormat/>
-    <w:rsid w:val="00281854"/>
+    <w:rsid w:val="00921FC0"/>
     <w:pPr>
       <w:spacing w:line="360" w:lineRule="auto"/>
       <w:jc w:val="both"/>

--- a/briefkopf/briefkopf-master.docx
+++ b/briefkopf/briefkopf-master.docx
@@ -586,11 +586,10 @@
                                   <w:rPr>
                                     <w:rFonts w:eastAsia="Calibri" w:cs="CorporateSPro-Demi"/>
                                     <w:b/>
-                                    <w:sz w:val="22"/>
+                                    <w:sz w:val="13"/>
                                     <w:szCs w:val="13"/>
                                     <w:lang w:eastAsia="de-DE"/>
                                   </w:rPr>
-                                  <w:spacing w:line="360" w:lineRule="auto"/>
                                 </w:pPr>
                                 <w:r>
                                   <w:rPr>
@@ -608,11 +607,11 @@
                                   <w:autoSpaceDE w:val="0"/>
                                   <w:autoSpaceDN w:val="0"/>
                                   <w:adjustRightInd w:val="0"/>
-                                  <w:spacing w:line="360" w:lineRule="auto"/>
+                                  <w:spacing w:line="276" w:lineRule="auto"/>
                                   <w:jc w:val="left"/>
                                   <w:rPr>
                                     <w:rFonts w:eastAsia="Calibri" w:cs="CorporateSPro-Light"/>
-                                    <w:sz w:val="22"/>
+                                    <w:sz w:val="13"/>
                                     <w:szCs w:val="13"/>
                                     <w:lang w:eastAsia="de-DE"/>
                                   </w:rPr>
@@ -635,11 +634,11 @@
                                   <w:autoSpaceDE w:val="0"/>
                                   <w:autoSpaceDN w:val="0"/>
                                   <w:adjustRightInd w:val="0"/>
-                                  <w:spacing w:line="360" w:lineRule="auto"/>
+                                  <w:spacing w:line="276" w:lineRule="auto"/>
                                   <w:jc w:val="left"/>
                                   <w:rPr>
                                     <w:rFonts w:eastAsia="Calibri" w:cs="CorporateSPro-Light"/>
-                                    <w:sz w:val="22"/>
+                                    <w:sz w:val="13"/>
                                     <w:szCs w:val="13"/>
                                     <w:lang w:eastAsia="de-DE"/>
                                   </w:rPr>
@@ -662,11 +661,11 @@
                                   <w:autoSpaceDE w:val="0"/>
                                   <w:autoSpaceDN w:val="0"/>
                                   <w:adjustRightInd w:val="0"/>
-                                  <w:spacing w:line="360" w:lineRule="auto"/>
+                                  <w:spacing w:line="276" w:lineRule="auto"/>
                                   <w:jc w:val="center"/>
                                   <w:rPr>
                                     <w:rFonts w:eastAsia="Calibri" w:cs="CorporateSPro-Light"/>
-                                    <w:sz w:val="22"/>
+                                    <w:sz w:val="13"/>
                                     <w:szCs w:val="13"/>
                                     <w:lang w:eastAsia="de-DE"/>
                                   </w:rPr>
@@ -680,11 +679,11 @@
                                   <w:autoSpaceDE w:val="0"/>
                                   <w:autoSpaceDN w:val="0"/>
                                   <w:adjustRightInd w:val="0"/>
-                                  <w:spacing w:line="360" w:lineRule="auto"/>
+                                  <w:spacing w:line="276" w:lineRule="auto"/>
                                   <w:jc w:val="center"/>
                                   <w:rPr>
                                     <w:rFonts w:eastAsia="Calibri" w:cs="CorporateSPro-Light"/>
-                                    <w:sz w:val="22"/>
+                                    <w:sz w:val="13"/>
                                     <w:szCs w:val="13"/>
                                     <w:lang w:eastAsia="de-DE"/>
                                   </w:rPr>
@@ -698,11 +697,11 @@
                                   <w:autoSpaceDE w:val="0"/>
                                   <w:autoSpaceDN w:val="0"/>
                                   <w:adjustRightInd w:val="0"/>
-                                  <w:spacing w:line="360" w:lineRule="auto"/>
+                                  <w:spacing w:line="276" w:lineRule="auto"/>
                                   <w:jc w:val="center"/>
                                   <w:rPr>
                                     <w:rFonts w:eastAsia="Calibri" w:cs="CorporateSPro-Light"/>
-                                    <w:sz w:val="22"/>
+                                    <w:sz w:val="13"/>
                                     <w:szCs w:val="13"/>
                                     <w:lang w:eastAsia="de-DE"/>
                                   </w:rPr>
@@ -716,11 +715,11 @@
                                   <w:autoSpaceDE w:val="0"/>
                                   <w:autoSpaceDN w:val="0"/>
                                   <w:adjustRightInd w:val="0"/>
-                                  <w:spacing w:line="360" w:lineRule="auto"/>
+                                  <w:spacing w:line="276" w:lineRule="auto"/>
                                   <w:jc w:val="center"/>
                                   <w:rPr>
                                     <w:rFonts w:eastAsia="Calibri" w:cs="CorporateSPro-Light"/>
-                                    <w:sz w:val="22"/>
+                                    <w:sz w:val="13"/>
                                     <w:szCs w:val="13"/>
                                     <w:lang w:eastAsia="de-DE"/>
                                   </w:rPr>
@@ -734,11 +733,11 @@
                                   <w:autoSpaceDE w:val="0"/>
                                   <w:autoSpaceDN w:val="0"/>
                                   <w:adjustRightInd w:val="0"/>
-                                  <w:spacing w:line="360" w:lineRule="auto"/>
+                                  <w:spacing w:line="276" w:lineRule="auto"/>
                                   <w:jc w:val="center"/>
                                   <w:rPr>
                                     <w:rFonts w:eastAsia="Calibri" w:cs="CorporateSPro-Light"/>
-                                    <w:sz w:val="22"/>
+                                    <w:sz w:val="13"/>
                                     <w:szCs w:val="13"/>
                                     <w:lang w:eastAsia="de-DE"/>
                                   </w:rPr>
@@ -752,11 +751,11 @@
                                   <w:autoSpaceDE w:val="0"/>
                                   <w:autoSpaceDN w:val="0"/>
                                   <w:adjustRightInd w:val="0"/>
-                                  <w:spacing w:line="360" w:lineRule="auto"/>
+                                  <w:spacing w:line="276" w:lineRule="auto"/>
                                   <w:jc w:val="center"/>
                                   <w:rPr>
                                     <w:rFonts w:eastAsia="Calibri" w:cs="CorporateSPro-Light"/>
-                                    <w:sz w:val="22"/>
+                                    <w:sz w:val="13"/>
                                     <w:szCs w:val="13"/>
                                     <w:lang w:eastAsia="de-DE"/>
                                   </w:rPr>
@@ -770,11 +769,11 @@
                                   <w:autoSpaceDE w:val="0"/>
                                   <w:autoSpaceDN w:val="0"/>
                                   <w:adjustRightInd w:val="0"/>
-                                  <w:spacing w:line="360" w:lineRule="auto"/>
+                                  <w:spacing w:line="276" w:lineRule="auto"/>
                                   <w:jc w:val="center"/>
                                   <w:rPr>
                                     <w:rFonts w:eastAsia="Calibri" w:cs="CorporateSPro-Light"/>
-                                    <w:sz w:val="22"/>
+                                    <w:sz w:val="13"/>
                                     <w:szCs w:val="13"/>
                                     <w:lang w:eastAsia="de-DE"/>
                                   </w:rPr>
@@ -785,11 +784,11 @@
                                   <w:autoSpaceDE w:val="0"/>
                                   <w:autoSpaceDN w:val="0"/>
                                   <w:adjustRightInd w:val="0"/>
-                                  <w:spacing w:line="360" w:lineRule="auto"/>
+                                  <w:spacing w:line="276" w:lineRule="auto"/>
                                   <w:jc w:val="left"/>
                                   <w:rPr>
                                     <w:rFonts w:eastAsia="Calibri" w:cs="CorporateSPro-Light"/>
-                                    <w:sz w:val="22"/>
+                                    <w:sz w:val="13"/>
                                     <w:szCs w:val="13"/>
                                     <w:lang w:eastAsia="de-DE"/>
                                   </w:rPr>
@@ -803,11 +802,10 @@
                                   <w:jc w:val="left"/>
                                   <w:rPr>
                                     <w:rFonts w:eastAsia="Calibri" w:cs="CorporateSPro-Regular"/>
-                                    <w:sz w:val="22"/>
+                                    <w:sz w:val="13"/>
                                     <w:szCs w:val="13"/>
                                     <w:lang w:eastAsia="de-DE"/>
                                   </w:rPr>
-                                  <w:spacing w:line="360" w:lineRule="auto"/>
                                 </w:pPr>
                                 <w:bookmarkStart w:id="0" w:name="_Hlk217368252"/>
                                 <w:bookmarkStart w:id="1" w:name="_Hlk217368253"/>
@@ -834,12 +832,12 @@
                                   <w:autoSpaceDE w:val="0"/>
                                   <w:autoSpaceDN w:val="0"/>
                                   <w:adjustRightInd w:val="0"/>
-                                  <w:spacing w:line="360" w:lineRule="auto"/>
+                                  <w:spacing w:line="240" w:lineRule="auto"/>
                                   <w:jc w:val="left"/>
                                   <w:rPr>
                                     <w:rFonts w:eastAsia="Calibri" w:cs="CorporateSPro-Demi"/>
                                     <w:b/>
-                                    <w:sz w:val="22"/>
+                                    <w:sz w:val="13"/>
                                     <w:szCs w:val="13"/>
                                     <w:lang w:eastAsia="de-DE"/>
                                   </w:rPr>
@@ -860,11 +858,11 @@
                                   <w:autoSpaceDE w:val="0"/>
                                   <w:autoSpaceDN w:val="0"/>
                                   <w:adjustRightInd w:val="0"/>
-                                  <w:spacing w:line="360" w:lineRule="auto"/>
+                                  <w:spacing w:line="240" w:lineRule="auto"/>
                                   <w:jc w:val="left"/>
                                   <w:rPr>
                                     <w:rFonts w:eastAsia="Calibri" w:cs="CorporateSPro-Light"/>
-                                    <w:sz w:val="22"/>
+                                    <w:sz w:val="13"/>
                                     <w:szCs w:val="13"/>
                                     <w:lang w:eastAsia="de-DE"/>
                                   </w:rPr>
@@ -884,11 +882,11 @@
                                   <w:autoSpaceDE w:val="0"/>
                                   <w:autoSpaceDN w:val="0"/>
                                   <w:adjustRightInd w:val="0"/>
-                                  <w:spacing w:line="360" w:lineRule="auto"/>
+                                  <w:spacing w:line="240" w:lineRule="auto"/>
                                   <w:jc w:val="left"/>
                                   <w:rPr>
                                     <w:rFonts w:eastAsia="Calibri" w:cs="CorporateSPro-Light"/>
-                                    <w:sz w:val="22"/>
+                                    <w:sz w:val="13"/>
                                     <w:szCs w:val="13"/>
                                     <w:lang w:eastAsia="de-DE"/>
                                   </w:rPr>
@@ -908,12 +906,12 @@
                                   <w:autoSpaceDE w:val="0"/>
                                   <w:autoSpaceDN w:val="0"/>
                                   <w:adjustRightInd w:val="0"/>
-                                  <w:spacing w:line="360" w:lineRule="auto"/>
+                                  <w:spacing w:line="240" w:lineRule="auto"/>
                                   <w:jc w:val="left"/>
                                   <w:rPr>
                                     <w:rFonts w:eastAsia="Calibri" w:cs="CorporateSPro-Demi"/>
                                     <w:b/>
-                                    <w:sz w:val="22"/>
+                                    <w:sz w:val="13"/>
                                     <w:szCs w:val="13"/>
                                     <w:lang w:eastAsia="de-DE"/>
                                   </w:rPr>
@@ -924,12 +922,12 @@
                                   <w:autoSpaceDE w:val="0"/>
                                   <w:autoSpaceDN w:val="0"/>
                                   <w:adjustRightInd w:val="0"/>
-                                  <w:spacing w:line="360" w:lineRule="auto"/>
+                                  <w:spacing w:line="240" w:lineRule="auto"/>
                                   <w:jc w:val="left"/>
                                   <w:rPr>
                                     <w:rFonts w:eastAsia="Calibri" w:cs="CorporateSPro-Demi"/>
                                     <w:b/>
-                                    <w:sz w:val="22"/>
+                                    <w:sz w:val="13"/>
                                     <w:szCs w:val="13"/>
                                     <w:lang w:val="en-GB" w:eastAsia="de-DE"/>
                                   </w:rPr>
@@ -950,11 +948,11 @@
                                   <w:autoSpaceDE w:val="0"/>
                                   <w:autoSpaceDN w:val="0"/>
                                   <w:adjustRightInd w:val="0"/>
-                                  <w:spacing w:line="360" w:lineRule="auto"/>
+                                  <w:spacing w:line="240" w:lineRule="auto"/>
                                   <w:jc w:val="left"/>
                                   <w:rPr>
                                     <w:rFonts w:eastAsia="Calibri" w:cs="CorporateSPro-Light"/>
-                                    <w:sz w:val="22"/>
+                                    <w:sz w:val="13"/>
                                     <w:szCs w:val="13"/>
                                     <w:lang w:eastAsia="de-DE"/>
                                   </w:rPr>
@@ -974,12 +972,12 @@
                                   <w:autoSpaceDE w:val="0"/>
                                   <w:autoSpaceDN w:val="0"/>
                                   <w:adjustRightInd w:val="0"/>
-                                  <w:spacing w:line="360" w:lineRule="auto"/>
+                                  <w:spacing w:line="240" w:lineRule="auto"/>
                                   <w:jc w:val="left"/>
                                   <w:rPr>
                                     <w:rFonts w:eastAsia="Calibri" w:cs="CorporateSPro-Demi"/>
                                     <w:b/>
-                                    <w:sz w:val="22"/>
+                                    <w:sz w:val="13"/>
                                     <w:szCs w:val="13"/>
                                     <w:lang w:eastAsia="de-DE"/>
                                   </w:rPr>
@@ -990,12 +988,12 @@
                                   <w:autoSpaceDE w:val="0"/>
                                   <w:autoSpaceDN w:val="0"/>
                                   <w:adjustRightInd w:val="0"/>
-                                  <w:spacing w:line="360" w:lineRule="auto"/>
+                                  <w:spacing w:line="240" w:lineRule="auto"/>
                                   <w:jc w:val="left"/>
                                   <w:rPr>
                                     <w:rFonts w:eastAsia="Calibri" w:cs="CorporateSPro-Demi"/>
                                     <w:b/>
-                                    <w:sz w:val="22"/>
+                                    <w:sz w:val="13"/>
                                     <w:szCs w:val="13"/>
                                     <w:lang w:eastAsia="de-DE"/>
                                   </w:rPr>
@@ -1016,11 +1014,11 @@
                                   <w:autoSpaceDE w:val="0"/>
                                   <w:autoSpaceDN w:val="0"/>
                                   <w:adjustRightInd w:val="0"/>
-                                  <w:spacing w:line="360" w:lineRule="auto"/>
+                                  <w:spacing w:line="240" w:lineRule="auto"/>
                                   <w:jc w:val="left"/>
                                   <w:rPr>
                                     <w:rFonts w:eastAsia="Calibri" w:cs="CorporateSPro-Light"/>
-                                    <w:sz w:val="22"/>
+                                    <w:sz w:val="13"/>
                                     <w:szCs w:val="13"/>
                                     <w:lang w:eastAsia="de-DE"/>
                                   </w:rPr>
@@ -1040,11 +1038,11 @@
                                   <w:autoSpaceDE w:val="0"/>
                                   <w:autoSpaceDN w:val="0"/>
                                   <w:adjustRightInd w:val="0"/>
-                                  <w:spacing w:line="360" w:lineRule="auto"/>
+                                  <w:spacing w:line="240" w:lineRule="auto"/>
                                   <w:jc w:val="left"/>
                                   <w:rPr>
                                     <w:rFonts w:eastAsia="Calibri" w:cs="CorporateSPro-Light"/>
-                                    <w:sz w:val="22"/>
+                                    <w:sz w:val="13"/>
                                     <w:szCs w:val="13"/>
                                     <w:lang w:eastAsia="de-DE"/>
                                   </w:rPr>
@@ -1064,11 +1062,11 @@
                                   <w:autoSpaceDE w:val="0"/>
                                   <w:autoSpaceDN w:val="0"/>
                                   <w:adjustRightInd w:val="0"/>
-                                  <w:spacing w:line="360" w:lineRule="auto"/>
+                                  <w:spacing w:line="240" w:lineRule="auto"/>
                                   <w:jc w:val="left"/>
                                   <w:rPr>
                                     <w:rFonts w:eastAsia="Calibri" w:cs="CorporateSPro-Light"/>
-                                    <w:sz w:val="22"/>
+                                    <w:sz w:val="13"/>
                                     <w:szCs w:val="13"/>
                                     <w:lang w:eastAsia="de-DE"/>
                                   </w:rPr>
@@ -1079,12 +1077,12 @@
                                   <w:autoSpaceDE w:val="0"/>
                                   <w:autoSpaceDN w:val="0"/>
                                   <w:adjustRightInd w:val="0"/>
-                                  <w:spacing w:line="360" w:lineRule="auto"/>
+                                  <w:spacing w:line="240" w:lineRule="auto"/>
                                   <w:jc w:val="left"/>
                                   <w:rPr>
                                     <w:rFonts w:eastAsia="Calibri" w:cs="CorporateSPro-Demi"/>
                                     <w:b/>
-                                    <w:sz w:val="22"/>
+                                    <w:sz w:val="13"/>
                                     <w:szCs w:val="13"/>
                                     <w:lang w:eastAsia="de-DE"/>
                                   </w:rPr>
@@ -1105,11 +1103,11 @@
                                   <w:autoSpaceDE w:val="0"/>
                                   <w:autoSpaceDN w:val="0"/>
                                   <w:adjustRightInd w:val="0"/>
-                                  <w:spacing w:line="360" w:lineRule="auto"/>
+                                  <w:spacing w:line="240" w:lineRule="auto"/>
                                   <w:jc w:val="left"/>
                                   <w:rPr>
                                     <w:rFonts w:eastAsia="Calibri" w:cs="CorporateSPro-Light"/>
-                                    <w:sz w:val="22"/>
+                                    <w:sz w:val="13"/>
                                     <w:szCs w:val="13"/>
                                     <w:lang w:eastAsia="de-DE"/>
                                   </w:rPr>
@@ -1129,11 +1127,11 @@
                                   <w:autoSpaceDE w:val="0"/>
                                   <w:autoSpaceDN w:val="0"/>
                                   <w:adjustRightInd w:val="0"/>
-                                  <w:spacing w:line="360" w:lineRule="auto"/>
+                                  <w:spacing w:line="240" w:lineRule="auto"/>
                                   <w:jc w:val="left"/>
                                   <w:rPr>
                                     <w:rFonts w:eastAsia="Calibri" w:cs="CorporateSPro-Light"/>
-                                    <w:sz w:val="22"/>
+                                    <w:sz w:val="13"/>
                                     <w:szCs w:val="13"/>
                                     <w:lang w:eastAsia="de-DE"/>
                                   </w:rPr>
@@ -1153,11 +1151,11 @@
                                   <w:autoSpaceDE w:val="0"/>
                                   <w:autoSpaceDN w:val="0"/>
                                   <w:adjustRightInd w:val="0"/>
-                                  <w:spacing w:line="360" w:lineRule="auto"/>
+                                  <w:spacing w:line="240" w:lineRule="auto"/>
                                   <w:jc w:val="left"/>
                                   <w:rPr>
                                     <w:rFonts w:eastAsia="Calibri" w:cs="CorporateSPro-Light"/>
-                                    <w:sz w:val="22"/>
+                                    <w:sz w:val="13"/>
                                     <w:szCs w:val="13"/>
                                     <w:lang w:eastAsia="de-DE"/>
                                   </w:rPr>
@@ -1168,12 +1166,12 @@
                                   <w:autoSpaceDE w:val="0"/>
                                   <w:autoSpaceDN w:val="0"/>
                                   <w:adjustRightInd w:val="0"/>
-                                  <w:spacing w:line="360" w:lineRule="auto"/>
+                                  <w:spacing w:line="240" w:lineRule="auto"/>
                                   <w:jc w:val="left"/>
                                   <w:rPr>
                                     <w:rFonts w:eastAsia="Calibri" w:cs="CorporateSPro-Demi"/>
                                     <w:b/>
-                                    <w:sz w:val="22"/>
+                                    <w:sz w:val="13"/>
                                     <w:szCs w:val="13"/>
                                     <w:lang w:eastAsia="de-DE"/>
                                   </w:rPr>
@@ -1194,11 +1192,11 @@
                                   <w:autoSpaceDE w:val="0"/>
                                   <w:autoSpaceDN w:val="0"/>
                                   <w:adjustRightInd w:val="0"/>
-                                  <w:spacing w:line="360" w:lineRule="auto"/>
+                                  <w:spacing w:line="240" w:lineRule="auto"/>
                                   <w:jc w:val="left"/>
                                   <w:rPr>
                                     <w:rFonts w:eastAsia="Calibri" w:cs="CorporateSPro-Light"/>
-                                    <w:sz w:val="22"/>
+                                    <w:sz w:val="13"/>
                                     <w:szCs w:val="13"/>
                                     <w:lang w:eastAsia="de-DE"/>
                                   </w:rPr>
@@ -1218,11 +1216,11 @@
                                   <w:autoSpaceDE w:val="0"/>
                                   <w:autoSpaceDN w:val="0"/>
                                   <w:adjustRightInd w:val="0"/>
-                                  <w:spacing w:line="360" w:lineRule="auto"/>
+                                  <w:spacing w:line="240" w:lineRule="auto"/>
                                   <w:jc w:val="left"/>
                                   <w:rPr>
                                     <w:rFonts w:eastAsia="Calibri" w:cs="CorporateSPro-Light"/>
-                                    <w:sz w:val="22"/>
+                                    <w:sz w:val="13"/>
                                     <w:szCs w:val="13"/>
                                     <w:lang w:eastAsia="de-DE"/>
                                   </w:rPr>
@@ -1242,11 +1240,11 @@
                                   <w:autoSpaceDE w:val="0"/>
                                   <w:autoSpaceDN w:val="0"/>
                                   <w:adjustRightInd w:val="0"/>
-                                  <w:spacing w:line="360" w:lineRule="auto"/>
+                                  <w:spacing w:line="240" w:lineRule="auto"/>
                                   <w:jc w:val="left"/>
                                   <w:rPr>
                                     <w:rFonts w:eastAsia="Calibri" w:cs="CorporateSPro-Light"/>
-                                    <w:sz w:val="22"/>
+                                    <w:sz w:val="13"/>
                                     <w:szCs w:val="13"/>
                                     <w:lang w:eastAsia="de-DE"/>
                                   </w:rPr>
@@ -1269,11 +1267,11 @@
                                   <w:autoSpaceDE w:val="0"/>
                                   <w:autoSpaceDN w:val="0"/>
                                   <w:adjustRightInd w:val="0"/>
-                                  <w:spacing w:line="360" w:lineRule="auto"/>
+                                  <w:spacing w:line="276" w:lineRule="auto"/>
                                   <w:jc w:val="left"/>
                                   <w:rPr>
                                     <w:rFonts w:eastAsia="Calibri" w:cs="CorporateSPro-Light"/>
-                                    <w:sz w:val="22"/>
+                                    <w:sz w:val="13"/>
                                     <w:szCs w:val="13"/>
                                     <w:lang w:eastAsia="de-DE"/>
                                   </w:rPr>
@@ -1284,11 +1282,11 @@
                                   <w:autoSpaceDE w:val="0"/>
                                   <w:autoSpaceDN w:val="0"/>
                                   <w:adjustRightInd w:val="0"/>
-                                  <w:spacing w:line="360" w:lineRule="auto"/>
+                                  <w:spacing w:line="276" w:lineRule="auto"/>
                                   <w:jc w:val="left"/>
                                   <w:rPr>
                                     <w:rFonts w:eastAsia="Calibri" w:cs="CorporateSPro-Light"/>
-                                    <w:sz w:val="22"/>
+                                    <w:sz w:val="13"/>
                                     <w:szCs w:val="13"/>
                                     <w:lang w:eastAsia="de-DE"/>
                                   </w:rPr>
@@ -1302,11 +1300,10 @@
                                   <w:jc w:val="left"/>
                                   <w:rPr>
                                     <w:rFonts w:eastAsia="Calibri" w:cs="CorporateSPro-Regular"/>
-                                    <w:sz w:val="22"/>
+                                    <w:sz w:val="13"/>
                                     <w:szCs w:val="13"/>
                                     <w:lang w:eastAsia="de-DE"/>
                                   </w:rPr>
-                                  <w:spacing w:line="360" w:lineRule="auto"/>
                                 </w:pPr>
                                 <w:r>
                                   <w:rPr>
@@ -1323,12 +1320,12 @@
                                   <w:autoSpaceDE w:val="0"/>
                                   <w:autoSpaceDN w:val="0"/>
                                   <w:adjustRightInd w:val="0"/>
-                                  <w:spacing w:line="360" w:lineRule="auto"/>
+                                  <w:spacing w:line="240" w:lineRule="auto"/>
                                   <w:jc w:val="left"/>
                                   <w:rPr>
                                     <w:rFonts w:eastAsia="Calibri" w:cs="CorporateSPro-Demi"/>
                                     <w:b/>
-                                    <w:sz w:val="22"/>
+                                    <w:sz w:val="13"/>
                                     <w:szCs w:val="13"/>
                                     <w:lang w:eastAsia="de-DE"/>
                                   </w:rPr>
@@ -1349,11 +1346,11 @@
                                   <w:autoSpaceDE w:val="0"/>
                                   <w:autoSpaceDN w:val="0"/>
                                   <w:adjustRightInd w:val="0"/>
-                                  <w:spacing w:line="360" w:lineRule="auto"/>
+                                  <w:spacing w:line="240" w:lineRule="auto"/>
                                   <w:jc w:val="left"/>
                                   <w:rPr>
                                     <w:rFonts w:eastAsia="Calibri" w:cs="CorporateSPro-Demi"/>
-                                    <w:sz w:val="22"/>
+                                    <w:sz w:val="13"/>
                                     <w:szCs w:val="13"/>
                                     <w:lang w:eastAsia="de-DE"/>
                                   </w:rPr>
@@ -1373,11 +1370,11 @@
                                   <w:autoSpaceDE w:val="0"/>
                                   <w:autoSpaceDN w:val="0"/>
                                   <w:adjustRightInd w:val="0"/>
-                                  <w:spacing w:line="360" w:lineRule="auto"/>
+                                  <w:spacing w:line="240" w:lineRule="auto"/>
                                   <w:jc w:val="left"/>
                                   <w:rPr>
                                     <w:rFonts w:eastAsia="Calibri" w:cs="CorporateSPro-Light"/>
-                                    <w:sz w:val="22"/>
+                                    <w:sz w:val="13"/>
                                     <w:szCs w:val="13"/>
                                     <w:lang w:eastAsia="de-DE"/>
                                   </w:rPr>
@@ -1388,12 +1385,12 @@
                                   <w:autoSpaceDE w:val="0"/>
                                   <w:autoSpaceDN w:val="0"/>
                                   <w:adjustRightInd w:val="0"/>
-                                  <w:spacing w:line="360" w:lineRule="auto"/>
+                                  <w:spacing w:line="240" w:lineRule="auto"/>
                                   <w:jc w:val="left"/>
                                   <w:rPr>
                                     <w:rFonts w:eastAsia="Calibri" w:cs="CorporateSPro-Demi"/>
                                     <w:b/>
-                                    <w:sz w:val="22"/>
+                                    <w:sz w:val="13"/>
                                     <w:szCs w:val="13"/>
                                     <w:lang w:eastAsia="de-DE"/>
                                   </w:rPr>
@@ -1414,11 +1411,11 @@
                                   <w:autoSpaceDE w:val="0"/>
                                   <w:autoSpaceDN w:val="0"/>
                                   <w:adjustRightInd w:val="0"/>
-                                  <w:spacing w:line="360" w:lineRule="auto"/>
+                                  <w:spacing w:line="240" w:lineRule="auto"/>
                                   <w:jc w:val="left"/>
                                   <w:rPr>
                                     <w:rFonts w:eastAsia="Calibri" w:cs="CorporateSPro-Light"/>
-                                    <w:sz w:val="22"/>
+                                    <w:sz w:val="13"/>
                                     <w:szCs w:val="13"/>
                                     <w:lang w:eastAsia="de-DE"/>
                                   </w:rPr>
@@ -1438,12 +1435,12 @@
                                   <w:autoSpaceDE w:val="0"/>
                                   <w:autoSpaceDN w:val="0"/>
                                   <w:adjustRightInd w:val="0"/>
-                                  <w:spacing w:line="360" w:lineRule="auto"/>
+                                  <w:spacing w:line="240" w:lineRule="auto"/>
                                   <w:jc w:val="left"/>
                                   <w:rPr>
                                     <w:rFonts w:eastAsia="Calibri" w:cs="CorporateSPro-Demi"/>
                                     <w:b/>
-                                    <w:sz w:val="22"/>
+                                    <w:sz w:val="13"/>
                                     <w:szCs w:val="13"/>
                                     <w:lang w:eastAsia="de-DE"/>
                                   </w:rPr>
@@ -1454,12 +1451,12 @@
                                   <w:autoSpaceDE w:val="0"/>
                                   <w:autoSpaceDN w:val="0"/>
                                   <w:adjustRightInd w:val="0"/>
-                                  <w:spacing w:line="360" w:lineRule="auto"/>
+                                  <w:spacing w:line="240" w:lineRule="auto"/>
                                   <w:jc w:val="left"/>
                                   <w:rPr>
                                     <w:rFonts w:eastAsia="Calibri" w:cs="CorporateSPro-Demi"/>
                                     <w:b/>
-                                    <w:sz w:val="22"/>
+                                    <w:sz w:val="13"/>
                                     <w:szCs w:val="13"/>
                                     <w:lang w:eastAsia="de-DE"/>
                                   </w:rPr>
@@ -1480,11 +1477,11 @@
                                   <w:autoSpaceDE w:val="0"/>
                                   <w:autoSpaceDN w:val="0"/>
                                   <w:adjustRightInd w:val="0"/>
-                                  <w:spacing w:line="360" w:lineRule="auto"/>
+                                  <w:spacing w:line="240" w:lineRule="auto"/>
                                   <w:jc w:val="left"/>
                                   <w:rPr>
                                     <w:rFonts w:eastAsia="Calibri" w:cs="CorporateSPro-Light"/>
-                                    <w:sz w:val="22"/>
+                                    <w:sz w:val="13"/>
                                     <w:szCs w:val="13"/>
                                     <w:lang w:eastAsia="de-DE"/>
                                   </w:rPr>
@@ -1504,11 +1501,11 @@
                                   <w:autoSpaceDE w:val="0"/>
                                   <w:autoSpaceDN w:val="0"/>
                                   <w:adjustRightInd w:val="0"/>
-                                  <w:spacing w:line="360" w:lineRule="auto"/>
+                                  <w:spacing w:line="240" w:lineRule="auto"/>
                                   <w:jc w:val="left"/>
                                   <w:rPr>
                                     <w:rFonts w:eastAsia="Calibri" w:cs="CorporateSPro-Light"/>
-                                    <w:sz w:val="22"/>
+                                    <w:sz w:val="13"/>
                                     <w:szCs w:val="13"/>
                                     <w:lang w:eastAsia="de-DE"/>
                                   </w:rPr>
@@ -1519,12 +1516,12 @@
                                   <w:autoSpaceDE w:val="0"/>
                                   <w:autoSpaceDN w:val="0"/>
                                   <w:adjustRightInd w:val="0"/>
-                                  <w:spacing w:line="360" w:lineRule="auto"/>
+                                  <w:spacing w:line="240" w:lineRule="auto"/>
                                   <w:jc w:val="left"/>
                                   <w:rPr>
                                     <w:rFonts w:eastAsia="Calibri" w:cs="CorporateSPro-Demi"/>
                                     <w:b/>
-                                    <w:sz w:val="22"/>
+                                    <w:sz w:val="13"/>
                                     <w:szCs w:val="13"/>
                                     <w:lang w:eastAsia="de-DE"/>
                                   </w:rPr>
@@ -1545,11 +1542,11 @@
                                   <w:autoSpaceDE w:val="0"/>
                                   <w:autoSpaceDN w:val="0"/>
                                   <w:adjustRightInd w:val="0"/>
-                                  <w:spacing w:line="360" w:lineRule="auto"/>
+                                  <w:spacing w:line="240" w:lineRule="auto"/>
                                   <w:jc w:val="left"/>
                                   <w:rPr>
                                     <w:rFonts w:eastAsia="Calibri" w:cs="CorporateSPro-Light"/>
-                                    <w:sz w:val="22"/>
+                                    <w:sz w:val="13"/>
                                     <w:szCs w:val="13"/>
                                     <w:lang w:eastAsia="de-DE"/>
                                   </w:rPr>
@@ -1572,11 +1569,11 @@
                                   <w:autoSpaceDE w:val="0"/>
                                   <w:autoSpaceDN w:val="0"/>
                                   <w:adjustRightInd w:val="0"/>
-                                  <w:spacing w:line="360" w:lineRule="auto"/>
+                                  <w:spacing w:line="276" w:lineRule="auto"/>
                                   <w:jc w:val="left"/>
                                   <w:rPr>
                                     <w:rFonts w:eastAsia="Calibri" w:cs="CorporateSPro-Light"/>
-                                    <w:sz w:val="22"/>
+                                    <w:sz w:val="13"/>
                                     <w:szCs w:val="13"/>
                                     <w:lang w:eastAsia="de-DE"/>
                                   </w:rPr>
@@ -1587,11 +1584,11 @@
                                   <w:autoSpaceDE w:val="0"/>
                                   <w:autoSpaceDN w:val="0"/>
                                   <w:adjustRightInd w:val="0"/>
-                                  <w:spacing w:line="360" w:lineRule="auto"/>
+                                  <w:spacing w:line="276" w:lineRule="auto"/>
                                   <w:jc w:val="left"/>
                                   <w:rPr>
                                     <w:rFonts w:eastAsia="Calibri" w:cs="CorporateSPro-Light"/>
-                                    <w:sz w:val="22"/>
+                                    <w:sz w:val="13"/>
                                     <w:szCs w:val="13"/>
                                     <w:lang w:eastAsia="de-DE"/>
                                   </w:rPr>
@@ -1605,11 +1602,10 @@
                                   <w:jc w:val="left"/>
                                   <w:rPr>
                                     <w:rFonts w:eastAsia="Calibri" w:cs="CorporateSPro-Regular"/>
-                                    <w:sz w:val="22"/>
+                                    <w:sz w:val="13"/>
                                     <w:szCs w:val="13"/>
                                     <w:lang w:eastAsia="de-DE"/>
                                   </w:rPr>
-                                  <w:spacing w:line="360" w:lineRule="auto"/>
                                 </w:pPr>
                                 <w:r>
                                   <w:rPr>
@@ -1626,12 +1622,12 @@
                                   <w:autoSpaceDE w:val="0"/>
                                   <w:autoSpaceDN w:val="0"/>
                                   <w:adjustRightInd w:val="0"/>
-                                  <w:spacing w:line="360" w:lineRule="auto"/>
+                                  <w:spacing w:line="240" w:lineRule="auto"/>
                                   <w:jc w:val="left"/>
                                   <w:rPr>
                                     <w:rFonts w:eastAsia="Calibri" w:cs="CorporateSPro-Demi"/>
                                     <w:b/>
-                                    <w:sz w:val="22"/>
+                                    <w:sz w:val="13"/>
                                     <w:szCs w:val="13"/>
                                     <w:lang w:eastAsia="de-DE"/>
                                   </w:rPr>
@@ -1652,11 +1648,11 @@
                                   <w:autoSpaceDE w:val="0"/>
                                   <w:autoSpaceDN w:val="0"/>
                                   <w:adjustRightInd w:val="0"/>
-                                  <w:spacing w:line="360" w:lineRule="auto"/>
+                                  <w:spacing w:line="240" w:lineRule="auto"/>
                                   <w:jc w:val="left"/>
                                   <w:rPr>
                                     <w:rFonts w:eastAsia="Calibri" w:cs="CorporateSPro-Light"/>
-                                    <w:sz w:val="22"/>
+                                    <w:sz w:val="13"/>
                                     <w:szCs w:val="13"/>
                                     <w:lang w:eastAsia="de-DE"/>
                                   </w:rPr>
@@ -1679,11 +1675,11 @@
                                   <w:autoSpaceDE w:val="0"/>
                                   <w:autoSpaceDN w:val="0"/>
                                   <w:adjustRightInd w:val="0"/>
-                                  <w:spacing w:line="360" w:lineRule="auto"/>
+                                  <w:spacing w:line="276" w:lineRule="auto"/>
                                   <w:jc w:val="left"/>
                                   <w:rPr>
                                     <w:rFonts w:eastAsia="Calibri" w:cs="CorporateSPro-Light"/>
-                                    <w:sz w:val="22"/>
+                                    <w:sz w:val="13"/>
                                     <w:szCs w:val="13"/>
                                     <w:lang w:eastAsia="de-DE"/>
                                   </w:rPr>
@@ -1694,11 +1690,11 @@
                                   <w:autoSpaceDE w:val="0"/>
                                   <w:autoSpaceDN w:val="0"/>
                                   <w:adjustRightInd w:val="0"/>
-                                  <w:spacing w:line="360" w:lineRule="auto"/>
+                                  <w:spacing w:line="276" w:lineRule="auto"/>
                                   <w:jc w:val="left"/>
                                   <w:rPr>
                                     <w:rFonts w:eastAsia="Calibri" w:cs="CorporateSPro-Light"/>
-                                    <w:sz w:val="22"/>
+                                    <w:sz w:val="13"/>
                                     <w:szCs w:val="13"/>
                                     <w:lang w:eastAsia="de-DE"/>
                                   </w:rPr>
@@ -1712,11 +1708,10 @@
                                   <w:jc w:val="left"/>
                                   <w:rPr>
                                     <w:rFonts w:eastAsia="Calibri" w:cs="CorporateSPro-Regular"/>
-                                    <w:sz w:val="22"/>
+                                    <w:sz w:val="13"/>
                                     <w:szCs w:val="13"/>
                                     <w:lang w:eastAsia="de-DE"/>
                                   </w:rPr>
-                                  <w:spacing w:line="360" w:lineRule="auto"/>
                                 </w:pPr>
                                 <w:r>
                                   <w:rPr>
@@ -1733,10 +1728,10 @@
                                   <w:autoSpaceDE w:val="0"/>
                                   <w:autoSpaceDN w:val="0"/>
                                   <w:adjustRightInd w:val="0"/>
-                                  <w:spacing w:line="360" w:lineRule="auto"/>
+                                  <w:spacing w:line="240" w:lineRule="auto"/>
                                   <w:rPr>
                                     <w:rFonts w:eastAsia="Calibri" w:cs="CorporateSPro-Demi"/>
-                                    <w:sz w:val="22"/>
+                                    <w:sz w:val="13"/>
                                     <w:szCs w:val="13"/>
                                     <w:lang w:eastAsia="de-DE"/>
                                   </w:rPr>
@@ -1775,10 +1770,10 @@
                                   <w:autoSpaceDE w:val="0"/>
                                   <w:autoSpaceDN w:val="0"/>
                                   <w:adjustRightInd w:val="0"/>
-                                  <w:spacing w:line="360" w:lineRule="auto"/>
+                                  <w:spacing w:line="240" w:lineRule="auto"/>
                                   <w:rPr>
                                     <w:rFonts w:eastAsia="Calibri" w:cs="CorporateSPro-Demi"/>
-                                    <w:sz w:val="22"/>
+                                    <w:sz w:val="13"/>
                                     <w:szCs w:val="13"/>
                                     <w:lang w:eastAsia="de-DE"/>
                                   </w:rPr>
@@ -1808,10 +1803,10 @@
                                   <w:autoSpaceDE w:val="0"/>
                                   <w:autoSpaceDN w:val="0"/>
                                   <w:adjustRightInd w:val="0"/>
-                                  <w:spacing w:line="360" w:lineRule="auto"/>
+                                  <w:spacing w:line="240" w:lineRule="auto"/>
                                   <w:rPr>
                                     <w:rFonts w:eastAsia="Calibri" w:cs="CorporateSPro-Demi"/>
-                                    <w:sz w:val="22"/>
+                                    <w:sz w:val="13"/>
                                     <w:szCs w:val="13"/>
                                     <w:lang w:eastAsia="de-DE"/>
                                   </w:rPr>
@@ -1841,10 +1836,10 @@
                                   <w:autoSpaceDE w:val="0"/>
                                   <w:autoSpaceDN w:val="0"/>
                                   <w:adjustRightInd w:val="0"/>
-                                  <w:spacing w:line="360" w:lineRule="auto"/>
+                                  <w:spacing w:line="240" w:lineRule="auto"/>
                                   <w:rPr>
                                     <w:rFonts w:eastAsia="Calibri" w:cs="CorporateSPro-Demi"/>
-                                    <w:sz w:val="22"/>
+                                    <w:sz w:val="13"/>
                                     <w:szCs w:val="13"/>
                                     <w:lang w:eastAsia="de-DE"/>
                                   </w:rPr>
@@ -1883,10 +1878,10 @@
                                   <w:autoSpaceDE w:val="0"/>
                                   <w:autoSpaceDN w:val="0"/>
                                   <w:adjustRightInd w:val="0"/>
-                                  <w:spacing w:line="360" w:lineRule="auto"/>
+                                  <w:spacing w:line="240" w:lineRule="auto"/>
                                   <w:rPr>
                                     <w:rFonts w:eastAsia="Calibri" w:cs="CorporateSPro-Demi"/>
-                                    <w:sz w:val="22"/>
+                                    <w:sz w:val="9"/>
                                     <w:szCs w:val="9"/>
                                     <w:lang w:eastAsia="de-DE"/>
                                   </w:rPr>
@@ -1968,11 +1963,10 @@
                             <w:rPr>
                               <w:rFonts w:eastAsia="Calibri" w:cs="CorporateSPro-Demi"/>
                               <w:b/>
-                              <w:sz w:val="22"/>
+                              <w:sz w:val="13"/>
                               <w:szCs w:val="13"/>
                               <w:lang w:eastAsia="de-DE"/>
                             </w:rPr>
-                            <w:spacing w:line="360" w:lineRule="auto"/>
                           </w:pPr>
                           <w:r>
                             <w:rPr>
@@ -1990,11 +1984,11 @@
                             <w:autoSpaceDE w:val="0"/>
                             <w:autoSpaceDN w:val="0"/>
                             <w:adjustRightInd w:val="0"/>
-                            <w:spacing w:line="360" w:lineRule="auto"/>
+                            <w:spacing w:line="276" w:lineRule="auto"/>
                             <w:jc w:val="left"/>
                             <w:rPr>
                               <w:rFonts w:eastAsia="Calibri" w:cs="CorporateSPro-Light"/>
-                              <w:sz w:val="22"/>
+                              <w:sz w:val="13"/>
                               <w:szCs w:val="13"/>
                               <w:lang w:eastAsia="de-DE"/>
                             </w:rPr>
@@ -2017,11 +2011,11 @@
                             <w:autoSpaceDE w:val="0"/>
                             <w:autoSpaceDN w:val="0"/>
                             <w:adjustRightInd w:val="0"/>
-                            <w:spacing w:line="360" w:lineRule="auto"/>
+                            <w:spacing w:line="276" w:lineRule="auto"/>
                             <w:jc w:val="left"/>
                             <w:rPr>
                               <w:rFonts w:eastAsia="Calibri" w:cs="CorporateSPro-Light"/>
-                              <w:sz w:val="22"/>
+                              <w:sz w:val="13"/>
                               <w:szCs w:val="13"/>
                               <w:lang w:eastAsia="de-DE"/>
                             </w:rPr>
@@ -2044,11 +2038,11 @@
                             <w:autoSpaceDE w:val="0"/>
                             <w:autoSpaceDN w:val="0"/>
                             <w:adjustRightInd w:val="0"/>
-                            <w:spacing w:line="360" w:lineRule="auto"/>
+                            <w:spacing w:line="276" w:lineRule="auto"/>
                             <w:jc w:val="center"/>
                             <w:rPr>
                               <w:rFonts w:eastAsia="Calibri" w:cs="CorporateSPro-Light"/>
-                              <w:sz w:val="22"/>
+                              <w:sz w:val="13"/>
                               <w:szCs w:val="13"/>
                               <w:lang w:eastAsia="de-DE"/>
                             </w:rPr>
@@ -2062,11 +2056,11 @@
                             <w:autoSpaceDE w:val="0"/>
                             <w:autoSpaceDN w:val="0"/>
                             <w:adjustRightInd w:val="0"/>
-                            <w:spacing w:line="360" w:lineRule="auto"/>
+                            <w:spacing w:line="276" w:lineRule="auto"/>
                             <w:jc w:val="center"/>
                             <w:rPr>
                               <w:rFonts w:eastAsia="Calibri" w:cs="CorporateSPro-Light"/>
-                              <w:sz w:val="22"/>
+                              <w:sz w:val="13"/>
                               <w:szCs w:val="13"/>
                               <w:lang w:eastAsia="de-DE"/>
                             </w:rPr>
@@ -2080,11 +2074,11 @@
                             <w:autoSpaceDE w:val="0"/>
                             <w:autoSpaceDN w:val="0"/>
                             <w:adjustRightInd w:val="0"/>
-                            <w:spacing w:line="360" w:lineRule="auto"/>
+                            <w:spacing w:line="276" w:lineRule="auto"/>
                             <w:jc w:val="center"/>
                             <w:rPr>
                               <w:rFonts w:eastAsia="Calibri" w:cs="CorporateSPro-Light"/>
-                              <w:sz w:val="22"/>
+                              <w:sz w:val="13"/>
                               <w:szCs w:val="13"/>
                               <w:lang w:eastAsia="de-DE"/>
                             </w:rPr>
@@ -2098,11 +2092,11 @@
                             <w:autoSpaceDE w:val="0"/>
                             <w:autoSpaceDN w:val="0"/>
                             <w:adjustRightInd w:val="0"/>
-                            <w:spacing w:line="360" w:lineRule="auto"/>
+                            <w:spacing w:line="276" w:lineRule="auto"/>
                             <w:jc w:val="center"/>
                             <w:rPr>
                               <w:rFonts w:eastAsia="Calibri" w:cs="CorporateSPro-Light"/>
-                              <w:sz w:val="22"/>
+                              <w:sz w:val="13"/>
                               <w:szCs w:val="13"/>
                               <w:lang w:eastAsia="de-DE"/>
                             </w:rPr>
@@ -2116,11 +2110,11 @@
                             <w:autoSpaceDE w:val="0"/>
                             <w:autoSpaceDN w:val="0"/>
                             <w:adjustRightInd w:val="0"/>
-                            <w:spacing w:line="360" w:lineRule="auto"/>
+                            <w:spacing w:line="276" w:lineRule="auto"/>
                             <w:jc w:val="center"/>
                             <w:rPr>
                               <w:rFonts w:eastAsia="Calibri" w:cs="CorporateSPro-Light"/>
-                              <w:sz w:val="22"/>
+                              <w:sz w:val="13"/>
                               <w:szCs w:val="13"/>
                               <w:lang w:eastAsia="de-DE"/>
                             </w:rPr>
@@ -2134,11 +2128,11 @@
                             <w:autoSpaceDE w:val="0"/>
                             <w:autoSpaceDN w:val="0"/>
                             <w:adjustRightInd w:val="0"/>
-                            <w:spacing w:line="360" w:lineRule="auto"/>
+                            <w:spacing w:line="276" w:lineRule="auto"/>
                             <w:jc w:val="center"/>
                             <w:rPr>
                               <w:rFonts w:eastAsia="Calibri" w:cs="CorporateSPro-Light"/>
-                              <w:sz w:val="22"/>
+                              <w:sz w:val="13"/>
                               <w:szCs w:val="13"/>
                               <w:lang w:eastAsia="de-DE"/>
                             </w:rPr>
@@ -2152,11 +2146,11 @@
                             <w:autoSpaceDE w:val="0"/>
                             <w:autoSpaceDN w:val="0"/>
                             <w:adjustRightInd w:val="0"/>
-                            <w:spacing w:line="360" w:lineRule="auto"/>
+                            <w:spacing w:line="276" w:lineRule="auto"/>
                             <w:jc w:val="center"/>
                             <w:rPr>
                               <w:rFonts w:eastAsia="Calibri" w:cs="CorporateSPro-Light"/>
-                              <w:sz w:val="22"/>
+                              <w:sz w:val="13"/>
                               <w:szCs w:val="13"/>
                               <w:lang w:eastAsia="de-DE"/>
                             </w:rPr>
@@ -2167,11 +2161,11 @@
                             <w:autoSpaceDE w:val="0"/>
                             <w:autoSpaceDN w:val="0"/>
                             <w:adjustRightInd w:val="0"/>
-                            <w:spacing w:line="360" w:lineRule="auto"/>
+                            <w:spacing w:line="276" w:lineRule="auto"/>
                             <w:jc w:val="left"/>
                             <w:rPr>
                               <w:rFonts w:eastAsia="Calibri" w:cs="CorporateSPro-Light"/>
-                              <w:sz w:val="22"/>
+                              <w:sz w:val="13"/>
                               <w:szCs w:val="13"/>
                               <w:lang w:eastAsia="de-DE"/>
                             </w:rPr>
@@ -2185,11 +2179,10 @@
                             <w:jc w:val="left"/>
                             <w:rPr>
                               <w:rFonts w:eastAsia="Calibri" w:cs="CorporateSPro-Regular"/>
-                              <w:sz w:val="22"/>
+                              <w:sz w:val="13"/>
                               <w:szCs w:val="13"/>
                               <w:lang w:eastAsia="de-DE"/>
                             </w:rPr>
-                            <w:spacing w:line="360" w:lineRule="auto"/>
                           </w:pPr>
                           <w:bookmarkStart w:id="10" w:name="_Hlk217368252"/>
                           <w:bookmarkStart w:id="11" w:name="_Hlk217368253"/>
@@ -2216,12 +2209,12 @@
                             <w:autoSpaceDE w:val="0"/>
                             <w:autoSpaceDN w:val="0"/>
                             <w:adjustRightInd w:val="0"/>
-                            <w:spacing w:line="360" w:lineRule="auto"/>
+                            <w:spacing w:line="240" w:lineRule="auto"/>
                             <w:jc w:val="left"/>
                             <w:rPr>
                               <w:rFonts w:eastAsia="Calibri" w:cs="CorporateSPro-Demi"/>
                               <w:b/>
-                              <w:sz w:val="22"/>
+                              <w:sz w:val="13"/>
                               <w:szCs w:val="13"/>
                               <w:lang w:eastAsia="de-DE"/>
                             </w:rPr>
@@ -2242,11 +2235,11 @@
                             <w:autoSpaceDE w:val="0"/>
                             <w:autoSpaceDN w:val="0"/>
                             <w:adjustRightInd w:val="0"/>
-                            <w:spacing w:line="360" w:lineRule="auto"/>
+                            <w:spacing w:line="240" w:lineRule="auto"/>
                             <w:jc w:val="left"/>
                             <w:rPr>
                               <w:rFonts w:eastAsia="Calibri" w:cs="CorporateSPro-Light"/>
-                              <w:sz w:val="22"/>
+                              <w:sz w:val="13"/>
                               <w:szCs w:val="13"/>
                               <w:lang w:eastAsia="de-DE"/>
                             </w:rPr>
@@ -2266,11 +2259,11 @@
                             <w:autoSpaceDE w:val="0"/>
                             <w:autoSpaceDN w:val="0"/>
                             <w:adjustRightInd w:val="0"/>
-                            <w:spacing w:line="360" w:lineRule="auto"/>
+                            <w:spacing w:line="240" w:lineRule="auto"/>
                             <w:jc w:val="left"/>
                             <w:rPr>
                               <w:rFonts w:eastAsia="Calibri" w:cs="CorporateSPro-Light"/>
-                              <w:sz w:val="22"/>
+                              <w:sz w:val="13"/>
                               <w:szCs w:val="13"/>
                               <w:lang w:eastAsia="de-DE"/>
                             </w:rPr>
@@ -2290,12 +2283,12 @@
                             <w:autoSpaceDE w:val="0"/>
                             <w:autoSpaceDN w:val="0"/>
                             <w:adjustRightInd w:val="0"/>
-                            <w:spacing w:line="360" w:lineRule="auto"/>
+                            <w:spacing w:line="240" w:lineRule="auto"/>
                             <w:jc w:val="left"/>
                             <w:rPr>
                               <w:rFonts w:eastAsia="Calibri" w:cs="CorporateSPro-Demi"/>
                               <w:b/>
-                              <w:sz w:val="22"/>
+                              <w:sz w:val="13"/>
                               <w:szCs w:val="13"/>
                               <w:lang w:eastAsia="de-DE"/>
                             </w:rPr>
@@ -2306,12 +2299,12 @@
                             <w:autoSpaceDE w:val="0"/>
                             <w:autoSpaceDN w:val="0"/>
                             <w:adjustRightInd w:val="0"/>
-                            <w:spacing w:line="360" w:lineRule="auto"/>
+                            <w:spacing w:line="240" w:lineRule="auto"/>
                             <w:jc w:val="left"/>
                             <w:rPr>
                               <w:rFonts w:eastAsia="Calibri" w:cs="CorporateSPro-Demi"/>
                               <w:b/>
-                              <w:sz w:val="22"/>
+                              <w:sz w:val="13"/>
                               <w:szCs w:val="13"/>
                               <w:lang w:val="en-GB" w:eastAsia="de-DE"/>
                             </w:rPr>
@@ -2332,11 +2325,11 @@
                             <w:autoSpaceDE w:val="0"/>
                             <w:autoSpaceDN w:val="0"/>
                             <w:adjustRightInd w:val="0"/>
-                            <w:spacing w:line="360" w:lineRule="auto"/>
+                            <w:spacing w:line="240" w:lineRule="auto"/>
                             <w:jc w:val="left"/>
                             <w:rPr>
                               <w:rFonts w:eastAsia="Calibri" w:cs="CorporateSPro-Light"/>
-                              <w:sz w:val="22"/>
+                              <w:sz w:val="13"/>
                               <w:szCs w:val="13"/>
                               <w:lang w:eastAsia="de-DE"/>
                             </w:rPr>
@@ -2356,12 +2349,12 @@
                             <w:autoSpaceDE w:val="0"/>
                             <w:autoSpaceDN w:val="0"/>
                             <w:adjustRightInd w:val="0"/>
-                            <w:spacing w:line="360" w:lineRule="auto"/>
+                            <w:spacing w:line="240" w:lineRule="auto"/>
                             <w:jc w:val="left"/>
                             <w:rPr>
                               <w:rFonts w:eastAsia="Calibri" w:cs="CorporateSPro-Demi"/>
                               <w:b/>
-                              <w:sz w:val="22"/>
+                              <w:sz w:val="13"/>
                               <w:szCs w:val="13"/>
                               <w:lang w:eastAsia="de-DE"/>
                             </w:rPr>
@@ -2372,12 +2365,12 @@
                             <w:autoSpaceDE w:val="0"/>
                             <w:autoSpaceDN w:val="0"/>
                             <w:adjustRightInd w:val="0"/>
-                            <w:spacing w:line="360" w:lineRule="auto"/>
+                            <w:spacing w:line="240" w:lineRule="auto"/>
                             <w:jc w:val="left"/>
                             <w:rPr>
                               <w:rFonts w:eastAsia="Calibri" w:cs="CorporateSPro-Demi"/>
                               <w:b/>
-                              <w:sz w:val="22"/>
+                              <w:sz w:val="13"/>
                               <w:szCs w:val="13"/>
                               <w:lang w:eastAsia="de-DE"/>
                             </w:rPr>
@@ -2398,11 +2391,11 @@
                             <w:autoSpaceDE w:val="0"/>
                             <w:autoSpaceDN w:val="0"/>
                             <w:adjustRightInd w:val="0"/>
-                            <w:spacing w:line="360" w:lineRule="auto"/>
+                            <w:spacing w:line="240" w:lineRule="auto"/>
                             <w:jc w:val="left"/>
                             <w:rPr>
                               <w:rFonts w:eastAsia="Calibri" w:cs="CorporateSPro-Light"/>
-                              <w:sz w:val="22"/>
+                              <w:sz w:val="13"/>
                               <w:szCs w:val="13"/>
                               <w:lang w:eastAsia="de-DE"/>
                             </w:rPr>
@@ -2422,11 +2415,11 @@
                             <w:autoSpaceDE w:val="0"/>
                             <w:autoSpaceDN w:val="0"/>
                             <w:adjustRightInd w:val="0"/>
-                            <w:spacing w:line="360" w:lineRule="auto"/>
+                            <w:spacing w:line="240" w:lineRule="auto"/>
                             <w:jc w:val="left"/>
                             <w:rPr>
                               <w:rFonts w:eastAsia="Calibri" w:cs="CorporateSPro-Light"/>
-                              <w:sz w:val="22"/>
+                              <w:sz w:val="13"/>
                               <w:szCs w:val="13"/>
                               <w:lang w:eastAsia="de-DE"/>
                             </w:rPr>
@@ -2446,11 +2439,11 @@
                             <w:autoSpaceDE w:val="0"/>
                             <w:autoSpaceDN w:val="0"/>
                             <w:adjustRightInd w:val="0"/>
-                            <w:spacing w:line="360" w:lineRule="auto"/>
+                            <w:spacing w:line="240" w:lineRule="auto"/>
                             <w:jc w:val="left"/>
                             <w:rPr>
                               <w:rFonts w:eastAsia="Calibri" w:cs="CorporateSPro-Light"/>
-                              <w:sz w:val="22"/>
+                              <w:sz w:val="13"/>
                               <w:szCs w:val="13"/>
                               <w:lang w:eastAsia="de-DE"/>
                             </w:rPr>
@@ -2461,12 +2454,12 @@
                             <w:autoSpaceDE w:val="0"/>
                             <w:autoSpaceDN w:val="0"/>
                             <w:adjustRightInd w:val="0"/>
-                            <w:spacing w:line="360" w:lineRule="auto"/>
+                            <w:spacing w:line="240" w:lineRule="auto"/>
                             <w:jc w:val="left"/>
                             <w:rPr>
                               <w:rFonts w:eastAsia="Calibri" w:cs="CorporateSPro-Demi"/>
                               <w:b/>
-                              <w:sz w:val="22"/>
+                              <w:sz w:val="13"/>
                               <w:szCs w:val="13"/>
                               <w:lang w:eastAsia="de-DE"/>
                             </w:rPr>
@@ -2487,11 +2480,11 @@
                             <w:autoSpaceDE w:val="0"/>
                             <w:autoSpaceDN w:val="0"/>
                             <w:adjustRightInd w:val="0"/>
-                            <w:spacing w:line="360" w:lineRule="auto"/>
+                            <w:spacing w:line="240" w:lineRule="auto"/>
                             <w:jc w:val="left"/>
                             <w:rPr>
                               <w:rFonts w:eastAsia="Calibri" w:cs="CorporateSPro-Light"/>
-                              <w:sz w:val="22"/>
+                              <w:sz w:val="13"/>
                               <w:szCs w:val="13"/>
                               <w:lang w:eastAsia="de-DE"/>
                             </w:rPr>
@@ -2511,11 +2504,11 @@
                             <w:autoSpaceDE w:val="0"/>
                             <w:autoSpaceDN w:val="0"/>
                             <w:adjustRightInd w:val="0"/>
-                            <w:spacing w:line="360" w:lineRule="auto"/>
+                            <w:spacing w:line="240" w:lineRule="auto"/>
                             <w:jc w:val="left"/>
                             <w:rPr>
                               <w:rFonts w:eastAsia="Calibri" w:cs="CorporateSPro-Light"/>
-                              <w:sz w:val="22"/>
+                              <w:sz w:val="13"/>
                               <w:szCs w:val="13"/>
                               <w:lang w:eastAsia="de-DE"/>
                             </w:rPr>
@@ -2535,11 +2528,11 @@
                             <w:autoSpaceDE w:val="0"/>
                             <w:autoSpaceDN w:val="0"/>
                             <w:adjustRightInd w:val="0"/>
-                            <w:spacing w:line="360" w:lineRule="auto"/>
+                            <w:spacing w:line="240" w:lineRule="auto"/>
                             <w:jc w:val="left"/>
                             <w:rPr>
                               <w:rFonts w:eastAsia="Calibri" w:cs="CorporateSPro-Light"/>
-                              <w:sz w:val="22"/>
+                              <w:sz w:val="13"/>
                               <w:szCs w:val="13"/>
                               <w:lang w:eastAsia="de-DE"/>
                             </w:rPr>
@@ -2550,12 +2543,12 @@
                             <w:autoSpaceDE w:val="0"/>
                             <w:autoSpaceDN w:val="0"/>
                             <w:adjustRightInd w:val="0"/>
-                            <w:spacing w:line="360" w:lineRule="auto"/>
+                            <w:spacing w:line="240" w:lineRule="auto"/>
                             <w:jc w:val="left"/>
                             <w:rPr>
                               <w:rFonts w:eastAsia="Calibri" w:cs="CorporateSPro-Demi"/>
                               <w:b/>
-                              <w:sz w:val="22"/>
+                              <w:sz w:val="13"/>
                               <w:szCs w:val="13"/>
                               <w:lang w:eastAsia="de-DE"/>
                             </w:rPr>
@@ -2576,11 +2569,11 @@
                             <w:autoSpaceDE w:val="0"/>
                             <w:autoSpaceDN w:val="0"/>
                             <w:adjustRightInd w:val="0"/>
-                            <w:spacing w:line="360" w:lineRule="auto"/>
+                            <w:spacing w:line="240" w:lineRule="auto"/>
                             <w:jc w:val="left"/>
                             <w:rPr>
                               <w:rFonts w:eastAsia="Calibri" w:cs="CorporateSPro-Light"/>
-                              <w:sz w:val="22"/>
+                              <w:sz w:val="13"/>
                               <w:szCs w:val="13"/>
                               <w:lang w:eastAsia="de-DE"/>
                             </w:rPr>
@@ -2600,11 +2593,11 @@
                             <w:autoSpaceDE w:val="0"/>
                             <w:autoSpaceDN w:val="0"/>
                             <w:adjustRightInd w:val="0"/>
-                            <w:spacing w:line="360" w:lineRule="auto"/>
+                            <w:spacing w:line="240" w:lineRule="auto"/>
                             <w:jc w:val="left"/>
                             <w:rPr>
                               <w:rFonts w:eastAsia="Calibri" w:cs="CorporateSPro-Light"/>
-                              <w:sz w:val="22"/>
+                              <w:sz w:val="13"/>
                               <w:szCs w:val="13"/>
                               <w:lang w:eastAsia="de-DE"/>
                             </w:rPr>
@@ -2624,11 +2617,11 @@
                             <w:autoSpaceDE w:val="0"/>
                             <w:autoSpaceDN w:val="0"/>
                             <w:adjustRightInd w:val="0"/>
-                            <w:spacing w:line="360" w:lineRule="auto"/>
+                            <w:spacing w:line="240" w:lineRule="auto"/>
                             <w:jc w:val="left"/>
                             <w:rPr>
                               <w:rFonts w:eastAsia="Calibri" w:cs="CorporateSPro-Light"/>
-                              <w:sz w:val="22"/>
+                              <w:sz w:val="13"/>
                               <w:szCs w:val="13"/>
                               <w:lang w:eastAsia="de-DE"/>
                             </w:rPr>
@@ -2651,11 +2644,11 @@
                             <w:autoSpaceDE w:val="0"/>
                             <w:autoSpaceDN w:val="0"/>
                             <w:adjustRightInd w:val="0"/>
-                            <w:spacing w:line="360" w:lineRule="auto"/>
+                            <w:spacing w:line="276" w:lineRule="auto"/>
                             <w:jc w:val="left"/>
                             <w:rPr>
                               <w:rFonts w:eastAsia="Calibri" w:cs="CorporateSPro-Light"/>
-                              <w:sz w:val="22"/>
+                              <w:sz w:val="13"/>
                               <w:szCs w:val="13"/>
                               <w:lang w:eastAsia="de-DE"/>
                             </w:rPr>
@@ -2666,11 +2659,11 @@
                             <w:autoSpaceDE w:val="0"/>
                             <w:autoSpaceDN w:val="0"/>
                             <w:adjustRightInd w:val="0"/>
-                            <w:spacing w:line="360" w:lineRule="auto"/>
+                            <w:spacing w:line="276" w:lineRule="auto"/>
                             <w:jc w:val="left"/>
                             <w:rPr>
                               <w:rFonts w:eastAsia="Calibri" w:cs="CorporateSPro-Light"/>
-                              <w:sz w:val="22"/>
+                              <w:sz w:val="13"/>
                               <w:szCs w:val="13"/>
                               <w:lang w:eastAsia="de-DE"/>
                             </w:rPr>
@@ -2684,11 +2677,10 @@
                             <w:jc w:val="left"/>
                             <w:rPr>
                               <w:rFonts w:eastAsia="Calibri" w:cs="CorporateSPro-Regular"/>
-                              <w:sz w:val="22"/>
+                              <w:sz w:val="13"/>
                               <w:szCs w:val="13"/>
                               <w:lang w:eastAsia="de-DE"/>
                             </w:rPr>
-                            <w:spacing w:line="360" w:lineRule="auto"/>
                           </w:pPr>
                           <w:r>
                             <w:rPr>
@@ -2705,12 +2697,12 @@
                             <w:autoSpaceDE w:val="0"/>
                             <w:autoSpaceDN w:val="0"/>
                             <w:adjustRightInd w:val="0"/>
-                            <w:spacing w:line="360" w:lineRule="auto"/>
+                            <w:spacing w:line="240" w:lineRule="auto"/>
                             <w:jc w:val="left"/>
                             <w:rPr>
                               <w:rFonts w:eastAsia="Calibri" w:cs="CorporateSPro-Demi"/>
                               <w:b/>
-                              <w:sz w:val="22"/>
+                              <w:sz w:val="13"/>
                               <w:szCs w:val="13"/>
                               <w:lang w:eastAsia="de-DE"/>
                             </w:rPr>
@@ -2731,11 +2723,11 @@
                             <w:autoSpaceDE w:val="0"/>
                             <w:autoSpaceDN w:val="0"/>
                             <w:adjustRightInd w:val="0"/>
-                            <w:spacing w:line="360" w:lineRule="auto"/>
+                            <w:spacing w:line="240" w:lineRule="auto"/>
                             <w:jc w:val="left"/>
                             <w:rPr>
                               <w:rFonts w:eastAsia="Calibri" w:cs="CorporateSPro-Demi"/>
-                              <w:sz w:val="22"/>
+                              <w:sz w:val="13"/>
                               <w:szCs w:val="13"/>
                               <w:lang w:eastAsia="de-DE"/>
                             </w:rPr>
@@ -2755,11 +2747,11 @@
                             <w:autoSpaceDE w:val="0"/>
                             <w:autoSpaceDN w:val="0"/>
                             <w:adjustRightInd w:val="0"/>
-                            <w:spacing w:line="360" w:lineRule="auto"/>
+                            <w:spacing w:line="240" w:lineRule="auto"/>
                             <w:jc w:val="left"/>
                             <w:rPr>
                               <w:rFonts w:eastAsia="Calibri" w:cs="CorporateSPro-Light"/>
-                              <w:sz w:val="22"/>
+                              <w:sz w:val="13"/>
                               <w:szCs w:val="13"/>
                               <w:lang w:eastAsia="de-DE"/>
                             </w:rPr>
@@ -2770,12 +2762,12 @@
                             <w:autoSpaceDE w:val="0"/>
                             <w:autoSpaceDN w:val="0"/>
                             <w:adjustRightInd w:val="0"/>
-                            <w:spacing w:line="360" w:lineRule="auto"/>
+                            <w:spacing w:line="240" w:lineRule="auto"/>
                             <w:jc w:val="left"/>
                             <w:rPr>
                               <w:rFonts w:eastAsia="Calibri" w:cs="CorporateSPro-Demi"/>
                               <w:b/>
-                              <w:sz w:val="22"/>
+                              <w:sz w:val="13"/>
                               <w:szCs w:val="13"/>
                               <w:lang w:eastAsia="de-DE"/>
                             </w:rPr>
@@ -2796,11 +2788,11 @@
                             <w:autoSpaceDE w:val="0"/>
                             <w:autoSpaceDN w:val="0"/>
                             <w:adjustRightInd w:val="0"/>
-                            <w:spacing w:line="360" w:lineRule="auto"/>
+                            <w:spacing w:line="240" w:lineRule="auto"/>
                             <w:jc w:val="left"/>
                             <w:rPr>
                               <w:rFonts w:eastAsia="Calibri" w:cs="CorporateSPro-Light"/>
-                              <w:sz w:val="22"/>
+                              <w:sz w:val="13"/>
                               <w:szCs w:val="13"/>
                               <w:lang w:eastAsia="de-DE"/>
                             </w:rPr>
@@ -2820,12 +2812,12 @@
                             <w:autoSpaceDE w:val="0"/>
                             <w:autoSpaceDN w:val="0"/>
                             <w:adjustRightInd w:val="0"/>
-                            <w:spacing w:line="360" w:lineRule="auto"/>
+                            <w:spacing w:line="240" w:lineRule="auto"/>
                             <w:jc w:val="left"/>
                             <w:rPr>
                               <w:rFonts w:eastAsia="Calibri" w:cs="CorporateSPro-Demi"/>
                               <w:b/>
-                              <w:sz w:val="22"/>
+                              <w:sz w:val="13"/>
                               <w:szCs w:val="13"/>
                               <w:lang w:eastAsia="de-DE"/>
                             </w:rPr>
@@ -2836,12 +2828,12 @@
                             <w:autoSpaceDE w:val="0"/>
                             <w:autoSpaceDN w:val="0"/>
                             <w:adjustRightInd w:val="0"/>
-                            <w:spacing w:line="360" w:lineRule="auto"/>
+                            <w:spacing w:line="240" w:lineRule="auto"/>
                             <w:jc w:val="left"/>
                             <w:rPr>
                               <w:rFonts w:eastAsia="Calibri" w:cs="CorporateSPro-Demi"/>
                               <w:b/>
-                              <w:sz w:val="22"/>
+                              <w:sz w:val="13"/>
                               <w:szCs w:val="13"/>
                               <w:lang w:eastAsia="de-DE"/>
                             </w:rPr>
@@ -2862,11 +2854,11 @@
                             <w:autoSpaceDE w:val="0"/>
                             <w:autoSpaceDN w:val="0"/>
                             <w:adjustRightInd w:val="0"/>
-                            <w:spacing w:line="360" w:lineRule="auto"/>
+                            <w:spacing w:line="240" w:lineRule="auto"/>
                             <w:jc w:val="left"/>
                             <w:rPr>
                               <w:rFonts w:eastAsia="Calibri" w:cs="CorporateSPro-Light"/>
-                              <w:sz w:val="22"/>
+                              <w:sz w:val="13"/>
                               <w:szCs w:val="13"/>
                               <w:lang w:eastAsia="de-DE"/>
                             </w:rPr>
@@ -2886,11 +2878,11 @@
                             <w:autoSpaceDE w:val="0"/>
                             <w:autoSpaceDN w:val="0"/>
                             <w:adjustRightInd w:val="0"/>
-                            <w:spacing w:line="360" w:lineRule="auto"/>
+                            <w:spacing w:line="240" w:lineRule="auto"/>
                             <w:jc w:val="left"/>
                             <w:rPr>
                               <w:rFonts w:eastAsia="Calibri" w:cs="CorporateSPro-Light"/>
-                              <w:sz w:val="22"/>
+                              <w:sz w:val="13"/>
                               <w:szCs w:val="13"/>
                               <w:lang w:eastAsia="de-DE"/>
                             </w:rPr>
@@ -2901,12 +2893,12 @@
                             <w:autoSpaceDE w:val="0"/>
                             <w:autoSpaceDN w:val="0"/>
                             <w:adjustRightInd w:val="0"/>
-                            <w:spacing w:line="360" w:lineRule="auto"/>
+                            <w:spacing w:line="240" w:lineRule="auto"/>
                             <w:jc w:val="left"/>
                             <w:rPr>
                               <w:rFonts w:eastAsia="Calibri" w:cs="CorporateSPro-Demi"/>
                               <w:b/>
-                              <w:sz w:val="22"/>
+                              <w:sz w:val="13"/>
                               <w:szCs w:val="13"/>
                               <w:lang w:eastAsia="de-DE"/>
                             </w:rPr>
@@ -2927,11 +2919,11 @@
                             <w:autoSpaceDE w:val="0"/>
                             <w:autoSpaceDN w:val="0"/>
                             <w:adjustRightInd w:val="0"/>
-                            <w:spacing w:line="360" w:lineRule="auto"/>
+                            <w:spacing w:line="240" w:lineRule="auto"/>
                             <w:jc w:val="left"/>
                             <w:rPr>
                               <w:rFonts w:eastAsia="Calibri" w:cs="CorporateSPro-Light"/>
-                              <w:sz w:val="22"/>
+                              <w:sz w:val="13"/>
                               <w:szCs w:val="13"/>
                               <w:lang w:eastAsia="de-DE"/>
                             </w:rPr>
@@ -2954,11 +2946,11 @@
                             <w:autoSpaceDE w:val="0"/>
                             <w:autoSpaceDN w:val="0"/>
                             <w:adjustRightInd w:val="0"/>
-                            <w:spacing w:line="360" w:lineRule="auto"/>
+                            <w:spacing w:line="276" w:lineRule="auto"/>
                             <w:jc w:val="left"/>
                             <w:rPr>
                               <w:rFonts w:eastAsia="Calibri" w:cs="CorporateSPro-Light"/>
-                              <w:sz w:val="22"/>
+                              <w:sz w:val="13"/>
                               <w:szCs w:val="13"/>
                               <w:lang w:eastAsia="de-DE"/>
                             </w:rPr>
@@ -2969,11 +2961,11 @@
                             <w:autoSpaceDE w:val="0"/>
                             <w:autoSpaceDN w:val="0"/>
                             <w:adjustRightInd w:val="0"/>
-                            <w:spacing w:line="360" w:lineRule="auto"/>
+                            <w:spacing w:line="276" w:lineRule="auto"/>
                             <w:jc w:val="left"/>
                             <w:rPr>
                               <w:rFonts w:eastAsia="Calibri" w:cs="CorporateSPro-Light"/>
-                              <w:sz w:val="22"/>
+                              <w:sz w:val="13"/>
                               <w:szCs w:val="13"/>
                               <w:lang w:eastAsia="de-DE"/>
                             </w:rPr>
@@ -2987,11 +2979,10 @@
                             <w:jc w:val="left"/>
                             <w:rPr>
                               <w:rFonts w:eastAsia="Calibri" w:cs="CorporateSPro-Regular"/>
-                              <w:sz w:val="22"/>
+                              <w:sz w:val="13"/>
                               <w:szCs w:val="13"/>
                               <w:lang w:eastAsia="de-DE"/>
                             </w:rPr>
-                            <w:spacing w:line="360" w:lineRule="auto"/>
                           </w:pPr>
                           <w:r>
                             <w:rPr>
@@ -3008,12 +2999,12 @@
                             <w:autoSpaceDE w:val="0"/>
                             <w:autoSpaceDN w:val="0"/>
                             <w:adjustRightInd w:val="0"/>
-                            <w:spacing w:line="360" w:lineRule="auto"/>
+                            <w:spacing w:line="240" w:lineRule="auto"/>
                             <w:jc w:val="left"/>
                             <w:rPr>
                               <w:rFonts w:eastAsia="Calibri" w:cs="CorporateSPro-Demi"/>
                               <w:b/>
-                              <w:sz w:val="22"/>
+                              <w:sz w:val="13"/>
                               <w:szCs w:val="13"/>
                               <w:lang w:eastAsia="de-DE"/>
                             </w:rPr>
@@ -3034,11 +3025,11 @@
                             <w:autoSpaceDE w:val="0"/>
                             <w:autoSpaceDN w:val="0"/>
                             <w:adjustRightInd w:val="0"/>
-                            <w:spacing w:line="360" w:lineRule="auto"/>
+                            <w:spacing w:line="240" w:lineRule="auto"/>
                             <w:jc w:val="left"/>
                             <w:rPr>
                               <w:rFonts w:eastAsia="Calibri" w:cs="CorporateSPro-Light"/>
-                              <w:sz w:val="22"/>
+                              <w:sz w:val="13"/>
                               <w:szCs w:val="13"/>
                               <w:lang w:eastAsia="de-DE"/>
                             </w:rPr>
@@ -3061,11 +3052,11 @@
                             <w:autoSpaceDE w:val="0"/>
                             <w:autoSpaceDN w:val="0"/>
                             <w:adjustRightInd w:val="0"/>
-                            <w:spacing w:line="360" w:lineRule="auto"/>
+                            <w:spacing w:line="276" w:lineRule="auto"/>
                             <w:jc w:val="left"/>
                             <w:rPr>
                               <w:rFonts w:eastAsia="Calibri" w:cs="CorporateSPro-Light"/>
-                              <w:sz w:val="22"/>
+                              <w:sz w:val="13"/>
                               <w:szCs w:val="13"/>
                               <w:lang w:eastAsia="de-DE"/>
                             </w:rPr>
@@ -3076,11 +3067,11 @@
                             <w:autoSpaceDE w:val="0"/>
                             <w:autoSpaceDN w:val="0"/>
                             <w:adjustRightInd w:val="0"/>
-                            <w:spacing w:line="360" w:lineRule="auto"/>
+                            <w:spacing w:line="276" w:lineRule="auto"/>
                             <w:jc w:val="left"/>
                             <w:rPr>
                               <w:rFonts w:eastAsia="Calibri" w:cs="CorporateSPro-Light"/>
-                              <w:sz w:val="22"/>
+                              <w:sz w:val="13"/>
                               <w:szCs w:val="13"/>
                               <w:lang w:eastAsia="de-DE"/>
                             </w:rPr>
@@ -3094,11 +3085,10 @@
                             <w:jc w:val="left"/>
                             <w:rPr>
                               <w:rFonts w:eastAsia="Calibri" w:cs="CorporateSPro-Regular"/>
-                              <w:sz w:val="22"/>
+                              <w:sz w:val="13"/>
                               <w:szCs w:val="13"/>
                               <w:lang w:eastAsia="de-DE"/>
                             </w:rPr>
-                            <w:spacing w:line="360" w:lineRule="auto"/>
                           </w:pPr>
                           <w:r>
                             <w:rPr>
@@ -3115,10 +3105,10 @@
                             <w:autoSpaceDE w:val="0"/>
                             <w:autoSpaceDN w:val="0"/>
                             <w:adjustRightInd w:val="0"/>
-                            <w:spacing w:line="360" w:lineRule="auto"/>
+                            <w:spacing w:line="240" w:lineRule="auto"/>
                             <w:rPr>
                               <w:rFonts w:eastAsia="Calibri" w:cs="CorporateSPro-Demi"/>
-                              <w:sz w:val="22"/>
+                              <w:sz w:val="13"/>
                               <w:szCs w:val="13"/>
                               <w:lang w:eastAsia="de-DE"/>
                             </w:rPr>
@@ -3157,10 +3147,10 @@
                             <w:autoSpaceDE w:val="0"/>
                             <w:autoSpaceDN w:val="0"/>
                             <w:adjustRightInd w:val="0"/>
-                            <w:spacing w:line="360" w:lineRule="auto"/>
+                            <w:spacing w:line="240" w:lineRule="auto"/>
                             <w:rPr>
                               <w:rFonts w:eastAsia="Calibri" w:cs="CorporateSPro-Demi"/>
-                              <w:sz w:val="22"/>
+                              <w:sz w:val="13"/>
                               <w:szCs w:val="13"/>
                               <w:lang w:eastAsia="de-DE"/>
                             </w:rPr>
@@ -3190,10 +3180,10 @@
                             <w:autoSpaceDE w:val="0"/>
                             <w:autoSpaceDN w:val="0"/>
                             <w:adjustRightInd w:val="0"/>
-                            <w:spacing w:line="360" w:lineRule="auto"/>
+                            <w:spacing w:line="240" w:lineRule="auto"/>
                             <w:rPr>
                               <w:rFonts w:eastAsia="Calibri" w:cs="CorporateSPro-Demi"/>
-                              <w:sz w:val="22"/>
+                              <w:sz w:val="13"/>
                               <w:szCs w:val="13"/>
                               <w:lang w:eastAsia="de-DE"/>
                             </w:rPr>
@@ -3223,10 +3213,10 @@
                             <w:autoSpaceDE w:val="0"/>
                             <w:autoSpaceDN w:val="0"/>
                             <w:adjustRightInd w:val="0"/>
-                            <w:spacing w:line="360" w:lineRule="auto"/>
+                            <w:spacing w:line="240" w:lineRule="auto"/>
                             <w:rPr>
                               <w:rFonts w:eastAsia="Calibri" w:cs="CorporateSPro-Demi"/>
-                              <w:sz w:val="22"/>
+                              <w:sz w:val="13"/>
                               <w:szCs w:val="13"/>
                               <w:lang w:eastAsia="de-DE"/>
                             </w:rPr>
@@ -3265,10 +3255,10 @@
                             <w:autoSpaceDE w:val="0"/>
                             <w:autoSpaceDN w:val="0"/>
                             <w:adjustRightInd w:val="0"/>
-                            <w:spacing w:line="360" w:lineRule="auto"/>
+                            <w:spacing w:line="240" w:lineRule="auto"/>
                             <w:rPr>
                               <w:rFonts w:eastAsia="Calibri" w:cs="CorporateSPro-Demi"/>
-                              <w:sz w:val="22"/>
+                              <w:sz w:val="9"/>
                               <w:szCs w:val="9"/>
                               <w:lang w:eastAsia="de-DE"/>
                             </w:rPr>

--- a/briefkopf/briefkopf-master.docx
+++ b/briefkopf/briefkopf-master.docx
@@ -40,13 +40,8 @@
             </w:rPr>
           </w:pPr>
           <w:r>
-            <w:t xml:space="preserve">Amtsgericht </w:t>
-          </w:r>
-          <w:proofErr w:type="spellStart"/>
-          <w:r>
             <w:t>FELD_Gericht_Ort</w:t>
           </w:r>
-          <w:proofErr w:type="spellEnd"/>
         </w:p>
         <w:p>
           <w:pPr>
@@ -72,11 +67,9 @@
               <w:sz w:val="22"/>
             </w:rPr>
           </w:pPr>
-          <w:proofErr w:type="spellStart"/>
           <w:r>
             <w:t>FELD_Gericht_Adresse</w:t>
           </w:r>
-          <w:proofErr w:type="spellEnd"/>
         </w:p>
         <w:p>
           <w:pPr>
@@ -99,11 +92,12 @@
               <w:sz w:val="22"/>
             </w:rPr>
           </w:pPr>
-          <w:proofErr w:type="spellStart"/>
           <w:r>
-            <w:t>FELD_Gericht_PLZ_Ort</w:t>
+            <w:t>FELD_Gericht_PLZ_Ort </w:t>
           </w:r>
-          <w:proofErr w:type="spellEnd"/>
+          <w:r>
+            <w:t xml:space="preserve"/>
+          </w:r>
         </w:p>
         <w:p>
           <w:pPr>
@@ -151,28 +145,28 @@
               <w:sz w:val="12"/>
               <w:szCs w:val="12"/>
             </w:rPr>
-            <w:t>Kornmarkt</w:t>
+            <w:t>Kornmarkt 4 ∙ D-FELD_Gericht_PLZ_Ort </w:t>
           </w:r>
           <w:r>
             <w:rPr>
               <w:sz w:val="12"/>
               <w:szCs w:val="12"/>
             </w:rPr>
-            <w:t xml:space="preserve"> </w:t>
+            <w:t xml:space="preserve"/>
           </w:r>
           <w:r>
             <w:rPr>
               <w:sz w:val="12"/>
               <w:szCs w:val="12"/>
             </w:rPr>
-            <w:t>4</w:t>
+            <w:t/>
           </w:r>
           <w:r>
             <w:rPr>
               <w:sz w:val="12"/>
               <w:szCs w:val="12"/>
             </w:rPr>
-            <w:t xml:space="preserve"> </w:t>
+            <w:t xml:space="preserve"/>
           </w:r>
           <w:r>
             <w:rPr>
@@ -181,42 +175,42 @@
               <w:sz w:val="12"/>
               <w:szCs w:val="12"/>
             </w:rPr>
-            <w:t xml:space="preserve">∙ </w:t>
+            <w:t xml:space="preserve"/>
           </w:r>
           <w:r>
             <w:rPr>
               <w:sz w:val="12"/>
               <w:szCs w:val="12"/>
             </w:rPr>
-            <w:t>D-</w:t>
+            <w:t/>
           </w:r>
           <w:r>
             <w:rPr>
               <w:sz w:val="12"/>
               <w:szCs w:val="12"/>
             </w:rPr>
-            <w:t>54290</w:t>
+            <w:t/>
           </w:r>
           <w:r>
             <w:rPr>
               <w:sz w:val="12"/>
               <w:szCs w:val="12"/>
             </w:rPr>
-            <w:t xml:space="preserve"> </w:t>
+            <w:t xml:space="preserve"/>
           </w:r>
           <w:r>
             <w:rPr>
               <w:sz w:val="12"/>
               <w:szCs w:val="12"/>
             </w:rPr>
-            <w:t>Trier</w:t>
+            <w:t/>
           </w:r>
           <w:r>
             <w:rPr>
               <w:sz w:val="12"/>
               <w:szCs w:val="12"/>
             </w:rPr>
-            <w:t xml:space="preserve"> </w:t>
+            <w:t xml:space="preserve"/>
           </w:r>
         </w:p>
         <w:p>
@@ -258,16 +252,22 @@
               <w:szCs w:val="16"/>
             </w:rPr>
           </w:pPr>
-          <w:proofErr w:type="spellStart"/>
           <w:r>
             <w:rPr>
               <w:b/>
               <w:sz w:val="16"/>
               <w:szCs w:val="16"/>
             </w:rPr>
-            <w:t>FELD_Sachbearbeiter_Name</w:t>
+            <w:t>FELD_Sachbearbeiter_Name </w:t>
           </w:r>
-          <w:proofErr w:type="spellEnd"/>
+          <w:r>
+            <w:rPr>
+              <w:b/>
+              <w:sz w:val="16"/>
+              <w:szCs w:val="16"/>
+            </w:rPr>
+            <w:t xml:space="preserve"/>
+          </w:r>
         </w:p>
         <w:p>
           <w:pPr>
@@ -300,16 +300,22 @@
               <w:szCs w:val="16"/>
             </w:rPr>
           </w:pPr>
-          <w:proofErr w:type="spellStart"/>
           <w:r>
             <w:rPr>
               <w:b/>
               <w:sz w:val="16"/>
               <w:szCs w:val="16"/>
             </w:rPr>
-            <w:t>FELD_Sachbearbeiter_Durchwahl</w:t>
+            <w:t>FELD_Sachbearbeiter_Durchwahl </w:t>
           </w:r>
-          <w:proofErr w:type="spellEnd"/>
+          <w:r>
+            <w:rPr>
+              <w:b/>
+              <w:sz w:val="16"/>
+              <w:szCs w:val="16"/>
+            </w:rPr>
+            <w:t xml:space="preserve"/>
+          </w:r>
         </w:p>
         <w:p>
           <w:pPr>
@@ -342,16 +348,22 @@
               <w:szCs w:val="16"/>
             </w:rPr>
           </w:pPr>
-          <w:proofErr w:type="spellStart"/>
           <w:r>
             <w:rPr>
               <w:b/>
               <w:sz w:val="16"/>
               <w:szCs w:val="16"/>
             </w:rPr>
-            <w:t>FELD_Standort_Telefon</w:t>
+            <w:t>FELD_Standort_Telefon </w:t>
           </w:r>
-          <w:proofErr w:type="spellEnd"/>
+          <w:r>
+            <w:rPr>
+              <w:b/>
+              <w:sz w:val="16"/>
+              <w:szCs w:val="16"/>
+            </w:rPr>
+            <w:t xml:space="preserve"/>
+          </w:r>
         </w:p>
         <w:p>
           <w:pPr>
@@ -384,26 +396,30 @@
               <w:szCs w:val="16"/>
             </w:rPr>
           </w:pPr>
-          <w:proofErr w:type="spellStart"/>
           <w:r>
             <w:rPr>
               <w:b/>
               <w:sz w:val="16"/>
               <w:szCs w:val="16"/>
             </w:rPr>
-            <w:t>FELD_Sachbearbeiter_</w:t>
+            <w:t>FELD_Sachbearbeiter_Email </w:t>
           </w:r>
-          <w:proofErr w:type="gramStart"/>
           <w:r>
             <w:rPr>
               <w:b/>
               <w:sz w:val="16"/>
               <w:szCs w:val="16"/>
             </w:rPr>
-            <w:t>Email</w:t>
+            <w:t/>
           </w:r>
-          <w:proofErr w:type="spellEnd"/>
-          <w:proofErr w:type="gramEnd"/>
+          <w:r>
+            <w:rPr>
+              <w:b/>
+              <w:sz w:val="16"/>
+              <w:szCs w:val="16"/>
+            </w:rPr>
+            <w:t xml:space="preserve"/>
+          </w:r>
         </w:p>
         <w:p>
           <w:pPr>
@@ -436,16 +452,38 @@
               <w:szCs w:val="16"/>
             </w:rPr>
           </w:pPr>
-          <w:proofErr w:type="spellStart"/>
           <w:r>
             <w:rPr>
               <w:b/>
               <w:sz w:val="16"/>
               <w:szCs w:val="16"/>
             </w:rPr>
-            <w:t>FELD_Mein_Zeichen</w:t>
+            <w:t>FELD_Mein_Zeichen </w:t>
           </w:r>
-          <w:proofErr w:type="spellEnd"/>
+          <w:r>
+            <w:rPr>
+              <w:b/>
+              <w:sz w:val="16"/>
+              <w:szCs w:val="16"/>
+            </w:rPr>
+            <w:t xml:space="preserve"/>
+          </w:r>
+          <w:r>
+            <w:rPr>
+              <w:b/>
+              <w:sz w:val="16"/>
+              <w:szCs w:val="16"/>
+            </w:rPr>
+            <w:t/>
+          </w:r>
+          <w:r>
+            <w:rPr>
+              <w:b/>
+              <w:sz w:val="16"/>
+              <w:szCs w:val="16"/>
+            </w:rPr>
+            <w:t xml:space="preserve"/>
+          </w:r>
         </w:p>
         <w:p>
           <w:pPr>
@@ -475,10 +513,9 @@
             <w:rPr>
               <w:b/>
               <w:sz w:val="22"/>
-              <w:szCs w:val="14"/>
+              <w:szCs w:val="16"/>
             </w:rPr>
           </w:pPr>
-          <w:proofErr w:type="spellStart"/>
           <w:r>
             <w:rPr>
               <w:b/>
@@ -487,7 +524,6 @@
             </w:rPr>
             <w:t>FELD_Ihr_Zeichen</w:t>
           </w:r>
-          <w:proofErr w:type="spellEnd"/>
         </w:p>
         <w:p>
           <w:pPr>
@@ -554,7 +590,7 @@
                     <wp:extent cx="1990725" cy="6410325"/>
                     <wp:effectExtent l="0" t="0" r="9525" b="9525"/>
                     <wp:wrapSquare wrapText="bothSides"/>
-                    <wp:docPr id="1" name="Textfeld 2"/>
+                    <wp:docPr id="2" name="Textfeld 2"/>
                     <wp:cNvGraphicFramePr/>
                     <a:graphic xmlns:a="http://schemas.openxmlformats.org/drawingml/2006/main">
                       <a:graphicData uri="http://schemas.microsoft.com/office/word/2010/wordprocessingShape">
@@ -3339,7 +3375,7 @@
               <w:noProof/>
             </w:rPr>
             <w:drawing>
-              <wp:anchor distT="0" distB="0" distL="114300" distR="114300" simplePos="0" relativeHeight="251661312" behindDoc="0" locked="1" layoutInCell="1" allowOverlap="1" wp14:anchorId="6AABFA21" wp14:editId="412D2ABC">
+              <wp:anchor distT="0" distB="0" distL="114300" distR="114300" simplePos="0" relativeHeight="251661312" behindDoc="0" locked="1" layoutInCell="1" allowOverlap="1" wp14:anchorId="6AABFA21" wp14:editId="67882B81">
                 <wp:simplePos x="0" y="0"/>
                 <wp:positionH relativeFrom="column">
                   <wp:posOffset>5670550</wp:posOffset>
@@ -3350,7 +3386,7 @@
                 <wp:extent cx="427355" cy="597535"/>
                 <wp:effectExtent l="0" t="0" r="0" b="0"/>
                 <wp:wrapNone/>
-                <wp:docPr id="2" name="Grafik 1" descr="Kein Aktenzeichen Audit _ QMISO- Siegel  bis 2025"/>
+                <wp:docPr id="4" name="Grafik 1" descr="Kein Aktenzeichen Audit _ QMISO- Siegel  bis 2025"/>
                 <wp:cNvGraphicFramePr>
                   <a:graphicFrameLocks xmlns:a="http://schemas.openxmlformats.org/drawingml/2006/main" noChangeAspect="1"/>
                 </wp:cNvGraphicFramePr>
@@ -3358,7 +3394,7 @@
                   <a:graphicData uri="http://schemas.openxmlformats.org/drawingml/2006/picture">
                     <pic:pic xmlns:pic="http://schemas.openxmlformats.org/drawingml/2006/picture">
                       <pic:nvPicPr>
-                        <pic:cNvPr id="1" name="Grafik 1" descr="Kein Aktenzeichen Audit _ QMISO- Siegel  bis 2025"/>
+                        <pic:cNvPr id="0" name="Grafik 1" descr="Kein Aktenzeichen Audit _ QMISO- Siegel  bis 2025"/>
                         <pic:cNvPicPr>
                           <a:picLocks noChangeAspect="1" noChangeArrowheads="1"/>
                         </pic:cNvPicPr>
@@ -3422,7 +3458,7 @@
                   <a:graphicData uri="http://schemas.openxmlformats.org/drawingml/2006/picture">
                     <pic:pic xmlns:pic="http://schemas.openxmlformats.org/drawingml/2006/picture">
                       <pic:nvPicPr>
-                        <pic:cNvPr id="2" name="Grafik 4"/>
+                        <pic:cNvPr id="0" name="Grafik 4"/>
                         <pic:cNvPicPr>
                           <a:picLocks noChangeAspect="1" noChangeArrowheads="1"/>
                         </pic:cNvPicPr>
@@ -3475,24 +3511,33 @@
         </w:p>
         <w:p>
           <w:pPr>
+            <w:jc w:val="left"/>
             <w:spacing w:line="360" w:lineRule="auto"/>
             <w:rPr>
               <w:sz w:val="22"/>
             </w:rPr>
           </w:pPr>
-          <w:proofErr w:type="spellStart"/>
           <w:r>
-            <w:t>FELD_Briefkopf_Ort</w:t>
+            <w:t>FELD_Briefkopf_Ort, den FELD_Briefkopf_Datum</w:t>
           </w:r>
-          <w:proofErr w:type="spellEnd"/>
           <w:r>
-            <w:t xml:space="preserve">, den </w:t>
+            <w:t xml:space="preserve"/>
           </w:r>
-          <w:proofErr w:type="spellStart"/>
           <w:r>
-            <w:t>FELD_Briefkopf_Datum</w:t>
+            <w:t/>
           </w:r>
-          <w:proofErr w:type="spellEnd"/>
+          <w:r>
+            <w:t/>
+          </w:r>
+          <w:r>
+            <w:t/>
+          </w:r>
+          <w:r>
+            <w:t/>
+          </w:r>
+          <w:r>
+            <w:t/>
+          </w:r>
         </w:p>
         <w:p>
           <w:pPr>
@@ -3513,10 +3558,10 @@
       </w:sdtContent>
     </w:sdt>
     <w:sectPr>
-      <w:headerReference w:type="default" r:id="rId11"/>
-      <w:footerReference w:type="default" r:id="rId12"/>
-      <w:headerReference w:type="first" r:id="rId13"/>
-      <w:footerReference w:type="first" r:id="rId14"/>
+      <w:headerReference w:type="default" r:id="rId10"/>
+      <w:footerReference w:type="default" r:id="rId11"/>
+      <w:headerReference w:type="first" r:id="rId12"/>
+      <w:footerReference w:type="first" r:id="rId13"/>
       <w:pgSz w:w="11906" w:h="16838" w:code="9"/>
       <w:pgMar w:top="1418" w:right="1276" w:bottom="1276" w:left="1134" w:header="0" w:footer="0" w:gutter="0"/>
       <w:paperSrc w:first="2" w:other="2"/>
@@ -3720,7 +3765,7 @@
           <wp:extent cx="7253605" cy="341630"/>
           <wp:effectExtent l="0" t="0" r="0" b="1270"/>
           <wp:wrapNone/>
-          <wp:docPr id="8" name="Grafik 1"/>
+          <wp:docPr id="1" name="Grafik 1"/>
           <wp:cNvGraphicFramePr>
             <a:graphicFrameLocks xmlns:a="http://schemas.openxmlformats.org/drawingml/2006/main" noChangeAspect="1"/>
           </wp:cNvGraphicFramePr>
@@ -3728,7 +3773,7 @@
             <a:graphicData uri="http://schemas.openxmlformats.org/drawingml/2006/picture">
               <pic:pic xmlns:pic="http://schemas.openxmlformats.org/drawingml/2006/picture">
                 <pic:nvPicPr>
-                  <pic:cNvPr id="6" name=""/>
+                  <pic:cNvPr id="1" name=""/>
                   <pic:cNvPicPr/>
                 </pic:nvPicPr>
                 <pic:blipFill>
@@ -3785,7 +3830,7 @@
           <wp:extent cx="7253605" cy="341630"/>
           <wp:effectExtent l="0" t="0" r="0" b="1270"/>
           <wp:wrapNone/>
-          <wp:docPr id="5" name="Grafik 7"/>
+          <wp:docPr id="7" name="Grafik 7"/>
           <wp:cNvGraphicFramePr>
             <a:graphicFrameLocks xmlns:a="http://schemas.openxmlformats.org/drawingml/2006/main" noChangeAspect="1"/>
           </wp:cNvGraphicFramePr>
@@ -3793,7 +3838,7 @@
             <a:graphicData uri="http://schemas.openxmlformats.org/drawingml/2006/picture">
               <pic:pic xmlns:pic="http://schemas.openxmlformats.org/drawingml/2006/picture">
                 <pic:nvPicPr>
-                  <pic:cNvPr id="4" name=""/>
+                  <pic:cNvPr id="1" name=""/>
                   <pic:cNvPicPr/>
                 </pic:nvPicPr>
                 <pic:blipFill>
@@ -3897,7 +3942,7 @@
             <a:graphicData uri="http://schemas.openxmlformats.org/drawingml/2006/picture">
               <pic:pic xmlns:pic="http://schemas.openxmlformats.org/drawingml/2006/picture">
                 <pic:nvPicPr>
-                  <pic:cNvPr id="5" name=""/>
+                  <pic:cNvPr id="1" name=""/>
                   <pic:cNvPicPr/>
                 </pic:nvPicPr>
                 <pic:blipFill>
@@ -3949,7 +3994,7 @@
               <wp:extent cx="504825" cy="2470785"/>
               <wp:effectExtent l="0" t="0" r="9525" b="5715"/>
               <wp:wrapNone/>
-              <wp:docPr id="7" name="Textfeld 10"/>
+              <wp:docPr id="10" name="Textfeld 10"/>
               <wp:cNvGraphicFramePr>
                 <a:graphicFrameLocks xmlns:a="http://schemas.openxmlformats.org/drawingml/2006/main"/>
               </wp:cNvGraphicFramePr>
@@ -4080,7 +4125,7 @@
               <v:stroke joinstyle="miter"/>
               <v:path gradientshapeok="t" o:connecttype="rect"/>
             </v:shapetype>
-            <v:shape id="Textfeld 10" o:spid="_x0000_s1027" type="#_x0000_t202" style="position:absolute;left:0;text-align:left;margin-left:-52.95pt;margin-top:614.25pt;width:39.75pt;height:194.55pt;z-index:251661824;visibility:visible;mso-wrap-style:square;mso-width-percent:0;mso-height-percent:0;mso-wrap-distance-left:9pt;mso-wrap-distance-top:0;mso-wrap-distance-right:9pt;mso-wrap-distance-bottom:0;mso-position-horizontal:absolute;mso-position-horizontal-relative:text;mso-position-vertical:absolute;mso-position-vertical-relative:text;mso-width-percent:0;mso-height-percent:0;mso-width-relative:page;mso-height-relative:page;v-text-anchor:middle" o:gfxdata="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" stroked="f">
+            <v:shape id="Textfeld 10" o:spid="_x0000_s1027" type="#_x0000_t202" style="position:absolute;left:0;text-align:left;margin-left:-52.95pt;margin-top:614.25pt;width:39.75pt;height:194.55pt;z-index:251661824;visibility:visible;mso-wrap-style:square;mso-width-percent:0;mso-height-percent:0;mso-wrap-distance-left:9pt;mso-wrap-distance-top:0;mso-wrap-distance-right:9pt;mso-wrap-distance-bottom:0;mso-position-horizontal:absolute;mso-position-horizontal-relative:text;mso-position-vertical:absolute;mso-position-vertical-relative:text;mso-width-percent:0;mso-height-percent:0;mso-width-relative:page;mso-height-relative:page;v-text-anchor:middle" o:gfxdata="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" stroked="f">
               <v:textbox style="layout-flow:vertical;mso-layout-flow-alt:bottom-to-top">
                 <w:txbxContent>
                   <w:p>
@@ -4167,629 +4212,6 @@
 <file path=word/numbering.xml><?xml version="1.0" encoding="utf-8"?>
 <w:numbering xmlns:wpc="http://schemas.microsoft.com/office/word/2010/wordprocessingCanvas" xmlns:cx="http://schemas.microsoft.com/office/drawing/2014/chartex" xmlns:cx1="http://schemas.microsoft.com/office/drawing/2015/9/8/chartex" xmlns:cx2="http://schemas.microsoft.com/office/drawing/2015/10/21/chartex" xmlns:cx3="http://schemas.microsoft.com/office/drawing/2016/5/9/chartex" xmlns:cx4="http://schemas.microsoft.com/office/drawing/2016/5/10/chartex" xmlns:cx5="http://schemas.microsoft.com/office/drawing/2016/5/11/chartex" xmlns:cx6="http://schemas.microsoft.com/office/drawing/2016/5/12/chartex" xmlns:cx7="http://schemas.microsoft.com/office/drawing/2016/5/13/chartex" xmlns:cx8="http://schemas.microsoft.com/office/drawing/2016/5/14/chartex" xmlns:mc="http://schemas.openxmlformats.org/markup-compatibility/2006" xmlns:aink="http://schemas.microsoft.com/office/drawing/2016/ink" xmlns:am3d="http://schemas.microsoft.com/office/drawing/2017/model3d" xmlns:o="urn:schemas-microsoft-com:office:office" xmlns:oel="http://schemas.microsoft.com/office/2019/extlst" xmlns:r="http://schemas.openxmlformats.org/officeDocument/2006/relationships" xmlns:m="http://schemas.openxmlformats.org/officeDocument/2006/math" xmlns:v="urn:schemas-microsoft-com:vml" xmlns:wp14="http://schemas.microsoft.com/office/word/2010/wordprocessingDrawing" xmlns:wp="http://schemas.openxmlformats.org/drawingml/2006/wordprocessingDrawing" xmlns:w10="urn:schemas-microsoft-com:office:word" xmlns:w="http://schemas.openxmlformats.org/wordprocessingml/2006/main" xmlns:w14="http://schemas.microsoft.com/office/word/2010/wordml" xmlns:w15="http://schemas.microsoft.com/office/word/2012/wordml" xmlns:w16cex="http://schemas.microsoft.com/office/word/2018/wordml/cex" xmlns:w16cid="http://schemas.microsoft.com/office/word/2016/wordml/cid" xmlns:w16="http://schemas.microsoft.com/office/word/2018/wordml" xmlns:w16du="http://schemas.microsoft.com/office/word/2023/wordml/word16du" xmlns:w16sdtdh="http://schemas.microsoft.com/office/word/2020/wordml/sdtdatahash" xmlns:w16sdtfl="http://schemas.microsoft.com/office/word/2024/wordml/sdtformatlock" xmlns:w16se="http://schemas.microsoft.com/office/word/2015/wordml/symex" xmlns:wpg="http://schemas.microsoft.com/office/word/2010/wordprocessingGroup" xmlns:wpi="http://schemas.microsoft.com/office/word/2010/wordprocessingInk" xmlns:wne="http://schemas.microsoft.com/office/word/2006/wordml" xmlns:wps="http://schemas.microsoft.com/office/word/2010/wordprocessingShape" mc:Ignorable="w14 w15 w16se w16cid w16 w16cex w16sdtdh w16sdtfl w16du wp14">
   <w:abstractNum w:abstractNumId="0" w15:restartNumberingAfterBreak="0">
-    <w:nsid w:val="0062FA35"/>
-    <w:multiLevelType w:val="hybridMultilevel"/>
-    <w:tmpl w:val="C34AA4E6"/>
-    <w:lvl w:ilvl="0" w:tplc="13308F16">
-      <w:start w:val="1"/>
-      <w:numFmt w:val="upperRoman"/>
-      <w:lvlText w:val="%1."/>
-      <w:lvlJc w:val="left"/>
-      <w:pPr>
-        <w:ind w:left="720" w:hanging="720"/>
-      </w:pPr>
-      <w:rPr>
-        <w:rFonts w:hint="default"/>
-      </w:rPr>
-    </w:lvl>
-    <w:lvl w:ilvl="1" w:tplc="04070019" w:tentative="1">
-      <w:start w:val="1"/>
-      <w:numFmt w:val="lowerLetter"/>
-      <w:lvlText w:val="%2."/>
-      <w:lvlJc w:val="left"/>
-      <w:pPr>
-        <w:ind w:left="1440" w:hanging="360"/>
-      </w:pPr>
-    </w:lvl>
-    <w:lvl w:ilvl="2" w:tplc="0407001B" w:tentative="1">
-      <w:start w:val="1"/>
-      <w:numFmt w:val="lowerRoman"/>
-      <w:lvlText w:val="%3."/>
-      <w:lvlJc w:val="right"/>
-      <w:pPr>
-        <w:ind w:left="2160" w:hanging="180"/>
-      </w:pPr>
-    </w:lvl>
-    <w:lvl w:ilvl="3" w:tplc="0407000F" w:tentative="1">
-      <w:start w:val="1"/>
-      <w:numFmt w:val="decimal"/>
-      <w:lvlText w:val="%4."/>
-      <w:lvlJc w:val="left"/>
-      <w:pPr>
-        <w:ind w:left="2880" w:hanging="360"/>
-      </w:pPr>
-    </w:lvl>
-    <w:lvl w:ilvl="4" w:tplc="04070019" w:tentative="1">
-      <w:start w:val="1"/>
-      <w:numFmt w:val="lowerLetter"/>
-      <w:lvlText w:val="%5."/>
-      <w:lvlJc w:val="left"/>
-      <w:pPr>
-        <w:ind w:left="3600" w:hanging="360"/>
-      </w:pPr>
-    </w:lvl>
-    <w:lvl w:ilvl="5" w:tplc="0407001B" w:tentative="1">
-      <w:start w:val="1"/>
-      <w:numFmt w:val="lowerRoman"/>
-      <w:lvlText w:val="%6."/>
-      <w:lvlJc w:val="right"/>
-      <w:pPr>
-        <w:ind w:left="4320" w:hanging="180"/>
-      </w:pPr>
-    </w:lvl>
-    <w:lvl w:ilvl="6" w:tplc="0407000F" w:tentative="1">
-      <w:start w:val="1"/>
-      <w:numFmt w:val="decimal"/>
-      <w:lvlText w:val="%7."/>
-      <w:lvlJc w:val="left"/>
-      <w:pPr>
-        <w:ind w:left="5040" w:hanging="360"/>
-      </w:pPr>
-    </w:lvl>
-    <w:lvl w:ilvl="7" w:tplc="04070019" w:tentative="1">
-      <w:start w:val="1"/>
-      <w:numFmt w:val="lowerLetter"/>
-      <w:lvlText w:val="%8."/>
-      <w:lvlJc w:val="left"/>
-      <w:pPr>
-        <w:ind w:left="5760" w:hanging="360"/>
-      </w:pPr>
-    </w:lvl>
-    <w:lvl w:ilvl="8" w:tplc="0407001B" w:tentative="1">
-      <w:start w:val="1"/>
-      <w:numFmt w:val="lowerRoman"/>
-      <w:lvlText w:val="%9."/>
-      <w:lvlJc w:val="right"/>
-      <w:pPr>
-        <w:ind w:left="6480" w:hanging="180"/>
-      </w:pPr>
-    </w:lvl>
-  </w:abstractNum>
-  <w:abstractNum w:abstractNumId="1" w15:restartNumberingAfterBreak="0">
-    <w:nsid w:val="006632A6"/>
-    <w:multiLevelType w:val="hybridMultilevel"/>
-    <w:tmpl w:val="AEA2EBB6"/>
-    <w:lvl w:ilvl="0" w:tplc="5AF0FDEA">
-      <w:start w:val="1"/>
-      <w:numFmt w:val="decimal"/>
-      <w:lvlText w:val="%1."/>
-      <w:lvlJc w:val="left"/>
-      <w:pPr>
-        <w:ind w:left="720" w:hanging="720"/>
-      </w:pPr>
-      <w:rPr>
-        <w:rFonts w:hint="default"/>
-      </w:rPr>
-    </w:lvl>
-    <w:lvl w:ilvl="1" w:tplc="04070019" w:tentative="1">
-      <w:start w:val="1"/>
-      <w:numFmt w:val="lowerLetter"/>
-      <w:lvlText w:val="%2."/>
-      <w:lvlJc w:val="left"/>
-      <w:pPr>
-        <w:ind w:left="1440" w:hanging="360"/>
-      </w:pPr>
-    </w:lvl>
-    <w:lvl w:ilvl="2" w:tplc="0407001B" w:tentative="1">
-      <w:start w:val="1"/>
-      <w:numFmt w:val="lowerRoman"/>
-      <w:lvlText w:val="%3."/>
-      <w:lvlJc w:val="right"/>
-      <w:pPr>
-        <w:ind w:left="2160" w:hanging="180"/>
-      </w:pPr>
-    </w:lvl>
-    <w:lvl w:ilvl="3" w:tplc="0407000F" w:tentative="1">
-      <w:start w:val="1"/>
-      <w:numFmt w:val="decimal"/>
-      <w:lvlText w:val="%4."/>
-      <w:lvlJc w:val="left"/>
-      <w:pPr>
-        <w:ind w:left="2880" w:hanging="360"/>
-      </w:pPr>
-    </w:lvl>
-    <w:lvl w:ilvl="4" w:tplc="04070019" w:tentative="1">
-      <w:start w:val="1"/>
-      <w:numFmt w:val="lowerLetter"/>
-      <w:lvlText w:val="%5."/>
-      <w:lvlJc w:val="left"/>
-      <w:pPr>
-        <w:ind w:left="3600" w:hanging="360"/>
-      </w:pPr>
-    </w:lvl>
-    <w:lvl w:ilvl="5" w:tplc="0407001B" w:tentative="1">
-      <w:start w:val="1"/>
-      <w:numFmt w:val="lowerRoman"/>
-      <w:lvlText w:val="%6."/>
-      <w:lvlJc w:val="right"/>
-      <w:pPr>
-        <w:ind w:left="4320" w:hanging="180"/>
-      </w:pPr>
-    </w:lvl>
-    <w:lvl w:ilvl="6" w:tplc="0407000F" w:tentative="1">
-      <w:start w:val="1"/>
-      <w:numFmt w:val="decimal"/>
-      <w:lvlText w:val="%7."/>
-      <w:lvlJc w:val="left"/>
-      <w:pPr>
-        <w:ind w:left="5040" w:hanging="360"/>
-      </w:pPr>
-    </w:lvl>
-    <w:lvl w:ilvl="7" w:tplc="04070019" w:tentative="1">
-      <w:start w:val="1"/>
-      <w:numFmt w:val="lowerLetter"/>
-      <w:lvlText w:val="%8."/>
-      <w:lvlJc w:val="left"/>
-      <w:pPr>
-        <w:ind w:left="5760" w:hanging="360"/>
-      </w:pPr>
-    </w:lvl>
-    <w:lvl w:ilvl="8" w:tplc="0407001B" w:tentative="1">
-      <w:start w:val="1"/>
-      <w:numFmt w:val="lowerRoman"/>
-      <w:lvlText w:val="%9."/>
-      <w:lvlJc w:val="right"/>
-      <w:pPr>
-        <w:ind w:left="6480" w:hanging="180"/>
-      </w:pPr>
-    </w:lvl>
-  </w:abstractNum>
-  <w:abstractNum w:abstractNumId="2" w15:restartNumberingAfterBreak="0">
-    <w:nsid w:val="00F7B150"/>
-    <w:multiLevelType w:val="hybridMultilevel"/>
-    <w:tmpl w:val="94841320"/>
-    <w:lvl w:ilvl="0" w:tplc="F704F278">
-      <w:start w:val="1"/>
-      <w:numFmt w:val="lowerLetter"/>
-      <w:lvlText w:val="%1)"/>
-      <w:lvlJc w:val="left"/>
-      <w:pPr>
-        <w:ind w:left="720" w:hanging="720"/>
-      </w:pPr>
-      <w:rPr>
-        <w:rFonts w:hint="default"/>
-      </w:rPr>
-    </w:lvl>
-    <w:lvl w:ilvl="1" w:tplc="04070019" w:tentative="1">
-      <w:start w:val="1"/>
-      <w:numFmt w:val="lowerLetter"/>
-      <w:lvlText w:val="%2."/>
-      <w:lvlJc w:val="left"/>
-      <w:pPr>
-        <w:ind w:left="1440" w:hanging="360"/>
-      </w:pPr>
-    </w:lvl>
-    <w:lvl w:ilvl="2" w:tplc="0407001B" w:tentative="1">
-      <w:start w:val="1"/>
-      <w:numFmt w:val="lowerRoman"/>
-      <w:lvlText w:val="%3."/>
-      <w:lvlJc w:val="right"/>
-      <w:pPr>
-        <w:ind w:left="2160" w:hanging="180"/>
-      </w:pPr>
-    </w:lvl>
-    <w:lvl w:ilvl="3" w:tplc="0407000F" w:tentative="1">
-      <w:start w:val="1"/>
-      <w:numFmt w:val="decimal"/>
-      <w:lvlText w:val="%4."/>
-      <w:lvlJc w:val="left"/>
-      <w:pPr>
-        <w:ind w:left="2880" w:hanging="360"/>
-      </w:pPr>
-    </w:lvl>
-    <w:lvl w:ilvl="4" w:tplc="04070019" w:tentative="1">
-      <w:start w:val="1"/>
-      <w:numFmt w:val="lowerLetter"/>
-      <w:lvlText w:val="%5."/>
-      <w:lvlJc w:val="left"/>
-      <w:pPr>
-        <w:ind w:left="3600" w:hanging="360"/>
-      </w:pPr>
-    </w:lvl>
-    <w:lvl w:ilvl="5" w:tplc="0407001B" w:tentative="1">
-      <w:start w:val="1"/>
-      <w:numFmt w:val="lowerRoman"/>
-      <w:lvlText w:val="%6."/>
-      <w:lvlJc w:val="right"/>
-      <w:pPr>
-        <w:ind w:left="4320" w:hanging="180"/>
-      </w:pPr>
-    </w:lvl>
-    <w:lvl w:ilvl="6" w:tplc="0407000F" w:tentative="1">
-      <w:start w:val="1"/>
-      <w:numFmt w:val="decimal"/>
-      <w:lvlText w:val="%7."/>
-      <w:lvlJc w:val="left"/>
-      <w:pPr>
-        <w:ind w:left="5040" w:hanging="360"/>
-      </w:pPr>
-    </w:lvl>
-    <w:lvl w:ilvl="7" w:tplc="04070019" w:tentative="1">
-      <w:start w:val="1"/>
-      <w:numFmt w:val="lowerLetter"/>
-      <w:lvlText w:val="%8."/>
-      <w:lvlJc w:val="left"/>
-      <w:pPr>
-        <w:ind w:left="5760" w:hanging="360"/>
-      </w:pPr>
-    </w:lvl>
-    <w:lvl w:ilvl="8" w:tplc="0407001B" w:tentative="1">
-      <w:start w:val="1"/>
-      <w:numFmt w:val="lowerRoman"/>
-      <w:lvlText w:val="%9."/>
-      <w:lvlJc w:val="right"/>
-      <w:pPr>
-        <w:ind w:left="6480" w:hanging="180"/>
-      </w:pPr>
-    </w:lvl>
-  </w:abstractNum>
-  <w:abstractNum w:abstractNumId="3" w15:restartNumberingAfterBreak="0">
-    <w:nsid w:val="012C988C"/>
-    <w:multiLevelType w:val="hybridMultilevel"/>
-    <w:tmpl w:val="FDFA114C"/>
-    <w:lvl w:ilvl="0" w:tplc="F7D43686">
-      <w:start w:val="1"/>
-      <w:numFmt w:val="decimal"/>
-      <w:lvlText w:val="%1."/>
-      <w:lvlJc w:val="left"/>
-      <w:pPr>
-        <w:ind w:left="720" w:hanging="720"/>
-      </w:pPr>
-      <w:rPr>
-        <w:rFonts w:hint="default"/>
-      </w:rPr>
-    </w:lvl>
-    <w:lvl w:ilvl="1" w:tplc="04070019" w:tentative="1">
-      <w:start w:val="1"/>
-      <w:numFmt w:val="lowerLetter"/>
-      <w:lvlText w:val="%2."/>
-      <w:lvlJc w:val="left"/>
-      <w:pPr>
-        <w:ind w:left="1440" w:hanging="360"/>
-      </w:pPr>
-    </w:lvl>
-    <w:lvl w:ilvl="2" w:tplc="0407001B" w:tentative="1">
-      <w:start w:val="1"/>
-      <w:numFmt w:val="lowerRoman"/>
-      <w:lvlText w:val="%3."/>
-      <w:lvlJc w:val="right"/>
-      <w:pPr>
-        <w:ind w:left="2160" w:hanging="180"/>
-      </w:pPr>
-    </w:lvl>
-    <w:lvl w:ilvl="3" w:tplc="0407000F" w:tentative="1">
-      <w:start w:val="1"/>
-      <w:numFmt w:val="decimal"/>
-      <w:lvlText w:val="%4."/>
-      <w:lvlJc w:val="left"/>
-      <w:pPr>
-        <w:ind w:left="2880" w:hanging="360"/>
-      </w:pPr>
-    </w:lvl>
-    <w:lvl w:ilvl="4" w:tplc="04070019" w:tentative="1">
-      <w:start w:val="1"/>
-      <w:numFmt w:val="lowerLetter"/>
-      <w:lvlText w:val="%5."/>
-      <w:lvlJc w:val="left"/>
-      <w:pPr>
-        <w:ind w:left="3600" w:hanging="360"/>
-      </w:pPr>
-    </w:lvl>
-    <w:lvl w:ilvl="5" w:tplc="0407001B" w:tentative="1">
-      <w:start w:val="1"/>
-      <w:numFmt w:val="lowerRoman"/>
-      <w:lvlText w:val="%6."/>
-      <w:lvlJc w:val="right"/>
-      <w:pPr>
-        <w:ind w:left="4320" w:hanging="180"/>
-      </w:pPr>
-    </w:lvl>
-    <w:lvl w:ilvl="6" w:tplc="0407000F" w:tentative="1">
-      <w:start w:val="1"/>
-      <w:numFmt w:val="decimal"/>
-      <w:lvlText w:val="%7."/>
-      <w:lvlJc w:val="left"/>
-      <w:pPr>
-        <w:ind w:left="5040" w:hanging="360"/>
-      </w:pPr>
-    </w:lvl>
-    <w:lvl w:ilvl="7" w:tplc="04070019" w:tentative="1">
-      <w:start w:val="1"/>
-      <w:numFmt w:val="lowerLetter"/>
-      <w:lvlText w:val="%8."/>
-      <w:lvlJc w:val="left"/>
-      <w:pPr>
-        <w:ind w:left="5760" w:hanging="360"/>
-      </w:pPr>
-    </w:lvl>
-    <w:lvl w:ilvl="8" w:tplc="0407001B" w:tentative="1">
-      <w:start w:val="1"/>
-      <w:numFmt w:val="lowerRoman"/>
-      <w:lvlText w:val="%9."/>
-      <w:lvlJc w:val="right"/>
-      <w:pPr>
-        <w:ind w:left="6480" w:hanging="180"/>
-      </w:pPr>
-    </w:lvl>
-  </w:abstractNum>
-  <w:abstractNum w:abstractNumId="4" w15:restartNumberingAfterBreak="0">
-    <w:nsid w:val="0131AE51"/>
-    <w:multiLevelType w:val="hybridMultilevel"/>
-    <w:tmpl w:val="0B60B880"/>
-    <w:lvl w:ilvl="0" w:tplc="C096B7B4">
-      <w:start w:val="1"/>
-      <w:numFmt w:val="decimal"/>
-      <w:lvlText w:val="%1."/>
-      <w:lvlJc w:val="left"/>
-      <w:pPr>
-        <w:ind w:left="720" w:hanging="720"/>
-      </w:pPr>
-      <w:rPr>
-        <w:rFonts w:hint="default"/>
-      </w:rPr>
-    </w:lvl>
-    <w:lvl w:ilvl="1" w:tplc="04070019" w:tentative="1">
-      <w:start w:val="1"/>
-      <w:numFmt w:val="lowerLetter"/>
-      <w:lvlText w:val="%2."/>
-      <w:lvlJc w:val="left"/>
-      <w:pPr>
-        <w:ind w:left="1440" w:hanging="360"/>
-      </w:pPr>
-    </w:lvl>
-    <w:lvl w:ilvl="2" w:tplc="0407001B" w:tentative="1">
-      <w:start w:val="1"/>
-      <w:numFmt w:val="lowerRoman"/>
-      <w:lvlText w:val="%3."/>
-      <w:lvlJc w:val="right"/>
-      <w:pPr>
-        <w:ind w:left="2160" w:hanging="180"/>
-      </w:pPr>
-    </w:lvl>
-    <w:lvl w:ilvl="3" w:tplc="0407000F" w:tentative="1">
-      <w:start w:val="1"/>
-      <w:numFmt w:val="decimal"/>
-      <w:lvlText w:val="%4."/>
-      <w:lvlJc w:val="left"/>
-      <w:pPr>
-        <w:ind w:left="2880" w:hanging="360"/>
-      </w:pPr>
-    </w:lvl>
-    <w:lvl w:ilvl="4" w:tplc="04070019" w:tentative="1">
-      <w:start w:val="1"/>
-      <w:numFmt w:val="lowerLetter"/>
-      <w:lvlText w:val="%5."/>
-      <w:lvlJc w:val="left"/>
-      <w:pPr>
-        <w:ind w:left="3600" w:hanging="360"/>
-      </w:pPr>
-    </w:lvl>
-    <w:lvl w:ilvl="5" w:tplc="0407001B" w:tentative="1">
-      <w:start w:val="1"/>
-      <w:numFmt w:val="lowerRoman"/>
-      <w:lvlText w:val="%6."/>
-      <w:lvlJc w:val="right"/>
-      <w:pPr>
-        <w:ind w:left="4320" w:hanging="180"/>
-      </w:pPr>
-    </w:lvl>
-    <w:lvl w:ilvl="6" w:tplc="0407000F" w:tentative="1">
-      <w:start w:val="1"/>
-      <w:numFmt w:val="decimal"/>
-      <w:lvlText w:val="%7."/>
-      <w:lvlJc w:val="left"/>
-      <w:pPr>
-        <w:ind w:left="5040" w:hanging="360"/>
-      </w:pPr>
-    </w:lvl>
-    <w:lvl w:ilvl="7" w:tplc="04070019" w:tentative="1">
-      <w:start w:val="1"/>
-      <w:numFmt w:val="lowerLetter"/>
-      <w:lvlText w:val="%8."/>
-      <w:lvlJc w:val="left"/>
-      <w:pPr>
-        <w:ind w:left="5760" w:hanging="360"/>
-      </w:pPr>
-    </w:lvl>
-    <w:lvl w:ilvl="8" w:tplc="0407001B" w:tentative="1">
-      <w:start w:val="1"/>
-      <w:numFmt w:val="lowerRoman"/>
-      <w:lvlText w:val="%9."/>
-      <w:lvlJc w:val="right"/>
-      <w:pPr>
-        <w:ind w:left="6480" w:hanging="180"/>
-      </w:pPr>
-    </w:lvl>
-  </w:abstractNum>
-  <w:abstractNum w:abstractNumId="5" w15:restartNumberingAfterBreak="0">
-    <w:nsid w:val="015A3660"/>
-    <w:multiLevelType w:val="hybridMultilevel"/>
-    <w:tmpl w:val="5C7EABFC"/>
-    <w:lvl w:ilvl="0" w:tplc="731C8ED0">
-      <w:start w:val="1"/>
-      <w:numFmt w:val="lowerLetter"/>
-      <w:lvlText w:val="%1)"/>
-      <w:lvlJc w:val="left"/>
-      <w:pPr>
-        <w:ind w:left="720" w:hanging="720"/>
-      </w:pPr>
-      <w:rPr>
-        <w:rFonts w:hint="default"/>
-      </w:rPr>
-    </w:lvl>
-    <w:lvl w:ilvl="1" w:tplc="04070019" w:tentative="1">
-      <w:start w:val="1"/>
-      <w:numFmt w:val="lowerLetter"/>
-      <w:lvlText w:val="%2."/>
-      <w:lvlJc w:val="left"/>
-      <w:pPr>
-        <w:ind w:left="1440" w:hanging="360"/>
-      </w:pPr>
-    </w:lvl>
-    <w:lvl w:ilvl="2" w:tplc="0407001B" w:tentative="1">
-      <w:start w:val="1"/>
-      <w:numFmt w:val="lowerRoman"/>
-      <w:lvlText w:val="%3."/>
-      <w:lvlJc w:val="right"/>
-      <w:pPr>
-        <w:ind w:left="2160" w:hanging="180"/>
-      </w:pPr>
-    </w:lvl>
-    <w:lvl w:ilvl="3" w:tplc="0407000F" w:tentative="1">
-      <w:start w:val="1"/>
-      <w:numFmt w:val="decimal"/>
-      <w:lvlText w:val="%4."/>
-      <w:lvlJc w:val="left"/>
-      <w:pPr>
-        <w:ind w:left="2880" w:hanging="360"/>
-      </w:pPr>
-    </w:lvl>
-    <w:lvl w:ilvl="4" w:tplc="04070019" w:tentative="1">
-      <w:start w:val="1"/>
-      <w:numFmt w:val="lowerLetter"/>
-      <w:lvlText w:val="%5."/>
-      <w:lvlJc w:val="left"/>
-      <w:pPr>
-        <w:ind w:left="3600" w:hanging="360"/>
-      </w:pPr>
-    </w:lvl>
-    <w:lvl w:ilvl="5" w:tplc="0407001B" w:tentative="1">
-      <w:start w:val="1"/>
-      <w:numFmt w:val="lowerRoman"/>
-      <w:lvlText w:val="%6."/>
-      <w:lvlJc w:val="right"/>
-      <w:pPr>
-        <w:ind w:left="4320" w:hanging="180"/>
-      </w:pPr>
-    </w:lvl>
-    <w:lvl w:ilvl="6" w:tplc="0407000F" w:tentative="1">
-      <w:start w:val="1"/>
-      <w:numFmt w:val="decimal"/>
-      <w:lvlText w:val="%7."/>
-      <w:lvlJc w:val="left"/>
-      <w:pPr>
-        <w:ind w:left="5040" w:hanging="360"/>
-      </w:pPr>
-    </w:lvl>
-    <w:lvl w:ilvl="7" w:tplc="04070019" w:tentative="1">
-      <w:start w:val="1"/>
-      <w:numFmt w:val="lowerLetter"/>
-      <w:lvlText w:val="%8."/>
-      <w:lvlJc w:val="left"/>
-      <w:pPr>
-        <w:ind w:left="5760" w:hanging="360"/>
-      </w:pPr>
-    </w:lvl>
-    <w:lvl w:ilvl="8" w:tplc="0407001B" w:tentative="1">
-      <w:start w:val="1"/>
-      <w:numFmt w:val="lowerRoman"/>
-      <w:lvlText w:val="%9."/>
-      <w:lvlJc w:val="right"/>
-      <w:pPr>
-        <w:ind w:left="6480" w:hanging="180"/>
-      </w:pPr>
-    </w:lvl>
-  </w:abstractNum>
-  <w:abstractNum w:abstractNumId="6" w15:restartNumberingAfterBreak="0">
-    <w:nsid w:val="01674904"/>
-    <w:multiLevelType w:val="hybridMultilevel"/>
-    <w:tmpl w:val="D1BA486A"/>
-    <w:lvl w:ilvl="0" w:tplc="59A0A030">
-      <w:start w:val="1"/>
-      <w:numFmt w:val="decimal"/>
-      <w:lvlText w:val="%1."/>
-      <w:lvlJc w:val="left"/>
-      <w:pPr>
-        <w:ind w:left="720" w:hanging="360"/>
-      </w:pPr>
-      <w:rPr>
-        <w:b/>
-      </w:rPr>
-    </w:lvl>
-    <w:lvl w:ilvl="1" w:tplc="04070019">
-      <w:start w:val="1"/>
-      <w:numFmt w:val="lowerLetter"/>
-      <w:lvlText w:val="%2."/>
-      <w:lvlJc w:val="left"/>
-      <w:pPr>
-        <w:ind w:left="1440" w:hanging="360"/>
-      </w:pPr>
-    </w:lvl>
-    <w:lvl w:ilvl="2" w:tplc="0407001B">
-      <w:start w:val="1"/>
-      <w:numFmt w:val="lowerRoman"/>
-      <w:lvlText w:val="%3."/>
-      <w:lvlJc w:val="right"/>
-      <w:pPr>
-        <w:ind w:left="2160" w:hanging="180"/>
-      </w:pPr>
-    </w:lvl>
-    <w:lvl w:ilvl="3" w:tplc="0407000F">
-      <w:start w:val="1"/>
-      <w:numFmt w:val="decimal"/>
-      <w:lvlText w:val="%4."/>
-      <w:lvlJc w:val="left"/>
-      <w:pPr>
-        <w:ind w:left="2880" w:hanging="360"/>
-      </w:pPr>
-    </w:lvl>
-    <w:lvl w:ilvl="4" w:tplc="04070019">
-      <w:start w:val="1"/>
-      <w:numFmt w:val="lowerLetter"/>
-      <w:lvlText w:val="%5."/>
-      <w:lvlJc w:val="left"/>
-      <w:pPr>
-        <w:ind w:left="3600" w:hanging="360"/>
-      </w:pPr>
-    </w:lvl>
-    <w:lvl w:ilvl="5" w:tplc="0407001B">
-      <w:start w:val="1"/>
-      <w:numFmt w:val="lowerRoman"/>
-      <w:lvlText w:val="%6."/>
-      <w:lvlJc w:val="right"/>
-      <w:pPr>
-        <w:ind w:left="4320" w:hanging="180"/>
-      </w:pPr>
-    </w:lvl>
-    <w:lvl w:ilvl="6" w:tplc="0407000F">
-      <w:start w:val="1"/>
-      <w:numFmt w:val="decimal"/>
-      <w:lvlText w:val="%7."/>
-      <w:lvlJc w:val="left"/>
-      <w:pPr>
-        <w:ind w:left="5040" w:hanging="360"/>
-      </w:pPr>
-    </w:lvl>
-    <w:lvl w:ilvl="7" w:tplc="04070019">
-      <w:start w:val="1"/>
-      <w:numFmt w:val="lowerLetter"/>
-      <w:lvlText w:val="%8."/>
-      <w:lvlJc w:val="left"/>
-      <w:pPr>
-        <w:ind w:left="5760" w:hanging="360"/>
-      </w:pPr>
-    </w:lvl>
-    <w:lvl w:ilvl="8" w:tplc="0407001B">
-      <w:start w:val="1"/>
-      <w:numFmt w:val="lowerRoman"/>
-      <w:lvlText w:val="%9."/>
-      <w:lvlJc w:val="right"/>
-      <w:pPr>
-        <w:ind w:left="6480" w:hanging="180"/>
-      </w:pPr>
-    </w:lvl>
-  </w:abstractNum>
-  <w:abstractNum w:abstractNumId="7" w15:restartNumberingAfterBreak="0">
     <w:nsid w:val="018F7B78"/>
     <w:multiLevelType w:val="hybridMultilevel"/>
     <w:tmpl w:val="6764E008"/>
@@ -4878,1164 +4300,7 @@
       </w:pPr>
     </w:lvl>
   </w:abstractNum>
-  <w:abstractNum w:abstractNumId="8" w15:restartNumberingAfterBreak="0">
-    <w:nsid w:val="01D725B5"/>
-    <w:multiLevelType w:val="hybridMultilevel"/>
-    <w:tmpl w:val="D020EBD6"/>
-    <w:lvl w:ilvl="0" w:tplc="EE9A2304">
-      <w:start w:val="1"/>
-      <w:numFmt w:val="upperRoman"/>
-      <w:lvlText w:val="%1."/>
-      <w:lvlJc w:val="left"/>
-      <w:pPr>
-        <w:ind w:left="720" w:hanging="720"/>
-      </w:pPr>
-      <w:rPr>
-        <w:rFonts w:hint="default"/>
-      </w:rPr>
-    </w:lvl>
-    <w:lvl w:ilvl="1" w:tplc="04070019" w:tentative="1">
-      <w:start w:val="1"/>
-      <w:numFmt w:val="lowerLetter"/>
-      <w:lvlText w:val="%2."/>
-      <w:lvlJc w:val="left"/>
-      <w:pPr>
-        <w:ind w:left="1440" w:hanging="360"/>
-      </w:pPr>
-    </w:lvl>
-    <w:lvl w:ilvl="2" w:tplc="0407001B" w:tentative="1">
-      <w:start w:val="1"/>
-      <w:numFmt w:val="lowerRoman"/>
-      <w:lvlText w:val="%3."/>
-      <w:lvlJc w:val="right"/>
-      <w:pPr>
-        <w:ind w:left="2160" w:hanging="180"/>
-      </w:pPr>
-    </w:lvl>
-    <w:lvl w:ilvl="3" w:tplc="0407000F" w:tentative="1">
-      <w:start w:val="1"/>
-      <w:numFmt w:val="decimal"/>
-      <w:lvlText w:val="%4."/>
-      <w:lvlJc w:val="left"/>
-      <w:pPr>
-        <w:ind w:left="2880" w:hanging="360"/>
-      </w:pPr>
-    </w:lvl>
-    <w:lvl w:ilvl="4" w:tplc="04070019" w:tentative="1">
-      <w:start w:val="1"/>
-      <w:numFmt w:val="lowerLetter"/>
-      <w:lvlText w:val="%5."/>
-      <w:lvlJc w:val="left"/>
-      <w:pPr>
-        <w:ind w:left="3600" w:hanging="360"/>
-      </w:pPr>
-    </w:lvl>
-    <w:lvl w:ilvl="5" w:tplc="0407001B" w:tentative="1">
-      <w:start w:val="1"/>
-      <w:numFmt w:val="lowerRoman"/>
-      <w:lvlText w:val="%6."/>
-      <w:lvlJc w:val="right"/>
-      <w:pPr>
-        <w:ind w:left="4320" w:hanging="180"/>
-      </w:pPr>
-    </w:lvl>
-    <w:lvl w:ilvl="6" w:tplc="0407000F" w:tentative="1">
-      <w:start w:val="1"/>
-      <w:numFmt w:val="decimal"/>
-      <w:lvlText w:val="%7."/>
-      <w:lvlJc w:val="left"/>
-      <w:pPr>
-        <w:ind w:left="5040" w:hanging="360"/>
-      </w:pPr>
-    </w:lvl>
-    <w:lvl w:ilvl="7" w:tplc="04070019" w:tentative="1">
-      <w:start w:val="1"/>
-      <w:numFmt w:val="lowerLetter"/>
-      <w:lvlText w:val="%8."/>
-      <w:lvlJc w:val="left"/>
-      <w:pPr>
-        <w:ind w:left="5760" w:hanging="360"/>
-      </w:pPr>
-    </w:lvl>
-    <w:lvl w:ilvl="8" w:tplc="0407001B" w:tentative="1">
-      <w:start w:val="1"/>
-      <w:numFmt w:val="lowerRoman"/>
-      <w:lvlText w:val="%9."/>
-      <w:lvlJc w:val="right"/>
-      <w:pPr>
-        <w:ind w:left="6480" w:hanging="180"/>
-      </w:pPr>
-    </w:lvl>
-  </w:abstractNum>
-  <w:abstractNum w:abstractNumId="9" w15:restartNumberingAfterBreak="0">
-    <w:nsid w:val="0207ED45"/>
-    <w:multiLevelType w:val="hybridMultilevel"/>
-    <w:tmpl w:val="5EAC4024"/>
-    <w:lvl w:ilvl="0" w:tplc="6B784108">
-      <w:start w:val="1"/>
-      <w:numFmt w:val="decimal"/>
-      <w:lvlText w:val="%1."/>
-      <w:lvlJc w:val="left"/>
-      <w:pPr>
-        <w:ind w:left="720" w:hanging="720"/>
-      </w:pPr>
-      <w:rPr>
-        <w:rFonts w:hint="default"/>
-      </w:rPr>
-    </w:lvl>
-    <w:lvl w:ilvl="1" w:tplc="04070019" w:tentative="1">
-      <w:start w:val="1"/>
-      <w:numFmt w:val="lowerLetter"/>
-      <w:lvlText w:val="%2."/>
-      <w:lvlJc w:val="left"/>
-      <w:pPr>
-        <w:ind w:left="1440" w:hanging="360"/>
-      </w:pPr>
-    </w:lvl>
-    <w:lvl w:ilvl="2" w:tplc="0407001B" w:tentative="1">
-      <w:start w:val="1"/>
-      <w:numFmt w:val="lowerRoman"/>
-      <w:lvlText w:val="%3."/>
-      <w:lvlJc w:val="right"/>
-      <w:pPr>
-        <w:ind w:left="2160" w:hanging="180"/>
-      </w:pPr>
-    </w:lvl>
-    <w:lvl w:ilvl="3" w:tplc="0407000F" w:tentative="1">
-      <w:start w:val="1"/>
-      <w:numFmt w:val="decimal"/>
-      <w:lvlText w:val="%4."/>
-      <w:lvlJc w:val="left"/>
-      <w:pPr>
-        <w:ind w:left="2880" w:hanging="360"/>
-      </w:pPr>
-    </w:lvl>
-    <w:lvl w:ilvl="4" w:tplc="04070019" w:tentative="1">
-      <w:start w:val="1"/>
-      <w:numFmt w:val="lowerLetter"/>
-      <w:lvlText w:val="%5."/>
-      <w:lvlJc w:val="left"/>
-      <w:pPr>
-        <w:ind w:left="3600" w:hanging="360"/>
-      </w:pPr>
-    </w:lvl>
-    <w:lvl w:ilvl="5" w:tplc="0407001B" w:tentative="1">
-      <w:start w:val="1"/>
-      <w:numFmt w:val="lowerRoman"/>
-      <w:lvlText w:val="%6."/>
-      <w:lvlJc w:val="right"/>
-      <w:pPr>
-        <w:ind w:left="4320" w:hanging="180"/>
-      </w:pPr>
-    </w:lvl>
-    <w:lvl w:ilvl="6" w:tplc="0407000F" w:tentative="1">
-      <w:start w:val="1"/>
-      <w:numFmt w:val="decimal"/>
-      <w:lvlText w:val="%7."/>
-      <w:lvlJc w:val="left"/>
-      <w:pPr>
-        <w:ind w:left="5040" w:hanging="360"/>
-      </w:pPr>
-    </w:lvl>
-    <w:lvl w:ilvl="7" w:tplc="04070019" w:tentative="1">
-      <w:start w:val="1"/>
-      <w:numFmt w:val="lowerLetter"/>
-      <w:lvlText w:val="%8."/>
-      <w:lvlJc w:val="left"/>
-      <w:pPr>
-        <w:ind w:left="5760" w:hanging="360"/>
-      </w:pPr>
-    </w:lvl>
-    <w:lvl w:ilvl="8" w:tplc="0407001B" w:tentative="1">
-      <w:start w:val="1"/>
-      <w:numFmt w:val="lowerRoman"/>
-      <w:lvlText w:val="%9."/>
-      <w:lvlJc w:val="right"/>
-      <w:pPr>
-        <w:ind w:left="6480" w:hanging="180"/>
-      </w:pPr>
-    </w:lvl>
-  </w:abstractNum>
-  <w:abstractNum w:abstractNumId="10" w15:restartNumberingAfterBreak="0">
-    <w:nsid w:val="02AA7C84"/>
-    <w:multiLevelType w:val="hybridMultilevel"/>
-    <w:tmpl w:val="17767B3A"/>
-    <w:lvl w:ilvl="0" w:tplc="B692A568">
-      <w:start w:val="1"/>
-      <w:numFmt w:val="upperRoman"/>
-      <w:lvlText w:val="%1."/>
-      <w:lvlJc w:val="left"/>
-      <w:pPr>
-        <w:ind w:left="720" w:hanging="720"/>
-      </w:pPr>
-      <w:rPr>
-        <w:rFonts w:hint="default"/>
-      </w:rPr>
-    </w:lvl>
-    <w:lvl w:ilvl="1" w:tplc="04070019" w:tentative="1">
-      <w:start w:val="1"/>
-      <w:numFmt w:val="lowerLetter"/>
-      <w:lvlText w:val="%2."/>
-      <w:lvlJc w:val="left"/>
-      <w:pPr>
-        <w:ind w:left="1440" w:hanging="360"/>
-      </w:pPr>
-    </w:lvl>
-    <w:lvl w:ilvl="2" w:tplc="0407001B" w:tentative="1">
-      <w:start w:val="1"/>
-      <w:numFmt w:val="lowerRoman"/>
-      <w:lvlText w:val="%3."/>
-      <w:lvlJc w:val="right"/>
-      <w:pPr>
-        <w:ind w:left="2160" w:hanging="180"/>
-      </w:pPr>
-    </w:lvl>
-    <w:lvl w:ilvl="3" w:tplc="0407000F" w:tentative="1">
-      <w:start w:val="1"/>
-      <w:numFmt w:val="decimal"/>
-      <w:lvlText w:val="%4."/>
-      <w:lvlJc w:val="left"/>
-      <w:pPr>
-        <w:ind w:left="2880" w:hanging="360"/>
-      </w:pPr>
-    </w:lvl>
-    <w:lvl w:ilvl="4" w:tplc="04070019" w:tentative="1">
-      <w:start w:val="1"/>
-      <w:numFmt w:val="lowerLetter"/>
-      <w:lvlText w:val="%5."/>
-      <w:lvlJc w:val="left"/>
-      <w:pPr>
-        <w:ind w:left="3600" w:hanging="360"/>
-      </w:pPr>
-    </w:lvl>
-    <w:lvl w:ilvl="5" w:tplc="0407001B" w:tentative="1">
-      <w:start w:val="1"/>
-      <w:numFmt w:val="lowerRoman"/>
-      <w:lvlText w:val="%6."/>
-      <w:lvlJc w:val="right"/>
-      <w:pPr>
-        <w:ind w:left="4320" w:hanging="180"/>
-      </w:pPr>
-    </w:lvl>
-    <w:lvl w:ilvl="6" w:tplc="0407000F" w:tentative="1">
-      <w:start w:val="1"/>
-      <w:numFmt w:val="decimal"/>
-      <w:lvlText w:val="%7."/>
-      <w:lvlJc w:val="left"/>
-      <w:pPr>
-        <w:ind w:left="5040" w:hanging="360"/>
-      </w:pPr>
-    </w:lvl>
-    <w:lvl w:ilvl="7" w:tplc="04070019" w:tentative="1">
-      <w:start w:val="1"/>
-      <w:numFmt w:val="lowerLetter"/>
-      <w:lvlText w:val="%8."/>
-      <w:lvlJc w:val="left"/>
-      <w:pPr>
-        <w:ind w:left="5760" w:hanging="360"/>
-      </w:pPr>
-    </w:lvl>
-    <w:lvl w:ilvl="8" w:tplc="0407001B" w:tentative="1">
-      <w:start w:val="1"/>
-      <w:numFmt w:val="lowerRoman"/>
-      <w:lvlText w:val="%9."/>
-      <w:lvlJc w:val="right"/>
-      <w:pPr>
-        <w:ind w:left="6480" w:hanging="180"/>
-      </w:pPr>
-    </w:lvl>
-  </w:abstractNum>
-  <w:abstractNum w:abstractNumId="11" w15:restartNumberingAfterBreak="0">
-    <w:nsid w:val="03261C48"/>
-    <w:multiLevelType w:val="hybridMultilevel"/>
-    <w:tmpl w:val="F6629386"/>
-    <w:lvl w:ilvl="0" w:tplc="D1B6E294">
-      <w:start w:val="1"/>
-      <w:numFmt w:val="upperRoman"/>
-      <w:lvlText w:val="%1."/>
-      <w:lvlJc w:val="left"/>
-      <w:pPr>
-        <w:ind w:left="720" w:hanging="720"/>
-      </w:pPr>
-      <w:rPr>
-        <w:rFonts w:hint="default"/>
-      </w:rPr>
-    </w:lvl>
-    <w:lvl w:ilvl="1" w:tplc="04070019" w:tentative="1">
-      <w:start w:val="1"/>
-      <w:numFmt w:val="lowerLetter"/>
-      <w:lvlText w:val="%2."/>
-      <w:lvlJc w:val="left"/>
-      <w:pPr>
-        <w:ind w:left="1440" w:hanging="360"/>
-      </w:pPr>
-    </w:lvl>
-    <w:lvl w:ilvl="2" w:tplc="0407001B" w:tentative="1">
-      <w:start w:val="1"/>
-      <w:numFmt w:val="lowerRoman"/>
-      <w:lvlText w:val="%3."/>
-      <w:lvlJc w:val="right"/>
-      <w:pPr>
-        <w:ind w:left="2160" w:hanging="180"/>
-      </w:pPr>
-    </w:lvl>
-    <w:lvl w:ilvl="3" w:tplc="0407000F" w:tentative="1">
-      <w:start w:val="1"/>
-      <w:numFmt w:val="decimal"/>
-      <w:lvlText w:val="%4."/>
-      <w:lvlJc w:val="left"/>
-      <w:pPr>
-        <w:ind w:left="2880" w:hanging="360"/>
-      </w:pPr>
-    </w:lvl>
-    <w:lvl w:ilvl="4" w:tplc="04070019" w:tentative="1">
-      <w:start w:val="1"/>
-      <w:numFmt w:val="lowerLetter"/>
-      <w:lvlText w:val="%5."/>
-      <w:lvlJc w:val="left"/>
-      <w:pPr>
-        <w:ind w:left="3600" w:hanging="360"/>
-      </w:pPr>
-    </w:lvl>
-    <w:lvl w:ilvl="5" w:tplc="0407001B" w:tentative="1">
-      <w:start w:val="1"/>
-      <w:numFmt w:val="lowerRoman"/>
-      <w:lvlText w:val="%6."/>
-      <w:lvlJc w:val="right"/>
-      <w:pPr>
-        <w:ind w:left="4320" w:hanging="180"/>
-      </w:pPr>
-    </w:lvl>
-    <w:lvl w:ilvl="6" w:tplc="0407000F" w:tentative="1">
-      <w:start w:val="1"/>
-      <w:numFmt w:val="decimal"/>
-      <w:lvlText w:val="%7."/>
-      <w:lvlJc w:val="left"/>
-      <w:pPr>
-        <w:ind w:left="5040" w:hanging="360"/>
-      </w:pPr>
-    </w:lvl>
-    <w:lvl w:ilvl="7" w:tplc="04070019" w:tentative="1">
-      <w:start w:val="1"/>
-      <w:numFmt w:val="lowerLetter"/>
-      <w:lvlText w:val="%8."/>
-      <w:lvlJc w:val="left"/>
-      <w:pPr>
-        <w:ind w:left="5760" w:hanging="360"/>
-      </w:pPr>
-    </w:lvl>
-    <w:lvl w:ilvl="8" w:tplc="0407001B" w:tentative="1">
-      <w:start w:val="1"/>
-      <w:numFmt w:val="lowerRoman"/>
-      <w:lvlText w:val="%9."/>
-      <w:lvlJc w:val="right"/>
-      <w:pPr>
-        <w:ind w:left="6480" w:hanging="180"/>
-      </w:pPr>
-    </w:lvl>
-  </w:abstractNum>
-  <w:abstractNum w:abstractNumId="12" w15:restartNumberingAfterBreak="0">
-    <w:nsid w:val="034C1EDF"/>
-    <w:multiLevelType w:val="hybridMultilevel"/>
-    <w:tmpl w:val="C248CB40"/>
-    <w:lvl w:ilvl="0" w:tplc="40544282">
-      <w:start w:val="1"/>
-      <w:numFmt w:val="lowerLetter"/>
-      <w:lvlText w:val="%1)"/>
-      <w:lvlJc w:val="left"/>
-      <w:pPr>
-        <w:ind w:left="720" w:hanging="720"/>
-      </w:pPr>
-      <w:rPr>
-        <w:rFonts w:hint="default"/>
-      </w:rPr>
-    </w:lvl>
-    <w:lvl w:ilvl="1" w:tplc="04070019" w:tentative="1">
-      <w:start w:val="1"/>
-      <w:numFmt w:val="lowerLetter"/>
-      <w:lvlText w:val="%2."/>
-      <w:lvlJc w:val="left"/>
-      <w:pPr>
-        <w:ind w:left="1440" w:hanging="360"/>
-      </w:pPr>
-    </w:lvl>
-    <w:lvl w:ilvl="2" w:tplc="0407001B" w:tentative="1">
-      <w:start w:val="1"/>
-      <w:numFmt w:val="lowerRoman"/>
-      <w:lvlText w:val="%3."/>
-      <w:lvlJc w:val="right"/>
-      <w:pPr>
-        <w:ind w:left="2160" w:hanging="180"/>
-      </w:pPr>
-    </w:lvl>
-    <w:lvl w:ilvl="3" w:tplc="0407000F" w:tentative="1">
-      <w:start w:val="1"/>
-      <w:numFmt w:val="decimal"/>
-      <w:lvlText w:val="%4."/>
-      <w:lvlJc w:val="left"/>
-      <w:pPr>
-        <w:ind w:left="2880" w:hanging="360"/>
-      </w:pPr>
-    </w:lvl>
-    <w:lvl w:ilvl="4" w:tplc="04070019" w:tentative="1">
-      <w:start w:val="1"/>
-      <w:numFmt w:val="lowerLetter"/>
-      <w:lvlText w:val="%5."/>
-      <w:lvlJc w:val="left"/>
-      <w:pPr>
-        <w:ind w:left="3600" w:hanging="360"/>
-      </w:pPr>
-    </w:lvl>
-    <w:lvl w:ilvl="5" w:tplc="0407001B" w:tentative="1">
-      <w:start w:val="1"/>
-      <w:numFmt w:val="lowerRoman"/>
-      <w:lvlText w:val="%6."/>
-      <w:lvlJc w:val="right"/>
-      <w:pPr>
-        <w:ind w:left="4320" w:hanging="180"/>
-      </w:pPr>
-    </w:lvl>
-    <w:lvl w:ilvl="6" w:tplc="0407000F" w:tentative="1">
-      <w:start w:val="1"/>
-      <w:numFmt w:val="decimal"/>
-      <w:lvlText w:val="%7."/>
-      <w:lvlJc w:val="left"/>
-      <w:pPr>
-        <w:ind w:left="5040" w:hanging="360"/>
-      </w:pPr>
-    </w:lvl>
-    <w:lvl w:ilvl="7" w:tplc="04070019" w:tentative="1">
-      <w:start w:val="1"/>
-      <w:numFmt w:val="lowerLetter"/>
-      <w:lvlText w:val="%8."/>
-      <w:lvlJc w:val="left"/>
-      <w:pPr>
-        <w:ind w:left="5760" w:hanging="360"/>
-      </w:pPr>
-    </w:lvl>
-    <w:lvl w:ilvl="8" w:tplc="0407001B" w:tentative="1">
-      <w:start w:val="1"/>
-      <w:numFmt w:val="lowerRoman"/>
-      <w:lvlText w:val="%9."/>
-      <w:lvlJc w:val="right"/>
-      <w:pPr>
-        <w:ind w:left="6480" w:hanging="180"/>
-      </w:pPr>
-    </w:lvl>
-  </w:abstractNum>
-  <w:abstractNum w:abstractNumId="13" w15:restartNumberingAfterBreak="0">
-    <w:nsid w:val="0362968E"/>
-    <w:multiLevelType w:val="hybridMultilevel"/>
-    <w:tmpl w:val="F8B26672"/>
-    <w:lvl w:ilvl="0" w:tplc="BB02CCD0">
-      <w:start w:val="1"/>
-      <w:numFmt w:val="decimal"/>
-      <w:lvlText w:val="%1."/>
-      <w:lvlJc w:val="left"/>
-      <w:pPr>
-        <w:ind w:left="720" w:hanging="720"/>
-      </w:pPr>
-      <w:rPr>
-        <w:rFonts w:hint="default"/>
-      </w:rPr>
-    </w:lvl>
-    <w:lvl w:ilvl="1" w:tplc="04070019" w:tentative="1">
-      <w:start w:val="1"/>
-      <w:numFmt w:val="lowerLetter"/>
-      <w:lvlText w:val="%2."/>
-      <w:lvlJc w:val="left"/>
-      <w:pPr>
-        <w:ind w:left="1440" w:hanging="360"/>
-      </w:pPr>
-    </w:lvl>
-    <w:lvl w:ilvl="2" w:tplc="0407001B" w:tentative="1">
-      <w:start w:val="1"/>
-      <w:numFmt w:val="lowerRoman"/>
-      <w:lvlText w:val="%3."/>
-      <w:lvlJc w:val="right"/>
-      <w:pPr>
-        <w:ind w:left="2160" w:hanging="180"/>
-      </w:pPr>
-    </w:lvl>
-    <w:lvl w:ilvl="3" w:tplc="0407000F" w:tentative="1">
-      <w:start w:val="1"/>
-      <w:numFmt w:val="decimal"/>
-      <w:lvlText w:val="%4."/>
-      <w:lvlJc w:val="left"/>
-      <w:pPr>
-        <w:ind w:left="2880" w:hanging="360"/>
-      </w:pPr>
-    </w:lvl>
-    <w:lvl w:ilvl="4" w:tplc="04070019" w:tentative="1">
-      <w:start w:val="1"/>
-      <w:numFmt w:val="lowerLetter"/>
-      <w:lvlText w:val="%5."/>
-      <w:lvlJc w:val="left"/>
-      <w:pPr>
-        <w:ind w:left="3600" w:hanging="360"/>
-      </w:pPr>
-    </w:lvl>
-    <w:lvl w:ilvl="5" w:tplc="0407001B" w:tentative="1">
-      <w:start w:val="1"/>
-      <w:numFmt w:val="lowerRoman"/>
-      <w:lvlText w:val="%6."/>
-      <w:lvlJc w:val="right"/>
-      <w:pPr>
-        <w:ind w:left="4320" w:hanging="180"/>
-      </w:pPr>
-    </w:lvl>
-    <w:lvl w:ilvl="6" w:tplc="0407000F" w:tentative="1">
-      <w:start w:val="1"/>
-      <w:numFmt w:val="decimal"/>
-      <w:lvlText w:val="%7."/>
-      <w:lvlJc w:val="left"/>
-      <w:pPr>
-        <w:ind w:left="5040" w:hanging="360"/>
-      </w:pPr>
-    </w:lvl>
-    <w:lvl w:ilvl="7" w:tplc="04070019" w:tentative="1">
-      <w:start w:val="1"/>
-      <w:numFmt w:val="lowerLetter"/>
-      <w:lvlText w:val="%8."/>
-      <w:lvlJc w:val="left"/>
-      <w:pPr>
-        <w:ind w:left="5760" w:hanging="360"/>
-      </w:pPr>
-    </w:lvl>
-    <w:lvl w:ilvl="8" w:tplc="0407001B" w:tentative="1">
-      <w:start w:val="1"/>
-      <w:numFmt w:val="lowerRoman"/>
-      <w:lvlText w:val="%9."/>
-      <w:lvlJc w:val="right"/>
-      <w:pPr>
-        <w:ind w:left="6480" w:hanging="180"/>
-      </w:pPr>
-    </w:lvl>
-  </w:abstractNum>
-  <w:abstractNum w:abstractNumId="14" w15:restartNumberingAfterBreak="0">
-    <w:nsid w:val="038BFEFC"/>
-    <w:multiLevelType w:val="hybridMultilevel"/>
-    <w:tmpl w:val="33BC3618"/>
-    <w:lvl w:ilvl="0" w:tplc="48DA402C">
-      <w:start w:val="1"/>
-      <w:numFmt w:val="upperLetter"/>
-      <w:lvlText w:val="%1."/>
-      <w:lvlJc w:val="left"/>
-      <w:pPr>
-        <w:ind w:left="720" w:hanging="720"/>
-      </w:pPr>
-      <w:rPr>
-        <w:rFonts w:hint="default"/>
-      </w:rPr>
-    </w:lvl>
-    <w:lvl w:ilvl="1" w:tplc="04070019" w:tentative="1">
-      <w:start w:val="1"/>
-      <w:numFmt w:val="lowerLetter"/>
-      <w:lvlText w:val="%2."/>
-      <w:lvlJc w:val="left"/>
-      <w:pPr>
-        <w:ind w:left="1440" w:hanging="360"/>
-      </w:pPr>
-    </w:lvl>
-    <w:lvl w:ilvl="2" w:tplc="0407001B" w:tentative="1">
-      <w:start w:val="1"/>
-      <w:numFmt w:val="lowerRoman"/>
-      <w:lvlText w:val="%3."/>
-      <w:lvlJc w:val="right"/>
-      <w:pPr>
-        <w:ind w:left="2160" w:hanging="180"/>
-      </w:pPr>
-    </w:lvl>
-    <w:lvl w:ilvl="3" w:tplc="0407000F" w:tentative="1">
-      <w:start w:val="1"/>
-      <w:numFmt w:val="decimal"/>
-      <w:lvlText w:val="%4."/>
-      <w:lvlJc w:val="left"/>
-      <w:pPr>
-        <w:ind w:left="2880" w:hanging="360"/>
-      </w:pPr>
-    </w:lvl>
-    <w:lvl w:ilvl="4" w:tplc="04070019" w:tentative="1">
-      <w:start w:val="1"/>
-      <w:numFmt w:val="lowerLetter"/>
-      <w:lvlText w:val="%5."/>
-      <w:lvlJc w:val="left"/>
-      <w:pPr>
-        <w:ind w:left="3600" w:hanging="360"/>
-      </w:pPr>
-    </w:lvl>
-    <w:lvl w:ilvl="5" w:tplc="0407001B" w:tentative="1">
-      <w:start w:val="1"/>
-      <w:numFmt w:val="lowerRoman"/>
-      <w:lvlText w:val="%6."/>
-      <w:lvlJc w:val="right"/>
-      <w:pPr>
-        <w:ind w:left="4320" w:hanging="180"/>
-      </w:pPr>
-    </w:lvl>
-    <w:lvl w:ilvl="6" w:tplc="0407000F" w:tentative="1">
-      <w:start w:val="1"/>
-      <w:numFmt w:val="decimal"/>
-      <w:lvlText w:val="%7."/>
-      <w:lvlJc w:val="left"/>
-      <w:pPr>
-        <w:ind w:left="5040" w:hanging="360"/>
-      </w:pPr>
-    </w:lvl>
-    <w:lvl w:ilvl="7" w:tplc="04070019" w:tentative="1">
-      <w:start w:val="1"/>
-      <w:numFmt w:val="lowerLetter"/>
-      <w:lvlText w:val="%8."/>
-      <w:lvlJc w:val="left"/>
-      <w:pPr>
-        <w:ind w:left="5760" w:hanging="360"/>
-      </w:pPr>
-    </w:lvl>
-    <w:lvl w:ilvl="8" w:tplc="0407001B" w:tentative="1">
-      <w:start w:val="1"/>
-      <w:numFmt w:val="lowerRoman"/>
-      <w:lvlText w:val="%9."/>
-      <w:lvlJc w:val="right"/>
-      <w:pPr>
-        <w:ind w:left="6480" w:hanging="180"/>
-      </w:pPr>
-    </w:lvl>
-  </w:abstractNum>
-  <w:abstractNum w:abstractNumId="15" w15:restartNumberingAfterBreak="0">
-    <w:nsid w:val="03D59FDB"/>
-    <w:multiLevelType w:val="hybridMultilevel"/>
-    <w:tmpl w:val="1C121F84"/>
-    <w:lvl w:ilvl="0" w:tplc="1F44DED4">
-      <w:start w:val="1"/>
-      <w:numFmt w:val="upperRoman"/>
-      <w:lvlText w:val="%1."/>
-      <w:lvlJc w:val="left"/>
-      <w:pPr>
-        <w:ind w:left="720" w:hanging="720"/>
-      </w:pPr>
-      <w:rPr>
-        <w:rFonts w:hint="default"/>
-      </w:rPr>
-    </w:lvl>
-    <w:lvl w:ilvl="1" w:tplc="04070019" w:tentative="1">
-      <w:start w:val="1"/>
-      <w:numFmt w:val="lowerLetter"/>
-      <w:lvlText w:val="%2."/>
-      <w:lvlJc w:val="left"/>
-      <w:pPr>
-        <w:ind w:left="1440" w:hanging="360"/>
-      </w:pPr>
-    </w:lvl>
-    <w:lvl w:ilvl="2" w:tplc="0407001B" w:tentative="1">
-      <w:start w:val="1"/>
-      <w:numFmt w:val="lowerRoman"/>
-      <w:lvlText w:val="%3."/>
-      <w:lvlJc w:val="right"/>
-      <w:pPr>
-        <w:ind w:left="2160" w:hanging="180"/>
-      </w:pPr>
-    </w:lvl>
-    <w:lvl w:ilvl="3" w:tplc="0407000F" w:tentative="1">
-      <w:start w:val="1"/>
-      <w:numFmt w:val="decimal"/>
-      <w:lvlText w:val="%4."/>
-      <w:lvlJc w:val="left"/>
-      <w:pPr>
-        <w:ind w:left="2880" w:hanging="360"/>
-      </w:pPr>
-    </w:lvl>
-    <w:lvl w:ilvl="4" w:tplc="04070019" w:tentative="1">
-      <w:start w:val="1"/>
-      <w:numFmt w:val="lowerLetter"/>
-      <w:lvlText w:val="%5."/>
-      <w:lvlJc w:val="left"/>
-      <w:pPr>
-        <w:ind w:left="3600" w:hanging="360"/>
-      </w:pPr>
-    </w:lvl>
-    <w:lvl w:ilvl="5" w:tplc="0407001B" w:tentative="1">
-      <w:start w:val="1"/>
-      <w:numFmt w:val="lowerRoman"/>
-      <w:lvlText w:val="%6."/>
-      <w:lvlJc w:val="right"/>
-      <w:pPr>
-        <w:ind w:left="4320" w:hanging="180"/>
-      </w:pPr>
-    </w:lvl>
-    <w:lvl w:ilvl="6" w:tplc="0407000F" w:tentative="1">
-      <w:start w:val="1"/>
-      <w:numFmt w:val="decimal"/>
-      <w:lvlText w:val="%7."/>
-      <w:lvlJc w:val="left"/>
-      <w:pPr>
-        <w:ind w:left="5040" w:hanging="360"/>
-      </w:pPr>
-    </w:lvl>
-    <w:lvl w:ilvl="7" w:tplc="04070019" w:tentative="1">
-      <w:start w:val="1"/>
-      <w:numFmt w:val="lowerLetter"/>
-      <w:lvlText w:val="%8."/>
-      <w:lvlJc w:val="left"/>
-      <w:pPr>
-        <w:ind w:left="5760" w:hanging="360"/>
-      </w:pPr>
-    </w:lvl>
-    <w:lvl w:ilvl="8" w:tplc="0407001B" w:tentative="1">
-      <w:start w:val="1"/>
-      <w:numFmt w:val="lowerRoman"/>
-      <w:lvlText w:val="%9."/>
-      <w:lvlJc w:val="right"/>
-      <w:pPr>
-        <w:ind w:left="6480" w:hanging="180"/>
-      </w:pPr>
-    </w:lvl>
-  </w:abstractNum>
-  <w:abstractNum w:abstractNumId="16" w15:restartNumberingAfterBreak="0">
-    <w:nsid w:val="03F7DED6"/>
-    <w:multiLevelType w:val="hybridMultilevel"/>
-    <w:tmpl w:val="C59C9AFE"/>
-    <w:lvl w:ilvl="0" w:tplc="E590594A">
-      <w:start w:val="1"/>
-      <w:numFmt w:val="lowerLetter"/>
-      <w:lvlText w:val="%1)"/>
-      <w:lvlJc w:val="left"/>
-      <w:pPr>
-        <w:ind w:left="720" w:hanging="720"/>
-      </w:pPr>
-      <w:rPr>
-        <w:rFonts w:hint="default"/>
-      </w:rPr>
-    </w:lvl>
-    <w:lvl w:ilvl="1" w:tplc="04070019" w:tentative="1">
-      <w:start w:val="1"/>
-      <w:numFmt w:val="lowerLetter"/>
-      <w:lvlText w:val="%2."/>
-      <w:lvlJc w:val="left"/>
-      <w:pPr>
-        <w:ind w:left="1440" w:hanging="360"/>
-      </w:pPr>
-    </w:lvl>
-    <w:lvl w:ilvl="2" w:tplc="0407001B" w:tentative="1">
-      <w:start w:val="1"/>
-      <w:numFmt w:val="lowerRoman"/>
-      <w:lvlText w:val="%3."/>
-      <w:lvlJc w:val="right"/>
-      <w:pPr>
-        <w:ind w:left="2160" w:hanging="180"/>
-      </w:pPr>
-    </w:lvl>
-    <w:lvl w:ilvl="3" w:tplc="0407000F" w:tentative="1">
-      <w:start w:val="1"/>
-      <w:numFmt w:val="decimal"/>
-      <w:lvlText w:val="%4."/>
-      <w:lvlJc w:val="left"/>
-      <w:pPr>
-        <w:ind w:left="2880" w:hanging="360"/>
-      </w:pPr>
-    </w:lvl>
-    <w:lvl w:ilvl="4" w:tplc="04070019" w:tentative="1">
-      <w:start w:val="1"/>
-      <w:numFmt w:val="lowerLetter"/>
-      <w:lvlText w:val="%5."/>
-      <w:lvlJc w:val="left"/>
-      <w:pPr>
-        <w:ind w:left="3600" w:hanging="360"/>
-      </w:pPr>
-    </w:lvl>
-    <w:lvl w:ilvl="5" w:tplc="0407001B" w:tentative="1">
-      <w:start w:val="1"/>
-      <w:numFmt w:val="lowerRoman"/>
-      <w:lvlText w:val="%6."/>
-      <w:lvlJc w:val="right"/>
-      <w:pPr>
-        <w:ind w:left="4320" w:hanging="180"/>
-      </w:pPr>
-    </w:lvl>
-    <w:lvl w:ilvl="6" w:tplc="0407000F" w:tentative="1">
-      <w:start w:val="1"/>
-      <w:numFmt w:val="decimal"/>
-      <w:lvlText w:val="%7."/>
-      <w:lvlJc w:val="left"/>
-      <w:pPr>
-        <w:ind w:left="5040" w:hanging="360"/>
-      </w:pPr>
-    </w:lvl>
-    <w:lvl w:ilvl="7" w:tplc="04070019" w:tentative="1">
-      <w:start w:val="1"/>
-      <w:numFmt w:val="lowerLetter"/>
-      <w:lvlText w:val="%8."/>
-      <w:lvlJc w:val="left"/>
-      <w:pPr>
-        <w:ind w:left="5760" w:hanging="360"/>
-      </w:pPr>
-    </w:lvl>
-    <w:lvl w:ilvl="8" w:tplc="0407001B" w:tentative="1">
-      <w:start w:val="1"/>
-      <w:numFmt w:val="lowerRoman"/>
-      <w:lvlText w:val="%9."/>
-      <w:lvlJc w:val="right"/>
-      <w:pPr>
-        <w:ind w:left="6480" w:hanging="180"/>
-      </w:pPr>
-    </w:lvl>
-  </w:abstractNum>
-  <w:abstractNum w:abstractNumId="17" w15:restartNumberingAfterBreak="0">
-    <w:nsid w:val="04C3B9B2"/>
-    <w:multiLevelType w:val="hybridMultilevel"/>
-    <w:tmpl w:val="06DA59A6"/>
-    <w:lvl w:ilvl="0" w:tplc="1AB61806">
-      <w:start w:val="1"/>
-      <w:numFmt w:val="decimal"/>
-      <w:lvlText w:val="%1."/>
-      <w:lvlJc w:val="left"/>
-      <w:pPr>
-        <w:ind w:left="720" w:hanging="720"/>
-      </w:pPr>
-      <w:rPr>
-        <w:rFonts w:hint="default"/>
-      </w:rPr>
-    </w:lvl>
-    <w:lvl w:ilvl="1" w:tplc="04070019" w:tentative="1">
-      <w:start w:val="1"/>
-      <w:numFmt w:val="lowerLetter"/>
-      <w:lvlText w:val="%2."/>
-      <w:lvlJc w:val="left"/>
-      <w:pPr>
-        <w:ind w:left="1440" w:hanging="360"/>
-      </w:pPr>
-    </w:lvl>
-    <w:lvl w:ilvl="2" w:tplc="0407001B" w:tentative="1">
-      <w:start w:val="1"/>
-      <w:numFmt w:val="lowerRoman"/>
-      <w:lvlText w:val="%3."/>
-      <w:lvlJc w:val="right"/>
-      <w:pPr>
-        <w:ind w:left="2160" w:hanging="180"/>
-      </w:pPr>
-    </w:lvl>
-    <w:lvl w:ilvl="3" w:tplc="0407000F" w:tentative="1">
-      <w:start w:val="1"/>
-      <w:numFmt w:val="decimal"/>
-      <w:lvlText w:val="%4."/>
-      <w:lvlJc w:val="left"/>
-      <w:pPr>
-        <w:ind w:left="2880" w:hanging="360"/>
-      </w:pPr>
-    </w:lvl>
-    <w:lvl w:ilvl="4" w:tplc="04070019" w:tentative="1">
-      <w:start w:val="1"/>
-      <w:numFmt w:val="lowerLetter"/>
-      <w:lvlText w:val="%5."/>
-      <w:lvlJc w:val="left"/>
-      <w:pPr>
-        <w:ind w:left="3600" w:hanging="360"/>
-      </w:pPr>
-    </w:lvl>
-    <w:lvl w:ilvl="5" w:tplc="0407001B" w:tentative="1">
-      <w:start w:val="1"/>
-      <w:numFmt w:val="lowerRoman"/>
-      <w:lvlText w:val="%6."/>
-      <w:lvlJc w:val="right"/>
-      <w:pPr>
-        <w:ind w:left="4320" w:hanging="180"/>
-      </w:pPr>
-    </w:lvl>
-    <w:lvl w:ilvl="6" w:tplc="0407000F" w:tentative="1">
-      <w:start w:val="1"/>
-      <w:numFmt w:val="decimal"/>
-      <w:lvlText w:val="%7."/>
-      <w:lvlJc w:val="left"/>
-      <w:pPr>
-        <w:ind w:left="5040" w:hanging="360"/>
-      </w:pPr>
-    </w:lvl>
-    <w:lvl w:ilvl="7" w:tplc="04070019" w:tentative="1">
-      <w:start w:val="1"/>
-      <w:numFmt w:val="lowerLetter"/>
-      <w:lvlText w:val="%8."/>
-      <w:lvlJc w:val="left"/>
-      <w:pPr>
-        <w:ind w:left="5760" w:hanging="360"/>
-      </w:pPr>
-    </w:lvl>
-    <w:lvl w:ilvl="8" w:tplc="0407001B" w:tentative="1">
-      <w:start w:val="1"/>
-      <w:numFmt w:val="lowerRoman"/>
-      <w:lvlText w:val="%9."/>
-      <w:lvlJc w:val="right"/>
-      <w:pPr>
-        <w:ind w:left="6480" w:hanging="180"/>
-      </w:pPr>
-    </w:lvl>
-  </w:abstractNum>
-  <w:abstractNum w:abstractNumId="18" w15:restartNumberingAfterBreak="0">
-    <w:nsid w:val="05A04EC0"/>
-    <w:multiLevelType w:val="hybridMultilevel"/>
-    <w:tmpl w:val="54A222F2"/>
-    <w:lvl w:ilvl="0" w:tplc="10A02C6A">
-      <w:start w:val="1"/>
-      <w:numFmt w:val="upperRoman"/>
-      <w:lvlText w:val="%1."/>
-      <w:lvlJc w:val="left"/>
-      <w:pPr>
-        <w:ind w:left="720" w:hanging="720"/>
-      </w:pPr>
-      <w:rPr>
-        <w:rFonts w:hint="default"/>
-      </w:rPr>
-    </w:lvl>
-    <w:lvl w:ilvl="1" w:tplc="04070019" w:tentative="1">
-      <w:start w:val="1"/>
-      <w:numFmt w:val="lowerLetter"/>
-      <w:lvlText w:val="%2."/>
-      <w:lvlJc w:val="left"/>
-      <w:pPr>
-        <w:ind w:left="1440" w:hanging="360"/>
-      </w:pPr>
-    </w:lvl>
-    <w:lvl w:ilvl="2" w:tplc="0407001B" w:tentative="1">
-      <w:start w:val="1"/>
-      <w:numFmt w:val="lowerRoman"/>
-      <w:lvlText w:val="%3."/>
-      <w:lvlJc w:val="right"/>
-      <w:pPr>
-        <w:ind w:left="2160" w:hanging="180"/>
-      </w:pPr>
-    </w:lvl>
-    <w:lvl w:ilvl="3" w:tplc="0407000F" w:tentative="1">
-      <w:start w:val="1"/>
-      <w:numFmt w:val="decimal"/>
-      <w:lvlText w:val="%4."/>
-      <w:lvlJc w:val="left"/>
-      <w:pPr>
-        <w:ind w:left="2880" w:hanging="360"/>
-      </w:pPr>
-    </w:lvl>
-    <w:lvl w:ilvl="4" w:tplc="04070019" w:tentative="1">
-      <w:start w:val="1"/>
-      <w:numFmt w:val="lowerLetter"/>
-      <w:lvlText w:val="%5."/>
-      <w:lvlJc w:val="left"/>
-      <w:pPr>
-        <w:ind w:left="3600" w:hanging="360"/>
-      </w:pPr>
-    </w:lvl>
-    <w:lvl w:ilvl="5" w:tplc="0407001B" w:tentative="1">
-      <w:start w:val="1"/>
-      <w:numFmt w:val="lowerRoman"/>
-      <w:lvlText w:val="%6."/>
-      <w:lvlJc w:val="right"/>
-      <w:pPr>
-        <w:ind w:left="4320" w:hanging="180"/>
-      </w:pPr>
-    </w:lvl>
-    <w:lvl w:ilvl="6" w:tplc="0407000F" w:tentative="1">
-      <w:start w:val="1"/>
-      <w:numFmt w:val="decimal"/>
-      <w:lvlText w:val="%7."/>
-      <w:lvlJc w:val="left"/>
-      <w:pPr>
-        <w:ind w:left="5040" w:hanging="360"/>
-      </w:pPr>
-    </w:lvl>
-    <w:lvl w:ilvl="7" w:tplc="04070019" w:tentative="1">
-      <w:start w:val="1"/>
-      <w:numFmt w:val="lowerLetter"/>
-      <w:lvlText w:val="%8."/>
-      <w:lvlJc w:val="left"/>
-      <w:pPr>
-        <w:ind w:left="5760" w:hanging="360"/>
-      </w:pPr>
-    </w:lvl>
-    <w:lvl w:ilvl="8" w:tplc="0407001B" w:tentative="1">
-      <w:start w:val="1"/>
-      <w:numFmt w:val="lowerRoman"/>
-      <w:lvlText w:val="%9."/>
-      <w:lvlJc w:val="right"/>
-      <w:pPr>
-        <w:ind w:left="6480" w:hanging="180"/>
-      </w:pPr>
-    </w:lvl>
-  </w:abstractNum>
-  <w:abstractNum w:abstractNumId="19" w15:restartNumberingAfterBreak="0">
-    <w:nsid w:val="05A43E5E"/>
-    <w:multiLevelType w:val="hybridMultilevel"/>
-    <w:tmpl w:val="0EF665D8"/>
-    <w:lvl w:ilvl="0" w:tplc="566CBFE4">
-      <w:start w:val="1"/>
-      <w:numFmt w:val="decimal"/>
-      <w:lvlText w:val="%1."/>
-      <w:lvlJc w:val="left"/>
-      <w:pPr>
-        <w:ind w:left="720" w:hanging="720"/>
-      </w:pPr>
-      <w:rPr>
-        <w:rFonts w:hint="default"/>
-      </w:rPr>
-    </w:lvl>
-    <w:lvl w:ilvl="1" w:tplc="04070019" w:tentative="1">
-      <w:start w:val="1"/>
-      <w:numFmt w:val="lowerLetter"/>
-      <w:lvlText w:val="%2."/>
-      <w:lvlJc w:val="left"/>
-      <w:pPr>
-        <w:ind w:left="1440" w:hanging="360"/>
-      </w:pPr>
-    </w:lvl>
-    <w:lvl w:ilvl="2" w:tplc="0407001B" w:tentative="1">
-      <w:start w:val="1"/>
-      <w:numFmt w:val="lowerRoman"/>
-      <w:lvlText w:val="%3."/>
-      <w:lvlJc w:val="right"/>
-      <w:pPr>
-        <w:ind w:left="2160" w:hanging="180"/>
-      </w:pPr>
-    </w:lvl>
-    <w:lvl w:ilvl="3" w:tplc="0407000F" w:tentative="1">
-      <w:start w:val="1"/>
-      <w:numFmt w:val="decimal"/>
-      <w:lvlText w:val="%4."/>
-      <w:lvlJc w:val="left"/>
-      <w:pPr>
-        <w:ind w:left="2880" w:hanging="360"/>
-      </w:pPr>
-    </w:lvl>
-    <w:lvl w:ilvl="4" w:tplc="04070019" w:tentative="1">
-      <w:start w:val="1"/>
-      <w:numFmt w:val="lowerLetter"/>
-      <w:lvlText w:val="%5."/>
-      <w:lvlJc w:val="left"/>
-      <w:pPr>
-        <w:ind w:left="3600" w:hanging="360"/>
-      </w:pPr>
-    </w:lvl>
-    <w:lvl w:ilvl="5" w:tplc="0407001B" w:tentative="1">
-      <w:start w:val="1"/>
-      <w:numFmt w:val="lowerRoman"/>
-      <w:lvlText w:val="%6."/>
-      <w:lvlJc w:val="right"/>
-      <w:pPr>
-        <w:ind w:left="4320" w:hanging="180"/>
-      </w:pPr>
-    </w:lvl>
-    <w:lvl w:ilvl="6" w:tplc="0407000F" w:tentative="1">
-      <w:start w:val="1"/>
-      <w:numFmt w:val="decimal"/>
-      <w:lvlText w:val="%7."/>
-      <w:lvlJc w:val="left"/>
-      <w:pPr>
-        <w:ind w:left="5040" w:hanging="360"/>
-      </w:pPr>
-    </w:lvl>
-    <w:lvl w:ilvl="7" w:tplc="04070019" w:tentative="1">
-      <w:start w:val="1"/>
-      <w:numFmt w:val="lowerLetter"/>
-      <w:lvlText w:val="%8."/>
-      <w:lvlJc w:val="left"/>
-      <w:pPr>
-        <w:ind w:left="5760" w:hanging="360"/>
-      </w:pPr>
-    </w:lvl>
-    <w:lvl w:ilvl="8" w:tplc="0407001B" w:tentative="1">
-      <w:start w:val="1"/>
-      <w:numFmt w:val="lowerRoman"/>
-      <w:lvlText w:val="%9."/>
-      <w:lvlJc w:val="right"/>
-      <w:pPr>
-        <w:ind w:left="6480" w:hanging="180"/>
-      </w:pPr>
-    </w:lvl>
-  </w:abstractNum>
-  <w:abstractNum w:abstractNumId="20" w15:restartNumberingAfterBreak="0">
-    <w:nsid w:val="05CB3300"/>
-    <w:multiLevelType w:val="hybridMultilevel"/>
-    <w:tmpl w:val="A31869EA"/>
-    <w:lvl w:ilvl="0" w:tplc="D53A9DF8">
-      <w:start w:val="1"/>
-      <w:numFmt w:val="decimal"/>
-      <w:lvlText w:val="%1."/>
-      <w:lvlJc w:val="left"/>
-      <w:pPr>
-        <w:ind w:left="720" w:hanging="720"/>
-      </w:pPr>
-      <w:rPr>
-        <w:rFonts w:hint="default"/>
-      </w:rPr>
-    </w:lvl>
-    <w:lvl w:ilvl="1" w:tplc="04070019" w:tentative="1">
-      <w:start w:val="1"/>
-      <w:numFmt w:val="lowerLetter"/>
-      <w:lvlText w:val="%2."/>
-      <w:lvlJc w:val="left"/>
-      <w:pPr>
-        <w:ind w:left="1440" w:hanging="360"/>
-      </w:pPr>
-    </w:lvl>
-    <w:lvl w:ilvl="2" w:tplc="0407001B" w:tentative="1">
-      <w:start w:val="1"/>
-      <w:numFmt w:val="lowerRoman"/>
-      <w:lvlText w:val="%3."/>
-      <w:lvlJc w:val="right"/>
-      <w:pPr>
-        <w:ind w:left="2160" w:hanging="180"/>
-      </w:pPr>
-    </w:lvl>
-    <w:lvl w:ilvl="3" w:tplc="0407000F" w:tentative="1">
-      <w:start w:val="1"/>
-      <w:numFmt w:val="decimal"/>
-      <w:lvlText w:val="%4."/>
-      <w:lvlJc w:val="left"/>
-      <w:pPr>
-        <w:ind w:left="2880" w:hanging="360"/>
-      </w:pPr>
-    </w:lvl>
-    <w:lvl w:ilvl="4" w:tplc="04070019" w:tentative="1">
-      <w:start w:val="1"/>
-      <w:numFmt w:val="lowerLetter"/>
-      <w:lvlText w:val="%5."/>
-      <w:lvlJc w:val="left"/>
-      <w:pPr>
-        <w:ind w:left="3600" w:hanging="360"/>
-      </w:pPr>
-    </w:lvl>
-    <w:lvl w:ilvl="5" w:tplc="0407001B" w:tentative="1">
-      <w:start w:val="1"/>
-      <w:numFmt w:val="lowerRoman"/>
-      <w:lvlText w:val="%6."/>
-      <w:lvlJc w:val="right"/>
-      <w:pPr>
-        <w:ind w:left="4320" w:hanging="180"/>
-      </w:pPr>
-    </w:lvl>
-    <w:lvl w:ilvl="6" w:tplc="0407000F" w:tentative="1">
-      <w:start w:val="1"/>
-      <w:numFmt w:val="decimal"/>
-      <w:lvlText w:val="%7."/>
-      <w:lvlJc w:val="left"/>
-      <w:pPr>
-        <w:ind w:left="5040" w:hanging="360"/>
-      </w:pPr>
-    </w:lvl>
-    <w:lvl w:ilvl="7" w:tplc="04070019" w:tentative="1">
-      <w:start w:val="1"/>
-      <w:numFmt w:val="lowerLetter"/>
-      <w:lvlText w:val="%8."/>
-      <w:lvlJc w:val="left"/>
-      <w:pPr>
-        <w:ind w:left="5760" w:hanging="360"/>
-      </w:pPr>
-    </w:lvl>
-    <w:lvl w:ilvl="8" w:tplc="0407001B" w:tentative="1">
-      <w:start w:val="1"/>
-      <w:numFmt w:val="lowerRoman"/>
-      <w:lvlText w:val="%9."/>
-      <w:lvlJc w:val="right"/>
-      <w:pPr>
-        <w:ind w:left="6480" w:hanging="180"/>
-      </w:pPr>
-    </w:lvl>
-  </w:abstractNum>
-  <w:abstractNum w:abstractNumId="21" w15:restartNumberingAfterBreak="0">
+  <w:abstractNum w:abstractNumId="1" w15:restartNumberingAfterBreak="0">
     <w:nsid w:val="07EC1AB4"/>
     <w:multiLevelType w:val="hybridMultilevel"/>
     <w:tmpl w:val="7AD6FB48"/>
@@ -6124,7 +4389,7 @@
       </w:pPr>
     </w:lvl>
   </w:abstractNum>
-  <w:abstractNum w:abstractNumId="22" w15:restartNumberingAfterBreak="0">
+  <w:abstractNum w:abstractNumId="2" w15:restartNumberingAfterBreak="0">
     <w:nsid w:val="08B00582"/>
     <w:multiLevelType w:val="hybridMultilevel"/>
     <w:tmpl w:val="EE5CD394"/>
@@ -6213,7 +4478,7 @@
       </w:pPr>
     </w:lvl>
   </w:abstractNum>
-  <w:abstractNum w:abstractNumId="23" w15:restartNumberingAfterBreak="0">
+  <w:abstractNum w:abstractNumId="3" w15:restartNumberingAfterBreak="0">
     <w:nsid w:val="09314F3A"/>
     <w:multiLevelType w:val="hybridMultilevel"/>
     <w:tmpl w:val="B10A47CC"/>
@@ -6302,7 +4567,7 @@
       </w:pPr>
     </w:lvl>
   </w:abstractNum>
-  <w:abstractNum w:abstractNumId="24" w15:restartNumberingAfterBreak="0">
+  <w:abstractNum w:abstractNumId="4" w15:restartNumberingAfterBreak="0">
     <w:nsid w:val="0B991A7F"/>
     <w:multiLevelType w:val="hybridMultilevel"/>
     <w:tmpl w:val="58AE7830"/>
@@ -6415,7 +4680,7 @@
       </w:rPr>
     </w:lvl>
   </w:abstractNum>
-  <w:abstractNum w:abstractNumId="25" w15:restartNumberingAfterBreak="0">
+  <w:abstractNum w:abstractNumId="5" w15:restartNumberingAfterBreak="0">
     <w:nsid w:val="10F7753D"/>
     <w:multiLevelType w:val="hybridMultilevel"/>
     <w:tmpl w:val="C79070E0"/>
@@ -6528,7 +4793,7 @@
       </w:rPr>
     </w:lvl>
   </w:abstractNum>
-  <w:abstractNum w:abstractNumId="26" w15:restartNumberingAfterBreak="0">
+  <w:abstractNum w:abstractNumId="6" w15:restartNumberingAfterBreak="0">
     <w:nsid w:val="219A38E1"/>
     <w:multiLevelType w:val="multilevel"/>
     <w:tmpl w:val="7BFC154C"/>
@@ -6615,7 +4880,7 @@
       </w:pPr>
     </w:lvl>
   </w:abstractNum>
-  <w:abstractNum w:abstractNumId="27" w15:restartNumberingAfterBreak="0">
+  <w:abstractNum w:abstractNumId="7" w15:restartNumberingAfterBreak="0">
     <w:nsid w:val="225C6275"/>
     <w:multiLevelType w:val="multilevel"/>
     <w:tmpl w:val="B6EE69D4"/>
@@ -6764,7 +5029,7 @@
       </w:rPr>
     </w:lvl>
   </w:abstractNum>
-  <w:abstractNum w:abstractNumId="28" w15:restartNumberingAfterBreak="0">
+  <w:abstractNum w:abstractNumId="8" w15:restartNumberingAfterBreak="0">
     <w:nsid w:val="232D338B"/>
     <w:multiLevelType w:val="multilevel"/>
     <w:tmpl w:val="F5346F8C"/>
@@ -6877,7 +5142,7 @@
       </w:rPr>
     </w:lvl>
   </w:abstractNum>
-  <w:abstractNum w:abstractNumId="29" w15:restartNumberingAfterBreak="0">
+  <w:abstractNum w:abstractNumId="9" w15:restartNumberingAfterBreak="0">
     <w:nsid w:val="26553349"/>
     <w:multiLevelType w:val="hybridMultilevel"/>
     <w:tmpl w:val="3E1E6F1C"/>
@@ -6990,7 +5255,7 @@
       </w:rPr>
     </w:lvl>
   </w:abstractNum>
-  <w:abstractNum w:abstractNumId="30" w15:restartNumberingAfterBreak="0">
+  <w:abstractNum w:abstractNumId="10" w15:restartNumberingAfterBreak="0">
     <w:nsid w:val="284F1E6B"/>
     <w:multiLevelType w:val="hybridMultilevel"/>
     <w:tmpl w:val="6A2454EA"/>
@@ -7079,7 +5344,7 @@
       </w:pPr>
     </w:lvl>
   </w:abstractNum>
-  <w:abstractNum w:abstractNumId="31" w15:restartNumberingAfterBreak="0">
+  <w:abstractNum w:abstractNumId="11" w15:restartNumberingAfterBreak="0">
     <w:nsid w:val="2D444DAD"/>
     <w:multiLevelType w:val="hybridMultilevel"/>
     <w:tmpl w:val="40963E7C"/>
@@ -7168,7 +5433,7 @@
       </w:pPr>
     </w:lvl>
   </w:abstractNum>
-  <w:abstractNum w:abstractNumId="32" w15:restartNumberingAfterBreak="0">
+  <w:abstractNum w:abstractNumId="12" w15:restartNumberingAfterBreak="0">
     <w:nsid w:val="34BE0CF2"/>
     <w:multiLevelType w:val="hybridMultilevel"/>
     <w:tmpl w:val="84344F08"/>
@@ -7281,7 +5546,7 @@
       </w:rPr>
     </w:lvl>
   </w:abstractNum>
-  <w:abstractNum w:abstractNumId="33" w15:restartNumberingAfterBreak="0">
+  <w:abstractNum w:abstractNumId="13" w15:restartNumberingAfterBreak="0">
     <w:nsid w:val="35AB1ED3"/>
     <w:multiLevelType w:val="hybridMultilevel"/>
     <w:tmpl w:val="D1BA486A"/>
@@ -7370,7 +5635,7 @@
       </w:pPr>
     </w:lvl>
   </w:abstractNum>
-  <w:abstractNum w:abstractNumId="34" w15:restartNumberingAfterBreak="0">
+  <w:abstractNum w:abstractNumId="14" w15:restartNumberingAfterBreak="0">
     <w:nsid w:val="37742DD5"/>
     <w:multiLevelType w:val="hybridMultilevel"/>
     <w:tmpl w:val="E7E2523E"/>
@@ -7459,7 +5724,7 @@
       </w:pPr>
     </w:lvl>
   </w:abstractNum>
-  <w:abstractNum w:abstractNumId="35" w15:restartNumberingAfterBreak="0">
+  <w:abstractNum w:abstractNumId="15" w15:restartNumberingAfterBreak="0">
     <w:nsid w:val="39BF07A7"/>
     <w:multiLevelType w:val="hybridMultilevel"/>
     <w:tmpl w:val="65BC44A0"/>
@@ -7548,7 +5813,7 @@
       </w:pPr>
     </w:lvl>
   </w:abstractNum>
-  <w:abstractNum w:abstractNumId="36" w15:restartNumberingAfterBreak="0">
+  <w:abstractNum w:abstractNumId="16" w15:restartNumberingAfterBreak="0">
     <w:nsid w:val="3C122F3A"/>
     <w:multiLevelType w:val="multilevel"/>
     <w:tmpl w:val="E59C0FD2"/>
@@ -7635,7 +5900,7 @@
       </w:pPr>
     </w:lvl>
   </w:abstractNum>
-  <w:abstractNum w:abstractNumId="37" w15:restartNumberingAfterBreak="0">
+  <w:abstractNum w:abstractNumId="17" w15:restartNumberingAfterBreak="0">
     <w:nsid w:val="40BE06F3"/>
     <w:multiLevelType w:val="hybridMultilevel"/>
     <w:tmpl w:val="3C72684A"/>
@@ -7724,7 +5989,7 @@
       </w:pPr>
     </w:lvl>
   </w:abstractNum>
-  <w:abstractNum w:abstractNumId="38" w15:restartNumberingAfterBreak="0">
+  <w:abstractNum w:abstractNumId="18" w15:restartNumberingAfterBreak="0">
     <w:nsid w:val="41F054AB"/>
     <w:multiLevelType w:val="hybridMultilevel"/>
     <w:tmpl w:val="2408A0D8"/>
@@ -7813,7 +6078,7 @@
       </w:pPr>
     </w:lvl>
   </w:abstractNum>
-  <w:abstractNum w:abstractNumId="39" w15:restartNumberingAfterBreak="0">
+  <w:abstractNum w:abstractNumId="19" w15:restartNumberingAfterBreak="0">
     <w:nsid w:val="42167F7B"/>
     <w:multiLevelType w:val="multilevel"/>
     <w:tmpl w:val="C8A893C4"/>
@@ -7900,7 +6165,7 @@
       </w:pPr>
     </w:lvl>
   </w:abstractNum>
-  <w:abstractNum w:abstractNumId="40" w15:restartNumberingAfterBreak="0">
+  <w:abstractNum w:abstractNumId="20" w15:restartNumberingAfterBreak="0">
     <w:nsid w:val="433B71D9"/>
     <w:multiLevelType w:val="hybridMultilevel"/>
     <w:tmpl w:val="42F2BA28"/>
@@ -7989,7 +6254,7 @@
       </w:pPr>
     </w:lvl>
   </w:abstractNum>
-  <w:abstractNum w:abstractNumId="41" w15:restartNumberingAfterBreak="0">
+  <w:abstractNum w:abstractNumId="21" w15:restartNumberingAfterBreak="0">
     <w:nsid w:val="444C6872"/>
     <w:multiLevelType w:val="hybridMultilevel"/>
     <w:tmpl w:val="CC0C8ECE"/>
@@ -8078,7 +6343,7 @@
       </w:pPr>
     </w:lvl>
   </w:abstractNum>
-  <w:abstractNum w:abstractNumId="42" w15:restartNumberingAfterBreak="0">
+  <w:abstractNum w:abstractNumId="22" w15:restartNumberingAfterBreak="0">
     <w:nsid w:val="45103645"/>
     <w:multiLevelType w:val="hybridMultilevel"/>
     <w:tmpl w:val="77E2BB56"/>
@@ -8191,7 +6456,7 @@
       </w:rPr>
     </w:lvl>
   </w:abstractNum>
-  <w:abstractNum w:abstractNumId="43" w15:restartNumberingAfterBreak="0">
+  <w:abstractNum w:abstractNumId="23" w15:restartNumberingAfterBreak="0">
     <w:nsid w:val="45760CAC"/>
     <w:multiLevelType w:val="multilevel"/>
     <w:tmpl w:val="CC72C9B2"/>
@@ -8340,7 +6605,7 @@
       </w:rPr>
     </w:lvl>
   </w:abstractNum>
-  <w:abstractNum w:abstractNumId="44" w15:restartNumberingAfterBreak="0">
+  <w:abstractNum w:abstractNumId="24" w15:restartNumberingAfterBreak="0">
     <w:nsid w:val="47C22B42"/>
     <w:multiLevelType w:val="hybridMultilevel"/>
     <w:tmpl w:val="14C4E790"/>
@@ -8429,7 +6694,7 @@
       </w:pPr>
     </w:lvl>
   </w:abstractNum>
-  <w:abstractNum w:abstractNumId="45" w15:restartNumberingAfterBreak="0">
+  <w:abstractNum w:abstractNumId="25" w15:restartNumberingAfterBreak="0">
     <w:nsid w:val="4C7F5F2F"/>
     <w:multiLevelType w:val="hybridMultilevel"/>
     <w:tmpl w:val="C3AC54C0"/>
@@ -8542,7 +6807,7 @@
       </w:rPr>
     </w:lvl>
   </w:abstractNum>
-  <w:abstractNum w:abstractNumId="46" w15:restartNumberingAfterBreak="0">
+  <w:abstractNum w:abstractNumId="26" w15:restartNumberingAfterBreak="0">
     <w:nsid w:val="4EC36359"/>
     <w:multiLevelType w:val="hybridMultilevel"/>
     <w:tmpl w:val="C1E61678"/>
@@ -8631,7 +6896,7 @@
       </w:pPr>
     </w:lvl>
   </w:abstractNum>
-  <w:abstractNum w:abstractNumId="47" w15:restartNumberingAfterBreak="0">
+  <w:abstractNum w:abstractNumId="27" w15:restartNumberingAfterBreak="0">
     <w:nsid w:val="53E82F82"/>
     <w:multiLevelType w:val="hybridMultilevel"/>
     <w:tmpl w:val="4BD83090"/>
@@ -8720,7 +6985,7 @@
       </w:pPr>
     </w:lvl>
   </w:abstractNum>
-  <w:abstractNum w:abstractNumId="48" w15:restartNumberingAfterBreak="0">
+  <w:abstractNum w:abstractNumId="28" w15:restartNumberingAfterBreak="0">
     <w:nsid w:val="57D1321E"/>
     <w:multiLevelType w:val="hybridMultilevel"/>
     <w:tmpl w:val="23C0E7F8"/>
@@ -8809,7 +7074,7 @@
       </w:pPr>
     </w:lvl>
   </w:abstractNum>
-  <w:abstractNum w:abstractNumId="49" w15:restartNumberingAfterBreak="0">
+  <w:abstractNum w:abstractNumId="29" w15:restartNumberingAfterBreak="0">
     <w:nsid w:val="581C7824"/>
     <w:multiLevelType w:val="hybridMultilevel"/>
     <w:tmpl w:val="F2C2A856"/>
@@ -8898,7 +7163,7 @@
       </w:pPr>
     </w:lvl>
   </w:abstractNum>
-  <w:abstractNum w:abstractNumId="50" w15:restartNumberingAfterBreak="0">
+  <w:abstractNum w:abstractNumId="30" w15:restartNumberingAfterBreak="0">
     <w:nsid w:val="5A361701"/>
     <w:multiLevelType w:val="hybridMultilevel"/>
     <w:tmpl w:val="B466215C"/>
@@ -8987,7 +7252,7 @@
       </w:pPr>
     </w:lvl>
   </w:abstractNum>
-  <w:abstractNum w:abstractNumId="51" w15:restartNumberingAfterBreak="0">
+  <w:abstractNum w:abstractNumId="31" w15:restartNumberingAfterBreak="0">
     <w:nsid w:val="5E4A7DB7"/>
     <w:multiLevelType w:val="multilevel"/>
     <w:tmpl w:val="65CEE68A"/>
@@ -9136,7 +7401,7 @@
       </w:rPr>
     </w:lvl>
   </w:abstractNum>
-  <w:abstractNum w:abstractNumId="52" w15:restartNumberingAfterBreak="0">
+  <w:abstractNum w:abstractNumId="32" w15:restartNumberingAfterBreak="0">
     <w:nsid w:val="60903C4E"/>
     <w:multiLevelType w:val="hybridMultilevel"/>
     <w:tmpl w:val="15C6B39E"/>
@@ -9225,7 +7490,7 @@
       </w:pPr>
     </w:lvl>
   </w:abstractNum>
-  <w:abstractNum w:abstractNumId="53" w15:restartNumberingAfterBreak="0">
+  <w:abstractNum w:abstractNumId="33" w15:restartNumberingAfterBreak="0">
     <w:nsid w:val="609C1E41"/>
     <w:multiLevelType w:val="hybridMultilevel"/>
     <w:tmpl w:val="D1BA486A"/>
@@ -9314,7 +7579,7 @@
       </w:pPr>
     </w:lvl>
   </w:abstractNum>
-  <w:abstractNum w:abstractNumId="54" w15:restartNumberingAfterBreak="0">
+  <w:abstractNum w:abstractNumId="34" w15:restartNumberingAfterBreak="0">
     <w:nsid w:val="61984492"/>
     <w:multiLevelType w:val="multilevel"/>
     <w:tmpl w:val="CB16A518"/>
@@ -9463,7 +7728,7 @@
       </w:rPr>
     </w:lvl>
   </w:abstractNum>
-  <w:abstractNum w:abstractNumId="55" w15:restartNumberingAfterBreak="0">
+  <w:abstractNum w:abstractNumId="35" w15:restartNumberingAfterBreak="0">
     <w:nsid w:val="61985C12"/>
     <w:multiLevelType w:val="hybridMultilevel"/>
     <w:tmpl w:val="B8D68D72"/>
@@ -9552,7 +7817,7 @@
       </w:pPr>
     </w:lvl>
   </w:abstractNum>
-  <w:abstractNum w:abstractNumId="56" w15:restartNumberingAfterBreak="0">
+  <w:abstractNum w:abstractNumId="36" w15:restartNumberingAfterBreak="0">
     <w:nsid w:val="6E336C27"/>
     <w:multiLevelType w:val="hybridMultilevel"/>
     <w:tmpl w:val="99863A18"/>
@@ -9641,7 +7906,7 @@
       </w:pPr>
     </w:lvl>
   </w:abstractNum>
-  <w:abstractNum w:abstractNumId="57" w15:restartNumberingAfterBreak="0">
+  <w:abstractNum w:abstractNumId="37" w15:restartNumberingAfterBreak="0">
     <w:nsid w:val="79DE1B59"/>
     <w:multiLevelType w:val="hybridMultilevel"/>
     <w:tmpl w:val="ABCE70D2"/>
@@ -9754,7 +8019,7 @@
       </w:rPr>
     </w:lvl>
   </w:abstractNum>
-  <w:abstractNum w:abstractNumId="58" w15:restartNumberingAfterBreak="0">
+  <w:abstractNum w:abstractNumId="38" w15:restartNumberingAfterBreak="0">
     <w:nsid w:val="7CB3352D"/>
     <w:multiLevelType w:val="hybridMultilevel"/>
     <w:tmpl w:val="7FDEE85E"/>
@@ -9844,25 +8109,25 @@
     </w:lvl>
   </w:abstractNum>
   <w:num w:numId="1" w16cid:durableId="1666006245">
-    <w:abstractNumId w:val="39"/>
+    <w:abstractNumId w:val="19"/>
   </w:num>
   <w:num w:numId="2" w16cid:durableId="50353169">
-    <w:abstractNumId w:val="26"/>
+    <w:abstractNumId w:val="6"/>
   </w:num>
   <w:num w:numId="3" w16cid:durableId="1365325703">
-    <w:abstractNumId w:val="36"/>
+    <w:abstractNumId w:val="16"/>
   </w:num>
   <w:num w:numId="4" w16cid:durableId="1268390378">
-    <w:abstractNumId w:val="28"/>
+    <w:abstractNumId w:val="8"/>
   </w:num>
   <w:num w:numId="5" w16cid:durableId="5253529">
-    <w:abstractNumId w:val="50"/>
+    <w:abstractNumId w:val="30"/>
   </w:num>
   <w:num w:numId="6" w16cid:durableId="512569736">
-    <w:abstractNumId w:val="37"/>
+    <w:abstractNumId w:val="17"/>
   </w:num>
   <w:num w:numId="7" w16cid:durableId="1193231496">
-    <w:abstractNumId w:val="33"/>
+    <w:abstractNumId w:val="13"/>
     <w:lvlOverride w:ilvl="0">
       <w:startOverride w:val="1"/>
     </w:lvlOverride>
@@ -9892,202 +8157,103 @@
     </w:lvlOverride>
   </w:num>
   <w:num w:numId="8" w16cid:durableId="2072847239">
-    <w:abstractNumId w:val="30"/>
+    <w:abstractNumId w:val="10"/>
   </w:num>
   <w:num w:numId="9" w16cid:durableId="666908619">
-    <w:abstractNumId w:val="44"/>
+    <w:abstractNumId w:val="24"/>
   </w:num>
   <w:num w:numId="10" w16cid:durableId="1506555265">
+    <w:abstractNumId w:val="15"/>
+  </w:num>
+  <w:num w:numId="11" w16cid:durableId="1139299018">
+    <w:abstractNumId w:val="3"/>
+  </w:num>
+  <w:num w:numId="12" w16cid:durableId="122895423">
+    <w:abstractNumId w:val="27"/>
+  </w:num>
+  <w:num w:numId="13" w16cid:durableId="1198660341">
+    <w:abstractNumId w:val="2"/>
+  </w:num>
+  <w:num w:numId="14" w16cid:durableId="963316913">
+    <w:abstractNumId w:val="20"/>
+  </w:num>
+  <w:num w:numId="15" w16cid:durableId="1648169514">
+    <w:abstractNumId w:val="0"/>
+  </w:num>
+  <w:num w:numId="16" w16cid:durableId="959265370">
+    <w:abstractNumId w:val="32"/>
+  </w:num>
+  <w:num w:numId="17" w16cid:durableId="2133017237">
+    <w:abstractNumId w:val="14"/>
+  </w:num>
+  <w:num w:numId="18" w16cid:durableId="476068796">
+    <w:abstractNumId w:val="21"/>
+  </w:num>
+  <w:num w:numId="19" w16cid:durableId="793525739">
+    <w:abstractNumId w:val="28"/>
+  </w:num>
+  <w:num w:numId="20" w16cid:durableId="1947926991">
+    <w:abstractNumId w:val="26"/>
+  </w:num>
+  <w:num w:numId="21" w16cid:durableId="2089426252">
+    <w:abstractNumId w:val="1"/>
+  </w:num>
+  <w:num w:numId="22" w16cid:durableId="1662733574">
+    <w:abstractNumId w:val="13"/>
+  </w:num>
+  <w:num w:numId="23" w16cid:durableId="396829494">
+    <w:abstractNumId w:val="33"/>
+  </w:num>
+  <w:num w:numId="24" w16cid:durableId="1426730497">
+    <w:abstractNumId w:val="29"/>
+  </w:num>
+  <w:num w:numId="25" w16cid:durableId="615674386">
+    <w:abstractNumId w:val="4"/>
+  </w:num>
+  <w:num w:numId="26" w16cid:durableId="102112580">
+    <w:abstractNumId w:val="11"/>
+  </w:num>
+  <w:num w:numId="27" w16cid:durableId="27727528">
+    <w:abstractNumId w:val="34"/>
+  </w:num>
+  <w:num w:numId="28" w16cid:durableId="429084164">
+    <w:abstractNumId w:val="31"/>
+  </w:num>
+  <w:num w:numId="29" w16cid:durableId="1279332054">
+    <w:abstractNumId w:val="7"/>
+  </w:num>
+  <w:num w:numId="30" w16cid:durableId="635070454">
+    <w:abstractNumId w:val="18"/>
+  </w:num>
+  <w:num w:numId="31" w16cid:durableId="485702519">
+    <w:abstractNumId w:val="36"/>
+  </w:num>
+  <w:num w:numId="32" w16cid:durableId="1398237649">
     <w:abstractNumId w:val="35"/>
   </w:num>
-  <w:num w:numId="11" w16cid:durableId="1139299018">
+  <w:num w:numId="33" w16cid:durableId="181944119">
+    <w:abstractNumId w:val="5"/>
+  </w:num>
+  <w:num w:numId="34" w16cid:durableId="898370672">
+    <w:abstractNumId w:val="22"/>
+  </w:num>
+  <w:num w:numId="35" w16cid:durableId="23988210">
+    <w:abstractNumId w:val="12"/>
+  </w:num>
+  <w:num w:numId="36" w16cid:durableId="1039356235">
+    <w:abstractNumId w:val="37"/>
+  </w:num>
+  <w:num w:numId="37" w16cid:durableId="2029679588">
     <w:abstractNumId w:val="23"/>
   </w:num>
-  <w:num w:numId="12" w16cid:durableId="122895423">
-    <w:abstractNumId w:val="47"/>
-  </w:num>
-  <w:num w:numId="13" w16cid:durableId="1198660341">
-    <w:abstractNumId w:val="22"/>
-  </w:num>
-  <w:num w:numId="14" w16cid:durableId="963316913">
-    <w:abstractNumId w:val="40"/>
-  </w:num>
-  <w:num w:numId="15" w16cid:durableId="1648169514">
-    <w:abstractNumId w:val="7"/>
-  </w:num>
-  <w:num w:numId="16" w16cid:durableId="959265370">
-    <w:abstractNumId w:val="52"/>
-  </w:num>
-  <w:num w:numId="17" w16cid:durableId="2133017237">
-    <w:abstractNumId w:val="34"/>
-  </w:num>
-  <w:num w:numId="18" w16cid:durableId="476068796">
-    <w:abstractNumId w:val="41"/>
-  </w:num>
-  <w:num w:numId="19" w16cid:durableId="793525739">
-    <w:abstractNumId w:val="48"/>
-  </w:num>
-  <w:num w:numId="20" w16cid:durableId="1947926991">
-    <w:abstractNumId w:val="46"/>
-  </w:num>
-  <w:num w:numId="21" w16cid:durableId="2089426252">
-    <w:abstractNumId w:val="21"/>
-  </w:num>
-  <w:num w:numId="22" w16cid:durableId="1662733574">
-    <w:abstractNumId w:val="33"/>
-  </w:num>
-  <w:num w:numId="23" w16cid:durableId="396829494">
-    <w:abstractNumId w:val="53"/>
-  </w:num>
-  <w:num w:numId="24" w16cid:durableId="1426730497">
-    <w:abstractNumId w:val="49"/>
-  </w:num>
-  <w:num w:numId="25" w16cid:durableId="615674386">
-    <w:abstractNumId w:val="24"/>
-  </w:num>
-  <w:num w:numId="26" w16cid:durableId="102112580">
-    <w:abstractNumId w:val="31"/>
-  </w:num>
-  <w:num w:numId="27" w16cid:durableId="27727528">
-    <w:abstractNumId w:val="54"/>
-  </w:num>
-  <w:num w:numId="28" w16cid:durableId="429084164">
-    <w:abstractNumId w:val="51"/>
-  </w:num>
-  <w:num w:numId="29" w16cid:durableId="1279332054">
-    <w:abstractNumId w:val="27"/>
-  </w:num>
-  <w:num w:numId="30" w16cid:durableId="635070454">
-    <w:abstractNumId w:val="38"/>
-  </w:num>
-  <w:num w:numId="31" w16cid:durableId="485702519">
-    <w:abstractNumId w:val="56"/>
-  </w:num>
-  <w:num w:numId="32" w16cid:durableId="1398237649">
-    <w:abstractNumId w:val="55"/>
-  </w:num>
-  <w:num w:numId="33" w16cid:durableId="181944119">
+  <w:num w:numId="38" w16cid:durableId="1288465332">
     <w:abstractNumId w:val="25"/>
   </w:num>
-  <w:num w:numId="34" w16cid:durableId="898370672">
-    <w:abstractNumId w:val="42"/>
-  </w:num>
-  <w:num w:numId="35" w16cid:durableId="23988210">
-    <w:abstractNumId w:val="32"/>
-  </w:num>
-  <w:num w:numId="36" w16cid:durableId="1039356235">
-    <w:abstractNumId w:val="57"/>
-  </w:num>
-  <w:num w:numId="37" w16cid:durableId="2029679588">
-    <w:abstractNumId w:val="43"/>
-  </w:num>
-  <w:num w:numId="38" w16cid:durableId="1288465332">
-    <w:abstractNumId w:val="45"/>
-  </w:num>
   <w:num w:numId="39" w16cid:durableId="1666974207">
-    <w:abstractNumId w:val="29"/>
-  </w:num>
-  <w:num w:numId="40" w16cid:durableId="1662346840">
-    <w:abstractNumId w:val="6"/>
-    <w:lvlOverride w:ilvl="0">
-      <w:startOverride w:val="1"/>
-    </w:lvlOverride>
-    <w:lvlOverride w:ilvl="1">
-      <w:startOverride w:val="1"/>
-    </w:lvlOverride>
-    <w:lvlOverride w:ilvl="2">
-      <w:startOverride w:val="1"/>
-    </w:lvlOverride>
-    <w:lvlOverride w:ilvl="3">
-      <w:startOverride w:val="1"/>
-    </w:lvlOverride>
-    <w:lvlOverride w:ilvl="4">
-      <w:startOverride w:val="1"/>
-    </w:lvlOverride>
-    <w:lvlOverride w:ilvl="5">
-      <w:startOverride w:val="1"/>
-    </w:lvlOverride>
-    <w:lvlOverride w:ilvl="6">
-      <w:startOverride w:val="1"/>
-    </w:lvlOverride>
-    <w:lvlOverride w:ilvl="7">
-      <w:startOverride w:val="1"/>
-    </w:lvlOverride>
-    <w:lvlOverride w:ilvl="8">
-      <w:startOverride w:val="1"/>
-    </w:lvlOverride>
-  </w:num>
-  <w:num w:numId="41" w16cid:durableId="1096367008">
-    <w:abstractNumId w:val="14"/>
-  </w:num>
-  <w:num w:numId="42" w16cid:durableId="1967394622">
-    <w:abstractNumId w:val="8"/>
-  </w:num>
-  <w:num w:numId="43" w16cid:durableId="872810611">
     <w:abstractNumId w:val="9"/>
   </w:num>
-  <w:num w:numId="44" w16cid:durableId="1892501641">
-    <w:abstractNumId w:val="18"/>
-  </w:num>
-  <w:num w:numId="45" w16cid:durableId="2035690483">
-    <w:abstractNumId w:val="19"/>
-  </w:num>
-  <w:num w:numId="46" w16cid:durableId="1489010365">
-    <w:abstractNumId w:val="17"/>
-  </w:num>
-  <w:num w:numId="47" w16cid:durableId="1054887992">
-    <w:abstractNumId w:val="10"/>
-  </w:num>
-  <w:num w:numId="48" w16cid:durableId="1186988567">
-    <w:abstractNumId w:val="13"/>
-  </w:num>
-  <w:num w:numId="49" w16cid:durableId="1851530064">
-    <w:abstractNumId w:val="20"/>
-  </w:num>
-  <w:num w:numId="50" w16cid:durableId="855770408">
-    <w:abstractNumId w:val="1"/>
-  </w:num>
-  <w:num w:numId="51" w16cid:durableId="829061108">
-    <w:abstractNumId w:val="2"/>
-  </w:num>
-  <w:num w:numId="52" w16cid:durableId="1460566296">
-    <w:abstractNumId w:val="2"/>
-    <w:lvlOverride w:ilvl="0">
-      <w:startOverride w:val="1"/>
-    </w:lvlOverride>
-  </w:num>
-  <w:num w:numId="53" w16cid:durableId="616376249">
-    <w:abstractNumId w:val="2"/>
-    <w:lvlOverride w:ilvl="0">
-      <w:startOverride w:val="1"/>
-    </w:lvlOverride>
-  </w:num>
-  <w:num w:numId="54" w16cid:durableId="1897086732">
-    <w:abstractNumId w:val="0"/>
-  </w:num>
-  <w:num w:numId="55" w16cid:durableId="1129398911">
-    <w:abstractNumId w:val="4"/>
-  </w:num>
-  <w:num w:numId="56" w16cid:durableId="820852193">
-    <w:abstractNumId w:val="16"/>
-  </w:num>
-  <w:num w:numId="57" w16cid:durableId="1498961032">
-    <w:abstractNumId w:val="5"/>
-  </w:num>
-  <w:num w:numId="58" w16cid:durableId="1472863775">
-    <w:abstractNumId w:val="12"/>
-  </w:num>
-  <w:num w:numId="59" w16cid:durableId="961418541">
-    <w:abstractNumId w:val="11"/>
-  </w:num>
-  <w:num w:numId="60" w16cid:durableId="1447583486">
-    <w:abstractNumId w:val="3"/>
-  </w:num>
-  <w:num w:numId="61" w16cid:durableId="35785515">
-    <w:abstractNumId w:val="15"/>
-  </w:num>
-  <w:num w:numId="62" w16cid:durableId="767964945">
-    <w:abstractNumId w:val="58"/>
+  <w:num w:numId="40" w16cid:durableId="767964945">
+    <w:abstractNumId w:val="38"/>
   </w:num>
   <w:numIdMacAtCleanup w:val="21"/>
 </w:numbering>
@@ -10485,7 +8651,7 @@
   <w:style w:type="paragraph" w:default="1" w:styleId="Normal">
     <w:name w:val="Normal"/>
     <w:qFormat/>
-    <w:rsid w:val="00921FC0"/>
+    <w:rsid w:val="00281854"/>
     <w:pPr>
       <w:spacing w:line="360" w:lineRule="auto"/>
       <w:jc w:val="both"/>

--- a/briefkopf/briefkopf-master.docx
+++ b/briefkopf/briefkopf-master.docx
@@ -691,144 +691,98 @@
                               </w:p>
                               <w:p>
                                 <w:pPr>
-                                  <w:pBdr>
-                                    <w:bottom w:val="single" w:sz="4" w:space="1" w:color="auto"/>
-                                  </w:pBdr>
-                                  <w:autoSpaceDE w:val="0"/>
-                                  <w:autoSpaceDN w:val="0"/>
-                                  <w:adjustRightInd w:val="0"/>
-                                  <w:spacing w:line="276" w:lineRule="auto"/>
-                                  <w:jc w:val="center"/>
-                                  <w:rPr>
-                                    <w:rFonts w:eastAsia="Calibri" w:cs="CorporateSPro-Light"/>
-                                    <w:sz w:val="13"/>
-                                    <w:szCs w:val="13"/>
-                                    <w:lang w:eastAsia="de-DE"/>
-                                  </w:rPr>
+                                  <w:spacing w:line="240" w:lineRule="auto" w:before="120" w:after="120"/>
                                 </w:pPr>
-                              </w:p>
-                              <w:p>
-                                <w:pPr>
-                                  <w:pBdr>
-                                    <w:bottom w:val="single" w:sz="4" w:space="1" w:color="auto"/>
-                                  </w:pBdr>
-                                  <w:autoSpaceDE w:val="0"/>
-                                  <w:autoSpaceDN w:val="0"/>
-                                  <w:adjustRightInd w:val="0"/>
-                                  <w:spacing w:line="276" w:lineRule="auto"/>
-                                  <w:jc w:val="center"/>
-                                  <w:rPr>
-                                    <w:rFonts w:eastAsia="Calibri" w:cs="CorporateSPro-Light"/>
-                                    <w:sz w:val="13"/>
-                                    <w:szCs w:val="13"/>
-                                    <w:lang w:eastAsia="de-DE"/>
-                                  </w:rPr>
-                                </w:pPr>
-                              </w:p>
-                              <w:p>
-                                <w:pPr>
-                                  <w:pBdr>
-                                    <w:bottom w:val="single" w:sz="4" w:space="1" w:color="auto"/>
-                                  </w:pBdr>
-                                  <w:autoSpaceDE w:val="0"/>
-                                  <w:autoSpaceDN w:val="0"/>
-                                  <w:adjustRightInd w:val="0"/>
-                                  <w:spacing w:line="276" w:lineRule="auto"/>
-                                  <w:jc w:val="center"/>
-                                  <w:rPr>
-                                    <w:rFonts w:eastAsia="Calibri" w:cs="CorporateSPro-Light"/>
-                                    <w:sz w:val="13"/>
-                                    <w:szCs w:val="13"/>
-                                    <w:lang w:eastAsia="de-DE"/>
-                                  </w:rPr>
-                                </w:pPr>
-                              </w:p>
-                              <w:p>
-                                <w:pPr>
-                                  <w:pBdr>
-                                    <w:bottom w:val="single" w:sz="4" w:space="1" w:color="auto"/>
-                                  </w:pBdr>
-                                  <w:autoSpaceDE w:val="0"/>
-                                  <w:autoSpaceDN w:val="0"/>
-                                  <w:adjustRightInd w:val="0"/>
-                                  <w:spacing w:line="276" w:lineRule="auto"/>
-                                  <w:jc w:val="center"/>
-                                  <w:rPr>
-                                    <w:rFonts w:eastAsia="Calibri" w:cs="CorporateSPro-Light"/>
-                                    <w:sz w:val="13"/>
-                                    <w:szCs w:val="13"/>
-                                    <w:lang w:eastAsia="de-DE"/>
-                                  </w:rPr>
-                                </w:pPr>
-                              </w:p>
-                              <w:p>
-                                <w:pPr>
-                                  <w:pBdr>
-                                    <w:bottom w:val="single" w:sz="4" w:space="1" w:color="auto"/>
-                                  </w:pBdr>
-                                  <w:autoSpaceDE w:val="0"/>
-                                  <w:autoSpaceDN w:val="0"/>
-                                  <w:adjustRightInd w:val="0"/>
-                                  <w:spacing w:line="276" w:lineRule="auto"/>
-                                  <w:jc w:val="center"/>
-                                  <w:rPr>
-                                    <w:rFonts w:eastAsia="Calibri" w:cs="CorporateSPro-Light"/>
-                                    <w:sz w:val="13"/>
-                                    <w:szCs w:val="13"/>
-                                    <w:lang w:eastAsia="de-DE"/>
-                                  </w:rPr>
-                                </w:pPr>
-                              </w:p>
-                              <w:p>
-                                <w:pPr>
-                                  <w:pBdr>
-                                    <w:bottom w:val="single" w:sz="4" w:space="1" w:color="auto"/>
-                                  </w:pBdr>
-                                  <w:autoSpaceDE w:val="0"/>
-                                  <w:autoSpaceDN w:val="0"/>
-                                  <w:adjustRightInd w:val="0"/>
-                                  <w:spacing w:line="276" w:lineRule="auto"/>
-                                  <w:jc w:val="center"/>
-                                  <w:rPr>
-                                    <w:rFonts w:eastAsia="Calibri" w:cs="CorporateSPro-Light"/>
-                                    <w:sz w:val="13"/>
-                                    <w:szCs w:val="13"/>
-                                    <w:lang w:eastAsia="de-DE"/>
-                                  </w:rPr>
-                                </w:pPr>
-                              </w:p>
-                              <w:p>
-                                <w:pPr>
-                                  <w:pBdr>
-                                    <w:bottom w:val="single" w:sz="4" w:space="1" w:color="auto"/>
-                                  </w:pBdr>
-                                  <w:autoSpaceDE w:val="0"/>
-                                  <w:autoSpaceDN w:val="0"/>
-                                  <w:adjustRightInd w:val="0"/>
-                                  <w:spacing w:line="276" w:lineRule="auto"/>
-                                  <w:jc w:val="center"/>
-                                  <w:rPr>
-                                    <w:rFonts w:eastAsia="Calibri" w:cs="CorporateSPro-Light"/>
-                                    <w:sz w:val="13"/>
-                                    <w:szCs w:val="13"/>
-                                    <w:lang w:eastAsia="de-DE"/>
-                                  </w:rPr>
-                                </w:pPr>
-                              </w:p>
-                              <w:p>
-                                <w:pPr>
-                                  <w:autoSpaceDE w:val="0"/>
-                                  <w:autoSpaceDN w:val="0"/>
-                                  <w:adjustRightInd w:val="0"/>
-                                  <w:spacing w:line="276" w:lineRule="auto"/>
-                                  <w:jc w:val="left"/>
-                                  <w:rPr>
-                                    <w:rFonts w:eastAsia="Calibri" w:cs="CorporateSPro-Light"/>
-                                    <w:sz w:val="13"/>
-                                    <w:szCs w:val="13"/>
-                                    <w:lang w:eastAsia="de-DE"/>
-                                  </w:rPr>
-                                </w:pPr>
+                                <w:r>
+                                  <w:drawing>
+                                    <wp:inline distT="0" distB="0" distL="0" distR="0">
+                                      <wp:extent cx="427355" cy="597535"/>
+                                      <wp:effectExtent l="0" t="0" r="0" b="0"/>
+                                      <wp:docPr id="1000" name="Grafik 1_inline"/>
+                                      <wp:cNvGraphicFramePr/>
+                                      <a:graphic>
+                                        <a:graphicData uri="http://schemas.openxmlformats.org/drawingml/2006/picture">
+                                          <pic:pic xmlns:pic="http://schemas.openxmlformats.org/drawingml/2006/picture">
+                                            <pic:nvPicPr>
+                                              <pic:cNvPr id="0" name="Grafik 1" descr="Kein Aktenzeichen Audit _ QMISO- Siegel  bis 2025"/>
+                                              <pic:cNvPicPr>
+                                                <a:picLocks noChangeAspect="1" noChangeArrowheads="1"/>
+                                              </pic:cNvPicPr>
+                                            </pic:nvPicPr>
+                                            <pic:blipFill>
+                                              <a:blip r:embed="rId8" cstate="print">
+                                                <a:extLst>
+                                                  <a:ext uri="{28A0092B-C50C-407E-A947-70E740481C1C}">
+                                                    <a14:useLocalDpi xmlns:a14="http://schemas.microsoft.com/office/drawing/2010/main" val="0"/>
+                                                  </a:ext>
+                                                </a:extLst>
+                                              </a:blip>
+                                              <a:srcRect/>
+                                              <a:stretch>
+                                                <a:fillRect/>
+                                              </a:stretch>
+                                            </pic:blipFill>
+                                            <pic:spPr bwMode="auto">
+                                              <a:xfrm>
+                                                <a:off x="0" y="0"/>
+                                                <a:ext cx="427355" cy="597535"/>
+                                              </a:xfrm>
+                                              <a:prstGeom prst="rect">
+                                                <a:avLst/>
+                                              </a:prstGeom>
+                                              <a:noFill/>
+                                            </pic:spPr>
+                                          </pic:pic>
+                                        </a:graphicData>
+                                      </a:graphic>
+                                    </wp:inline>
+                                  </w:drawing>
+                                </w:r>
+                                <w:r>
+                                  <w:drawing>
+                                    <wp:inline distT="0" distB="0" distL="0" distR="0">
+                                      <wp:extent cx="579120" cy="597535"/>
+                                      <wp:effectExtent l="0" t="0" r="0" b="0"/>
+                                      <wp:docPr id="1001" name="Grafik 4_inline"/>
+                                      <wp:cNvGraphicFramePr/>
+                                      <a:graphic>
+                                        <a:graphicData uri="http://schemas.openxmlformats.org/drawingml/2006/picture">
+                                          <pic:pic xmlns:pic="http://schemas.openxmlformats.org/drawingml/2006/picture">
+                                            <pic:nvPicPr>
+                                              <pic:cNvPr id="0" name="Grafik 4"/>
+                                              <pic:cNvPicPr>
+                                                <a:picLocks noChangeAspect="1" noChangeArrowheads="1"/>
+                                              </pic:cNvPicPr>
+                                            </pic:nvPicPr>
+                                            <pic:blipFill>
+                                              <a:blip r:embed="rId9">
+                                                <a:extLst>
+                                                  <a:ext uri="{28A0092B-C50C-407E-A947-70E740481C1C}">
+                                                    <a14:useLocalDpi xmlns:a14="http://schemas.microsoft.com/office/drawing/2010/main" val="0"/>
+                                                  </a:ext>
+                                                </a:extLst>
+                                              </a:blip>
+                                              <a:srcRect/>
+                                              <a:stretch>
+                                                <a:fillRect/>
+                                              </a:stretch>
+                                            </pic:blipFill>
+                                            <pic:spPr bwMode="auto">
+                                              <a:xfrm>
+                                                <a:off x="0" y="0"/>
+                                                <a:ext cx="579120" cy="597535"/>
+                                              </a:xfrm>
+                                              <a:prstGeom prst="rect">
+                                                <a:avLst/>
+                                              </a:prstGeom>
+                                              <a:noFill/>
+                                            </pic:spPr>
+                                          </pic:pic>
+                                        </a:graphicData>
+                                      </a:graphic>
+                                    </wp:inline>
+                                  </w:drawing>
+                                </w:r>
                               </w:p>
                               <w:p>
                                 <w:pPr>
@@ -2068,144 +2022,98 @@
                         </w:p>
                         <w:p>
                           <w:pPr>
-                            <w:pBdr>
-                              <w:bottom w:val="single" w:sz="4" w:space="1" w:color="auto"/>
-                            </w:pBdr>
-                            <w:autoSpaceDE w:val="0"/>
-                            <w:autoSpaceDN w:val="0"/>
-                            <w:adjustRightInd w:val="0"/>
-                            <w:spacing w:line="276" w:lineRule="auto"/>
-                            <w:jc w:val="center"/>
-                            <w:rPr>
-                              <w:rFonts w:eastAsia="Calibri" w:cs="CorporateSPro-Light"/>
-                              <w:sz w:val="13"/>
-                              <w:szCs w:val="13"/>
-                              <w:lang w:eastAsia="de-DE"/>
-                            </w:rPr>
+                            <w:spacing w:line="240" w:lineRule="auto" w:before="120" w:after="120"/>
                           </w:pPr>
-                        </w:p>
-                        <w:p>
-                          <w:pPr>
-                            <w:pBdr>
-                              <w:bottom w:val="single" w:sz="4" w:space="1" w:color="auto"/>
-                            </w:pBdr>
-                            <w:autoSpaceDE w:val="0"/>
-                            <w:autoSpaceDN w:val="0"/>
-                            <w:adjustRightInd w:val="0"/>
-                            <w:spacing w:line="276" w:lineRule="auto"/>
-                            <w:jc w:val="center"/>
-                            <w:rPr>
-                              <w:rFonts w:eastAsia="Calibri" w:cs="CorporateSPro-Light"/>
-                              <w:sz w:val="13"/>
-                              <w:szCs w:val="13"/>
-                              <w:lang w:eastAsia="de-DE"/>
-                            </w:rPr>
-                          </w:pPr>
-                        </w:p>
-                        <w:p>
-                          <w:pPr>
-                            <w:pBdr>
-                              <w:bottom w:val="single" w:sz="4" w:space="1" w:color="auto"/>
-                            </w:pBdr>
-                            <w:autoSpaceDE w:val="0"/>
-                            <w:autoSpaceDN w:val="0"/>
-                            <w:adjustRightInd w:val="0"/>
-                            <w:spacing w:line="276" w:lineRule="auto"/>
-                            <w:jc w:val="center"/>
-                            <w:rPr>
-                              <w:rFonts w:eastAsia="Calibri" w:cs="CorporateSPro-Light"/>
-                              <w:sz w:val="13"/>
-                              <w:szCs w:val="13"/>
-                              <w:lang w:eastAsia="de-DE"/>
-                            </w:rPr>
-                          </w:pPr>
-                        </w:p>
-                        <w:p>
-                          <w:pPr>
-                            <w:pBdr>
-                              <w:bottom w:val="single" w:sz="4" w:space="1" w:color="auto"/>
-                            </w:pBdr>
-                            <w:autoSpaceDE w:val="0"/>
-                            <w:autoSpaceDN w:val="0"/>
-                            <w:adjustRightInd w:val="0"/>
-                            <w:spacing w:line="276" w:lineRule="auto"/>
-                            <w:jc w:val="center"/>
-                            <w:rPr>
-                              <w:rFonts w:eastAsia="Calibri" w:cs="CorporateSPro-Light"/>
-                              <w:sz w:val="13"/>
-                              <w:szCs w:val="13"/>
-                              <w:lang w:eastAsia="de-DE"/>
-                            </w:rPr>
-                          </w:pPr>
-                        </w:p>
-                        <w:p>
-                          <w:pPr>
-                            <w:pBdr>
-                              <w:bottom w:val="single" w:sz="4" w:space="1" w:color="auto"/>
-                            </w:pBdr>
-                            <w:autoSpaceDE w:val="0"/>
-                            <w:autoSpaceDN w:val="0"/>
-                            <w:adjustRightInd w:val="0"/>
-                            <w:spacing w:line="276" w:lineRule="auto"/>
-                            <w:jc w:val="center"/>
-                            <w:rPr>
-                              <w:rFonts w:eastAsia="Calibri" w:cs="CorporateSPro-Light"/>
-                              <w:sz w:val="13"/>
-                              <w:szCs w:val="13"/>
-                              <w:lang w:eastAsia="de-DE"/>
-                            </w:rPr>
-                          </w:pPr>
-                        </w:p>
-                        <w:p>
-                          <w:pPr>
-                            <w:pBdr>
-                              <w:bottom w:val="single" w:sz="4" w:space="1" w:color="auto"/>
-                            </w:pBdr>
-                            <w:autoSpaceDE w:val="0"/>
-                            <w:autoSpaceDN w:val="0"/>
-                            <w:adjustRightInd w:val="0"/>
-                            <w:spacing w:line="276" w:lineRule="auto"/>
-                            <w:jc w:val="center"/>
-                            <w:rPr>
-                              <w:rFonts w:eastAsia="Calibri" w:cs="CorporateSPro-Light"/>
-                              <w:sz w:val="13"/>
-                              <w:szCs w:val="13"/>
-                              <w:lang w:eastAsia="de-DE"/>
-                            </w:rPr>
-                          </w:pPr>
-                        </w:p>
-                        <w:p>
-                          <w:pPr>
-                            <w:pBdr>
-                              <w:bottom w:val="single" w:sz="4" w:space="1" w:color="auto"/>
-                            </w:pBdr>
-                            <w:autoSpaceDE w:val="0"/>
-                            <w:autoSpaceDN w:val="0"/>
-                            <w:adjustRightInd w:val="0"/>
-                            <w:spacing w:line="276" w:lineRule="auto"/>
-                            <w:jc w:val="center"/>
-                            <w:rPr>
-                              <w:rFonts w:eastAsia="Calibri" w:cs="CorporateSPro-Light"/>
-                              <w:sz w:val="13"/>
-                              <w:szCs w:val="13"/>
-                              <w:lang w:eastAsia="de-DE"/>
-                            </w:rPr>
-                          </w:pPr>
-                        </w:p>
-                        <w:p>
-                          <w:pPr>
-                            <w:autoSpaceDE w:val="0"/>
-                            <w:autoSpaceDN w:val="0"/>
-                            <w:adjustRightInd w:val="0"/>
-                            <w:spacing w:line="276" w:lineRule="auto"/>
-                            <w:jc w:val="left"/>
-                            <w:rPr>
-                              <w:rFonts w:eastAsia="Calibri" w:cs="CorporateSPro-Light"/>
-                              <w:sz w:val="13"/>
-                              <w:szCs w:val="13"/>
-                              <w:lang w:eastAsia="de-DE"/>
-                            </w:rPr>
-                          </w:pPr>
+                          <w:r>
+                            <w:drawing>
+                              <wp:inline distT="0" distB="0" distL="0" distR="0">
+                                <wp:extent cx="427355" cy="597535"/>
+                                <wp:effectExtent l="0" t="0" r="0" b="0"/>
+                                <wp:docPr id="1000" name="Grafik 1_inline"/>
+                                <wp:cNvGraphicFramePr/>
+                                <a:graphic xmlns:a="http://schemas.openxmlformats.org/drawingml/2006/main">
+                                  <a:graphicData uri="http://schemas.openxmlformats.org/drawingml/2006/picture">
+                                    <pic:pic xmlns:pic="http://schemas.openxmlformats.org/drawingml/2006/picture">
+                                      <pic:nvPicPr>
+                                        <pic:cNvPr id="0" name="Grafik 1" descr="Kein Aktenzeichen Audit _ QMISO- Siegel  bis 2025"/>
+                                        <pic:cNvPicPr>
+                                          <a:picLocks noChangeAspect="1" noChangeArrowheads="1"/>
+                                        </pic:cNvPicPr>
+                                      </pic:nvPicPr>
+                                      <pic:blipFill>
+                                        <a:blip r:embed="rId8" cstate="print">
+                                          <a:extLst>
+                                            <a:ext uri="{28A0092B-C50C-407E-A947-70E740481C1C}">
+                                              <a14:useLocalDpi xmlns:a14="http://schemas.microsoft.com/office/drawing/2010/main" val="0"/>
+                                            </a:ext>
+                                          </a:extLst>
+                                        </a:blip>
+                                        <a:srcRect/>
+                                        <a:stretch>
+                                          <a:fillRect/>
+                                        </a:stretch>
+                                      </pic:blipFill>
+                                      <pic:spPr bwMode="auto">
+                                        <a:xfrm>
+                                          <a:off x="0" y="0"/>
+                                          <a:ext cx="427355" cy="597535"/>
+                                        </a:xfrm>
+                                        <a:prstGeom prst="rect">
+                                          <a:avLst/>
+                                        </a:prstGeom>
+                                        <a:noFill/>
+                                      </pic:spPr>
+                                    </pic:pic>
+                                  </a:graphicData>
+                                </a:graphic>
+                              </wp:inline>
+                            </w:drawing>
+                          </w:r>
+                          <w:r>
+                            <w:drawing>
+                              <wp:inline distT="0" distB="0" distL="0" distR="0">
+                                <wp:extent cx="579120" cy="597535"/>
+                                <wp:effectExtent l="0" t="0" r="0" b="0"/>
+                                <wp:docPr id="1001" name="Grafik 4_inline"/>
+                                <wp:cNvGraphicFramePr/>
+                                <a:graphic xmlns:a="http://schemas.openxmlformats.org/drawingml/2006/main">
+                                  <a:graphicData uri="http://schemas.openxmlformats.org/drawingml/2006/picture">
+                                    <pic:pic xmlns:pic="http://schemas.openxmlformats.org/drawingml/2006/picture">
+                                      <pic:nvPicPr>
+                                        <pic:cNvPr id="0" name="Grafik 4"/>
+                                        <pic:cNvPicPr>
+                                          <a:picLocks noChangeAspect="1" noChangeArrowheads="1"/>
+                                        </pic:cNvPicPr>
+                                      </pic:nvPicPr>
+                                      <pic:blipFill>
+                                        <a:blip r:embed="rId9">
+                                          <a:extLst>
+                                            <a:ext uri="{28A0092B-C50C-407E-A947-70E740481C1C}">
+                                              <a14:useLocalDpi xmlns:a14="http://schemas.microsoft.com/office/drawing/2010/main" val="0"/>
+                                            </a:ext>
+                                          </a:extLst>
+                                        </a:blip>
+                                        <a:srcRect/>
+                                        <a:stretch>
+                                          <a:fillRect/>
+                                        </a:stretch>
+                                      </pic:blipFill>
+                                      <pic:spPr bwMode="auto">
+                                        <a:xfrm>
+                                          <a:off x="0" y="0"/>
+                                          <a:ext cx="579120" cy="597535"/>
+                                        </a:xfrm>
+                                        <a:prstGeom prst="rect">
+                                          <a:avLst/>
+                                        </a:prstGeom>
+                                        <a:noFill/>
+                                      </pic:spPr>
+                                    </pic:pic>
+                                  </a:graphicData>
+                                </a:graphic>
+                              </wp:inline>
+                            </w:drawing>
+                          </w:r>
                         </w:p>
                         <w:p>
                           <w:pPr>
@@ -3374,129 +3282,11 @@
             <w:rPr>
               <w:noProof/>
             </w:rPr>
-            <w:drawing>
-              <wp:anchor distT="0" distB="0" distL="114300" distR="114300" simplePos="0" relativeHeight="251661312" behindDoc="0" locked="1" layoutInCell="1" allowOverlap="1" wp14:anchorId="6AABFA21" wp14:editId="67882B81">
-                <wp:simplePos x="0" y="0"/>
-                <wp:positionH relativeFrom="column">
-                  <wp:posOffset>5670550</wp:posOffset>
-                </wp:positionH>
-                <wp:positionV relativeFrom="page">
-                  <wp:posOffset>4544695</wp:posOffset>
-                </wp:positionV>
-                <wp:extent cx="427355" cy="597535"/>
-                <wp:effectExtent l="0" t="0" r="0" b="0"/>
-                <wp:wrapNone/>
-                <wp:docPr id="4" name="Grafik 1" descr="Kein Aktenzeichen Audit _ QMISO- Siegel  bis 2025"/>
-                <wp:cNvGraphicFramePr>
-                  <a:graphicFrameLocks xmlns:a="http://schemas.openxmlformats.org/drawingml/2006/main" noChangeAspect="1"/>
-                </wp:cNvGraphicFramePr>
-                <a:graphic xmlns:a="http://schemas.openxmlformats.org/drawingml/2006/main">
-                  <a:graphicData uri="http://schemas.openxmlformats.org/drawingml/2006/picture">
-                    <pic:pic xmlns:pic="http://schemas.openxmlformats.org/drawingml/2006/picture">
-                      <pic:nvPicPr>
-                        <pic:cNvPr id="0" name="Grafik 1" descr="Kein Aktenzeichen Audit _ QMISO- Siegel  bis 2025"/>
-                        <pic:cNvPicPr>
-                          <a:picLocks noChangeAspect="1" noChangeArrowheads="1"/>
-                        </pic:cNvPicPr>
-                      </pic:nvPicPr>
-                      <pic:blipFill>
-                        <a:blip r:embed="rId8" cstate="print">
-                          <a:extLst>
-                            <a:ext uri="{28A0092B-C50C-407E-A947-70E740481C1C}">
-                              <a14:useLocalDpi xmlns:a14="http://schemas.microsoft.com/office/drawing/2010/main" val="0"/>
-                            </a:ext>
-                          </a:extLst>
-                        </a:blip>
-                        <a:srcRect/>
-                        <a:stretch>
-                          <a:fillRect/>
-                        </a:stretch>
-                      </pic:blipFill>
-                      <pic:spPr bwMode="auto">
-                        <a:xfrm>
-                          <a:off x="0" y="0"/>
-                          <a:ext cx="427355" cy="597535"/>
-                        </a:xfrm>
-                        <a:prstGeom prst="rect">
-                          <a:avLst/>
-                        </a:prstGeom>
-                        <a:noFill/>
-                      </pic:spPr>
-                    </pic:pic>
-                  </a:graphicData>
-                </a:graphic>
-                <wp14:sizeRelH relativeFrom="margin">
-                  <wp14:pctWidth>0</wp14:pctWidth>
-                </wp14:sizeRelH>
-                <wp14:sizeRelV relativeFrom="margin">
-                  <wp14:pctHeight>0</wp14:pctHeight>
-                </wp14:sizeRelV>
-              </wp:anchor>
-            </w:drawing>
           </w:r>
           <w:r>
             <w:rPr>
               <w:noProof/>
             </w:rPr>
-            <w:drawing>
-              <wp:anchor distT="0" distB="0" distL="114300" distR="114300" simplePos="0" relativeHeight="251660288" behindDoc="0" locked="1" layoutInCell="1" allowOverlap="1" wp14:anchorId="58E7BFEE" wp14:editId="1FD6858E">
-                <wp:simplePos x="0" y="0"/>
-                <wp:positionH relativeFrom="column">
-                  <wp:posOffset>4864735</wp:posOffset>
-                </wp:positionH>
-                <wp:positionV relativeFrom="page">
-                  <wp:posOffset>4545965</wp:posOffset>
-                </wp:positionV>
-                <wp:extent cx="579120" cy="597535"/>
-                <wp:effectExtent l="0" t="0" r="0" b="0"/>
-                <wp:wrapNone/>
-                <wp:docPr id="3" name="Grafik 4"/>
-                <wp:cNvGraphicFramePr>
-                  <a:graphicFrameLocks xmlns:a="http://schemas.openxmlformats.org/drawingml/2006/main" noChangeAspect="1"/>
-                </wp:cNvGraphicFramePr>
-                <a:graphic xmlns:a="http://schemas.openxmlformats.org/drawingml/2006/main">
-                  <a:graphicData uri="http://schemas.openxmlformats.org/drawingml/2006/picture">
-                    <pic:pic xmlns:pic="http://schemas.openxmlformats.org/drawingml/2006/picture">
-                      <pic:nvPicPr>
-                        <pic:cNvPr id="0" name="Grafik 4"/>
-                        <pic:cNvPicPr>
-                          <a:picLocks noChangeAspect="1" noChangeArrowheads="1"/>
-                        </pic:cNvPicPr>
-                      </pic:nvPicPr>
-                      <pic:blipFill>
-                        <a:blip r:embed="rId9">
-                          <a:extLst>
-                            <a:ext uri="{28A0092B-C50C-407E-A947-70E740481C1C}">
-                              <a14:useLocalDpi xmlns:a14="http://schemas.microsoft.com/office/drawing/2010/main" val="0"/>
-                            </a:ext>
-                          </a:extLst>
-                        </a:blip>
-                        <a:srcRect/>
-                        <a:stretch>
-                          <a:fillRect/>
-                        </a:stretch>
-                      </pic:blipFill>
-                      <pic:spPr bwMode="auto">
-                        <a:xfrm>
-                          <a:off x="0" y="0"/>
-                          <a:ext cx="579120" cy="597535"/>
-                        </a:xfrm>
-                        <a:prstGeom prst="rect">
-                          <a:avLst/>
-                        </a:prstGeom>
-                        <a:noFill/>
-                      </pic:spPr>
-                    </pic:pic>
-                  </a:graphicData>
-                </a:graphic>
-                <wp14:sizeRelH relativeFrom="page">
-                  <wp14:pctWidth>0</wp14:pctWidth>
-                </wp14:sizeRelH>
-                <wp14:sizeRelV relativeFrom="page">
-                  <wp14:pctHeight>0</wp14:pctHeight>
-                </wp14:sizeRelV>
-              </wp:anchor>
-            </w:drawing>
           </w:r>
         </w:p>
         <w:p>

--- a/briefkopf/briefkopf-master.docx
+++ b/briefkopf/briefkopf-master.docx
@@ -11,33 +11,24 @@
           <w:pPr>
             <w:framePr w:w="5103" w:h="2279" w:hRule="exact" w:wrap="notBeside" w:vAnchor="page" w:hAnchor="page" w:x="1135" w:y="2966" w:anchorLock="1"/>
             <w:shd w:val="solid" w:color="FFFFFF" w:fill="FFFFFF"/>
-            <w:spacing w:line="360" w:lineRule="auto"/>
+            <w:spacing w:line="240" w:lineRule="auto"/>
             <w:jc w:val="left"/>
-            <w:rPr>
-              <w:sz w:val="22"/>
-            </w:rPr>
           </w:pPr>
         </w:p>
         <w:p>
           <w:pPr>
             <w:framePr w:w="5103" w:h="2279" w:hRule="exact" w:wrap="notBeside" w:vAnchor="page" w:hAnchor="page" w:x="1135" w:y="2966" w:anchorLock="1"/>
             <w:shd w:val="solid" w:color="FFFFFF" w:fill="FFFFFF"/>
-            <w:spacing w:line="360" w:lineRule="auto"/>
+            <w:spacing w:line="240" w:lineRule="auto"/>
             <w:jc w:val="left"/>
-            <w:rPr>
-              <w:sz w:val="22"/>
-            </w:rPr>
           </w:pPr>
         </w:p>
         <w:p>
           <w:pPr>
             <w:framePr w:w="5103" w:h="2279" w:hRule="exact" w:wrap="notBeside" w:vAnchor="page" w:hAnchor="page" w:x="1135" w:y="2966" w:anchorLock="1"/>
             <w:shd w:val="solid" w:color="FFFFFF" w:fill="FFFFFF"/>
-            <w:spacing w:line="360" w:lineRule="auto"/>
+            <w:spacing w:line="240" w:lineRule="auto"/>
             <w:jc w:val="left"/>
-            <w:rPr>
-              <w:sz w:val="22"/>
-            </w:rPr>
           </w:pPr>
           <w:r>
             <w:t>FELD_Gericht_Ort</w:t>
@@ -47,11 +38,8 @@
           <w:pPr>
             <w:framePr w:w="5103" w:h="2279" w:hRule="exact" w:wrap="notBeside" w:vAnchor="page" w:hAnchor="page" w:x="1135" w:y="2966" w:anchorLock="1"/>
             <w:shd w:val="solid" w:color="FFFFFF" w:fill="FFFFFF"/>
-            <w:spacing w:line="360" w:lineRule="auto"/>
+            <w:spacing w:line="240" w:lineRule="auto"/>
             <w:jc w:val="left"/>
-            <w:rPr>
-              <w:sz w:val="22"/>
-            </w:rPr>
           </w:pPr>
           <w:r>
             <w:t>-Insolvenzgericht-</w:t>
@@ -61,11 +49,8 @@
           <w:pPr>
             <w:framePr w:w="5103" w:h="2279" w:hRule="exact" w:wrap="notBeside" w:vAnchor="page" w:hAnchor="page" w:x="1135" w:y="2966" w:anchorLock="1"/>
             <w:shd w:val="solid" w:color="FFFFFF" w:fill="FFFFFF"/>
-            <w:spacing w:line="360" w:lineRule="auto"/>
+            <w:spacing w:line="240" w:lineRule="auto"/>
             <w:jc w:val="left"/>
-            <w:rPr>
-              <w:sz w:val="22"/>
-            </w:rPr>
           </w:pPr>
           <w:r>
             <w:t>FELD_Gericht_Adresse</w:t>
@@ -75,22 +60,16 @@
           <w:pPr>
             <w:framePr w:w="5103" w:h="2279" w:hRule="exact" w:wrap="notBeside" w:vAnchor="page" w:hAnchor="page" w:x="1135" w:y="2966" w:anchorLock="1"/>
             <w:shd w:val="solid" w:color="FFFFFF" w:fill="FFFFFF"/>
-            <w:spacing w:line="360" w:lineRule="auto"/>
+            <w:spacing w:line="240" w:lineRule="auto"/>
             <w:jc w:val="left"/>
-            <w:rPr>
-              <w:sz w:val="22"/>
-            </w:rPr>
           </w:pPr>
         </w:p>
         <w:p>
           <w:pPr>
             <w:framePr w:w="5103" w:h="2279" w:hRule="exact" w:wrap="notBeside" w:vAnchor="page" w:hAnchor="page" w:x="1135" w:y="2966" w:anchorLock="1"/>
             <w:shd w:val="solid" w:color="FFFFFF" w:fill="FFFFFF"/>
-            <w:spacing w:line="360" w:lineRule="auto"/>
+            <w:spacing w:line="240" w:lineRule="auto"/>
             <w:jc w:val="left"/>
-            <w:rPr>
-              <w:sz w:val="22"/>
-            </w:rPr>
           </w:pPr>
           <w:r>
             <w:t>FELD_Gericht_PLZ_Ort </w:t>
@@ -103,21 +82,18 @@
           <w:pPr>
             <w:framePr w:w="5103" w:h="2279" w:hRule="exact" w:wrap="notBeside" w:vAnchor="page" w:hAnchor="page" w:x="1135" w:y="2966" w:anchorLock="1"/>
             <w:shd w:val="solid" w:color="FFFFFF" w:fill="FFFFFF"/>
-            <w:spacing w:line="360" w:lineRule="auto"/>
+            <w:spacing w:line="240" w:lineRule="auto"/>
             <w:jc w:val="left"/>
-            <w:rPr>
-              <w:sz w:val="22"/>
-            </w:rPr>
           </w:pPr>
         </w:p>
         <w:p>
           <w:pPr>
             <w:framePr w:w="5525" w:h="387" w:hRule="exact" w:wrap="notBeside" w:vAnchor="page" w:hAnchor="page" w:x="1135" w:y="3063" w:anchorLock="1"/>
             <w:shd w:val="solid" w:color="FFFFFF" w:fill="FFFFFF"/>
-            <w:spacing w:line="360" w:lineRule="auto"/>
+            <w:spacing w:line="240" w:lineRule="auto"/>
             <w:jc w:val="left"/>
             <w:rPr>
-              <w:sz w:val="22"/>
+              <w:sz w:val="12"/>
               <w:szCs w:val="12"/>
             </w:rPr>
           </w:pPr>
@@ -133,10 +109,10 @@
           <w:pPr>
             <w:framePr w:w="5525" w:h="387" w:hRule="exact" w:wrap="notBeside" w:vAnchor="page" w:hAnchor="page" w:x="1135" w:y="3063" w:anchorLock="1"/>
             <w:shd w:val="solid" w:color="FFFFFF" w:fill="FFFFFF"/>
-            <w:spacing w:line="360" w:lineRule="auto"/>
+            <w:spacing w:line="240" w:lineRule="auto"/>
             <w:jc w:val="left"/>
             <w:rPr>
-              <w:sz w:val="22"/>
+              <w:sz w:val="12"/>
               <w:szCs w:val="12"/>
             </w:rPr>
           </w:pPr>
@@ -213,22 +189,15 @@
             <w:t xml:space="preserve"/>
           </w:r>
         </w:p>
-        <w:p>
-          <w:pPr>
-            <w:spacing w:line="360" w:lineRule="auto"/>
-            <w:rPr>
-              <w:sz w:val="22"/>
-            </w:rPr>
-          </w:pPr>
-        </w:p>
+        <w:p/>
         <w:p>
           <w:pPr>
             <w:framePr w:w="4537" w:h="2656" w:hRule="exact" w:wrap="notBeside" w:vAnchor="page" w:hAnchor="page" w:x="6961" w:y="3466"/>
             <w:shd w:val="solid" w:color="FFFFFF" w:fill="FFFFFF"/>
-            <w:spacing w:line="360" w:lineRule="auto"/>
+            <w:spacing w:line="240" w:lineRule="auto"/>
             <w:jc w:val="right"/>
             <w:rPr>
-              <w:sz w:val="22"/>
+              <w:sz w:val="14"/>
               <w:szCs w:val="14"/>
             </w:rPr>
           </w:pPr>
@@ -244,11 +213,11 @@
           <w:pPr>
             <w:framePr w:w="4537" w:h="2656" w:hRule="exact" w:wrap="notBeside" w:vAnchor="page" w:hAnchor="page" w:x="6961" w:y="3466"/>
             <w:shd w:val="solid" w:color="FFFFFF" w:fill="FFFFFF"/>
-            <w:spacing w:line="360" w:lineRule="auto"/>
+            <w:spacing w:line="240" w:lineRule="auto"/>
             <w:jc w:val="right"/>
             <w:rPr>
               <w:b/>
-              <w:sz w:val="22"/>
+              <w:sz w:val="16"/>
               <w:szCs w:val="16"/>
             </w:rPr>
           </w:pPr>
@@ -273,10 +242,10 @@
           <w:pPr>
             <w:framePr w:w="4537" w:h="2656" w:hRule="exact" w:wrap="notBeside" w:vAnchor="page" w:hAnchor="page" w:x="6961" w:y="3466"/>
             <w:shd w:val="solid" w:color="FFFFFF" w:fill="FFFFFF"/>
-            <w:spacing w:line="360" w:lineRule="auto"/>
+            <w:spacing w:line="240" w:lineRule="auto"/>
             <w:jc w:val="right"/>
             <w:rPr>
-              <w:sz w:val="22"/>
+              <w:sz w:val="14"/>
               <w:szCs w:val="14"/>
             </w:rPr>
           </w:pPr>
@@ -292,11 +261,11 @@
           <w:pPr>
             <w:framePr w:w="4537" w:h="2656" w:hRule="exact" w:wrap="notBeside" w:vAnchor="page" w:hAnchor="page" w:x="6961" w:y="3466"/>
             <w:shd w:val="solid" w:color="FFFFFF" w:fill="FFFFFF"/>
-            <w:spacing w:line="360" w:lineRule="auto"/>
+            <w:spacing w:line="240" w:lineRule="auto"/>
             <w:jc w:val="right"/>
             <w:rPr>
               <w:b/>
-              <w:sz w:val="22"/>
+              <w:sz w:val="16"/>
               <w:szCs w:val="16"/>
             </w:rPr>
           </w:pPr>
@@ -321,10 +290,10 @@
           <w:pPr>
             <w:framePr w:w="4537" w:h="2656" w:hRule="exact" w:wrap="notBeside" w:vAnchor="page" w:hAnchor="page" w:x="6961" w:y="3466"/>
             <w:shd w:val="solid" w:color="FFFFFF" w:fill="FFFFFF"/>
-            <w:spacing w:line="360" w:lineRule="auto"/>
+            <w:spacing w:line="240" w:lineRule="auto"/>
             <w:jc w:val="right"/>
             <w:rPr>
-              <w:sz w:val="22"/>
+              <w:sz w:val="14"/>
               <w:szCs w:val="14"/>
             </w:rPr>
           </w:pPr>
@@ -340,11 +309,11 @@
           <w:pPr>
             <w:framePr w:w="4537" w:h="2656" w:hRule="exact" w:wrap="notBeside" w:vAnchor="page" w:hAnchor="page" w:x="6961" w:y="3466"/>
             <w:shd w:val="solid" w:color="FFFFFF" w:fill="FFFFFF"/>
-            <w:spacing w:line="360" w:lineRule="auto"/>
+            <w:spacing w:line="240" w:lineRule="auto"/>
             <w:jc w:val="right"/>
             <w:rPr>
               <w:b/>
-              <w:sz w:val="22"/>
+              <w:sz w:val="16"/>
               <w:szCs w:val="16"/>
             </w:rPr>
           </w:pPr>
@@ -369,10 +338,10 @@
           <w:pPr>
             <w:framePr w:w="4537" w:h="2656" w:hRule="exact" w:wrap="notBeside" w:vAnchor="page" w:hAnchor="page" w:x="6961" w:y="3466"/>
             <w:shd w:val="solid" w:color="FFFFFF" w:fill="FFFFFF"/>
-            <w:spacing w:line="360" w:lineRule="auto"/>
+            <w:spacing w:line="240" w:lineRule="auto"/>
             <w:jc w:val="right"/>
             <w:rPr>
-              <w:sz w:val="22"/>
+              <w:sz w:val="14"/>
               <w:szCs w:val="14"/>
             </w:rPr>
           </w:pPr>
@@ -388,11 +357,11 @@
           <w:pPr>
             <w:framePr w:w="4537" w:h="2656" w:hRule="exact" w:wrap="notBeside" w:vAnchor="page" w:hAnchor="page" w:x="6961" w:y="3466"/>
             <w:shd w:val="solid" w:color="FFFFFF" w:fill="FFFFFF"/>
-            <w:spacing w:line="360" w:lineRule="auto"/>
+            <w:spacing w:line="240" w:lineRule="auto"/>
             <w:jc w:val="right"/>
             <w:rPr>
               <w:b/>
-              <w:sz w:val="22"/>
+              <w:sz w:val="16"/>
               <w:szCs w:val="16"/>
             </w:rPr>
           </w:pPr>
@@ -425,10 +394,10 @@
           <w:pPr>
             <w:framePr w:w="4537" w:h="2656" w:hRule="exact" w:wrap="notBeside" w:vAnchor="page" w:hAnchor="page" w:x="6961" w:y="3466"/>
             <w:shd w:val="solid" w:color="FFFFFF" w:fill="FFFFFF"/>
-            <w:spacing w:line="360" w:lineRule="auto"/>
+            <w:spacing w:line="240" w:lineRule="auto"/>
             <w:jc w:val="right"/>
             <w:rPr>
-              <w:sz w:val="22"/>
+              <w:sz w:val="14"/>
               <w:szCs w:val="14"/>
             </w:rPr>
           </w:pPr>
@@ -444,11 +413,11 @@
           <w:pPr>
             <w:framePr w:w="4537" w:h="2656" w:hRule="exact" w:wrap="notBeside" w:vAnchor="page" w:hAnchor="page" w:x="6961" w:y="3466"/>
             <w:shd w:val="solid" w:color="FFFFFF" w:fill="FFFFFF"/>
-            <w:spacing w:line="360" w:lineRule="auto"/>
+            <w:spacing w:line="240" w:lineRule="auto"/>
             <w:jc w:val="right"/>
             <w:rPr>
               <w:b/>
-              <w:sz w:val="22"/>
+              <w:sz w:val="16"/>
               <w:szCs w:val="16"/>
             </w:rPr>
           </w:pPr>
@@ -489,10 +458,10 @@
           <w:pPr>
             <w:framePr w:w="4537" w:h="2656" w:hRule="exact" w:wrap="notBeside" w:vAnchor="page" w:hAnchor="page" w:x="6961" w:y="3466"/>
             <w:shd w:val="solid" w:color="FFFFFF" w:fill="FFFFFF"/>
-            <w:spacing w:line="360" w:lineRule="auto"/>
+            <w:spacing w:line="240" w:lineRule="auto"/>
             <w:jc w:val="right"/>
             <w:rPr>
-              <w:sz w:val="22"/>
+              <w:sz w:val="14"/>
               <w:szCs w:val="14"/>
             </w:rPr>
           </w:pPr>
@@ -508,11 +477,11 @@
           <w:pPr>
             <w:framePr w:w="4537" w:h="2656" w:hRule="exact" w:wrap="notBeside" w:vAnchor="page" w:hAnchor="page" w:x="6961" w:y="3466"/>
             <w:shd w:val="solid" w:color="FFFFFF" w:fill="FFFFFF"/>
-            <w:spacing w:line="360" w:lineRule="auto"/>
+            <w:spacing w:line="240" w:lineRule="auto"/>
             <w:jc w:val="right"/>
             <w:rPr>
               <w:b/>
-              <w:sz w:val="22"/>
+              <w:sz w:val="16"/>
               <w:szCs w:val="16"/>
             </w:rPr>
           </w:pPr>
@@ -529,38 +498,20 @@
           <w:pPr>
             <w:framePr w:w="4537" w:h="2656" w:hRule="exact" w:wrap="notBeside" w:vAnchor="page" w:hAnchor="page" w:x="6961" w:y="3466"/>
             <w:shd w:val="solid" w:color="FFFFFF" w:fill="FFFFFF"/>
-            <w:spacing w:line="360" w:lineRule="auto"/>
+            <w:spacing w:line="240" w:lineRule="auto"/>
             <w:jc w:val="right"/>
             <w:rPr>
               <w:b/>
-              <w:sz w:val="22"/>
+              <w:sz w:val="14"/>
               <w:szCs w:val="14"/>
             </w:rPr>
           </w:pPr>
         </w:p>
-        <w:p>
-          <w:pPr>
-            <w:spacing w:line="360" w:lineRule="auto"/>
-            <w:rPr>
-              <w:sz w:val="22"/>
-            </w:rPr>
-          </w:pPr>
-        </w:p>
-        <w:p>
-          <w:pPr>
-            <w:spacing w:line="360" w:lineRule="auto"/>
-            <w:rPr>
-              <w:sz w:val="22"/>
-            </w:rPr>
-          </w:pPr>
-        </w:p>
+        <w:p/>
+        <w:p/>
         <w:p>
           <w:pPr>
             <w:jc w:val="left"/>
-            <w:spacing w:line="360" w:lineRule="auto"/>
-            <w:rPr>
-              <w:sz w:val="22"/>
-            </w:rPr>
           </w:pPr>
         </w:p>
         <w:p>
@@ -568,9 +519,7 @@
             <w:jc w:val="left"/>
             <w:rPr>
               <w:b/>
-              <w:sz w:val="22"/>
             </w:rPr>
-            <w:spacing w:line="360" w:lineRule="auto"/>
           </w:pPr>
           <w:r>
             <w:rPr>
@@ -691,98 +640,144 @@
                               </w:p>
                               <w:p>
                                 <w:pPr>
-                                  <w:spacing w:line="240" w:lineRule="auto" w:before="120" w:after="120"/>
+                                  <w:pBdr>
+                                    <w:bottom w:val="single" w:sz="4" w:space="1" w:color="auto"/>
+                                  </w:pBdr>
+                                  <w:autoSpaceDE w:val="0"/>
+                                  <w:autoSpaceDN w:val="0"/>
+                                  <w:adjustRightInd w:val="0"/>
+                                  <w:spacing w:line="276" w:lineRule="auto"/>
+                                  <w:jc w:val="center"/>
+                                  <w:rPr>
+                                    <w:rFonts w:eastAsia="Calibri" w:cs="CorporateSPro-Light"/>
+                                    <w:sz w:val="13"/>
+                                    <w:szCs w:val="13"/>
+                                    <w:lang w:eastAsia="de-DE"/>
+                                  </w:rPr>
                                 </w:pPr>
-                                <w:r>
-                                  <w:drawing>
-                                    <wp:inline distT="0" distB="0" distL="0" distR="0">
-                                      <wp:extent cx="427355" cy="597535"/>
-                                      <wp:effectExtent l="0" t="0" r="0" b="0"/>
-                                      <wp:docPr id="1000" name="Grafik 1_inline"/>
-                                      <wp:cNvGraphicFramePr/>
-                                      <a:graphic>
-                                        <a:graphicData uri="http://schemas.openxmlformats.org/drawingml/2006/picture">
-                                          <pic:pic xmlns:pic="http://schemas.openxmlformats.org/drawingml/2006/picture">
-                                            <pic:nvPicPr>
-                                              <pic:cNvPr id="0" name="Grafik 1" descr="Kein Aktenzeichen Audit _ QMISO- Siegel  bis 2025"/>
-                                              <pic:cNvPicPr>
-                                                <a:picLocks noChangeAspect="1" noChangeArrowheads="1"/>
-                                              </pic:cNvPicPr>
-                                            </pic:nvPicPr>
-                                            <pic:blipFill>
-                                              <a:blip r:embed="rId8" cstate="print">
-                                                <a:extLst>
-                                                  <a:ext uri="{28A0092B-C50C-407E-A947-70E740481C1C}">
-                                                    <a14:useLocalDpi xmlns:a14="http://schemas.microsoft.com/office/drawing/2010/main" val="0"/>
-                                                  </a:ext>
-                                                </a:extLst>
-                                              </a:blip>
-                                              <a:srcRect/>
-                                              <a:stretch>
-                                                <a:fillRect/>
-                                              </a:stretch>
-                                            </pic:blipFill>
-                                            <pic:spPr bwMode="auto">
-                                              <a:xfrm>
-                                                <a:off x="0" y="0"/>
-                                                <a:ext cx="427355" cy="597535"/>
-                                              </a:xfrm>
-                                              <a:prstGeom prst="rect">
-                                                <a:avLst/>
-                                              </a:prstGeom>
-                                              <a:noFill/>
-                                            </pic:spPr>
-                                          </pic:pic>
-                                        </a:graphicData>
-                                      </a:graphic>
-                                    </wp:inline>
-                                  </w:drawing>
-                                </w:r>
-                                <w:r>
-                                  <w:drawing>
-                                    <wp:inline distT="0" distB="0" distL="0" distR="0">
-                                      <wp:extent cx="579120" cy="597535"/>
-                                      <wp:effectExtent l="0" t="0" r="0" b="0"/>
-                                      <wp:docPr id="1001" name="Grafik 4_inline"/>
-                                      <wp:cNvGraphicFramePr/>
-                                      <a:graphic>
-                                        <a:graphicData uri="http://schemas.openxmlformats.org/drawingml/2006/picture">
-                                          <pic:pic xmlns:pic="http://schemas.openxmlformats.org/drawingml/2006/picture">
-                                            <pic:nvPicPr>
-                                              <pic:cNvPr id="0" name="Grafik 4"/>
-                                              <pic:cNvPicPr>
-                                                <a:picLocks noChangeAspect="1" noChangeArrowheads="1"/>
-                                              </pic:cNvPicPr>
-                                            </pic:nvPicPr>
-                                            <pic:blipFill>
-                                              <a:blip r:embed="rId9">
-                                                <a:extLst>
-                                                  <a:ext uri="{28A0092B-C50C-407E-A947-70E740481C1C}">
-                                                    <a14:useLocalDpi xmlns:a14="http://schemas.microsoft.com/office/drawing/2010/main" val="0"/>
-                                                  </a:ext>
-                                                </a:extLst>
-                                              </a:blip>
-                                              <a:srcRect/>
-                                              <a:stretch>
-                                                <a:fillRect/>
-                                              </a:stretch>
-                                            </pic:blipFill>
-                                            <pic:spPr bwMode="auto">
-                                              <a:xfrm>
-                                                <a:off x="0" y="0"/>
-                                                <a:ext cx="579120" cy="597535"/>
-                                              </a:xfrm>
-                                              <a:prstGeom prst="rect">
-                                                <a:avLst/>
-                                              </a:prstGeom>
-                                              <a:noFill/>
-                                            </pic:spPr>
-                                          </pic:pic>
-                                        </a:graphicData>
-                                      </a:graphic>
-                                    </wp:inline>
-                                  </w:drawing>
-                                </w:r>
+                              </w:p>
+                              <w:p>
+                                <w:pPr>
+                                  <w:pBdr>
+                                    <w:bottom w:val="single" w:sz="4" w:space="1" w:color="auto"/>
+                                  </w:pBdr>
+                                  <w:autoSpaceDE w:val="0"/>
+                                  <w:autoSpaceDN w:val="0"/>
+                                  <w:adjustRightInd w:val="0"/>
+                                  <w:spacing w:line="276" w:lineRule="auto"/>
+                                  <w:jc w:val="center"/>
+                                  <w:rPr>
+                                    <w:rFonts w:eastAsia="Calibri" w:cs="CorporateSPro-Light"/>
+                                    <w:sz w:val="13"/>
+                                    <w:szCs w:val="13"/>
+                                    <w:lang w:eastAsia="de-DE"/>
+                                  </w:rPr>
+                                </w:pPr>
+                              </w:p>
+                              <w:p>
+                                <w:pPr>
+                                  <w:pBdr>
+                                    <w:bottom w:val="single" w:sz="4" w:space="1" w:color="auto"/>
+                                  </w:pBdr>
+                                  <w:autoSpaceDE w:val="0"/>
+                                  <w:autoSpaceDN w:val="0"/>
+                                  <w:adjustRightInd w:val="0"/>
+                                  <w:spacing w:line="276" w:lineRule="auto"/>
+                                  <w:jc w:val="center"/>
+                                  <w:rPr>
+                                    <w:rFonts w:eastAsia="Calibri" w:cs="CorporateSPro-Light"/>
+                                    <w:sz w:val="13"/>
+                                    <w:szCs w:val="13"/>
+                                    <w:lang w:eastAsia="de-DE"/>
+                                  </w:rPr>
+                                </w:pPr>
+                              </w:p>
+                              <w:p>
+                                <w:pPr>
+                                  <w:pBdr>
+                                    <w:bottom w:val="single" w:sz="4" w:space="1" w:color="auto"/>
+                                  </w:pBdr>
+                                  <w:autoSpaceDE w:val="0"/>
+                                  <w:autoSpaceDN w:val="0"/>
+                                  <w:adjustRightInd w:val="0"/>
+                                  <w:spacing w:line="276" w:lineRule="auto"/>
+                                  <w:jc w:val="center"/>
+                                  <w:rPr>
+                                    <w:rFonts w:eastAsia="Calibri" w:cs="CorporateSPro-Light"/>
+                                    <w:sz w:val="13"/>
+                                    <w:szCs w:val="13"/>
+                                    <w:lang w:eastAsia="de-DE"/>
+                                  </w:rPr>
+                                </w:pPr>
+                              </w:p>
+                              <w:p>
+                                <w:pPr>
+                                  <w:pBdr>
+                                    <w:bottom w:val="single" w:sz="4" w:space="1" w:color="auto"/>
+                                  </w:pBdr>
+                                  <w:autoSpaceDE w:val="0"/>
+                                  <w:autoSpaceDN w:val="0"/>
+                                  <w:adjustRightInd w:val="0"/>
+                                  <w:spacing w:line="276" w:lineRule="auto"/>
+                                  <w:jc w:val="center"/>
+                                  <w:rPr>
+                                    <w:rFonts w:eastAsia="Calibri" w:cs="CorporateSPro-Light"/>
+                                    <w:sz w:val="13"/>
+                                    <w:szCs w:val="13"/>
+                                    <w:lang w:eastAsia="de-DE"/>
+                                  </w:rPr>
+                                </w:pPr>
+                              </w:p>
+                              <w:p>
+                                <w:pPr>
+                                  <w:pBdr>
+                                    <w:bottom w:val="single" w:sz="4" w:space="1" w:color="auto"/>
+                                  </w:pBdr>
+                                  <w:autoSpaceDE w:val="0"/>
+                                  <w:autoSpaceDN w:val="0"/>
+                                  <w:adjustRightInd w:val="0"/>
+                                  <w:spacing w:line="276" w:lineRule="auto"/>
+                                  <w:jc w:val="center"/>
+                                  <w:rPr>
+                                    <w:rFonts w:eastAsia="Calibri" w:cs="CorporateSPro-Light"/>
+                                    <w:sz w:val="13"/>
+                                    <w:szCs w:val="13"/>
+                                    <w:lang w:eastAsia="de-DE"/>
+                                  </w:rPr>
+                                </w:pPr>
+                              </w:p>
+                              <w:p>
+                                <w:pPr>
+                                  <w:pBdr>
+                                    <w:bottom w:val="single" w:sz="4" w:space="1" w:color="auto"/>
+                                  </w:pBdr>
+                                  <w:autoSpaceDE w:val="0"/>
+                                  <w:autoSpaceDN w:val="0"/>
+                                  <w:adjustRightInd w:val="0"/>
+                                  <w:spacing w:line="276" w:lineRule="auto"/>
+                                  <w:jc w:val="center"/>
+                                  <w:rPr>
+                                    <w:rFonts w:eastAsia="Calibri" w:cs="CorporateSPro-Light"/>
+                                    <w:sz w:val="13"/>
+                                    <w:szCs w:val="13"/>
+                                    <w:lang w:eastAsia="de-DE"/>
+                                  </w:rPr>
+                                </w:pPr>
+                              </w:p>
+                              <w:p>
+                                <w:pPr>
+                                  <w:autoSpaceDE w:val="0"/>
+                                  <w:autoSpaceDN w:val="0"/>
+                                  <w:adjustRightInd w:val="0"/>
+                                  <w:spacing w:line="276" w:lineRule="auto"/>
+                                  <w:jc w:val="left"/>
+                                  <w:rPr>
+                                    <w:rFonts w:eastAsia="Calibri" w:cs="CorporateSPro-Light"/>
+                                    <w:sz w:val="13"/>
+                                    <w:szCs w:val="13"/>
+                                    <w:lang w:eastAsia="de-DE"/>
+                                  </w:rPr>
+                                </w:pPr>
                               </w:p>
                               <w:p>
                                 <w:pPr>
@@ -2022,98 +2017,144 @@
                         </w:p>
                         <w:p>
                           <w:pPr>
-                            <w:spacing w:line="240" w:lineRule="auto" w:before="120" w:after="120"/>
+                            <w:pBdr>
+                              <w:bottom w:val="single" w:sz="4" w:space="1" w:color="auto"/>
+                            </w:pBdr>
+                            <w:autoSpaceDE w:val="0"/>
+                            <w:autoSpaceDN w:val="0"/>
+                            <w:adjustRightInd w:val="0"/>
+                            <w:spacing w:line="276" w:lineRule="auto"/>
+                            <w:jc w:val="center"/>
+                            <w:rPr>
+                              <w:rFonts w:eastAsia="Calibri" w:cs="CorporateSPro-Light"/>
+                              <w:sz w:val="13"/>
+                              <w:szCs w:val="13"/>
+                              <w:lang w:eastAsia="de-DE"/>
+                            </w:rPr>
                           </w:pPr>
-                          <w:r>
-                            <w:drawing>
-                              <wp:inline distT="0" distB="0" distL="0" distR="0">
-                                <wp:extent cx="427355" cy="597535"/>
-                                <wp:effectExtent l="0" t="0" r="0" b="0"/>
-                                <wp:docPr id="1000" name="Grafik 1_inline"/>
-                                <wp:cNvGraphicFramePr/>
-                                <a:graphic xmlns:a="http://schemas.openxmlformats.org/drawingml/2006/main">
-                                  <a:graphicData uri="http://schemas.openxmlformats.org/drawingml/2006/picture">
-                                    <pic:pic xmlns:pic="http://schemas.openxmlformats.org/drawingml/2006/picture">
-                                      <pic:nvPicPr>
-                                        <pic:cNvPr id="0" name="Grafik 1" descr="Kein Aktenzeichen Audit _ QMISO- Siegel  bis 2025"/>
-                                        <pic:cNvPicPr>
-                                          <a:picLocks noChangeAspect="1" noChangeArrowheads="1"/>
-                                        </pic:cNvPicPr>
-                                      </pic:nvPicPr>
-                                      <pic:blipFill>
-                                        <a:blip r:embed="rId8" cstate="print">
-                                          <a:extLst>
-                                            <a:ext uri="{28A0092B-C50C-407E-A947-70E740481C1C}">
-                                              <a14:useLocalDpi xmlns:a14="http://schemas.microsoft.com/office/drawing/2010/main" val="0"/>
-                                            </a:ext>
-                                          </a:extLst>
-                                        </a:blip>
-                                        <a:srcRect/>
-                                        <a:stretch>
-                                          <a:fillRect/>
-                                        </a:stretch>
-                                      </pic:blipFill>
-                                      <pic:spPr bwMode="auto">
-                                        <a:xfrm>
-                                          <a:off x="0" y="0"/>
-                                          <a:ext cx="427355" cy="597535"/>
-                                        </a:xfrm>
-                                        <a:prstGeom prst="rect">
-                                          <a:avLst/>
-                                        </a:prstGeom>
-                                        <a:noFill/>
-                                      </pic:spPr>
-                                    </pic:pic>
-                                  </a:graphicData>
-                                </a:graphic>
-                              </wp:inline>
-                            </w:drawing>
-                          </w:r>
-                          <w:r>
-                            <w:drawing>
-                              <wp:inline distT="0" distB="0" distL="0" distR="0">
-                                <wp:extent cx="579120" cy="597535"/>
-                                <wp:effectExtent l="0" t="0" r="0" b="0"/>
-                                <wp:docPr id="1001" name="Grafik 4_inline"/>
-                                <wp:cNvGraphicFramePr/>
-                                <a:graphic xmlns:a="http://schemas.openxmlformats.org/drawingml/2006/main">
-                                  <a:graphicData uri="http://schemas.openxmlformats.org/drawingml/2006/picture">
-                                    <pic:pic xmlns:pic="http://schemas.openxmlformats.org/drawingml/2006/picture">
-                                      <pic:nvPicPr>
-                                        <pic:cNvPr id="0" name="Grafik 4"/>
-                                        <pic:cNvPicPr>
-                                          <a:picLocks noChangeAspect="1" noChangeArrowheads="1"/>
-                                        </pic:cNvPicPr>
-                                      </pic:nvPicPr>
-                                      <pic:blipFill>
-                                        <a:blip r:embed="rId9">
-                                          <a:extLst>
-                                            <a:ext uri="{28A0092B-C50C-407E-A947-70E740481C1C}">
-                                              <a14:useLocalDpi xmlns:a14="http://schemas.microsoft.com/office/drawing/2010/main" val="0"/>
-                                            </a:ext>
-                                          </a:extLst>
-                                        </a:blip>
-                                        <a:srcRect/>
-                                        <a:stretch>
-                                          <a:fillRect/>
-                                        </a:stretch>
-                                      </pic:blipFill>
-                                      <pic:spPr bwMode="auto">
-                                        <a:xfrm>
-                                          <a:off x="0" y="0"/>
-                                          <a:ext cx="579120" cy="597535"/>
-                                        </a:xfrm>
-                                        <a:prstGeom prst="rect">
-                                          <a:avLst/>
-                                        </a:prstGeom>
-                                        <a:noFill/>
-                                      </pic:spPr>
-                                    </pic:pic>
-                                  </a:graphicData>
-                                </a:graphic>
-                              </wp:inline>
-                            </w:drawing>
-                          </w:r>
+                        </w:p>
+                        <w:p>
+                          <w:pPr>
+                            <w:pBdr>
+                              <w:bottom w:val="single" w:sz="4" w:space="1" w:color="auto"/>
+                            </w:pBdr>
+                            <w:autoSpaceDE w:val="0"/>
+                            <w:autoSpaceDN w:val="0"/>
+                            <w:adjustRightInd w:val="0"/>
+                            <w:spacing w:line="276" w:lineRule="auto"/>
+                            <w:jc w:val="center"/>
+                            <w:rPr>
+                              <w:rFonts w:eastAsia="Calibri" w:cs="CorporateSPro-Light"/>
+                              <w:sz w:val="13"/>
+                              <w:szCs w:val="13"/>
+                              <w:lang w:eastAsia="de-DE"/>
+                            </w:rPr>
+                          </w:pPr>
+                        </w:p>
+                        <w:p>
+                          <w:pPr>
+                            <w:pBdr>
+                              <w:bottom w:val="single" w:sz="4" w:space="1" w:color="auto"/>
+                            </w:pBdr>
+                            <w:autoSpaceDE w:val="0"/>
+                            <w:autoSpaceDN w:val="0"/>
+                            <w:adjustRightInd w:val="0"/>
+                            <w:spacing w:line="276" w:lineRule="auto"/>
+                            <w:jc w:val="center"/>
+                            <w:rPr>
+                              <w:rFonts w:eastAsia="Calibri" w:cs="CorporateSPro-Light"/>
+                              <w:sz w:val="13"/>
+                              <w:szCs w:val="13"/>
+                              <w:lang w:eastAsia="de-DE"/>
+                            </w:rPr>
+                          </w:pPr>
+                        </w:p>
+                        <w:p>
+                          <w:pPr>
+                            <w:pBdr>
+                              <w:bottom w:val="single" w:sz="4" w:space="1" w:color="auto"/>
+                            </w:pBdr>
+                            <w:autoSpaceDE w:val="0"/>
+                            <w:autoSpaceDN w:val="0"/>
+                            <w:adjustRightInd w:val="0"/>
+                            <w:spacing w:line="276" w:lineRule="auto"/>
+                            <w:jc w:val="center"/>
+                            <w:rPr>
+                              <w:rFonts w:eastAsia="Calibri" w:cs="CorporateSPro-Light"/>
+                              <w:sz w:val="13"/>
+                              <w:szCs w:val="13"/>
+                              <w:lang w:eastAsia="de-DE"/>
+                            </w:rPr>
+                          </w:pPr>
+                        </w:p>
+                        <w:p>
+                          <w:pPr>
+                            <w:pBdr>
+                              <w:bottom w:val="single" w:sz="4" w:space="1" w:color="auto"/>
+                            </w:pBdr>
+                            <w:autoSpaceDE w:val="0"/>
+                            <w:autoSpaceDN w:val="0"/>
+                            <w:adjustRightInd w:val="0"/>
+                            <w:spacing w:line="276" w:lineRule="auto"/>
+                            <w:jc w:val="center"/>
+                            <w:rPr>
+                              <w:rFonts w:eastAsia="Calibri" w:cs="CorporateSPro-Light"/>
+                              <w:sz w:val="13"/>
+                              <w:szCs w:val="13"/>
+                              <w:lang w:eastAsia="de-DE"/>
+                            </w:rPr>
+                          </w:pPr>
+                        </w:p>
+                        <w:p>
+                          <w:pPr>
+                            <w:pBdr>
+                              <w:bottom w:val="single" w:sz="4" w:space="1" w:color="auto"/>
+                            </w:pBdr>
+                            <w:autoSpaceDE w:val="0"/>
+                            <w:autoSpaceDN w:val="0"/>
+                            <w:adjustRightInd w:val="0"/>
+                            <w:spacing w:line="276" w:lineRule="auto"/>
+                            <w:jc w:val="center"/>
+                            <w:rPr>
+                              <w:rFonts w:eastAsia="Calibri" w:cs="CorporateSPro-Light"/>
+                              <w:sz w:val="13"/>
+                              <w:szCs w:val="13"/>
+                              <w:lang w:eastAsia="de-DE"/>
+                            </w:rPr>
+                          </w:pPr>
+                        </w:p>
+                        <w:p>
+                          <w:pPr>
+                            <w:pBdr>
+                              <w:bottom w:val="single" w:sz="4" w:space="1" w:color="auto"/>
+                            </w:pBdr>
+                            <w:autoSpaceDE w:val="0"/>
+                            <w:autoSpaceDN w:val="0"/>
+                            <w:adjustRightInd w:val="0"/>
+                            <w:spacing w:line="276" w:lineRule="auto"/>
+                            <w:jc w:val="center"/>
+                            <w:rPr>
+                              <w:rFonts w:eastAsia="Calibri" w:cs="CorporateSPro-Light"/>
+                              <w:sz w:val="13"/>
+                              <w:szCs w:val="13"/>
+                              <w:lang w:eastAsia="de-DE"/>
+                            </w:rPr>
+                          </w:pPr>
+                        </w:p>
+                        <w:p>
+                          <w:pPr>
+                            <w:autoSpaceDE w:val="0"/>
+                            <w:autoSpaceDN w:val="0"/>
+                            <w:adjustRightInd w:val="0"/>
+                            <w:spacing w:line="276" w:lineRule="auto"/>
+                            <w:jc w:val="left"/>
+                            <w:rPr>
+                              <w:rFonts w:eastAsia="Calibri" w:cs="CorporateSPro-Light"/>
+                              <w:sz w:val="13"/>
+                              <w:szCs w:val="13"/>
+                              <w:lang w:eastAsia="de-DE"/>
+                            </w:rPr>
+                          </w:pPr>
                         </w:p>
                         <w:p>
                           <w:pPr>
@@ -3274,19 +3315,135 @@
             <w:jc w:val="left"/>
             <w:rPr>
               <w:b/>
-              <w:sz w:val="22"/>
             </w:rPr>
-            <w:spacing w:line="360" w:lineRule="auto"/>
           </w:pPr>
           <w:r>
             <w:rPr>
               <w:noProof/>
             </w:rPr>
+            <w:drawing>
+              <wp:anchor distT="0" distB="0" distL="114300" distR="114300" simplePos="0" relativeHeight="251661312" behindDoc="0" locked="1" layoutInCell="1" allowOverlap="1" wp14:anchorId="6AABFA21" wp14:editId="67882B81">
+                <wp:simplePos x="0" y="0"/>
+                <wp:positionH relativeFrom="column">
+                  <wp:posOffset>5670550</wp:posOffset>
+                </wp:positionH>
+                <wp:positionV relativeFrom="page">
+                  <wp:posOffset>4544695</wp:posOffset>
+                </wp:positionV>
+                <wp:extent cx="427355" cy="597535"/>
+                <wp:effectExtent l="0" t="0" r="0" b="0"/>
+                <wp:wrapNone/>
+                <wp:docPr id="4" name="Grafik 1" descr="Kein Aktenzeichen Audit _ QMISO- Siegel  bis 2025"/>
+                <wp:cNvGraphicFramePr>
+                  <a:graphicFrameLocks xmlns:a="http://schemas.openxmlformats.org/drawingml/2006/main" noChangeAspect="1"/>
+                </wp:cNvGraphicFramePr>
+                <a:graphic xmlns:a="http://schemas.openxmlformats.org/drawingml/2006/main">
+                  <a:graphicData uri="http://schemas.openxmlformats.org/drawingml/2006/picture">
+                    <pic:pic xmlns:pic="http://schemas.openxmlformats.org/drawingml/2006/picture">
+                      <pic:nvPicPr>
+                        <pic:cNvPr id="0" name="Grafik 1" descr="Kein Aktenzeichen Audit _ QMISO- Siegel  bis 2025"/>
+                        <pic:cNvPicPr>
+                          <a:picLocks noChangeAspect="1" noChangeArrowheads="1"/>
+                        </pic:cNvPicPr>
+                      </pic:nvPicPr>
+                      <pic:blipFill>
+                        <a:blip r:embed="rId8" cstate="print">
+                          <a:extLst>
+                            <a:ext uri="{28A0092B-C50C-407E-A947-70E740481C1C}">
+                              <a14:useLocalDpi xmlns:a14="http://schemas.microsoft.com/office/drawing/2010/main" val="0"/>
+                            </a:ext>
+                          </a:extLst>
+                        </a:blip>
+                        <a:srcRect/>
+                        <a:stretch>
+                          <a:fillRect/>
+                        </a:stretch>
+                      </pic:blipFill>
+                      <pic:spPr bwMode="auto">
+                        <a:xfrm>
+                          <a:off x="0" y="0"/>
+                          <a:ext cx="427355" cy="597535"/>
+                        </a:xfrm>
+                        <a:prstGeom prst="rect">
+                          <a:avLst/>
+                        </a:prstGeom>
+                        <a:noFill/>
+                      </pic:spPr>
+                    </pic:pic>
+                  </a:graphicData>
+                </a:graphic>
+                <wp14:sizeRelH relativeFrom="margin">
+                  <wp14:pctWidth>0</wp14:pctWidth>
+                </wp14:sizeRelH>
+                <wp14:sizeRelV relativeFrom="margin">
+                  <wp14:pctHeight>0</wp14:pctHeight>
+                </wp14:sizeRelV>
+              </wp:anchor>
+            </w:drawing>
           </w:r>
           <w:r>
             <w:rPr>
               <w:noProof/>
             </w:rPr>
+            <w:drawing>
+              <wp:anchor distT="0" distB="0" distL="114300" distR="114300" simplePos="0" relativeHeight="251660288" behindDoc="0" locked="1" layoutInCell="1" allowOverlap="1" wp14:anchorId="58E7BFEE" wp14:editId="1FD6858E">
+                <wp:simplePos x="0" y="0"/>
+                <wp:positionH relativeFrom="column">
+                  <wp:posOffset>4864735</wp:posOffset>
+                </wp:positionH>
+                <wp:positionV relativeFrom="page">
+                  <wp:posOffset>4545965</wp:posOffset>
+                </wp:positionV>
+                <wp:extent cx="579120" cy="597535"/>
+                <wp:effectExtent l="0" t="0" r="0" b="0"/>
+                <wp:wrapNone/>
+                <wp:docPr id="3" name="Grafik 4"/>
+                <wp:cNvGraphicFramePr>
+                  <a:graphicFrameLocks xmlns:a="http://schemas.openxmlformats.org/drawingml/2006/main" noChangeAspect="1"/>
+                </wp:cNvGraphicFramePr>
+                <a:graphic xmlns:a="http://schemas.openxmlformats.org/drawingml/2006/main">
+                  <a:graphicData uri="http://schemas.openxmlformats.org/drawingml/2006/picture">
+                    <pic:pic xmlns:pic="http://schemas.openxmlformats.org/drawingml/2006/picture">
+                      <pic:nvPicPr>
+                        <pic:cNvPr id="0" name="Grafik 4"/>
+                        <pic:cNvPicPr>
+                          <a:picLocks noChangeAspect="1" noChangeArrowheads="1"/>
+                        </pic:cNvPicPr>
+                      </pic:nvPicPr>
+                      <pic:blipFill>
+                        <a:blip r:embed="rId9">
+                          <a:extLst>
+                            <a:ext uri="{28A0092B-C50C-407E-A947-70E740481C1C}">
+                              <a14:useLocalDpi xmlns:a14="http://schemas.microsoft.com/office/drawing/2010/main" val="0"/>
+                            </a:ext>
+                          </a:extLst>
+                        </a:blip>
+                        <a:srcRect/>
+                        <a:stretch>
+                          <a:fillRect/>
+                        </a:stretch>
+                      </pic:blipFill>
+                      <pic:spPr bwMode="auto">
+                        <a:xfrm>
+                          <a:off x="0" y="0"/>
+                          <a:ext cx="579120" cy="597535"/>
+                        </a:xfrm>
+                        <a:prstGeom prst="rect">
+                          <a:avLst/>
+                        </a:prstGeom>
+                        <a:noFill/>
+                      </pic:spPr>
+                    </pic:pic>
+                  </a:graphicData>
+                </a:graphic>
+                <wp14:sizeRelH relativeFrom="page">
+                  <wp14:pctWidth>0</wp14:pctWidth>
+                </wp14:sizeRelH>
+                <wp14:sizeRelV relativeFrom="page">
+                  <wp14:pctHeight>0</wp14:pctHeight>
+                </wp14:sizeRelV>
+              </wp:anchor>
+            </w:drawing>
           </w:r>
         </w:p>
         <w:p>
@@ -3294,18 +3451,12 @@
             <w:jc w:val="left"/>
             <w:rPr>
               <w:b/>
-              <w:sz w:val="22"/>
             </w:rPr>
-            <w:spacing w:line="360" w:lineRule="auto"/>
           </w:pPr>
         </w:p>
         <w:p>
           <w:pPr>
             <w:jc w:val="left"/>
-            <w:spacing w:line="360" w:lineRule="auto"/>
-            <w:rPr>
-              <w:sz w:val="22"/>
-            </w:rPr>
           </w:pPr>
           <w:r>
             <w:t>FELD_Briefkopf_Ort, den FELD_Briefkopf_Datum</w:t>
@@ -3329,22 +3480,8 @@
             <w:t/>
           </w:r>
         </w:p>
-        <w:p>
-          <w:pPr>
-            <w:spacing w:line="360" w:lineRule="auto"/>
-            <w:rPr>
-              <w:sz w:val="22"/>
-            </w:rPr>
-          </w:pPr>
-        </w:p>
-        <w:p>
-          <w:pPr>
-            <w:spacing w:line="360" w:lineRule="auto"/>
-            <w:rPr>
-              <w:sz w:val="22"/>
-            </w:rPr>
-          </w:pPr>
-        </w:p>
+        <w:p/>
+        <w:p/>
       </w:sdtContent>
     </w:sdt>
     <w:sectPr>
